--- a/worksheets/PR_L10_FileHandling_Worksheet.docx
+++ b/worksheets/PR_L10_FileHandling_Worksheet.docx
@@ -340,7 +340,7 @@
                 <w:sz w:val="21"/>
                 <w:szCs w:val="21"/>
               </w:rPr>
-              <w:t xml:space="preserve"> you tap the badge.</w:t>
+              <w:t xml:space="preserve"> you start the programs.</w:t>
             </w:r>
           </w:p>
           <w:p>
@@ -363,7 +363,7 @@
                 <w:sz w:val="21"/>
                 <w:szCs w:val="21"/>
               </w:rPr>
-              <w:t xml:space="preserve">Tap the badge and answer the questions on screen. Your first answer is the one that counts.</w:t>
+              <w:t xml:space="preserve">Plan the task on this sheet, then write the program in the editor and press Run to try it.</w:t>
             </w:r>
           </w:p>
           <w:p>
@@ -386,77 +386,30 @@
                 <w:sz w:val="21"/>
                 <w:szCs w:val="21"/>
               </w:rPr>
-              <w:t xml:space="preserve">When the score screen appears, copy your score into the yellow box straight away.</w:t>
+              <w:t xml:space="preserve">Press Check to mark it. You can change your program and check again as often as you like - your best mark is the one that is kept.</w:t>
             </w:r>
           </w:p>
           <w:p>
             <w:pPr>
-              <w:spacing w:after="60" w:before="160"/>
+              <w:spacing w:after="60" w:before="60"/>
             </w:pPr>
             <w:r>
               <w:rPr>
                 <w:rFonts w:ascii="Arial" w:cs="Arial" w:eastAsia="Arial" w:hAnsi="Arial"/>
                 <w:b/>
                 <w:bCs/>
-                <w:color w:val="1C2C4A"/>
                 <w:sz w:val="21"/>
                 <w:szCs w:val="21"/>
               </w:rPr>
-              <w:t xml:space="preserve">By the end of the lesson I will:</w:t>
-            </w:r>
-          </w:p>
-          <w:p>
-            <w:pPr>
-              <w:pStyle w:val="ListParagraph"/>
-              <w:numPr>
-                <w:ilvl w:val="0"/>
-                <w:numId w:val="2"/>
-              </w:numPr>
-              <w:spacing w:after="20" w:before="20"/>
-            </w:pPr>
+              <w:t xml:space="preserve">5.  </w:t>
+            </w:r>
             <w:r>
               <w:rPr>
                 <w:rFonts w:ascii="Arial" w:cs="Arial" w:eastAsia="Arial" w:hAnsi="Arial"/>
                 <w:sz w:val="21"/>
                 <w:szCs w:val="21"/>
               </w:rPr>
-              <w:t xml:space="preserve">know how to open a text file, read what is in it and close it again</w:t>
-            </w:r>
-          </w:p>
-          <w:p>
-            <w:pPr>
-              <w:pStyle w:val="ListParagraph"/>
-              <w:numPr>
-                <w:ilvl w:val="0"/>
-                <w:numId w:val="2"/>
-              </w:numPr>
-              <w:spacing w:after="20" w:before="20"/>
-            </w:pPr>
-            <w:r>
-              <w:rPr>
-                <w:rFonts w:ascii="Arial" w:cs="Arial" w:eastAsia="Arial" w:hAnsi="Arial"/>
-                <w:sz w:val="21"/>
-                <w:szCs w:val="21"/>
-              </w:rPr>
-              <w:t xml:space="preserve">understand the difference between write mode and append mode</w:t>
-            </w:r>
-          </w:p>
-          <w:p>
-            <w:pPr>
-              <w:pStyle w:val="ListParagraph"/>
-              <w:numPr>
-                <w:ilvl w:val="0"/>
-                <w:numId w:val="2"/>
-              </w:numPr>
-              <w:spacing w:after="20" w:before="20"/>
-            </w:pPr>
-            <w:r>
-              <w:rPr>
-                <w:rFonts w:ascii="Arial" w:cs="Arial" w:eastAsia="Arial" w:hAnsi="Arial"/>
-                <w:sz w:val="21"/>
-                <w:szCs w:val="21"/>
-              </w:rPr>
-              <w:t xml:space="preserve">know how to split one line of a file into its separate fields</w:t>
+              <w:t xml:space="preserve">Read the tests that failed: each one says what was expected and what your program printed.</w:t>
             </w:r>
           </w:p>
         </w:tc>
@@ -540,7 +493,7 @@
                 <w:sz w:val="21"/>
                 <w:szCs w:val="21"/>
               </w:rPr>
-              <w:t xml:space="preserve">A program opens scores.txt in write mode, and the file already holds 40 lines of results. Write down what the file holds the moment that line has run, and which mode should have been used to add to it instead.</w:t>
+              <w:t xml:space="preserve">A program opens scores.txt in write mode, and the file already holds 40 lines. Write down what the file holds the moment that line has run, and which mode should have been used to add to it instead.</w:t>
             </w:r>
           </w:p>
           <w:tbl>
@@ -1364,7 +1317,7 @@
                 <w:sz w:val="21"/>
                 <w:szCs w:val="21"/>
               </w:rPr>
-              <w:t xml:space="preserve">A file left open can keep other programs out, and may lose data that was not written yet.</w:t>
+              <w:t xml:space="preserve">Leaving a file open can keep other programs out of it, and can lose anything not yet...</w:t>
             </w:r>
           </w:p>
           <w:tbl>
@@ -2144,7 +2097,7 @@
                 <w:sz w:val="21"/>
                 <w:szCs w:val="21"/>
               </w:rPr>
-              <w:t xml:space="preserve">A newline is one single invisible character, which is why a stripped line comes out shorter.</w:t>
+              <w:t xml:space="preserve">A newline is one single invisible character, which is why a stripped line is one character...</w:t>
             </w:r>
           </w:p>
           <w:tbl>
@@ -3030,7 +2983,7 @@
                 <w:sz w:val="21"/>
                 <w:szCs w:val="21"/>
               </w:rPr>
-              <w:t xml:space="preserve">Write mode creates the file if it is not there, which is handy and dangerous in equal measure.</w:t>
+              <w:t xml:space="preserve">Write mode makes the file when it is not there and empties it when it is, so the one thing it never does is...</w:t>
             </w:r>
           </w:p>
           <w:tbl>
@@ -3810,7 +3763,7 @@
                 <w:sz w:val="21"/>
                 <w:szCs w:val="21"/>
               </w:rPr>
-              <w:t xml:space="preserve">Three modes cover everything you need: r to read, w to write from scratch and a to add on the end.</w:t>
+              <w:t xml:space="preserve">Three modes cover everything you need: r reads, w starts the file again from empty and a...</w:t>
             </w:r>
           </w:p>
           <w:tbl>
@@ -3890,7 +3843,7 @@
                 <w:sz w:val="21"/>
                 <w:szCs w:val="21"/>
               </w:rPr>
-              <w:t xml:space="preserve">Which mode would a visitor log use, and why that one?</w:t>
+              <w:t xml:space="preserve">Which mode keeps what a file already holds, and why would you not use the other one?</w:t>
             </w:r>
           </w:p>
           <w:tbl>
@@ -4590,7 +4543,7 @@
                 <w:sz w:val="21"/>
                 <w:szCs w:val="21"/>
               </w:rPr>
-              <w:t xml:space="preserve">A file of comma-separated records is a CSV file, and a spreadsheet will open one straight away.</w:t>
+              <w:t xml:space="preserve">A file of comma-separated records has a name of its own, and a spreadsheet opens one straight away: it is a...</w:t>
             </w:r>
           </w:p>
           <w:tbl>
@@ -4670,7 +4623,7 @@
                 <w:sz w:val="21"/>
                 <w:szCs w:val="21"/>
               </w:rPr>
-              <w:t xml:space="preserve">How does a program find the record for one particular name?</w:t>
+              <w:t xml:space="preserve">How does a program find the one record whose first field matches what was typed in?</w:t>
             </w:r>
           </w:p>
           <w:tbl>
@@ -5476,7 +5429,7 @@
                 <w:sz w:val="21"/>
                 <w:szCs w:val="21"/>
               </w:rPr>
-              <w:t xml:space="preserve">Skipping blank lines is worth doing every time: a stray newline at the end of a file is very common.</w:t>
+              <w:t xml:space="preserve">A stray blank line at the end of a file is very common, so a careful program checks each line before it...</w:t>
             </w:r>
           </w:p>
           <w:tbl>
@@ -5556,7 +5509,7 @@
                 <w:sz w:val="21"/>
                 <w:szCs w:val="21"/>
               </w:rPr>
-              <w:t xml:space="preserve">Plan the two files a sales report program would need.</w:t>
+              <w:t xml:space="preserve">Which of two files does a program open in which mode, when it reads one and writes the other?</w:t>
             </w:r>
           </w:p>
           <w:tbl>
@@ -7510,7 +7463,7 @@
                 <w:sz w:val="21"/>
                 <w:szCs w:val="21"/>
               </w:rPr>
-              <w:t xml:space="preserve">b)  Write a program that adds a new visitor's name onto the end of log.txt without losing the names already in it, and then prints the whole file.  </w:t>
+              <w:t xml:space="preserve">b)  Write a program that reads a word and adds it onto the end of log.txt on a line of its own, without losing the lines already in the file, then prints every line of the file.  </w:t>
             </w:r>
             <w:r>
               <w:rPr>
@@ -7921,7 +7874,7 @@
                 <w:sz w:val="21"/>
                 <w:szCs w:val="21"/>
               </w:rPr>
-              <w:t xml:space="preserve">c)  Each line of members.txt holds a name and an age, separated by a comma. Write a program that prints the name of every member aged 16 or over.  </w:t>
+              <w:t xml:space="preserve">c)  Each line of data.txt holds a word and a whole number, separated by a comma. Write a program that prints the word from every line whose number is 16 or more.  </w:t>
             </w:r>
             <w:r>
               <w:rPr>
@@ -9234,12 +9187,6 @@
       <w:startOverride w:val="1"/>
     </w:lvlOverride>
   </w:num>
-  <w:num w:numId="2">
-    <w:abstractNumId w:val="2"/>
-    <w:lvlOverride w:ilvl="0">
-      <w:startOverride w:val="1"/>
-    </w:lvlOverride>
-  </w:num>
 </w:numbering>
 </file>
 

--- a/worksheets/PR_L10_FileHandling_Worksheet.docx
+++ b/worksheets/PR_L10_FileHandling_Worksheet.docx
@@ -363,7 +363,7 @@
                 <w:sz w:val="21"/>
                 <w:szCs w:val="21"/>
               </w:rPr>
-              <w:t xml:space="preserve">Plan the task on this sheet, then write the program in the editor and press Run to try it.</w:t>
+              <w:t xml:space="preserve">The What to do column says what each activity asks of you: run a program, say what it will display, change one thing, fill in a gap, fix a mistake, or write it yourself.</w:t>
             </w:r>
           </w:p>
           <w:p>
@@ -386,7 +386,7 @@
                 <w:sz w:val="21"/>
                 <w:szCs w:val="21"/>
               </w:rPr>
-              <w:t xml:space="preserve">Press Check to mark it. You can change your program and check again as often as you like - your best mark is the one that is kept.</w:t>
+              <w:t xml:space="preserve">Plan the ones you write on this sheet, then type the program in the editor and press Run to try it. Run never marks anything, so try things out freely.</w:t>
             </w:r>
           </w:p>
           <w:p>
@@ -409,7 +409,53 @@
                 <w:sz w:val="21"/>
                 <w:szCs w:val="21"/>
               </w:rPr>
-              <w:t xml:space="preserve">Read the tests that failed: each one says what was expected and what your program printed.</w:t>
+              <w:t xml:space="preserve">Press Check to mark it. You can change your program and check again as often as you like - your best mark is the one that is kept.</w:t>
+            </w:r>
+          </w:p>
+          <w:p>
+            <w:pPr>
+              <w:spacing w:after="60" w:before="60"/>
+            </w:pPr>
+            <w:r>
+              <w:rPr>
+                <w:rFonts w:ascii="Arial" w:cs="Arial" w:eastAsia="Arial" w:hAnsi="Arial"/>
+                <w:b/>
+                <w:bCs/>
+                <w:sz w:val="21"/>
+                <w:szCs w:val="21"/>
+              </w:rPr>
+              <w:t xml:space="preserve">6.  </w:t>
+            </w:r>
+            <w:r>
+              <w:rPr>
+                <w:rFonts w:ascii="Arial" w:cs="Arial" w:eastAsia="Arial" w:hAnsi="Arial"/>
+                <w:sz w:val="21"/>
+                <w:szCs w:val="21"/>
+              </w:rPr>
+              <w:t xml:space="preserve">Read the tests that failed: each one says what was expected and what your program displayed. If you are stuck, the Hint button gives you one step at a time.</w:t>
+            </w:r>
+          </w:p>
+          <w:p>
+            <w:pPr>
+              <w:spacing w:after="60" w:before="60"/>
+            </w:pPr>
+            <w:r>
+              <w:rPr>
+                <w:rFonts w:ascii="Arial" w:cs="Arial" w:eastAsia="Arial" w:hAnsi="Arial"/>
+                <w:b/>
+                <w:bCs/>
+                <w:sz w:val="21"/>
+                <w:szCs w:val="21"/>
+              </w:rPr>
+              <w:t xml:space="preserve">7.  </w:t>
+            </w:r>
+            <w:r>
+              <w:rPr>
+                <w:rFonts w:ascii="Arial" w:cs="Arial" w:eastAsia="Arial" w:hAnsi="Arial"/>
+                <w:sz w:val="21"/>
+                <w:szCs w:val="21"/>
+              </w:rPr>
+              <w:t xml:space="preserve">The activities marked Challenge are optional. Finish the rest of a station first, and come back to them if you have time.</w:t>
             </w:r>
           </w:p>
         </w:tc>
@@ -1503,12 +1549,12 @@
                 <w:sz w:val="21"/>
                 <w:szCs w:val="21"/>
               </w:rPr>
-              <w:t xml:space="preserve">Tick each one off as its tests pass in the editor</w:t>
+              <w:t xml:space="preserve">Tick each one off as you finish it in the editor</w:t>
             </w:r>
           </w:p>
           <w:tbl>
             <w:tblPr>
-              <w:tblW w:type="dxa" w:w="10026"/>
+              <w:tblW w:type="dxa" w:w="10024"/>
               <w:tblBorders>
                 <w:top w:val="single" w:color="auto" w:sz="4"/>
                 <w:left w:val="single" w:color="auto" w:sz="4"/>
@@ -1519,9 +1565,10 @@
               </w:tblBorders>
             </w:tblPr>
             <w:tblGrid>
-              <w:gridCol w:w="3342"/>
-              <w:gridCol w:w="3342"/>
-              <w:gridCol w:w="3342"/>
+              <w:gridCol w:w="2506"/>
+              <w:gridCol w:w="2506"/>
+              <w:gridCol w:w="2506"/>
+              <w:gridCol w:w="2506"/>
             </w:tblGrid>
             <w:tr>
               <w:trPr>
@@ -1530,7 +1577,7 @@
               </w:trPr>
               <w:tc>
                 <w:tcPr>
-                  <w:tcW w:type="dxa" w:w="3342"/>
+                  <w:tcW w:type="dxa" w:w="2506"/>
                   <w:tcBorders>
                     <w:top w:val="single" w:color="B7C2D1" w:sz="4"/>
                     <w:left w:val="single" w:color="B7C2D1" w:sz="4"/>
@@ -1558,13 +1605,13 @@
                       <w:sz w:val="20"/>
                       <w:szCs w:val="20"/>
                     </w:rPr>
-                    <w:t xml:space="preserve">Program</w:t>
-                  </w:r>
-                </w:p>
-              </w:tc>
-              <w:tc>
-                <w:tcPr>
-                  <w:tcW w:type="dxa" w:w="3342"/>
+                    <w:t xml:space="preserve">Activity</w:t>
+                  </w:r>
+                </w:p>
+              </w:tc>
+              <w:tc>
+                <w:tcPr>
+                  <w:tcW w:type="dxa" w:w="2506"/>
                   <w:tcBorders>
                     <w:top w:val="single" w:color="B7C2D1" w:sz="4"/>
                     <w:left w:val="single" w:color="B7C2D1" w:sz="4"/>
@@ -1592,13 +1639,47 @@
                       <w:sz w:val="20"/>
                       <w:szCs w:val="20"/>
                     </w:rPr>
+                    <w:t xml:space="preserve">What to do</w:t>
+                  </w:r>
+                </w:p>
+              </w:tc>
+              <w:tc>
+                <w:tcPr>
+                  <w:tcW w:type="dxa" w:w="2506"/>
+                  <w:tcBorders>
+                    <w:top w:val="single" w:color="B7C2D1" w:sz="4"/>
+                    <w:left w:val="single" w:color="B7C2D1" w:sz="4"/>
+                    <w:bottom w:val="single" w:color="B7C2D1" w:sz="4"/>
+                    <w:right w:val="single" w:color="B7C2D1" w:sz="4"/>
+                  </w:tcBorders>
+                  <w:shd w:fill="E6ECF5" w:color="auto" w:val="clear"/>
+                  <w:tcMar>
+                    <w:top w:type="dxa" w:w="80"/>
+                    <w:left w:type="dxa" w:w="120"/>
+                    <w:bottom w:type="dxa" w:w="80"/>
+                    <w:right w:type="dxa" w:w="120"/>
+                  </w:tcMar>
+                  <w:vAlign w:val="center"/>
+                </w:tcPr>
+                <w:p>
+                  <w:pPr>
+                    <w:spacing w:after="0" w:before="0"/>
+                  </w:pPr>
+                  <w:r>
+                    <w:rPr>
+                      <w:rFonts w:ascii="Arial" w:cs="Arial" w:eastAsia="Arial" w:hAnsi="Arial"/>
+                      <w:b/>
+                      <w:bCs/>
+                      <w:sz w:val="20"/>
+                      <w:szCs w:val="20"/>
+                    </w:rPr>
                     <w:t xml:space="preserve">Marks</w:t>
                   </w:r>
                 </w:p>
               </w:tc>
               <w:tc>
                 <w:tcPr>
-                  <w:tcW w:type="dxa" w:w="3342"/>
+                  <w:tcW w:type="dxa" w:w="2506"/>
                   <w:tcBorders>
                     <w:top w:val="single" w:color="B7C2D1" w:sz="4"/>
                     <w:left w:val="single" w:color="B7C2D1" w:sz="4"/>
@@ -1638,73 +1719,107 @@
               </w:trPr>
               <w:tc>
                 <w:tcPr>
-                  <w:tcW w:type="dxa" w:w="3342"/>
-                  <w:tcBorders>
-                    <w:top w:val="single" w:color="B7C2D1" w:sz="4"/>
-                    <w:left w:val="single" w:color="B7C2D1" w:sz="4"/>
-                    <w:bottom w:val="single" w:color="B7C2D1" w:sz="4"/>
-                    <w:right w:val="single" w:color="B7C2D1" w:sz="4"/>
-                  </w:tcBorders>
-                  <w:shd w:fill="FFFFFF" w:color="auto" w:val="clear"/>
-                  <w:tcMar>
-                    <w:top w:type="dxa" w:w="80"/>
-                    <w:left w:type="dxa" w:w="120"/>
-                    <w:bottom w:type="dxa" w:w="80"/>
-                    <w:right w:type="dxa" w:w="120"/>
-                  </w:tcMar>
-                  <w:vAlign w:val="center"/>
-                </w:tcPr>
-                <w:p>
-                  <w:pPr>
-                    <w:spacing w:after="0" w:before="0"/>
-                  </w:pPr>
-                  <w:r>
-                    <w:rPr>
-                      <w:rFonts w:ascii="Arial" w:cs="Arial" w:eastAsia="Arial" w:hAnsi="Arial"/>
-                      <w:sz w:val="21"/>
-                      <w:szCs w:val="21"/>
-                    </w:rPr>
-                    <w:t xml:space="preserve">A file called notes.txt is already there. Read the whole of notes.txt in one go. Close the file. Display exactly what was in it and nothing of your own.</w:t>
-                  </w:r>
-                </w:p>
-              </w:tc>
-              <w:tc>
-                <w:tcPr>
-                  <w:tcW w:type="dxa" w:w="3342"/>
-                  <w:tcBorders>
-                    <w:top w:val="single" w:color="B7C2D1" w:sz="4"/>
-                    <w:left w:val="single" w:color="B7C2D1" w:sz="4"/>
-                    <w:bottom w:val="single" w:color="B7C2D1" w:sz="4"/>
-                    <w:right w:val="single" w:color="B7C2D1" w:sz="4"/>
-                  </w:tcBorders>
-                  <w:shd w:fill="FFFFFF" w:color="auto" w:val="clear"/>
-                  <w:tcMar>
-                    <w:top w:type="dxa" w:w="80"/>
-                    <w:left w:type="dxa" w:w="120"/>
-                    <w:bottom w:type="dxa" w:w="80"/>
-                    <w:right w:type="dxa" w:w="120"/>
-                  </w:tcMar>
-                  <w:vAlign w:val="center"/>
-                </w:tcPr>
-                <w:p>
-                  <w:pPr>
-                    <w:spacing w:after="0" w:before="0"/>
-                  </w:pPr>
-                  <w:r>
-                    <w:rPr>
-                      <w:rFonts w:ascii="Arial" w:cs="Arial" w:eastAsia="Arial" w:hAnsi="Arial"/>
-                      <w:b w:val="false"/>
-                      <w:bCs w:val="false"/>
-                      <w:sz w:val="21"/>
-                      <w:szCs w:val="21"/>
-                    </w:rPr>
-                    <w:t xml:space="preserve">2</w:t>
-                  </w:r>
-                </w:p>
-              </w:tc>
-              <w:tc>
-                <w:tcPr>
-                  <w:tcW w:type="dxa" w:w="3342"/>
+                  <w:tcW w:type="dxa" w:w="2506"/>
+                  <w:tcBorders>
+                    <w:top w:val="single" w:color="B7C2D1" w:sz="4"/>
+                    <w:left w:val="single" w:color="B7C2D1" w:sz="4"/>
+                    <w:bottom w:val="single" w:color="B7C2D1" w:sz="4"/>
+                    <w:right w:val="single" w:color="B7C2D1" w:sz="4"/>
+                  </w:tcBorders>
+                  <w:shd w:fill="FFFFFF" w:color="auto" w:val="clear"/>
+                  <w:tcMar>
+                    <w:top w:type="dxa" w:w="80"/>
+                    <w:left w:type="dxa" w:w="120"/>
+                    <w:bottom w:type="dxa" w:w="80"/>
+                    <w:right w:type="dxa" w:w="120"/>
+                  </w:tcMar>
+                  <w:vAlign w:val="center"/>
+                </w:tcPr>
+                <w:p>
+                  <w:pPr>
+                    <w:spacing w:after="0" w:before="0"/>
+                  </w:pPr>
+                  <w:r>
+                    <w:rPr>
+                      <w:rFonts w:ascii="Arial" w:cs="Arial" w:eastAsia="Arial" w:hAnsi="Arial"/>
+                      <w:sz w:val="21"/>
+                      <w:szCs w:val="21"/>
+                    </w:rPr>
+                    <w:t xml:space="preserve">Press Run. The program makes a file, then reads that file straight back.</w:t>
+                  </w:r>
+                </w:p>
+              </w:tc>
+              <w:tc>
+                <w:tcPr>
+                  <w:tcW w:type="dxa" w:w="2506"/>
+                  <w:tcBorders>
+                    <w:top w:val="single" w:color="B7C2D1" w:sz="4"/>
+                    <w:left w:val="single" w:color="B7C2D1" w:sz="4"/>
+                    <w:bottom w:val="single" w:color="B7C2D1" w:sz="4"/>
+                    <w:right w:val="single" w:color="B7C2D1" w:sz="4"/>
+                  </w:tcBorders>
+                  <w:shd w:fill="FFFFFF" w:color="auto" w:val="clear"/>
+                  <w:tcMar>
+                    <w:top w:type="dxa" w:w="80"/>
+                    <w:left w:type="dxa" w:w="120"/>
+                    <w:bottom w:type="dxa" w:w="80"/>
+                    <w:right w:type="dxa" w:w="120"/>
+                  </w:tcMar>
+                  <w:vAlign w:val="center"/>
+                </w:tcPr>
+                <w:p>
+                  <w:pPr>
+                    <w:spacing w:after="0" w:before="0"/>
+                  </w:pPr>
+                  <w:r>
+                    <w:rPr>
+                      <w:rFonts w:ascii="Arial" w:cs="Arial" w:eastAsia="Arial" w:hAnsi="Arial"/>
+                      <w:b w:val="false"/>
+                      <w:bCs w:val="false"/>
+                      <w:sz w:val="21"/>
+                      <w:szCs w:val="21"/>
+                    </w:rPr>
+                    <w:t xml:space="preserve">Run it</w:t>
+                  </w:r>
+                </w:p>
+              </w:tc>
+              <w:tc>
+                <w:tcPr>
+                  <w:tcW w:type="dxa" w:w="2506"/>
+                  <w:tcBorders>
+                    <w:top w:val="single" w:color="B7C2D1" w:sz="4"/>
+                    <w:left w:val="single" w:color="B7C2D1" w:sz="4"/>
+                    <w:bottom w:val="single" w:color="B7C2D1" w:sz="4"/>
+                    <w:right w:val="single" w:color="B7C2D1" w:sz="4"/>
+                  </w:tcBorders>
+                  <w:shd w:fill="FFFFFF" w:color="auto" w:val="clear"/>
+                  <w:tcMar>
+                    <w:top w:type="dxa" w:w="80"/>
+                    <w:left w:type="dxa" w:w="120"/>
+                    <w:bottom w:type="dxa" w:w="80"/>
+                    <w:right w:type="dxa" w:w="120"/>
+                  </w:tcMar>
+                  <w:vAlign w:val="center"/>
+                </w:tcPr>
+                <w:p>
+                  <w:pPr>
+                    <w:spacing w:after="0" w:before="0"/>
+                  </w:pPr>
+                  <w:r>
+                    <w:rPr>
+                      <w:rFonts w:ascii="Arial" w:cs="Arial" w:eastAsia="Arial" w:hAnsi="Arial"/>
+                      <w:b w:val="false"/>
+                      <w:bCs w:val="false"/>
+                      <w:sz w:val="21"/>
+                      <w:szCs w:val="21"/>
+                    </w:rPr>
+                    <w:t xml:space="preserve">1</w:t>
+                  </w:r>
+                </w:p>
+              </w:tc>
+              <w:tc>
+                <w:tcPr>
+                  <w:tcW w:type="dxa" w:w="2506"/>
                   <w:tcBorders>
                     <w:top w:val="single" w:color="B7C2D1" w:sz="4"/>
                     <w:left w:val="single" w:color="B7C2D1" w:sz="4"/>
@@ -1744,39 +1859,773 @@
               </w:trPr>
               <w:tc>
                 <w:tcPr>
-                  <w:tcW w:type="dxa" w:w="3342"/>
-                  <w:tcBorders>
-                    <w:top w:val="single" w:color="B7C2D1" w:sz="4"/>
-                    <w:left w:val="single" w:color="B7C2D1" w:sz="4"/>
-                    <w:bottom w:val="single" w:color="B7C2D1" w:sz="4"/>
-                    <w:right w:val="single" w:color="B7C2D1" w:sz="4"/>
-                  </w:tcBorders>
-                  <w:shd w:fill="FFFFFF" w:color="auto" w:val="clear"/>
-                  <w:tcMar>
-                    <w:top w:type="dxa" w:w="80"/>
-                    <w:left w:type="dxa" w:w="120"/>
-                    <w:bottom w:type="dxa" w:w="80"/>
-                    <w:right w:type="dxa" w:w="120"/>
-                  </w:tcMar>
-                  <w:vAlign w:val="center"/>
-                </w:tcPr>
-                <w:p>
-                  <w:pPr>
-                    <w:spacing w:after="0" w:before="0"/>
-                  </w:pPr>
-                  <w:r>
-                    <w:rPr>
-                      <w:rFonts w:ascii="Arial" w:cs="Arial" w:eastAsia="Arial" w:hAnsi="Arial"/>
-                      <w:sz w:val="21"/>
-                      <w:szCs w:val="21"/>
-                    </w:rPr>
-                    <w:t xml:space="preserve">A file called data.txt is already there, and it may be empty. Read the whole of data.txt. Count every character in it, newlines included. Display characters [the count] and nothing else.</w:t>
-                  </w:r>
-                </w:p>
-              </w:tc>
-              <w:tc>
-                <w:tcPr>
-                  <w:tcW w:type="dxa" w:w="3342"/>
+                  <w:tcW w:type="dxa" w:w="2506"/>
+                  <w:tcBorders>
+                    <w:top w:val="single" w:color="B7C2D1" w:sz="4"/>
+                    <w:left w:val="single" w:color="B7C2D1" w:sz="4"/>
+                    <w:bottom w:val="single" w:color="B7C2D1" w:sz="4"/>
+                    <w:right w:val="single" w:color="B7C2D1" w:sz="4"/>
+                  </w:tcBorders>
+                  <w:shd w:fill="FFFFFF" w:color="auto" w:val="clear"/>
+                  <w:tcMar>
+                    <w:top w:type="dxa" w:w="80"/>
+                    <w:left w:type="dxa" w:w="120"/>
+                    <w:bottom w:type="dxa" w:w="80"/>
+                    <w:right w:type="dxa" w:w="120"/>
+                  </w:tcMar>
+                  <w:vAlign w:val="center"/>
+                </w:tcPr>
+                <w:p>
+                  <w:pPr>
+                    <w:spacing w:after="0" w:before="0"/>
+                  </w:pPr>
+                  <w:r>
+                    <w:rPr>
+                      <w:rFonts w:ascii="Arial" w:cs="Arial" w:eastAsia="Arial" w:hAnsi="Arial"/>
+                      <w:sz w:val="21"/>
+                      <w:szCs w:val="21"/>
+                    </w:rPr>
+                    <w:t xml:space="preserve">What will this program display?</w:t>
+                  </w:r>
+                </w:p>
+              </w:tc>
+              <w:tc>
+                <w:tcPr>
+                  <w:tcW w:type="dxa" w:w="2506"/>
+                  <w:tcBorders>
+                    <w:top w:val="single" w:color="B7C2D1" w:sz="4"/>
+                    <w:left w:val="single" w:color="B7C2D1" w:sz="4"/>
+                    <w:bottom w:val="single" w:color="B7C2D1" w:sz="4"/>
+                    <w:right w:val="single" w:color="B7C2D1" w:sz="4"/>
+                  </w:tcBorders>
+                  <w:shd w:fill="FFFFFF" w:color="auto" w:val="clear"/>
+                  <w:tcMar>
+                    <w:top w:type="dxa" w:w="80"/>
+                    <w:left w:type="dxa" w:w="120"/>
+                    <w:bottom w:type="dxa" w:w="80"/>
+                    <w:right w:type="dxa" w:w="120"/>
+                  </w:tcMar>
+                  <w:vAlign w:val="center"/>
+                </w:tcPr>
+                <w:p>
+                  <w:pPr>
+                    <w:spacing w:after="0" w:before="0"/>
+                  </w:pPr>
+                  <w:r>
+                    <w:rPr>
+                      <w:rFonts w:ascii="Arial" w:cs="Arial" w:eastAsia="Arial" w:hAnsi="Arial"/>
+                      <w:b w:val="false"/>
+                      <w:bCs w:val="false"/>
+                      <w:sz w:val="21"/>
+                      <w:szCs w:val="21"/>
+                    </w:rPr>
+                    <w:t xml:space="preserve">Predict</w:t>
+                  </w:r>
+                </w:p>
+              </w:tc>
+              <w:tc>
+                <w:tcPr>
+                  <w:tcW w:type="dxa" w:w="2506"/>
+                  <w:tcBorders>
+                    <w:top w:val="single" w:color="B7C2D1" w:sz="4"/>
+                    <w:left w:val="single" w:color="B7C2D1" w:sz="4"/>
+                    <w:bottom w:val="single" w:color="B7C2D1" w:sz="4"/>
+                    <w:right w:val="single" w:color="B7C2D1" w:sz="4"/>
+                  </w:tcBorders>
+                  <w:shd w:fill="FFFFFF" w:color="auto" w:val="clear"/>
+                  <w:tcMar>
+                    <w:top w:type="dxa" w:w="80"/>
+                    <w:left w:type="dxa" w:w="120"/>
+                    <w:bottom w:type="dxa" w:w="80"/>
+                    <w:right w:type="dxa" w:w="120"/>
+                  </w:tcMar>
+                  <w:vAlign w:val="center"/>
+                </w:tcPr>
+                <w:p>
+                  <w:pPr>
+                    <w:spacing w:after="0" w:before="0"/>
+                  </w:pPr>
+                  <w:r>
+                    <w:rPr>
+                      <w:rFonts w:ascii="Arial" w:cs="Arial" w:eastAsia="Arial" w:hAnsi="Arial"/>
+                      <w:b w:val="false"/>
+                      <w:bCs w:val="false"/>
+                      <w:sz w:val="21"/>
+                      <w:szCs w:val="21"/>
+                    </w:rPr>
+                    <w:t xml:space="preserve">1</w:t>
+                  </w:r>
+                </w:p>
+              </w:tc>
+              <w:tc>
+                <w:tcPr>
+                  <w:tcW w:type="dxa" w:w="2506"/>
+                  <w:tcBorders>
+                    <w:top w:val="single" w:color="B7C2D1" w:sz="4"/>
+                    <w:left w:val="single" w:color="B7C2D1" w:sz="4"/>
+                    <w:bottom w:val="single" w:color="B7C2D1" w:sz="4"/>
+                    <w:right w:val="single" w:color="B7C2D1" w:sz="4"/>
+                  </w:tcBorders>
+                  <w:shd w:fill="FFFFFF" w:color="auto" w:val="clear"/>
+                  <w:tcMar>
+                    <w:top w:type="dxa" w:w="80"/>
+                    <w:left w:type="dxa" w:w="120"/>
+                    <w:bottom w:type="dxa" w:w="80"/>
+                    <w:right w:type="dxa" w:w="120"/>
+                  </w:tcMar>
+                  <w:vAlign w:val="center"/>
+                </w:tcPr>
+                <w:p>
+                  <w:pPr>
+                    <w:spacing w:after="0" w:before="0"/>
+                  </w:pPr>
+                  <w:r>
+                    <w:rPr>
+                      <w:rFonts w:ascii="Arial" w:cs="Arial" w:eastAsia="Arial" w:hAnsi="Arial"/>
+                      <w:b w:val="false"/>
+                      <w:bCs w:val="false"/>
+                      <w:sz w:val="21"/>
+                      <w:szCs w:val="21"/>
+                    </w:rPr>
+                    <w:t xml:space="preserve"/>
+                  </w:r>
+                </w:p>
+              </w:tc>
+            </w:tr>
+            <w:tr>
+              <w:trPr>
+                <w:cantSplit/>
+                <w:trHeight w:val="360" w:hRule="atLeast"/>
+              </w:trPr>
+              <w:tc>
+                <w:tcPr>
+                  <w:tcW w:type="dxa" w:w="2506"/>
+                  <w:tcBorders>
+                    <w:top w:val="single" w:color="B7C2D1" w:sz="4"/>
+                    <w:left w:val="single" w:color="B7C2D1" w:sz="4"/>
+                    <w:bottom w:val="single" w:color="B7C2D1" w:sz="4"/>
+                    <w:right w:val="single" w:color="B7C2D1" w:sz="4"/>
+                  </w:tcBorders>
+                  <w:shd w:fill="FFFFFF" w:color="auto" w:val="clear"/>
+                  <w:tcMar>
+                    <w:top w:type="dxa" w:w="80"/>
+                    <w:left w:type="dxa" w:w="120"/>
+                    <w:bottom w:type="dxa" w:w="80"/>
+                    <w:right w:type="dxa" w:w="120"/>
+                  </w:tcMar>
+                  <w:vAlign w:val="center"/>
+                </w:tcPr>
+                <w:p>
+                  <w:pPr>
+                    <w:spacing w:after="0" w:before="0"/>
+                  </w:pPr>
+                  <w:r>
+                    <w:rPr>
+                      <w:rFonts w:ascii="Arial" w:cs="Arial" w:eastAsia="Arial" w:hAnsi="Arial"/>
+                      <w:sz w:val="21"/>
+                      <w:szCs w:val="21"/>
+                    </w:rPr>
+                    <w:t xml:space="preserve">Change the program so it displays what is in notes.txt instead of how long it is.</w:t>
+                  </w:r>
+                </w:p>
+              </w:tc>
+              <w:tc>
+                <w:tcPr>
+                  <w:tcW w:type="dxa" w:w="2506"/>
+                  <w:tcBorders>
+                    <w:top w:val="single" w:color="B7C2D1" w:sz="4"/>
+                    <w:left w:val="single" w:color="B7C2D1" w:sz="4"/>
+                    <w:bottom w:val="single" w:color="B7C2D1" w:sz="4"/>
+                    <w:right w:val="single" w:color="B7C2D1" w:sz="4"/>
+                  </w:tcBorders>
+                  <w:shd w:fill="FFFFFF" w:color="auto" w:val="clear"/>
+                  <w:tcMar>
+                    <w:top w:type="dxa" w:w="80"/>
+                    <w:left w:type="dxa" w:w="120"/>
+                    <w:bottom w:type="dxa" w:w="80"/>
+                    <w:right w:type="dxa" w:w="120"/>
+                  </w:tcMar>
+                  <w:vAlign w:val="center"/>
+                </w:tcPr>
+                <w:p>
+                  <w:pPr>
+                    <w:spacing w:after="0" w:before="0"/>
+                  </w:pPr>
+                  <w:r>
+                    <w:rPr>
+                      <w:rFonts w:ascii="Arial" w:cs="Arial" w:eastAsia="Arial" w:hAnsi="Arial"/>
+                      <w:b w:val="false"/>
+                      <w:bCs w:val="false"/>
+                      <w:sz w:val="21"/>
+                      <w:szCs w:val="21"/>
+                    </w:rPr>
+                    <w:t xml:space="preserve">Change it</w:t>
+                  </w:r>
+                </w:p>
+              </w:tc>
+              <w:tc>
+                <w:tcPr>
+                  <w:tcW w:type="dxa" w:w="2506"/>
+                  <w:tcBorders>
+                    <w:top w:val="single" w:color="B7C2D1" w:sz="4"/>
+                    <w:left w:val="single" w:color="B7C2D1" w:sz="4"/>
+                    <w:bottom w:val="single" w:color="B7C2D1" w:sz="4"/>
+                    <w:right w:val="single" w:color="B7C2D1" w:sz="4"/>
+                  </w:tcBorders>
+                  <w:shd w:fill="FFFFFF" w:color="auto" w:val="clear"/>
+                  <w:tcMar>
+                    <w:top w:type="dxa" w:w="80"/>
+                    <w:left w:type="dxa" w:w="120"/>
+                    <w:bottom w:type="dxa" w:w="80"/>
+                    <w:right w:type="dxa" w:w="120"/>
+                  </w:tcMar>
+                  <w:vAlign w:val="center"/>
+                </w:tcPr>
+                <w:p>
+                  <w:pPr>
+                    <w:spacing w:after="0" w:before="0"/>
+                  </w:pPr>
+                  <w:r>
+                    <w:rPr>
+                      <w:rFonts w:ascii="Arial" w:cs="Arial" w:eastAsia="Arial" w:hAnsi="Arial"/>
+                      <w:b w:val="false"/>
+                      <w:bCs w:val="false"/>
+                      <w:sz w:val="21"/>
+                      <w:szCs w:val="21"/>
+                    </w:rPr>
+                    <w:t xml:space="preserve">1</w:t>
+                  </w:r>
+                </w:p>
+              </w:tc>
+              <w:tc>
+                <w:tcPr>
+                  <w:tcW w:type="dxa" w:w="2506"/>
+                  <w:tcBorders>
+                    <w:top w:val="single" w:color="B7C2D1" w:sz="4"/>
+                    <w:left w:val="single" w:color="B7C2D1" w:sz="4"/>
+                    <w:bottom w:val="single" w:color="B7C2D1" w:sz="4"/>
+                    <w:right w:val="single" w:color="B7C2D1" w:sz="4"/>
+                  </w:tcBorders>
+                  <w:shd w:fill="FFFFFF" w:color="auto" w:val="clear"/>
+                  <w:tcMar>
+                    <w:top w:type="dxa" w:w="80"/>
+                    <w:left w:type="dxa" w:w="120"/>
+                    <w:bottom w:type="dxa" w:w="80"/>
+                    <w:right w:type="dxa" w:w="120"/>
+                  </w:tcMar>
+                  <w:vAlign w:val="center"/>
+                </w:tcPr>
+                <w:p>
+                  <w:pPr>
+                    <w:spacing w:after="0" w:before="0"/>
+                  </w:pPr>
+                  <w:r>
+                    <w:rPr>
+                      <w:rFonts w:ascii="Arial" w:cs="Arial" w:eastAsia="Arial" w:hAnsi="Arial"/>
+                      <w:b w:val="false"/>
+                      <w:bCs w:val="false"/>
+                      <w:sz w:val="21"/>
+                      <w:szCs w:val="21"/>
+                    </w:rPr>
+                    <w:t xml:space="preserve"/>
+                  </w:r>
+                </w:p>
+              </w:tc>
+            </w:tr>
+            <w:tr>
+              <w:trPr>
+                <w:cantSplit/>
+                <w:trHeight w:val="360" w:hRule="atLeast"/>
+              </w:trPr>
+              <w:tc>
+                <w:tcPr>
+                  <w:tcW w:type="dxa" w:w="2506"/>
+                  <w:tcBorders>
+                    <w:top w:val="single" w:color="B7C2D1" w:sz="4"/>
+                    <w:left w:val="single" w:color="B7C2D1" w:sz="4"/>
+                    <w:bottom w:val="single" w:color="B7C2D1" w:sz="4"/>
+                    <w:right w:val="single" w:color="B7C2D1" w:sz="4"/>
+                  </w:tcBorders>
+                  <w:shd w:fill="FFFFFF" w:color="auto" w:val="clear"/>
+                  <w:tcMar>
+                    <w:top w:type="dxa" w:w="80"/>
+                    <w:left w:type="dxa" w:w="120"/>
+                    <w:bottom w:type="dxa" w:w="80"/>
+                    <w:right w:type="dxa" w:w="120"/>
+                  </w:tcMar>
+                  <w:vAlign w:val="center"/>
+                </w:tcPr>
+                <w:p>
+                  <w:pPr>
+                    <w:spacing w:after="0" w:before="0"/>
+                  </w:pPr>
+                  <w:r>
+                    <w:rPr>
+                      <w:rFonts w:ascii="Arial" w:cs="Arial" w:eastAsia="Arial" w:hAnsi="Arial"/>
+                      <w:sz w:val="21"/>
+                      <w:szCs w:val="21"/>
+                    </w:rPr>
+                    <w:t xml:space="preserve">Finish the program so it reads the whole of notes.txt and displays it.</w:t>
+                  </w:r>
+                </w:p>
+              </w:tc>
+              <w:tc>
+                <w:tcPr>
+                  <w:tcW w:type="dxa" w:w="2506"/>
+                  <w:tcBorders>
+                    <w:top w:val="single" w:color="B7C2D1" w:sz="4"/>
+                    <w:left w:val="single" w:color="B7C2D1" w:sz="4"/>
+                    <w:bottom w:val="single" w:color="B7C2D1" w:sz="4"/>
+                    <w:right w:val="single" w:color="B7C2D1" w:sz="4"/>
+                  </w:tcBorders>
+                  <w:shd w:fill="FFFFFF" w:color="auto" w:val="clear"/>
+                  <w:tcMar>
+                    <w:top w:type="dxa" w:w="80"/>
+                    <w:left w:type="dxa" w:w="120"/>
+                    <w:bottom w:type="dxa" w:w="80"/>
+                    <w:right w:type="dxa" w:w="120"/>
+                  </w:tcMar>
+                  <w:vAlign w:val="center"/>
+                </w:tcPr>
+                <w:p>
+                  <w:pPr>
+                    <w:spacing w:after="0" w:before="0"/>
+                  </w:pPr>
+                  <w:r>
+                    <w:rPr>
+                      <w:rFonts w:ascii="Arial" w:cs="Arial" w:eastAsia="Arial" w:hAnsi="Arial"/>
+                      <w:b w:val="false"/>
+                      <w:bCs w:val="false"/>
+                      <w:sz w:val="21"/>
+                      <w:szCs w:val="21"/>
+                    </w:rPr>
+                    <w:t xml:space="preserve">Complete it</w:t>
+                  </w:r>
+                </w:p>
+              </w:tc>
+              <w:tc>
+                <w:tcPr>
+                  <w:tcW w:type="dxa" w:w="2506"/>
+                  <w:tcBorders>
+                    <w:top w:val="single" w:color="B7C2D1" w:sz="4"/>
+                    <w:left w:val="single" w:color="B7C2D1" w:sz="4"/>
+                    <w:bottom w:val="single" w:color="B7C2D1" w:sz="4"/>
+                    <w:right w:val="single" w:color="B7C2D1" w:sz="4"/>
+                  </w:tcBorders>
+                  <w:shd w:fill="FFFFFF" w:color="auto" w:val="clear"/>
+                  <w:tcMar>
+                    <w:top w:type="dxa" w:w="80"/>
+                    <w:left w:type="dxa" w:w="120"/>
+                    <w:bottom w:type="dxa" w:w="80"/>
+                    <w:right w:type="dxa" w:w="120"/>
+                  </w:tcMar>
+                  <w:vAlign w:val="center"/>
+                </w:tcPr>
+                <w:p>
+                  <w:pPr>
+                    <w:spacing w:after="0" w:before="0"/>
+                  </w:pPr>
+                  <w:r>
+                    <w:rPr>
+                      <w:rFonts w:ascii="Arial" w:cs="Arial" w:eastAsia="Arial" w:hAnsi="Arial"/>
+                      <w:b w:val="false"/>
+                      <w:bCs w:val="false"/>
+                      <w:sz w:val="21"/>
+                      <w:szCs w:val="21"/>
+                    </w:rPr>
+                    <w:t xml:space="preserve">2</w:t>
+                  </w:r>
+                </w:p>
+              </w:tc>
+              <w:tc>
+                <w:tcPr>
+                  <w:tcW w:type="dxa" w:w="2506"/>
+                  <w:tcBorders>
+                    <w:top w:val="single" w:color="B7C2D1" w:sz="4"/>
+                    <w:left w:val="single" w:color="B7C2D1" w:sz="4"/>
+                    <w:bottom w:val="single" w:color="B7C2D1" w:sz="4"/>
+                    <w:right w:val="single" w:color="B7C2D1" w:sz="4"/>
+                  </w:tcBorders>
+                  <w:shd w:fill="FFFFFF" w:color="auto" w:val="clear"/>
+                  <w:tcMar>
+                    <w:top w:type="dxa" w:w="80"/>
+                    <w:left w:type="dxa" w:w="120"/>
+                    <w:bottom w:type="dxa" w:w="80"/>
+                    <w:right w:type="dxa" w:w="120"/>
+                  </w:tcMar>
+                  <w:vAlign w:val="center"/>
+                </w:tcPr>
+                <w:p>
+                  <w:pPr>
+                    <w:spacing w:after="0" w:before="0"/>
+                  </w:pPr>
+                  <w:r>
+                    <w:rPr>
+                      <w:rFonts w:ascii="Arial" w:cs="Arial" w:eastAsia="Arial" w:hAnsi="Arial"/>
+                      <w:b w:val="false"/>
+                      <w:bCs w:val="false"/>
+                      <w:sz w:val="21"/>
+                      <w:szCs w:val="21"/>
+                    </w:rPr>
+                    <w:t xml:space="preserve"/>
+                  </w:r>
+                </w:p>
+              </w:tc>
+            </w:tr>
+            <w:tr>
+              <w:trPr>
+                <w:cantSplit/>
+                <w:trHeight w:val="360" w:hRule="atLeast"/>
+              </w:trPr>
+              <w:tc>
+                <w:tcPr>
+                  <w:tcW w:type="dxa" w:w="2506"/>
+                  <w:tcBorders>
+                    <w:top w:val="single" w:color="B7C2D1" w:sz="4"/>
+                    <w:left w:val="single" w:color="B7C2D1" w:sz="4"/>
+                    <w:bottom w:val="single" w:color="B7C2D1" w:sz="4"/>
+                    <w:right w:val="single" w:color="B7C2D1" w:sz="4"/>
+                  </w:tcBorders>
+                  <w:shd w:fill="FFFFFF" w:color="auto" w:val="clear"/>
+                  <w:tcMar>
+                    <w:top w:type="dxa" w:w="80"/>
+                    <w:left w:type="dxa" w:w="120"/>
+                    <w:bottom w:type="dxa" w:w="80"/>
+                    <w:right w:type="dxa" w:w="120"/>
+                  </w:tcMar>
+                  <w:vAlign w:val="center"/>
+                </w:tcPr>
+                <w:p>
+                  <w:pPr>
+                    <w:spacing w:after="0" w:before="0"/>
+                  </w:pPr>
+                  <w:r>
+                    <w:rPr>
+                      <w:rFonts w:ascii="Arial" w:cs="Arial" w:eastAsia="Arial" w:hAnsi="Arial"/>
+                      <w:sz w:val="21"/>
+                      <w:szCs w:val="21"/>
+                    </w:rPr>
+                    <w:t xml:space="preserve">A file called notes.txt is already there. Read the whole of notes.txt in one go. Close the file. Display exactly what was in it.</w:t>
+                  </w:r>
+                </w:p>
+              </w:tc>
+              <w:tc>
+                <w:tcPr>
+                  <w:tcW w:type="dxa" w:w="2506"/>
+                  <w:tcBorders>
+                    <w:top w:val="single" w:color="B7C2D1" w:sz="4"/>
+                    <w:left w:val="single" w:color="B7C2D1" w:sz="4"/>
+                    <w:bottom w:val="single" w:color="B7C2D1" w:sz="4"/>
+                    <w:right w:val="single" w:color="B7C2D1" w:sz="4"/>
+                  </w:tcBorders>
+                  <w:shd w:fill="FFFFFF" w:color="auto" w:val="clear"/>
+                  <w:tcMar>
+                    <w:top w:type="dxa" w:w="80"/>
+                    <w:left w:type="dxa" w:w="120"/>
+                    <w:bottom w:type="dxa" w:w="80"/>
+                    <w:right w:type="dxa" w:w="120"/>
+                  </w:tcMar>
+                  <w:vAlign w:val="center"/>
+                </w:tcPr>
+                <w:p>
+                  <w:pPr>
+                    <w:spacing w:after="0" w:before="0"/>
+                  </w:pPr>
+                  <w:r>
+                    <w:rPr>
+                      <w:rFonts w:ascii="Arial" w:cs="Arial" w:eastAsia="Arial" w:hAnsi="Arial"/>
+                      <w:b w:val="false"/>
+                      <w:bCs w:val="false"/>
+                      <w:sz w:val="21"/>
+                      <w:szCs w:val="21"/>
+                    </w:rPr>
+                    <w:t xml:space="preserve">Write it</w:t>
+                  </w:r>
+                </w:p>
+              </w:tc>
+              <w:tc>
+                <w:tcPr>
+                  <w:tcW w:type="dxa" w:w="2506"/>
+                  <w:tcBorders>
+                    <w:top w:val="single" w:color="B7C2D1" w:sz="4"/>
+                    <w:left w:val="single" w:color="B7C2D1" w:sz="4"/>
+                    <w:bottom w:val="single" w:color="B7C2D1" w:sz="4"/>
+                    <w:right w:val="single" w:color="B7C2D1" w:sz="4"/>
+                  </w:tcBorders>
+                  <w:shd w:fill="FFFFFF" w:color="auto" w:val="clear"/>
+                  <w:tcMar>
+                    <w:top w:type="dxa" w:w="80"/>
+                    <w:left w:type="dxa" w:w="120"/>
+                    <w:bottom w:type="dxa" w:w="80"/>
+                    <w:right w:type="dxa" w:w="120"/>
+                  </w:tcMar>
+                  <w:vAlign w:val="center"/>
+                </w:tcPr>
+                <w:p>
+                  <w:pPr>
+                    <w:spacing w:after="0" w:before="0"/>
+                  </w:pPr>
+                  <w:r>
+                    <w:rPr>
+                      <w:rFonts w:ascii="Arial" w:cs="Arial" w:eastAsia="Arial" w:hAnsi="Arial"/>
+                      <w:b w:val="false"/>
+                      <w:bCs w:val="false"/>
+                      <w:sz w:val="21"/>
+                      <w:szCs w:val="21"/>
+                    </w:rPr>
+                    <w:t xml:space="preserve">2</w:t>
+                  </w:r>
+                </w:p>
+              </w:tc>
+              <w:tc>
+                <w:tcPr>
+                  <w:tcW w:type="dxa" w:w="2506"/>
+                  <w:tcBorders>
+                    <w:top w:val="single" w:color="B7C2D1" w:sz="4"/>
+                    <w:left w:val="single" w:color="B7C2D1" w:sz="4"/>
+                    <w:bottom w:val="single" w:color="B7C2D1" w:sz="4"/>
+                    <w:right w:val="single" w:color="B7C2D1" w:sz="4"/>
+                  </w:tcBorders>
+                  <w:shd w:fill="FFFFFF" w:color="auto" w:val="clear"/>
+                  <w:tcMar>
+                    <w:top w:type="dxa" w:w="80"/>
+                    <w:left w:type="dxa" w:w="120"/>
+                    <w:bottom w:type="dxa" w:w="80"/>
+                    <w:right w:type="dxa" w:w="120"/>
+                  </w:tcMar>
+                  <w:vAlign w:val="center"/>
+                </w:tcPr>
+                <w:p>
+                  <w:pPr>
+                    <w:spacing w:after="0" w:before="0"/>
+                  </w:pPr>
+                  <w:r>
+                    <w:rPr>
+                      <w:rFonts w:ascii="Arial" w:cs="Arial" w:eastAsia="Arial" w:hAnsi="Arial"/>
+                      <w:b w:val="false"/>
+                      <w:bCs w:val="false"/>
+                      <w:sz w:val="21"/>
+                      <w:szCs w:val="21"/>
+                    </w:rPr>
+                    <w:t xml:space="preserve"/>
+                  </w:r>
+                </w:p>
+              </w:tc>
+            </w:tr>
+            <w:tr>
+              <w:trPr>
+                <w:cantSplit/>
+                <w:trHeight w:val="360" w:hRule="atLeast"/>
+              </w:trPr>
+              <w:tc>
+                <w:tcPr>
+                  <w:tcW w:type="dxa" w:w="2506"/>
+                  <w:tcBorders>
+                    <w:top w:val="single" w:color="B7C2D1" w:sz="4"/>
+                    <w:left w:val="single" w:color="B7C2D1" w:sz="4"/>
+                    <w:bottom w:val="single" w:color="B7C2D1" w:sz="4"/>
+                    <w:right w:val="single" w:color="B7C2D1" w:sz="4"/>
+                  </w:tcBorders>
+                  <w:shd w:fill="FFFFFF" w:color="auto" w:val="clear"/>
+                  <w:tcMar>
+                    <w:top w:type="dxa" w:w="80"/>
+                    <w:left w:type="dxa" w:w="120"/>
+                    <w:bottom w:type="dxa" w:w="80"/>
+                    <w:right w:type="dxa" w:w="120"/>
+                  </w:tcMar>
+                  <w:vAlign w:val="center"/>
+                </w:tcPr>
+                <w:p>
+                  <w:pPr>
+                    <w:spacing w:after="0" w:before="0"/>
+                  </w:pPr>
+                  <w:r>
+                    <w:rPr>
+                      <w:rFonts w:ascii="Arial" w:cs="Arial" w:eastAsia="Arial" w:hAnsi="Arial"/>
+                      <w:sz w:val="21"/>
+                      <w:szCs w:val="21"/>
+                    </w:rPr>
+                    <w:t xml:space="preserve">This program should display what is in notes.txt. Find the mistake and put it right.</w:t>
+                  </w:r>
+                </w:p>
+              </w:tc>
+              <w:tc>
+                <w:tcPr>
+                  <w:tcW w:type="dxa" w:w="2506"/>
+                  <w:tcBorders>
+                    <w:top w:val="single" w:color="B7C2D1" w:sz="4"/>
+                    <w:left w:val="single" w:color="B7C2D1" w:sz="4"/>
+                    <w:bottom w:val="single" w:color="B7C2D1" w:sz="4"/>
+                    <w:right w:val="single" w:color="B7C2D1" w:sz="4"/>
+                  </w:tcBorders>
+                  <w:shd w:fill="FFFFFF" w:color="auto" w:val="clear"/>
+                  <w:tcMar>
+                    <w:top w:type="dxa" w:w="80"/>
+                    <w:left w:type="dxa" w:w="120"/>
+                    <w:bottom w:type="dxa" w:w="80"/>
+                    <w:right w:type="dxa" w:w="120"/>
+                  </w:tcMar>
+                  <w:vAlign w:val="center"/>
+                </w:tcPr>
+                <w:p>
+                  <w:pPr>
+                    <w:spacing w:after="0" w:before="0"/>
+                  </w:pPr>
+                  <w:r>
+                    <w:rPr>
+                      <w:rFonts w:ascii="Arial" w:cs="Arial" w:eastAsia="Arial" w:hAnsi="Arial"/>
+                      <w:b w:val="false"/>
+                      <w:bCs w:val="false"/>
+                      <w:sz w:val="21"/>
+                      <w:szCs w:val="21"/>
+                    </w:rPr>
+                    <w:t xml:space="preserve">Fix it</w:t>
+                  </w:r>
+                </w:p>
+              </w:tc>
+              <w:tc>
+                <w:tcPr>
+                  <w:tcW w:type="dxa" w:w="2506"/>
+                  <w:tcBorders>
+                    <w:top w:val="single" w:color="B7C2D1" w:sz="4"/>
+                    <w:left w:val="single" w:color="B7C2D1" w:sz="4"/>
+                    <w:bottom w:val="single" w:color="B7C2D1" w:sz="4"/>
+                    <w:right w:val="single" w:color="B7C2D1" w:sz="4"/>
+                  </w:tcBorders>
+                  <w:shd w:fill="FFFFFF" w:color="auto" w:val="clear"/>
+                  <w:tcMar>
+                    <w:top w:type="dxa" w:w="80"/>
+                    <w:left w:type="dxa" w:w="120"/>
+                    <w:bottom w:type="dxa" w:w="80"/>
+                    <w:right w:type="dxa" w:w="120"/>
+                  </w:tcMar>
+                  <w:vAlign w:val="center"/>
+                </w:tcPr>
+                <w:p>
+                  <w:pPr>
+                    <w:spacing w:after="0" w:before="0"/>
+                  </w:pPr>
+                  <w:r>
+                    <w:rPr>
+                      <w:rFonts w:ascii="Arial" w:cs="Arial" w:eastAsia="Arial" w:hAnsi="Arial"/>
+                      <w:b w:val="false"/>
+                      <w:bCs w:val="false"/>
+                      <w:sz w:val="21"/>
+                      <w:szCs w:val="21"/>
+                    </w:rPr>
+                    <w:t xml:space="preserve">2</w:t>
+                  </w:r>
+                </w:p>
+              </w:tc>
+              <w:tc>
+                <w:tcPr>
+                  <w:tcW w:type="dxa" w:w="2506"/>
+                  <w:tcBorders>
+                    <w:top w:val="single" w:color="B7C2D1" w:sz="4"/>
+                    <w:left w:val="single" w:color="B7C2D1" w:sz="4"/>
+                    <w:bottom w:val="single" w:color="B7C2D1" w:sz="4"/>
+                    <w:right w:val="single" w:color="B7C2D1" w:sz="4"/>
+                  </w:tcBorders>
+                  <w:shd w:fill="FFFFFF" w:color="auto" w:val="clear"/>
+                  <w:tcMar>
+                    <w:top w:type="dxa" w:w="80"/>
+                    <w:left w:type="dxa" w:w="120"/>
+                    <w:bottom w:type="dxa" w:w="80"/>
+                    <w:right w:type="dxa" w:w="120"/>
+                  </w:tcMar>
+                  <w:vAlign w:val="center"/>
+                </w:tcPr>
+                <w:p>
+                  <w:pPr>
+                    <w:spacing w:after="0" w:before="0"/>
+                  </w:pPr>
+                  <w:r>
+                    <w:rPr>
+                      <w:rFonts w:ascii="Arial" w:cs="Arial" w:eastAsia="Arial" w:hAnsi="Arial"/>
+                      <w:b w:val="false"/>
+                      <w:bCs w:val="false"/>
+                      <w:sz w:val="21"/>
+                      <w:szCs w:val="21"/>
+                    </w:rPr>
+                    <w:t xml:space="preserve"/>
+                  </w:r>
+                </w:p>
+              </w:tc>
+            </w:tr>
+            <w:tr>
+              <w:trPr>
+                <w:cantSplit/>
+                <w:trHeight w:val="360" w:hRule="atLeast"/>
+              </w:trPr>
+              <w:tc>
+                <w:tcPr>
+                  <w:tcW w:type="dxa" w:w="2506"/>
+                  <w:tcBorders>
+                    <w:top w:val="single" w:color="B7C2D1" w:sz="4"/>
+                    <w:left w:val="single" w:color="B7C2D1" w:sz="4"/>
+                    <w:bottom w:val="single" w:color="B7C2D1" w:sz="4"/>
+                    <w:right w:val="single" w:color="B7C2D1" w:sz="4"/>
+                  </w:tcBorders>
+                  <w:shd w:fill="FFFFFF" w:color="auto" w:val="clear"/>
+                  <w:tcMar>
+                    <w:top w:type="dxa" w:w="80"/>
+                    <w:left w:type="dxa" w:w="120"/>
+                    <w:bottom w:type="dxa" w:w="80"/>
+                    <w:right w:type="dxa" w:w="120"/>
+                  </w:tcMar>
+                  <w:vAlign w:val="center"/>
+                </w:tcPr>
+                <w:p>
+                  <w:pPr>
+                    <w:spacing w:after="0" w:before="0"/>
+                  </w:pPr>
+                  <w:r>
+                    <w:rPr>
+                      <w:rFonts w:ascii="Arial" w:cs="Arial" w:eastAsia="Arial" w:hAnsi="Arial"/>
+                      <w:sz w:val="21"/>
+                      <w:szCs w:val="21"/>
+                    </w:rPr>
+                    <w:t xml:space="preserve">A file called data.txt is already there, and it may be empty. Read the whole of data.txt. Count every character in it, newlines included. Display the line characters [the count].</w:t>
+                  </w:r>
+                </w:p>
+              </w:tc>
+              <w:tc>
+                <w:tcPr>
+                  <w:tcW w:type="dxa" w:w="2506"/>
+                  <w:tcBorders>
+                    <w:top w:val="single" w:color="B7C2D1" w:sz="4"/>
+                    <w:left w:val="single" w:color="B7C2D1" w:sz="4"/>
+                    <w:bottom w:val="single" w:color="B7C2D1" w:sz="4"/>
+                    <w:right w:val="single" w:color="B7C2D1" w:sz="4"/>
+                  </w:tcBorders>
+                  <w:shd w:fill="FFFFFF" w:color="auto" w:val="clear"/>
+                  <w:tcMar>
+                    <w:top w:type="dxa" w:w="80"/>
+                    <w:left w:type="dxa" w:w="120"/>
+                    <w:bottom w:type="dxa" w:w="80"/>
+                    <w:right w:type="dxa" w:w="120"/>
+                  </w:tcMar>
+                  <w:vAlign w:val="center"/>
+                </w:tcPr>
+                <w:p>
+                  <w:pPr>
+                    <w:spacing w:after="0" w:before="0"/>
+                  </w:pPr>
+                  <w:r>
+                    <w:rPr>
+                      <w:rFonts w:ascii="Arial" w:cs="Arial" w:eastAsia="Arial" w:hAnsi="Arial"/>
+                      <w:b w:val="false"/>
+                      <w:bCs w:val="false"/>
+                      <w:sz w:val="21"/>
+                      <w:szCs w:val="21"/>
+                    </w:rPr>
+                    <w:t xml:space="preserve">Challenge (optional)</w:t>
+                  </w:r>
+                </w:p>
+              </w:tc>
+              <w:tc>
+                <w:tcPr>
+                  <w:tcW w:type="dxa" w:w="2506"/>
                   <w:tcBorders>
                     <w:top w:val="single" w:color="B7C2D1" w:sz="4"/>
                     <w:left w:val="single" w:color="B7C2D1" w:sz="4"/>
@@ -1810,7 +2659,7 @@
               </w:tc>
               <w:tc>
                 <w:tcPr>
-                  <w:tcW w:type="dxa" w:w="3342"/>
+                  <w:tcW w:type="dxa" w:w="2506"/>
                   <w:tcBorders>
                     <w:top w:val="single" w:color="B7C2D1" w:sz="4"/>
                     <w:left w:val="single" w:color="B7C2D1" w:sz="4"/>
@@ -1857,7 +2706,7 @@
                 <w:sz w:val="21"/>
                 <w:szCs w:val="21"/>
               </w:rPr>
-              <w:t xml:space="preserve">Plan the one you found hardest: inputs, what happens to them, what is printed.</w:t>
+              <w:t xml:space="preserve">Plan the one you found hardest: what is typed in, what happens to it, what is displayed.</w:t>
             </w:r>
           </w:p>
           <w:tbl>
@@ -2283,12 +3132,12 @@
                 <w:sz w:val="21"/>
                 <w:szCs w:val="21"/>
               </w:rPr>
-              <w:t xml:space="preserve">Tick each one off as its tests pass in the editor</w:t>
+              <w:t xml:space="preserve">Tick each one off as you finish it in the editor</w:t>
             </w:r>
           </w:p>
           <w:tbl>
             <w:tblPr>
-              <w:tblW w:type="dxa" w:w="10026"/>
+              <w:tblW w:type="dxa" w:w="10024"/>
               <w:tblBorders>
                 <w:top w:val="single" w:color="auto" w:sz="4"/>
                 <w:left w:val="single" w:color="auto" w:sz="4"/>
@@ -2299,9 +3148,10 @@
               </w:tblBorders>
             </w:tblPr>
             <w:tblGrid>
-              <w:gridCol w:w="3342"/>
-              <w:gridCol w:w="3342"/>
-              <w:gridCol w:w="3342"/>
+              <w:gridCol w:w="2506"/>
+              <w:gridCol w:w="2506"/>
+              <w:gridCol w:w="2506"/>
+              <w:gridCol w:w="2506"/>
             </w:tblGrid>
             <w:tr>
               <w:trPr>
@@ -2310,7 +3160,7 @@
               </w:trPr>
               <w:tc>
                 <w:tcPr>
-                  <w:tcW w:type="dxa" w:w="3342"/>
+                  <w:tcW w:type="dxa" w:w="2506"/>
                   <w:tcBorders>
                     <w:top w:val="single" w:color="B7C2D1" w:sz="4"/>
                     <w:left w:val="single" w:color="B7C2D1" w:sz="4"/>
@@ -2338,13 +3188,13 @@
                       <w:sz w:val="20"/>
                       <w:szCs w:val="20"/>
                     </w:rPr>
-                    <w:t xml:space="preserve">Program</w:t>
-                  </w:r>
-                </w:p>
-              </w:tc>
-              <w:tc>
-                <w:tcPr>
-                  <w:tcW w:type="dxa" w:w="3342"/>
+                    <w:t xml:space="preserve">Activity</w:t>
+                  </w:r>
+                </w:p>
+              </w:tc>
+              <w:tc>
+                <w:tcPr>
+                  <w:tcW w:type="dxa" w:w="2506"/>
                   <w:tcBorders>
                     <w:top w:val="single" w:color="B7C2D1" w:sz="4"/>
                     <w:left w:val="single" w:color="B7C2D1" w:sz="4"/>
@@ -2372,13 +3222,47 @@
                       <w:sz w:val="20"/>
                       <w:szCs w:val="20"/>
                     </w:rPr>
+                    <w:t xml:space="preserve">What to do</w:t>
+                  </w:r>
+                </w:p>
+              </w:tc>
+              <w:tc>
+                <w:tcPr>
+                  <w:tcW w:type="dxa" w:w="2506"/>
+                  <w:tcBorders>
+                    <w:top w:val="single" w:color="B7C2D1" w:sz="4"/>
+                    <w:left w:val="single" w:color="B7C2D1" w:sz="4"/>
+                    <w:bottom w:val="single" w:color="B7C2D1" w:sz="4"/>
+                    <w:right w:val="single" w:color="B7C2D1" w:sz="4"/>
+                  </w:tcBorders>
+                  <w:shd w:fill="E6ECF5" w:color="auto" w:val="clear"/>
+                  <w:tcMar>
+                    <w:top w:type="dxa" w:w="80"/>
+                    <w:left w:type="dxa" w:w="120"/>
+                    <w:bottom w:type="dxa" w:w="80"/>
+                    <w:right w:type="dxa" w:w="120"/>
+                  </w:tcMar>
+                  <w:vAlign w:val="center"/>
+                </w:tcPr>
+                <w:p>
+                  <w:pPr>
+                    <w:spacing w:after="0" w:before="0"/>
+                  </w:pPr>
+                  <w:r>
+                    <w:rPr>
+                      <w:rFonts w:ascii="Arial" w:cs="Arial" w:eastAsia="Arial" w:hAnsi="Arial"/>
+                      <w:b/>
+                      <w:bCs/>
+                      <w:sz w:val="20"/>
+                      <w:szCs w:val="20"/>
+                    </w:rPr>
                     <w:t xml:space="preserve">Marks</w:t>
                   </w:r>
                 </w:p>
               </w:tc>
               <w:tc>
                 <w:tcPr>
-                  <w:tcW w:type="dxa" w:w="3342"/>
+                  <w:tcW w:type="dxa" w:w="2506"/>
                   <w:tcBorders>
                     <w:top w:val="single" w:color="B7C2D1" w:sz="4"/>
                     <w:left w:val="single" w:color="B7C2D1" w:sz="4"/>
@@ -2418,73 +3302,107 @@
               </w:trPr>
               <w:tc>
                 <w:tcPr>
-                  <w:tcW w:type="dxa" w:w="3342"/>
-                  <w:tcBorders>
-                    <w:top w:val="single" w:color="B7C2D1" w:sz="4"/>
-                    <w:left w:val="single" w:color="B7C2D1" w:sz="4"/>
-                    <w:bottom w:val="single" w:color="B7C2D1" w:sz="4"/>
-                    <w:right w:val="single" w:color="B7C2D1" w:sz="4"/>
-                  </w:tcBorders>
-                  <w:shd w:fill="FFFFFF" w:color="auto" w:val="clear"/>
-                  <w:tcMar>
-                    <w:top w:type="dxa" w:w="80"/>
-                    <w:left w:type="dxa" w:w="120"/>
-                    <w:bottom w:type="dxa" w:w="80"/>
-                    <w:right w:type="dxa" w:w="120"/>
-                  </w:tcMar>
-                  <w:vAlign w:val="center"/>
-                </w:tcPr>
-                <w:p>
-                  <w:pPr>
-                    <w:spacing w:after="0" w:before="0"/>
-                  </w:pPr>
-                  <w:r>
-                    <w:rPr>
-                      <w:rFonts w:ascii="Arial" w:cs="Arial" w:eastAsia="Arial" w:hAnsi="Arial"/>
-                      <w:sz w:val="21"/>
-                      <w:szCs w:val="21"/>
-                    </w:rPr>
-                    <w:t xml:space="preserve">A file called words.txt is already there, and it may be empty. Read the first line of words.txt only. Close the file. Strip the newline off that line. Display first [that line]. Then display length [how many characters are left] on the next line.</w:t>
-                  </w:r>
-                </w:p>
-              </w:tc>
-              <w:tc>
-                <w:tcPr>
-                  <w:tcW w:type="dxa" w:w="3342"/>
-                  <w:tcBorders>
-                    <w:top w:val="single" w:color="B7C2D1" w:sz="4"/>
-                    <w:left w:val="single" w:color="B7C2D1" w:sz="4"/>
-                    <w:bottom w:val="single" w:color="B7C2D1" w:sz="4"/>
-                    <w:right w:val="single" w:color="B7C2D1" w:sz="4"/>
-                  </w:tcBorders>
-                  <w:shd w:fill="FFFFFF" w:color="auto" w:val="clear"/>
-                  <w:tcMar>
-                    <w:top w:type="dxa" w:w="80"/>
-                    <w:left w:type="dxa" w:w="120"/>
-                    <w:bottom w:type="dxa" w:w="80"/>
-                    <w:right w:type="dxa" w:w="120"/>
-                  </w:tcMar>
-                  <w:vAlign w:val="center"/>
-                </w:tcPr>
-                <w:p>
-                  <w:pPr>
-                    <w:spacing w:after="0" w:before="0"/>
-                  </w:pPr>
-                  <w:r>
-                    <w:rPr>
-                      <w:rFonts w:ascii="Arial" w:cs="Arial" w:eastAsia="Arial" w:hAnsi="Arial"/>
-                      <w:b w:val="false"/>
-                      <w:bCs w:val="false"/>
-                      <w:sz w:val="21"/>
-                      <w:szCs w:val="21"/>
-                    </w:rPr>
-                    <w:t xml:space="preserve">3</w:t>
-                  </w:r>
-                </w:p>
-              </w:tc>
-              <w:tc>
-                <w:tcPr>
-                  <w:tcW w:type="dxa" w:w="3342"/>
+                  <w:tcW w:type="dxa" w:w="2506"/>
+                  <w:tcBorders>
+                    <w:top w:val="single" w:color="B7C2D1" w:sz="4"/>
+                    <w:left w:val="single" w:color="B7C2D1" w:sz="4"/>
+                    <w:bottom w:val="single" w:color="B7C2D1" w:sz="4"/>
+                    <w:right w:val="single" w:color="B7C2D1" w:sz="4"/>
+                  </w:tcBorders>
+                  <w:shd w:fill="FFFFFF" w:color="auto" w:val="clear"/>
+                  <w:tcMar>
+                    <w:top w:type="dxa" w:w="80"/>
+                    <w:left w:type="dxa" w:w="120"/>
+                    <w:bottom w:type="dxa" w:w="80"/>
+                    <w:right w:type="dxa" w:w="120"/>
+                  </w:tcMar>
+                  <w:vAlign w:val="center"/>
+                </w:tcPr>
+                <w:p>
+                  <w:pPr>
+                    <w:spacing w:after="0" w:before="0"/>
+                  </w:pPr>
+                  <w:r>
+                    <w:rPr>
+                      <w:rFonts w:ascii="Arial" w:cs="Arial" w:eastAsia="Arial" w:hAnsi="Arial"/>
+                      <w:sz w:val="21"/>
+                      <w:szCs w:val="21"/>
+                    </w:rPr>
+                    <w:t xml:space="preserve">Press Run. The program reads one line of a file and measures it twice.</w:t>
+                  </w:r>
+                </w:p>
+              </w:tc>
+              <w:tc>
+                <w:tcPr>
+                  <w:tcW w:type="dxa" w:w="2506"/>
+                  <w:tcBorders>
+                    <w:top w:val="single" w:color="B7C2D1" w:sz="4"/>
+                    <w:left w:val="single" w:color="B7C2D1" w:sz="4"/>
+                    <w:bottom w:val="single" w:color="B7C2D1" w:sz="4"/>
+                    <w:right w:val="single" w:color="B7C2D1" w:sz="4"/>
+                  </w:tcBorders>
+                  <w:shd w:fill="FFFFFF" w:color="auto" w:val="clear"/>
+                  <w:tcMar>
+                    <w:top w:type="dxa" w:w="80"/>
+                    <w:left w:type="dxa" w:w="120"/>
+                    <w:bottom w:type="dxa" w:w="80"/>
+                    <w:right w:type="dxa" w:w="120"/>
+                  </w:tcMar>
+                  <w:vAlign w:val="center"/>
+                </w:tcPr>
+                <w:p>
+                  <w:pPr>
+                    <w:spacing w:after="0" w:before="0"/>
+                  </w:pPr>
+                  <w:r>
+                    <w:rPr>
+                      <w:rFonts w:ascii="Arial" w:cs="Arial" w:eastAsia="Arial" w:hAnsi="Arial"/>
+                      <w:b w:val="false"/>
+                      <w:bCs w:val="false"/>
+                      <w:sz w:val="21"/>
+                      <w:szCs w:val="21"/>
+                    </w:rPr>
+                    <w:t xml:space="preserve">Run it</w:t>
+                  </w:r>
+                </w:p>
+              </w:tc>
+              <w:tc>
+                <w:tcPr>
+                  <w:tcW w:type="dxa" w:w="2506"/>
+                  <w:tcBorders>
+                    <w:top w:val="single" w:color="B7C2D1" w:sz="4"/>
+                    <w:left w:val="single" w:color="B7C2D1" w:sz="4"/>
+                    <w:bottom w:val="single" w:color="B7C2D1" w:sz="4"/>
+                    <w:right w:val="single" w:color="B7C2D1" w:sz="4"/>
+                  </w:tcBorders>
+                  <w:shd w:fill="FFFFFF" w:color="auto" w:val="clear"/>
+                  <w:tcMar>
+                    <w:top w:type="dxa" w:w="80"/>
+                    <w:left w:type="dxa" w:w="120"/>
+                    <w:bottom w:type="dxa" w:w="80"/>
+                    <w:right w:type="dxa" w:w="120"/>
+                  </w:tcMar>
+                  <w:vAlign w:val="center"/>
+                </w:tcPr>
+                <w:p>
+                  <w:pPr>
+                    <w:spacing w:after="0" w:before="0"/>
+                  </w:pPr>
+                  <w:r>
+                    <w:rPr>
+                      <w:rFonts w:ascii="Arial" w:cs="Arial" w:eastAsia="Arial" w:hAnsi="Arial"/>
+                      <w:b w:val="false"/>
+                      <w:bCs w:val="false"/>
+                      <w:sz w:val="21"/>
+                      <w:szCs w:val="21"/>
+                    </w:rPr>
+                    <w:t xml:space="preserve">1</w:t>
+                  </w:r>
+                </w:p>
+              </w:tc>
+              <w:tc>
+                <w:tcPr>
+                  <w:tcW w:type="dxa" w:w="2506"/>
                   <w:tcBorders>
                     <w:top w:val="single" w:color="B7C2D1" w:sz="4"/>
                     <w:left w:val="single" w:color="B7C2D1" w:sz="4"/>
@@ -2524,73 +3442,107 @@
               </w:trPr>
               <w:tc>
                 <w:tcPr>
-                  <w:tcW w:type="dxa" w:w="3342"/>
-                  <w:tcBorders>
-                    <w:top w:val="single" w:color="B7C2D1" w:sz="4"/>
-                    <w:left w:val="single" w:color="B7C2D1" w:sz="4"/>
-                    <w:bottom w:val="single" w:color="B7C2D1" w:sz="4"/>
-                    <w:right w:val="single" w:color="B7C2D1" w:sz="4"/>
-                  </w:tcBorders>
-                  <w:shd w:fill="FFFFFF" w:color="auto" w:val="clear"/>
-                  <w:tcMar>
-                    <w:top w:type="dxa" w:w="80"/>
-                    <w:left w:type="dxa" w:w="120"/>
-                    <w:bottom w:type="dxa" w:w="80"/>
-                    <w:right w:type="dxa" w:w="120"/>
-                  </w:tcMar>
-                  <w:vAlign w:val="center"/>
-                </w:tcPr>
-                <w:p>
-                  <w:pPr>
-                    <w:spacing w:after="0" w:before="0"/>
-                  </w:pPr>
-                  <w:r>
-                    <w:rPr>
-                      <w:rFonts w:ascii="Arial" w:cs="Arial" w:eastAsia="Arial" w:hAnsi="Arial"/>
-                      <w:sz w:val="21"/>
-                      <w:szCs w:val="21"/>
-                    </w:rPr>
-                    <w:t xml:space="preserve">A file called words.txt is already there, with one word per line, and it may be empty. Read words.txt. Count how many lines it holds. Display lines [that count] and nothing else.</w:t>
-                  </w:r>
-                </w:p>
-              </w:tc>
-              <w:tc>
-                <w:tcPr>
-                  <w:tcW w:type="dxa" w:w="3342"/>
-                  <w:tcBorders>
-                    <w:top w:val="single" w:color="B7C2D1" w:sz="4"/>
-                    <w:left w:val="single" w:color="B7C2D1" w:sz="4"/>
-                    <w:bottom w:val="single" w:color="B7C2D1" w:sz="4"/>
-                    <w:right w:val="single" w:color="B7C2D1" w:sz="4"/>
-                  </w:tcBorders>
-                  <w:shd w:fill="FFFFFF" w:color="auto" w:val="clear"/>
-                  <w:tcMar>
-                    <w:top w:type="dxa" w:w="80"/>
-                    <w:left w:type="dxa" w:w="120"/>
-                    <w:bottom w:type="dxa" w:w="80"/>
-                    <w:right w:type="dxa" w:w="120"/>
-                  </w:tcMar>
-                  <w:vAlign w:val="center"/>
-                </w:tcPr>
-                <w:p>
-                  <w:pPr>
-                    <w:spacing w:after="0" w:before="0"/>
-                  </w:pPr>
-                  <w:r>
-                    <w:rPr>
-                      <w:rFonts w:ascii="Arial" w:cs="Arial" w:eastAsia="Arial" w:hAnsi="Arial"/>
-                      <w:b w:val="false"/>
-                      <w:bCs w:val="false"/>
-                      <w:sz w:val="21"/>
-                      <w:szCs w:val="21"/>
-                    </w:rPr>
-                    <w:t xml:space="preserve">3</w:t>
-                  </w:r>
-                </w:p>
-              </w:tc>
-              <w:tc>
-                <w:tcPr>
-                  <w:tcW w:type="dxa" w:w="3342"/>
+                  <w:tcW w:type="dxa" w:w="2506"/>
+                  <w:tcBorders>
+                    <w:top w:val="single" w:color="B7C2D1" w:sz="4"/>
+                    <w:left w:val="single" w:color="B7C2D1" w:sz="4"/>
+                    <w:bottom w:val="single" w:color="B7C2D1" w:sz="4"/>
+                    <w:right w:val="single" w:color="B7C2D1" w:sz="4"/>
+                  </w:tcBorders>
+                  <w:shd w:fill="FFFFFF" w:color="auto" w:val="clear"/>
+                  <w:tcMar>
+                    <w:top w:type="dxa" w:w="80"/>
+                    <w:left w:type="dxa" w:w="120"/>
+                    <w:bottom w:type="dxa" w:w="80"/>
+                    <w:right w:type="dxa" w:w="120"/>
+                  </w:tcMar>
+                  <w:vAlign w:val="center"/>
+                </w:tcPr>
+                <w:p>
+                  <w:pPr>
+                    <w:spacing w:after="0" w:before="0"/>
+                  </w:pPr>
+                  <w:r>
+                    <w:rPr>
+                      <w:rFonts w:ascii="Arial" w:cs="Arial" w:eastAsia="Arial" w:hAnsi="Arial"/>
+                      <w:sz w:val="21"/>
+                      <w:szCs w:val="21"/>
+                    </w:rPr>
+                    <w:t xml:space="preserve">What will this program display?</w:t>
+                  </w:r>
+                </w:p>
+              </w:tc>
+              <w:tc>
+                <w:tcPr>
+                  <w:tcW w:type="dxa" w:w="2506"/>
+                  <w:tcBorders>
+                    <w:top w:val="single" w:color="B7C2D1" w:sz="4"/>
+                    <w:left w:val="single" w:color="B7C2D1" w:sz="4"/>
+                    <w:bottom w:val="single" w:color="B7C2D1" w:sz="4"/>
+                    <w:right w:val="single" w:color="B7C2D1" w:sz="4"/>
+                  </w:tcBorders>
+                  <w:shd w:fill="FFFFFF" w:color="auto" w:val="clear"/>
+                  <w:tcMar>
+                    <w:top w:type="dxa" w:w="80"/>
+                    <w:left w:type="dxa" w:w="120"/>
+                    <w:bottom w:type="dxa" w:w="80"/>
+                    <w:right w:type="dxa" w:w="120"/>
+                  </w:tcMar>
+                  <w:vAlign w:val="center"/>
+                </w:tcPr>
+                <w:p>
+                  <w:pPr>
+                    <w:spacing w:after="0" w:before="0"/>
+                  </w:pPr>
+                  <w:r>
+                    <w:rPr>
+                      <w:rFonts w:ascii="Arial" w:cs="Arial" w:eastAsia="Arial" w:hAnsi="Arial"/>
+                      <w:b w:val="false"/>
+                      <w:bCs w:val="false"/>
+                      <w:sz w:val="21"/>
+                      <w:szCs w:val="21"/>
+                    </w:rPr>
+                    <w:t xml:space="preserve">Predict</w:t>
+                  </w:r>
+                </w:p>
+              </w:tc>
+              <w:tc>
+                <w:tcPr>
+                  <w:tcW w:type="dxa" w:w="2506"/>
+                  <w:tcBorders>
+                    <w:top w:val="single" w:color="B7C2D1" w:sz="4"/>
+                    <w:left w:val="single" w:color="B7C2D1" w:sz="4"/>
+                    <w:bottom w:val="single" w:color="B7C2D1" w:sz="4"/>
+                    <w:right w:val="single" w:color="B7C2D1" w:sz="4"/>
+                  </w:tcBorders>
+                  <w:shd w:fill="FFFFFF" w:color="auto" w:val="clear"/>
+                  <w:tcMar>
+                    <w:top w:type="dxa" w:w="80"/>
+                    <w:left w:type="dxa" w:w="120"/>
+                    <w:bottom w:type="dxa" w:w="80"/>
+                    <w:right w:type="dxa" w:w="120"/>
+                  </w:tcMar>
+                  <w:vAlign w:val="center"/>
+                </w:tcPr>
+                <w:p>
+                  <w:pPr>
+                    <w:spacing w:after="0" w:before="0"/>
+                  </w:pPr>
+                  <w:r>
+                    <w:rPr>
+                      <w:rFonts w:ascii="Arial" w:cs="Arial" w:eastAsia="Arial" w:hAnsi="Arial"/>
+                      <w:b w:val="false"/>
+                      <w:bCs w:val="false"/>
+                      <w:sz w:val="21"/>
+                      <w:szCs w:val="21"/>
+                    </w:rPr>
+                    <w:t xml:space="preserve">1</w:t>
+                  </w:r>
+                </w:p>
+              </w:tc>
+              <w:tc>
+                <w:tcPr>
+                  <w:tcW w:type="dxa" w:w="2506"/>
                   <w:tcBorders>
                     <w:top w:val="single" w:color="B7C2D1" w:sz="4"/>
                     <w:left w:val="single" w:color="B7C2D1" w:sz="4"/>
@@ -2630,7 +3582,567 @@
               </w:trPr>
               <w:tc>
                 <w:tcPr>
-                  <w:tcW w:type="dxa" w:w="3342"/>
+                  <w:tcW w:type="dxa" w:w="2506"/>
+                  <w:tcBorders>
+                    <w:top w:val="single" w:color="B7C2D1" w:sz="4"/>
+                    <w:left w:val="single" w:color="B7C2D1" w:sz="4"/>
+                    <w:bottom w:val="single" w:color="B7C2D1" w:sz="4"/>
+                    <w:right w:val="single" w:color="B7C2D1" w:sz="4"/>
+                  </w:tcBorders>
+                  <w:shd w:fill="FFFFFF" w:color="auto" w:val="clear"/>
+                  <w:tcMar>
+                    <w:top w:type="dxa" w:w="80"/>
+                    <w:left w:type="dxa" w:w="120"/>
+                    <w:bottom w:type="dxa" w:w="80"/>
+                    <w:right w:type="dxa" w:w="120"/>
+                  </w:tcMar>
+                  <w:vAlign w:val="center"/>
+                </w:tcPr>
+                <w:p>
+                  <w:pPr>
+                    <w:spacing w:after="0" w:before="0"/>
+                  </w:pPr>
+                  <w:r>
+                    <w:rPr>
+                      <w:rFonts w:ascii="Arial" w:cs="Arial" w:eastAsia="Arial" w:hAnsi="Arial"/>
+                      <w:sz w:val="21"/>
+                      <w:szCs w:val="21"/>
+                    </w:rPr>
+                    <w:t xml:space="preserve">Change the program so the blank line does not appear.</w:t>
+                  </w:r>
+                </w:p>
+              </w:tc>
+              <w:tc>
+                <w:tcPr>
+                  <w:tcW w:type="dxa" w:w="2506"/>
+                  <w:tcBorders>
+                    <w:top w:val="single" w:color="B7C2D1" w:sz="4"/>
+                    <w:left w:val="single" w:color="B7C2D1" w:sz="4"/>
+                    <w:bottom w:val="single" w:color="B7C2D1" w:sz="4"/>
+                    <w:right w:val="single" w:color="B7C2D1" w:sz="4"/>
+                  </w:tcBorders>
+                  <w:shd w:fill="FFFFFF" w:color="auto" w:val="clear"/>
+                  <w:tcMar>
+                    <w:top w:type="dxa" w:w="80"/>
+                    <w:left w:type="dxa" w:w="120"/>
+                    <w:bottom w:type="dxa" w:w="80"/>
+                    <w:right w:type="dxa" w:w="120"/>
+                  </w:tcMar>
+                  <w:vAlign w:val="center"/>
+                </w:tcPr>
+                <w:p>
+                  <w:pPr>
+                    <w:spacing w:after="0" w:before="0"/>
+                  </w:pPr>
+                  <w:r>
+                    <w:rPr>
+                      <w:rFonts w:ascii="Arial" w:cs="Arial" w:eastAsia="Arial" w:hAnsi="Arial"/>
+                      <w:b w:val="false"/>
+                      <w:bCs w:val="false"/>
+                      <w:sz w:val="21"/>
+                      <w:szCs w:val="21"/>
+                    </w:rPr>
+                    <w:t xml:space="preserve">Change it</w:t>
+                  </w:r>
+                </w:p>
+              </w:tc>
+              <w:tc>
+                <w:tcPr>
+                  <w:tcW w:type="dxa" w:w="2506"/>
+                  <w:tcBorders>
+                    <w:top w:val="single" w:color="B7C2D1" w:sz="4"/>
+                    <w:left w:val="single" w:color="B7C2D1" w:sz="4"/>
+                    <w:bottom w:val="single" w:color="B7C2D1" w:sz="4"/>
+                    <w:right w:val="single" w:color="B7C2D1" w:sz="4"/>
+                  </w:tcBorders>
+                  <w:shd w:fill="FFFFFF" w:color="auto" w:val="clear"/>
+                  <w:tcMar>
+                    <w:top w:type="dxa" w:w="80"/>
+                    <w:left w:type="dxa" w:w="120"/>
+                    <w:bottom w:type="dxa" w:w="80"/>
+                    <w:right w:type="dxa" w:w="120"/>
+                  </w:tcMar>
+                  <w:vAlign w:val="center"/>
+                </w:tcPr>
+                <w:p>
+                  <w:pPr>
+                    <w:spacing w:after="0" w:before="0"/>
+                  </w:pPr>
+                  <w:r>
+                    <w:rPr>
+                      <w:rFonts w:ascii="Arial" w:cs="Arial" w:eastAsia="Arial" w:hAnsi="Arial"/>
+                      <w:b w:val="false"/>
+                      <w:bCs w:val="false"/>
+                      <w:sz w:val="21"/>
+                      <w:szCs w:val="21"/>
+                    </w:rPr>
+                    <w:t xml:space="preserve">1</w:t>
+                  </w:r>
+                </w:p>
+              </w:tc>
+              <w:tc>
+                <w:tcPr>
+                  <w:tcW w:type="dxa" w:w="2506"/>
+                  <w:tcBorders>
+                    <w:top w:val="single" w:color="B7C2D1" w:sz="4"/>
+                    <w:left w:val="single" w:color="B7C2D1" w:sz="4"/>
+                    <w:bottom w:val="single" w:color="B7C2D1" w:sz="4"/>
+                    <w:right w:val="single" w:color="B7C2D1" w:sz="4"/>
+                  </w:tcBorders>
+                  <w:shd w:fill="FFFFFF" w:color="auto" w:val="clear"/>
+                  <w:tcMar>
+                    <w:top w:type="dxa" w:w="80"/>
+                    <w:left w:type="dxa" w:w="120"/>
+                    <w:bottom w:type="dxa" w:w="80"/>
+                    <w:right w:type="dxa" w:w="120"/>
+                  </w:tcMar>
+                  <w:vAlign w:val="center"/>
+                </w:tcPr>
+                <w:p>
+                  <w:pPr>
+                    <w:spacing w:after="0" w:before="0"/>
+                  </w:pPr>
+                  <w:r>
+                    <w:rPr>
+                      <w:rFonts w:ascii="Arial" w:cs="Arial" w:eastAsia="Arial" w:hAnsi="Arial"/>
+                      <w:b w:val="false"/>
+                      <w:bCs w:val="false"/>
+                      <w:sz w:val="21"/>
+                      <w:szCs w:val="21"/>
+                    </w:rPr>
+                    <w:t xml:space="preserve"/>
+                  </w:r>
+                </w:p>
+              </w:tc>
+            </w:tr>
+            <w:tr>
+              <w:trPr>
+                <w:cantSplit/>
+                <w:trHeight w:val="360" w:hRule="atLeast"/>
+              </w:trPr>
+              <w:tc>
+                <w:tcPr>
+                  <w:tcW w:type="dxa" w:w="2506"/>
+                  <w:tcBorders>
+                    <w:top w:val="single" w:color="B7C2D1" w:sz="4"/>
+                    <w:left w:val="single" w:color="B7C2D1" w:sz="4"/>
+                    <w:bottom w:val="single" w:color="B7C2D1" w:sz="4"/>
+                    <w:right w:val="single" w:color="B7C2D1" w:sz="4"/>
+                  </w:tcBorders>
+                  <w:shd w:fill="FFFFFF" w:color="auto" w:val="clear"/>
+                  <w:tcMar>
+                    <w:top w:type="dxa" w:w="80"/>
+                    <w:left w:type="dxa" w:w="120"/>
+                    <w:bottom w:type="dxa" w:w="80"/>
+                    <w:right w:type="dxa" w:w="120"/>
+                  </w:tcMar>
+                  <w:vAlign w:val="center"/>
+                </w:tcPr>
+                <w:p>
+                  <w:pPr>
+                    <w:spacing w:after="0" w:before="0"/>
+                  </w:pPr>
+                  <w:r>
+                    <w:rPr>
+                      <w:rFonts w:ascii="Arial" w:cs="Arial" w:eastAsia="Arial" w:hAnsi="Arial"/>
+                      <w:sz w:val="21"/>
+                      <w:szCs w:val="21"/>
+                    </w:rPr>
+                    <w:t xml:space="preserve">Finish the program so it displays how many lines words.txt holds.</w:t>
+                  </w:r>
+                </w:p>
+              </w:tc>
+              <w:tc>
+                <w:tcPr>
+                  <w:tcW w:type="dxa" w:w="2506"/>
+                  <w:tcBorders>
+                    <w:top w:val="single" w:color="B7C2D1" w:sz="4"/>
+                    <w:left w:val="single" w:color="B7C2D1" w:sz="4"/>
+                    <w:bottom w:val="single" w:color="B7C2D1" w:sz="4"/>
+                    <w:right w:val="single" w:color="B7C2D1" w:sz="4"/>
+                  </w:tcBorders>
+                  <w:shd w:fill="FFFFFF" w:color="auto" w:val="clear"/>
+                  <w:tcMar>
+                    <w:top w:type="dxa" w:w="80"/>
+                    <w:left w:type="dxa" w:w="120"/>
+                    <w:bottom w:type="dxa" w:w="80"/>
+                    <w:right w:type="dxa" w:w="120"/>
+                  </w:tcMar>
+                  <w:vAlign w:val="center"/>
+                </w:tcPr>
+                <w:p>
+                  <w:pPr>
+                    <w:spacing w:after="0" w:before="0"/>
+                  </w:pPr>
+                  <w:r>
+                    <w:rPr>
+                      <w:rFonts w:ascii="Arial" w:cs="Arial" w:eastAsia="Arial" w:hAnsi="Arial"/>
+                      <w:b w:val="false"/>
+                      <w:bCs w:val="false"/>
+                      <w:sz w:val="21"/>
+                      <w:szCs w:val="21"/>
+                    </w:rPr>
+                    <w:t xml:space="preserve">Complete it</w:t>
+                  </w:r>
+                </w:p>
+              </w:tc>
+              <w:tc>
+                <w:tcPr>
+                  <w:tcW w:type="dxa" w:w="2506"/>
+                  <w:tcBorders>
+                    <w:top w:val="single" w:color="B7C2D1" w:sz="4"/>
+                    <w:left w:val="single" w:color="B7C2D1" w:sz="4"/>
+                    <w:bottom w:val="single" w:color="B7C2D1" w:sz="4"/>
+                    <w:right w:val="single" w:color="B7C2D1" w:sz="4"/>
+                  </w:tcBorders>
+                  <w:shd w:fill="FFFFFF" w:color="auto" w:val="clear"/>
+                  <w:tcMar>
+                    <w:top w:type="dxa" w:w="80"/>
+                    <w:left w:type="dxa" w:w="120"/>
+                    <w:bottom w:type="dxa" w:w="80"/>
+                    <w:right w:type="dxa" w:w="120"/>
+                  </w:tcMar>
+                  <w:vAlign w:val="center"/>
+                </w:tcPr>
+                <w:p>
+                  <w:pPr>
+                    <w:spacing w:after="0" w:before="0"/>
+                  </w:pPr>
+                  <w:r>
+                    <w:rPr>
+                      <w:rFonts w:ascii="Arial" w:cs="Arial" w:eastAsia="Arial" w:hAnsi="Arial"/>
+                      <w:b w:val="false"/>
+                      <w:bCs w:val="false"/>
+                      <w:sz w:val="21"/>
+                      <w:szCs w:val="21"/>
+                    </w:rPr>
+                    <w:t xml:space="preserve">2</w:t>
+                  </w:r>
+                </w:p>
+              </w:tc>
+              <w:tc>
+                <w:tcPr>
+                  <w:tcW w:type="dxa" w:w="2506"/>
+                  <w:tcBorders>
+                    <w:top w:val="single" w:color="B7C2D1" w:sz="4"/>
+                    <w:left w:val="single" w:color="B7C2D1" w:sz="4"/>
+                    <w:bottom w:val="single" w:color="B7C2D1" w:sz="4"/>
+                    <w:right w:val="single" w:color="B7C2D1" w:sz="4"/>
+                  </w:tcBorders>
+                  <w:shd w:fill="FFFFFF" w:color="auto" w:val="clear"/>
+                  <w:tcMar>
+                    <w:top w:type="dxa" w:w="80"/>
+                    <w:left w:type="dxa" w:w="120"/>
+                    <w:bottom w:type="dxa" w:w="80"/>
+                    <w:right w:type="dxa" w:w="120"/>
+                  </w:tcMar>
+                  <w:vAlign w:val="center"/>
+                </w:tcPr>
+                <w:p>
+                  <w:pPr>
+                    <w:spacing w:after="0" w:before="0"/>
+                  </w:pPr>
+                  <w:r>
+                    <w:rPr>
+                      <w:rFonts w:ascii="Arial" w:cs="Arial" w:eastAsia="Arial" w:hAnsi="Arial"/>
+                      <w:b w:val="false"/>
+                      <w:bCs w:val="false"/>
+                      <w:sz w:val="21"/>
+                      <w:szCs w:val="21"/>
+                    </w:rPr>
+                    <w:t xml:space="preserve"/>
+                  </w:r>
+                </w:p>
+              </w:tc>
+            </w:tr>
+            <w:tr>
+              <w:trPr>
+                <w:cantSplit/>
+                <w:trHeight w:val="360" w:hRule="atLeast"/>
+              </w:trPr>
+              <w:tc>
+                <w:tcPr>
+                  <w:tcW w:type="dxa" w:w="2506"/>
+                  <w:tcBorders>
+                    <w:top w:val="single" w:color="B7C2D1" w:sz="4"/>
+                    <w:left w:val="single" w:color="B7C2D1" w:sz="4"/>
+                    <w:bottom w:val="single" w:color="B7C2D1" w:sz="4"/>
+                    <w:right w:val="single" w:color="B7C2D1" w:sz="4"/>
+                  </w:tcBorders>
+                  <w:shd w:fill="FFFFFF" w:color="auto" w:val="clear"/>
+                  <w:tcMar>
+                    <w:top w:type="dxa" w:w="80"/>
+                    <w:left w:type="dxa" w:w="120"/>
+                    <w:bottom w:type="dxa" w:w="80"/>
+                    <w:right w:type="dxa" w:w="120"/>
+                  </w:tcMar>
+                  <w:vAlign w:val="center"/>
+                </w:tcPr>
+                <w:p>
+                  <w:pPr>
+                    <w:spacing w:after="0" w:before="0"/>
+                  </w:pPr>
+                  <w:r>
+                    <w:rPr>
+                      <w:rFonts w:ascii="Arial" w:cs="Arial" w:eastAsia="Arial" w:hAnsi="Arial"/>
+                      <w:sz w:val="21"/>
+                      <w:szCs w:val="21"/>
+                    </w:rPr>
+                    <w:t xml:space="preserve">A file called words.txt is already there, and it may be empty. Read the first line of words.txt only. Close the file. Take the newline off that line. Display the line first [that line]. Then display the line length [how many characters are left] on the next line.</w:t>
+                  </w:r>
+                </w:p>
+              </w:tc>
+              <w:tc>
+                <w:tcPr>
+                  <w:tcW w:type="dxa" w:w="2506"/>
+                  <w:tcBorders>
+                    <w:top w:val="single" w:color="B7C2D1" w:sz="4"/>
+                    <w:left w:val="single" w:color="B7C2D1" w:sz="4"/>
+                    <w:bottom w:val="single" w:color="B7C2D1" w:sz="4"/>
+                    <w:right w:val="single" w:color="B7C2D1" w:sz="4"/>
+                  </w:tcBorders>
+                  <w:shd w:fill="FFFFFF" w:color="auto" w:val="clear"/>
+                  <w:tcMar>
+                    <w:top w:type="dxa" w:w="80"/>
+                    <w:left w:type="dxa" w:w="120"/>
+                    <w:bottom w:type="dxa" w:w="80"/>
+                    <w:right w:type="dxa" w:w="120"/>
+                  </w:tcMar>
+                  <w:vAlign w:val="center"/>
+                </w:tcPr>
+                <w:p>
+                  <w:pPr>
+                    <w:spacing w:after="0" w:before="0"/>
+                  </w:pPr>
+                  <w:r>
+                    <w:rPr>
+                      <w:rFonts w:ascii="Arial" w:cs="Arial" w:eastAsia="Arial" w:hAnsi="Arial"/>
+                      <w:b w:val="false"/>
+                      <w:bCs w:val="false"/>
+                      <w:sz w:val="21"/>
+                      <w:szCs w:val="21"/>
+                    </w:rPr>
+                    <w:t xml:space="preserve">Write it</w:t>
+                  </w:r>
+                </w:p>
+              </w:tc>
+              <w:tc>
+                <w:tcPr>
+                  <w:tcW w:type="dxa" w:w="2506"/>
+                  <w:tcBorders>
+                    <w:top w:val="single" w:color="B7C2D1" w:sz="4"/>
+                    <w:left w:val="single" w:color="B7C2D1" w:sz="4"/>
+                    <w:bottom w:val="single" w:color="B7C2D1" w:sz="4"/>
+                    <w:right w:val="single" w:color="B7C2D1" w:sz="4"/>
+                  </w:tcBorders>
+                  <w:shd w:fill="FFFFFF" w:color="auto" w:val="clear"/>
+                  <w:tcMar>
+                    <w:top w:type="dxa" w:w="80"/>
+                    <w:left w:type="dxa" w:w="120"/>
+                    <w:bottom w:type="dxa" w:w="80"/>
+                    <w:right w:type="dxa" w:w="120"/>
+                  </w:tcMar>
+                  <w:vAlign w:val="center"/>
+                </w:tcPr>
+                <w:p>
+                  <w:pPr>
+                    <w:spacing w:after="0" w:before="0"/>
+                  </w:pPr>
+                  <w:r>
+                    <w:rPr>
+                      <w:rFonts w:ascii="Arial" w:cs="Arial" w:eastAsia="Arial" w:hAnsi="Arial"/>
+                      <w:b w:val="false"/>
+                      <w:bCs w:val="false"/>
+                      <w:sz w:val="21"/>
+                      <w:szCs w:val="21"/>
+                    </w:rPr>
+                    <w:t xml:space="preserve">3</w:t>
+                  </w:r>
+                </w:p>
+              </w:tc>
+              <w:tc>
+                <w:tcPr>
+                  <w:tcW w:type="dxa" w:w="2506"/>
+                  <w:tcBorders>
+                    <w:top w:val="single" w:color="B7C2D1" w:sz="4"/>
+                    <w:left w:val="single" w:color="B7C2D1" w:sz="4"/>
+                    <w:bottom w:val="single" w:color="B7C2D1" w:sz="4"/>
+                    <w:right w:val="single" w:color="B7C2D1" w:sz="4"/>
+                  </w:tcBorders>
+                  <w:shd w:fill="FFFFFF" w:color="auto" w:val="clear"/>
+                  <w:tcMar>
+                    <w:top w:type="dxa" w:w="80"/>
+                    <w:left w:type="dxa" w:w="120"/>
+                    <w:bottom w:type="dxa" w:w="80"/>
+                    <w:right w:type="dxa" w:w="120"/>
+                  </w:tcMar>
+                  <w:vAlign w:val="center"/>
+                </w:tcPr>
+                <w:p>
+                  <w:pPr>
+                    <w:spacing w:after="0" w:before="0"/>
+                  </w:pPr>
+                  <w:r>
+                    <w:rPr>
+                      <w:rFonts w:ascii="Arial" w:cs="Arial" w:eastAsia="Arial" w:hAnsi="Arial"/>
+                      <w:b w:val="false"/>
+                      <w:bCs w:val="false"/>
+                      <w:sz w:val="21"/>
+                      <w:szCs w:val="21"/>
+                    </w:rPr>
+                    <w:t xml:space="preserve"/>
+                  </w:r>
+                </w:p>
+              </w:tc>
+            </w:tr>
+            <w:tr>
+              <w:trPr>
+                <w:cantSplit/>
+                <w:trHeight w:val="360" w:hRule="atLeast"/>
+              </w:trPr>
+              <w:tc>
+                <w:tcPr>
+                  <w:tcW w:type="dxa" w:w="2506"/>
+                  <w:tcBorders>
+                    <w:top w:val="single" w:color="B7C2D1" w:sz="4"/>
+                    <w:left w:val="single" w:color="B7C2D1" w:sz="4"/>
+                    <w:bottom w:val="single" w:color="B7C2D1" w:sz="4"/>
+                    <w:right w:val="single" w:color="B7C2D1" w:sz="4"/>
+                  </w:tcBorders>
+                  <w:shd w:fill="FFFFFF" w:color="auto" w:val="clear"/>
+                  <w:tcMar>
+                    <w:top w:type="dxa" w:w="80"/>
+                    <w:left w:type="dxa" w:w="120"/>
+                    <w:bottom w:type="dxa" w:w="80"/>
+                    <w:right w:type="dxa" w:w="120"/>
+                  </w:tcMar>
+                  <w:vAlign w:val="center"/>
+                </w:tcPr>
+                <w:p>
+                  <w:pPr>
+                    <w:spacing w:after="0" w:before="0"/>
+                  </w:pPr>
+                  <w:r>
+                    <w:rPr>
+                      <w:rFonts w:ascii="Arial" w:cs="Arial" w:eastAsia="Arial" w:hAnsi="Arial"/>
+                      <w:sz w:val="21"/>
+                      <w:szCs w:val="21"/>
+                    </w:rPr>
+                    <w:t xml:space="preserve">This program should display every word in words.txt, one on each line. Find the mistake and put it right.</w:t>
+                  </w:r>
+                </w:p>
+              </w:tc>
+              <w:tc>
+                <w:tcPr>
+                  <w:tcW w:type="dxa" w:w="2506"/>
+                  <w:tcBorders>
+                    <w:top w:val="single" w:color="B7C2D1" w:sz="4"/>
+                    <w:left w:val="single" w:color="B7C2D1" w:sz="4"/>
+                    <w:bottom w:val="single" w:color="B7C2D1" w:sz="4"/>
+                    <w:right w:val="single" w:color="B7C2D1" w:sz="4"/>
+                  </w:tcBorders>
+                  <w:shd w:fill="FFFFFF" w:color="auto" w:val="clear"/>
+                  <w:tcMar>
+                    <w:top w:type="dxa" w:w="80"/>
+                    <w:left w:type="dxa" w:w="120"/>
+                    <w:bottom w:type="dxa" w:w="80"/>
+                    <w:right w:type="dxa" w:w="120"/>
+                  </w:tcMar>
+                  <w:vAlign w:val="center"/>
+                </w:tcPr>
+                <w:p>
+                  <w:pPr>
+                    <w:spacing w:after="0" w:before="0"/>
+                  </w:pPr>
+                  <w:r>
+                    <w:rPr>
+                      <w:rFonts w:ascii="Arial" w:cs="Arial" w:eastAsia="Arial" w:hAnsi="Arial"/>
+                      <w:b w:val="false"/>
+                      <w:bCs w:val="false"/>
+                      <w:sz w:val="21"/>
+                      <w:szCs w:val="21"/>
+                    </w:rPr>
+                    <w:t xml:space="preserve">Fix it</w:t>
+                  </w:r>
+                </w:p>
+              </w:tc>
+              <w:tc>
+                <w:tcPr>
+                  <w:tcW w:type="dxa" w:w="2506"/>
+                  <w:tcBorders>
+                    <w:top w:val="single" w:color="B7C2D1" w:sz="4"/>
+                    <w:left w:val="single" w:color="B7C2D1" w:sz="4"/>
+                    <w:bottom w:val="single" w:color="B7C2D1" w:sz="4"/>
+                    <w:right w:val="single" w:color="B7C2D1" w:sz="4"/>
+                  </w:tcBorders>
+                  <w:shd w:fill="FFFFFF" w:color="auto" w:val="clear"/>
+                  <w:tcMar>
+                    <w:top w:type="dxa" w:w="80"/>
+                    <w:left w:type="dxa" w:w="120"/>
+                    <w:bottom w:type="dxa" w:w="80"/>
+                    <w:right w:type="dxa" w:w="120"/>
+                  </w:tcMar>
+                  <w:vAlign w:val="center"/>
+                </w:tcPr>
+                <w:p>
+                  <w:pPr>
+                    <w:spacing w:after="0" w:before="0"/>
+                  </w:pPr>
+                  <w:r>
+                    <w:rPr>
+                      <w:rFonts w:ascii="Arial" w:cs="Arial" w:eastAsia="Arial" w:hAnsi="Arial"/>
+                      <w:b w:val="false"/>
+                      <w:bCs w:val="false"/>
+                      <w:sz w:val="21"/>
+                      <w:szCs w:val="21"/>
+                    </w:rPr>
+                    <w:t xml:space="preserve">2</w:t>
+                  </w:r>
+                </w:p>
+              </w:tc>
+              <w:tc>
+                <w:tcPr>
+                  <w:tcW w:type="dxa" w:w="2506"/>
+                  <w:tcBorders>
+                    <w:top w:val="single" w:color="B7C2D1" w:sz="4"/>
+                    <w:left w:val="single" w:color="B7C2D1" w:sz="4"/>
+                    <w:bottom w:val="single" w:color="B7C2D1" w:sz="4"/>
+                    <w:right w:val="single" w:color="B7C2D1" w:sz="4"/>
+                  </w:tcBorders>
+                  <w:shd w:fill="FFFFFF" w:color="auto" w:val="clear"/>
+                  <w:tcMar>
+                    <w:top w:type="dxa" w:w="80"/>
+                    <w:left w:type="dxa" w:w="120"/>
+                    <w:bottom w:type="dxa" w:w="80"/>
+                    <w:right w:type="dxa" w:w="120"/>
+                  </w:tcMar>
+                  <w:vAlign w:val="center"/>
+                </w:tcPr>
+                <w:p>
+                  <w:pPr>
+                    <w:spacing w:after="0" w:before="0"/>
+                  </w:pPr>
+                  <w:r>
+                    <w:rPr>
+                      <w:rFonts w:ascii="Arial" w:cs="Arial" w:eastAsia="Arial" w:hAnsi="Arial"/>
+                      <w:b w:val="false"/>
+                      <w:bCs w:val="false"/>
+                      <w:sz w:val="21"/>
+                      <w:szCs w:val="21"/>
+                    </w:rPr>
+                    <w:t xml:space="preserve"/>
+                  </w:r>
+                </w:p>
+              </w:tc>
+            </w:tr>
+            <w:tr>
+              <w:trPr>
+                <w:cantSplit/>
+                <w:trHeight w:val="360" w:hRule="atLeast"/>
+              </w:trPr>
+              <w:tc>
+                <w:tcPr>
+                  <w:tcW w:type="dxa" w:w="2506"/>
                   <w:tcBorders>
                     <w:top w:val="single" w:color="B7C2D1" w:sz="4"/>
                     <w:left w:val="single" w:color="B7C2D1" w:sz="4"/>
@@ -2662,41 +4174,75 @@
               </w:tc>
               <w:tc>
                 <w:tcPr>
-                  <w:tcW w:type="dxa" w:w="3342"/>
-                  <w:tcBorders>
-                    <w:top w:val="single" w:color="B7C2D1" w:sz="4"/>
-                    <w:left w:val="single" w:color="B7C2D1" w:sz="4"/>
-                    <w:bottom w:val="single" w:color="B7C2D1" w:sz="4"/>
-                    <w:right w:val="single" w:color="B7C2D1" w:sz="4"/>
-                  </w:tcBorders>
-                  <w:shd w:fill="FFFFFF" w:color="auto" w:val="clear"/>
-                  <w:tcMar>
-                    <w:top w:type="dxa" w:w="80"/>
-                    <w:left w:type="dxa" w:w="120"/>
-                    <w:bottom w:type="dxa" w:w="80"/>
-                    <w:right w:type="dxa" w:w="120"/>
-                  </w:tcMar>
-                  <w:vAlign w:val="center"/>
-                </w:tcPr>
-                <w:p>
-                  <w:pPr>
-                    <w:spacing w:after="0" w:before="0"/>
-                  </w:pPr>
-                  <w:r>
-                    <w:rPr>
-                      <w:rFonts w:ascii="Arial" w:cs="Arial" w:eastAsia="Arial" w:hAnsi="Arial"/>
-                      <w:b w:val="false"/>
-                      <w:bCs w:val="false"/>
-                      <w:sz w:val="21"/>
-                      <w:szCs w:val="21"/>
-                    </w:rPr>
-                    <w:t xml:space="preserve">4</w:t>
-                  </w:r>
-                </w:p>
-              </w:tc>
-              <w:tc>
-                <w:tcPr>
-                  <w:tcW w:type="dxa" w:w="3342"/>
+                  <w:tcW w:type="dxa" w:w="2506"/>
+                  <w:tcBorders>
+                    <w:top w:val="single" w:color="B7C2D1" w:sz="4"/>
+                    <w:left w:val="single" w:color="B7C2D1" w:sz="4"/>
+                    <w:bottom w:val="single" w:color="B7C2D1" w:sz="4"/>
+                    <w:right w:val="single" w:color="B7C2D1" w:sz="4"/>
+                  </w:tcBorders>
+                  <w:shd w:fill="FFFFFF" w:color="auto" w:val="clear"/>
+                  <w:tcMar>
+                    <w:top w:type="dxa" w:w="80"/>
+                    <w:left w:type="dxa" w:w="120"/>
+                    <w:bottom w:type="dxa" w:w="80"/>
+                    <w:right w:type="dxa" w:w="120"/>
+                  </w:tcMar>
+                  <w:vAlign w:val="center"/>
+                </w:tcPr>
+                <w:p>
+                  <w:pPr>
+                    <w:spacing w:after="0" w:before="0"/>
+                  </w:pPr>
+                  <w:r>
+                    <w:rPr>
+                      <w:rFonts w:ascii="Arial" w:cs="Arial" w:eastAsia="Arial" w:hAnsi="Arial"/>
+                      <w:b w:val="false"/>
+                      <w:bCs w:val="false"/>
+                      <w:sz w:val="21"/>
+                      <w:szCs w:val="21"/>
+                    </w:rPr>
+                    <w:t xml:space="preserve">Challenge (optional)</w:t>
+                  </w:r>
+                </w:p>
+              </w:tc>
+              <w:tc>
+                <w:tcPr>
+                  <w:tcW w:type="dxa" w:w="2506"/>
+                  <w:tcBorders>
+                    <w:top w:val="single" w:color="B7C2D1" w:sz="4"/>
+                    <w:left w:val="single" w:color="B7C2D1" w:sz="4"/>
+                    <w:bottom w:val="single" w:color="B7C2D1" w:sz="4"/>
+                    <w:right w:val="single" w:color="B7C2D1" w:sz="4"/>
+                  </w:tcBorders>
+                  <w:shd w:fill="FFFFFF" w:color="auto" w:val="clear"/>
+                  <w:tcMar>
+                    <w:top w:type="dxa" w:w="80"/>
+                    <w:left w:type="dxa" w:w="120"/>
+                    <w:bottom w:type="dxa" w:w="80"/>
+                    <w:right w:type="dxa" w:w="120"/>
+                  </w:tcMar>
+                  <w:vAlign w:val="center"/>
+                </w:tcPr>
+                <w:p>
+                  <w:pPr>
+                    <w:spacing w:after="0" w:before="0"/>
+                  </w:pPr>
+                  <w:r>
+                    <w:rPr>
+                      <w:rFonts w:ascii="Arial" w:cs="Arial" w:eastAsia="Arial" w:hAnsi="Arial"/>
+                      <w:b w:val="false"/>
+                      <w:bCs w:val="false"/>
+                      <w:sz w:val="21"/>
+                      <w:szCs w:val="21"/>
+                    </w:rPr>
+                    <w:t xml:space="preserve">3</w:t>
+                  </w:r>
+                </w:p>
+              </w:tc>
+              <w:tc>
+                <w:tcPr>
+                  <w:tcW w:type="dxa" w:w="2506"/>
                   <w:tcBorders>
                     <w:top w:val="single" w:color="B7C2D1" w:sz="4"/>
                     <w:left w:val="single" w:color="B7C2D1" w:sz="4"/>
@@ -2743,7 +4289,7 @@
                 <w:sz w:val="21"/>
                 <w:szCs w:val="21"/>
               </w:rPr>
-              <w:t xml:space="preserve">Plan the one you found hardest: inputs, what happens to them, what is printed.</w:t>
+              <w:t xml:space="preserve">Plan the one you found hardest: what is typed in, what happens to it, what is displayed.</w:t>
             </w:r>
           </w:p>
           <w:tbl>
@@ -3169,12 +4715,12 @@
                 <w:sz w:val="21"/>
                 <w:szCs w:val="21"/>
               </w:rPr>
-              <w:t xml:space="preserve">Tick each one off as its tests pass in the editor</w:t>
+              <w:t xml:space="preserve">Tick each one off as you finish it in the editor</w:t>
             </w:r>
           </w:p>
           <w:tbl>
             <w:tblPr>
-              <w:tblW w:type="dxa" w:w="10026"/>
+              <w:tblW w:type="dxa" w:w="10024"/>
               <w:tblBorders>
                 <w:top w:val="single" w:color="auto" w:sz="4"/>
                 <w:left w:val="single" w:color="auto" w:sz="4"/>
@@ -3185,9 +4731,10 @@
               </w:tblBorders>
             </w:tblPr>
             <w:tblGrid>
-              <w:gridCol w:w="3342"/>
-              <w:gridCol w:w="3342"/>
-              <w:gridCol w:w="3342"/>
+              <w:gridCol w:w="2506"/>
+              <w:gridCol w:w="2506"/>
+              <w:gridCol w:w="2506"/>
+              <w:gridCol w:w="2506"/>
             </w:tblGrid>
             <w:tr>
               <w:trPr>
@@ -3196,7 +4743,7 @@
               </w:trPr>
               <w:tc>
                 <w:tcPr>
-                  <w:tcW w:type="dxa" w:w="3342"/>
+                  <w:tcW w:type="dxa" w:w="2506"/>
                   <w:tcBorders>
                     <w:top w:val="single" w:color="B7C2D1" w:sz="4"/>
                     <w:left w:val="single" w:color="B7C2D1" w:sz="4"/>
@@ -3224,13 +4771,13 @@
                       <w:sz w:val="20"/>
                       <w:szCs w:val="20"/>
                     </w:rPr>
-                    <w:t xml:space="preserve">Program</w:t>
-                  </w:r>
-                </w:p>
-              </w:tc>
-              <w:tc>
-                <w:tcPr>
-                  <w:tcW w:type="dxa" w:w="3342"/>
+                    <w:t xml:space="preserve">Activity</w:t>
+                  </w:r>
+                </w:p>
+              </w:tc>
+              <w:tc>
+                <w:tcPr>
+                  <w:tcW w:type="dxa" w:w="2506"/>
                   <w:tcBorders>
                     <w:top w:val="single" w:color="B7C2D1" w:sz="4"/>
                     <w:left w:val="single" w:color="B7C2D1" w:sz="4"/>
@@ -3258,13 +4805,47 @@
                       <w:sz w:val="20"/>
                       <w:szCs w:val="20"/>
                     </w:rPr>
+                    <w:t xml:space="preserve">What to do</w:t>
+                  </w:r>
+                </w:p>
+              </w:tc>
+              <w:tc>
+                <w:tcPr>
+                  <w:tcW w:type="dxa" w:w="2506"/>
+                  <w:tcBorders>
+                    <w:top w:val="single" w:color="B7C2D1" w:sz="4"/>
+                    <w:left w:val="single" w:color="B7C2D1" w:sz="4"/>
+                    <w:bottom w:val="single" w:color="B7C2D1" w:sz="4"/>
+                    <w:right w:val="single" w:color="B7C2D1" w:sz="4"/>
+                  </w:tcBorders>
+                  <w:shd w:fill="E6ECF5" w:color="auto" w:val="clear"/>
+                  <w:tcMar>
+                    <w:top w:type="dxa" w:w="80"/>
+                    <w:left w:type="dxa" w:w="120"/>
+                    <w:bottom w:type="dxa" w:w="80"/>
+                    <w:right w:type="dxa" w:w="120"/>
+                  </w:tcMar>
+                  <w:vAlign w:val="center"/>
+                </w:tcPr>
+                <w:p>
+                  <w:pPr>
+                    <w:spacing w:after="0" w:before="0"/>
+                  </w:pPr>
+                  <w:r>
+                    <w:rPr>
+                      <w:rFonts w:ascii="Arial" w:cs="Arial" w:eastAsia="Arial" w:hAnsi="Arial"/>
+                      <w:b/>
+                      <w:bCs/>
+                      <w:sz w:val="20"/>
+                      <w:szCs w:val="20"/>
+                    </w:rPr>
                     <w:t xml:space="preserve">Marks</w:t>
                   </w:r>
                 </w:p>
               </w:tc>
               <w:tc>
                 <w:tcPr>
-                  <w:tcW w:type="dxa" w:w="3342"/>
+                  <w:tcW w:type="dxa" w:w="2506"/>
                   <w:tcBorders>
                     <w:top w:val="single" w:color="B7C2D1" w:sz="4"/>
                     <w:left w:val="single" w:color="B7C2D1" w:sz="4"/>
@@ -3304,73 +4885,107 @@
               </w:trPr>
               <w:tc>
                 <w:tcPr>
-                  <w:tcW w:type="dxa" w:w="3342"/>
-                  <w:tcBorders>
-                    <w:top w:val="single" w:color="B7C2D1" w:sz="4"/>
-                    <w:left w:val="single" w:color="B7C2D1" w:sz="4"/>
-                    <w:bottom w:val="single" w:color="B7C2D1" w:sz="4"/>
-                    <w:right w:val="single" w:color="B7C2D1" w:sz="4"/>
-                  </w:tcBorders>
-                  <w:shd w:fill="FFFFFF" w:color="auto" w:val="clear"/>
-                  <w:tcMar>
-                    <w:top w:type="dxa" w:w="80"/>
-                    <w:left w:type="dxa" w:w="120"/>
-                    <w:bottom w:type="dxa" w:w="80"/>
-                    <w:right w:type="dxa" w:w="120"/>
-                  </w:tcMar>
-                  <w:vAlign w:val="center"/>
-                </w:tcPr>
-                <w:p>
-                  <w:pPr>
-                    <w:spacing w:after="0" w:before="0"/>
-                  </w:pPr>
-                  <w:r>
-                    <w:rPr>
-                      <w:rFonts w:ascii="Arial" w:cs="Arial" w:eastAsia="Arial" w:hAnsi="Arial"/>
-                      <w:sz w:val="21"/>
-                      <w:szCs w:val="21"/>
-                    </w:rPr>
-                    <w:t xml:space="preserve">Ask the user for a word. Make a file called out.txt. Write that word into out.txt on one line. Write ready on the next line. Close the file. Then read out.txt back in one go. Display what you read.</w:t>
-                  </w:r>
-                </w:p>
-              </w:tc>
-              <w:tc>
-                <w:tcPr>
-                  <w:tcW w:type="dxa" w:w="3342"/>
-                  <w:tcBorders>
-                    <w:top w:val="single" w:color="B7C2D1" w:sz="4"/>
-                    <w:left w:val="single" w:color="B7C2D1" w:sz="4"/>
-                    <w:bottom w:val="single" w:color="B7C2D1" w:sz="4"/>
-                    <w:right w:val="single" w:color="B7C2D1" w:sz="4"/>
-                  </w:tcBorders>
-                  <w:shd w:fill="FFFFFF" w:color="auto" w:val="clear"/>
-                  <w:tcMar>
-                    <w:top w:type="dxa" w:w="80"/>
-                    <w:left w:type="dxa" w:w="120"/>
-                    <w:bottom w:type="dxa" w:w="80"/>
-                    <w:right w:type="dxa" w:w="120"/>
-                  </w:tcMar>
-                  <w:vAlign w:val="center"/>
-                </w:tcPr>
-                <w:p>
-                  <w:pPr>
-                    <w:spacing w:after="0" w:before="0"/>
-                  </w:pPr>
-                  <w:r>
-                    <w:rPr>
-                      <w:rFonts w:ascii="Arial" w:cs="Arial" w:eastAsia="Arial" w:hAnsi="Arial"/>
-                      <w:b w:val="false"/>
-                      <w:bCs w:val="false"/>
-                      <w:sz w:val="21"/>
-                      <w:szCs w:val="21"/>
-                    </w:rPr>
-                    <w:t xml:space="preserve">4</w:t>
-                  </w:r>
-                </w:p>
-              </w:tc>
-              <w:tc>
-                <w:tcPr>
-                  <w:tcW w:type="dxa" w:w="3342"/>
+                  <w:tcW w:type="dxa" w:w="2506"/>
+                  <w:tcBorders>
+                    <w:top w:val="single" w:color="B7C2D1" w:sz="4"/>
+                    <w:left w:val="single" w:color="B7C2D1" w:sz="4"/>
+                    <w:bottom w:val="single" w:color="B7C2D1" w:sz="4"/>
+                    <w:right w:val="single" w:color="B7C2D1" w:sz="4"/>
+                  </w:tcBorders>
+                  <w:shd w:fill="FFFFFF" w:color="auto" w:val="clear"/>
+                  <w:tcMar>
+                    <w:top w:type="dxa" w:w="80"/>
+                    <w:left w:type="dxa" w:w="120"/>
+                    <w:bottom w:type="dxa" w:w="80"/>
+                    <w:right w:type="dxa" w:w="120"/>
+                  </w:tcMar>
+                  <w:vAlign w:val="center"/>
+                </w:tcPr>
+                <w:p>
+                  <w:pPr>
+                    <w:spacing w:after="0" w:before="0"/>
+                  </w:pPr>
+                  <w:r>
+                    <w:rPr>
+                      <w:rFonts w:ascii="Arial" w:cs="Arial" w:eastAsia="Arial" w:hAnsi="Arial"/>
+                      <w:sz w:val="21"/>
+                      <w:szCs w:val="21"/>
+                    </w:rPr>
+                    <w:t xml:space="preserve">Press Run. The program writes the same file twice over, then reads it back.</w:t>
+                  </w:r>
+                </w:p>
+              </w:tc>
+              <w:tc>
+                <w:tcPr>
+                  <w:tcW w:type="dxa" w:w="2506"/>
+                  <w:tcBorders>
+                    <w:top w:val="single" w:color="B7C2D1" w:sz="4"/>
+                    <w:left w:val="single" w:color="B7C2D1" w:sz="4"/>
+                    <w:bottom w:val="single" w:color="B7C2D1" w:sz="4"/>
+                    <w:right w:val="single" w:color="B7C2D1" w:sz="4"/>
+                  </w:tcBorders>
+                  <w:shd w:fill="FFFFFF" w:color="auto" w:val="clear"/>
+                  <w:tcMar>
+                    <w:top w:type="dxa" w:w="80"/>
+                    <w:left w:type="dxa" w:w="120"/>
+                    <w:bottom w:type="dxa" w:w="80"/>
+                    <w:right w:type="dxa" w:w="120"/>
+                  </w:tcMar>
+                  <w:vAlign w:val="center"/>
+                </w:tcPr>
+                <w:p>
+                  <w:pPr>
+                    <w:spacing w:after="0" w:before="0"/>
+                  </w:pPr>
+                  <w:r>
+                    <w:rPr>
+                      <w:rFonts w:ascii="Arial" w:cs="Arial" w:eastAsia="Arial" w:hAnsi="Arial"/>
+                      <w:b w:val="false"/>
+                      <w:bCs w:val="false"/>
+                      <w:sz w:val="21"/>
+                      <w:szCs w:val="21"/>
+                    </w:rPr>
+                    <w:t xml:space="preserve">Run it</w:t>
+                  </w:r>
+                </w:p>
+              </w:tc>
+              <w:tc>
+                <w:tcPr>
+                  <w:tcW w:type="dxa" w:w="2506"/>
+                  <w:tcBorders>
+                    <w:top w:val="single" w:color="B7C2D1" w:sz="4"/>
+                    <w:left w:val="single" w:color="B7C2D1" w:sz="4"/>
+                    <w:bottom w:val="single" w:color="B7C2D1" w:sz="4"/>
+                    <w:right w:val="single" w:color="B7C2D1" w:sz="4"/>
+                  </w:tcBorders>
+                  <w:shd w:fill="FFFFFF" w:color="auto" w:val="clear"/>
+                  <w:tcMar>
+                    <w:top w:type="dxa" w:w="80"/>
+                    <w:left w:type="dxa" w:w="120"/>
+                    <w:bottom w:type="dxa" w:w="80"/>
+                    <w:right w:type="dxa" w:w="120"/>
+                  </w:tcMar>
+                  <w:vAlign w:val="center"/>
+                </w:tcPr>
+                <w:p>
+                  <w:pPr>
+                    <w:spacing w:after="0" w:before="0"/>
+                  </w:pPr>
+                  <w:r>
+                    <w:rPr>
+                      <w:rFonts w:ascii="Arial" w:cs="Arial" w:eastAsia="Arial" w:hAnsi="Arial"/>
+                      <w:b w:val="false"/>
+                      <w:bCs w:val="false"/>
+                      <w:sz w:val="21"/>
+                      <w:szCs w:val="21"/>
+                    </w:rPr>
+                    <w:t xml:space="preserve">1</w:t>
+                  </w:r>
+                </w:p>
+              </w:tc>
+              <w:tc>
+                <w:tcPr>
+                  <w:tcW w:type="dxa" w:w="2506"/>
                   <w:tcBorders>
                     <w:top w:val="single" w:color="B7C2D1" w:sz="4"/>
                     <w:left w:val="single" w:color="B7C2D1" w:sz="4"/>
@@ -3410,73 +5025,807 @@
               </w:trPr>
               <w:tc>
                 <w:tcPr>
-                  <w:tcW w:type="dxa" w:w="3342"/>
-                  <w:tcBorders>
-                    <w:top w:val="single" w:color="B7C2D1" w:sz="4"/>
-                    <w:left w:val="single" w:color="B7C2D1" w:sz="4"/>
-                    <w:bottom w:val="single" w:color="B7C2D1" w:sz="4"/>
-                    <w:right w:val="single" w:color="B7C2D1" w:sz="4"/>
-                  </w:tcBorders>
-                  <w:shd w:fill="FFFFFF" w:color="auto" w:val="clear"/>
-                  <w:tcMar>
-                    <w:top w:type="dxa" w:w="80"/>
-                    <w:left w:type="dxa" w:w="120"/>
-                    <w:bottom w:type="dxa" w:w="80"/>
-                    <w:right w:type="dxa" w:w="120"/>
-                  </w:tcMar>
-                  <w:vAlign w:val="center"/>
-                </w:tcPr>
-                <w:p>
-                  <w:pPr>
-                    <w:spacing w:after="0" w:before="0"/>
-                  </w:pPr>
-                  <w:r>
-                    <w:rPr>
-                      <w:rFonts w:ascii="Arial" w:cs="Arial" w:eastAsia="Arial" w:hAnsi="Arial"/>
-                      <w:sz w:val="21"/>
-                      <w:szCs w:val="21"/>
-                    </w:rPr>
-                    <w:t xml:space="preserve">Ask the user for a word. Open the file data.txt in write mode, which empties whatever it held. Write that word into data.txt on a line of its own. Close the file. Then read data.txt back. Display [every line in it], one on each line. Then display lines [how many] on the last line.</w:t>
-                  </w:r>
-                </w:p>
-              </w:tc>
-              <w:tc>
-                <w:tcPr>
-                  <w:tcW w:type="dxa" w:w="3342"/>
-                  <w:tcBorders>
-                    <w:top w:val="single" w:color="B7C2D1" w:sz="4"/>
-                    <w:left w:val="single" w:color="B7C2D1" w:sz="4"/>
-                    <w:bottom w:val="single" w:color="B7C2D1" w:sz="4"/>
-                    <w:right w:val="single" w:color="B7C2D1" w:sz="4"/>
-                  </w:tcBorders>
-                  <w:shd w:fill="FFFFFF" w:color="auto" w:val="clear"/>
-                  <w:tcMar>
-                    <w:top w:type="dxa" w:w="80"/>
-                    <w:left w:type="dxa" w:w="120"/>
-                    <w:bottom w:type="dxa" w:w="80"/>
-                    <w:right w:type="dxa" w:w="120"/>
-                  </w:tcMar>
-                  <w:vAlign w:val="center"/>
-                </w:tcPr>
-                <w:p>
-                  <w:pPr>
-                    <w:spacing w:after="0" w:before="0"/>
-                  </w:pPr>
-                  <w:r>
-                    <w:rPr>
-                      <w:rFonts w:ascii="Arial" w:cs="Arial" w:eastAsia="Arial" w:hAnsi="Arial"/>
-                      <w:b w:val="false"/>
-                      <w:bCs w:val="false"/>
-                      <w:sz w:val="21"/>
-                      <w:szCs w:val="21"/>
-                    </w:rPr>
-                    <w:t xml:space="preserve">4</w:t>
-                  </w:r>
-                </w:p>
-              </w:tc>
-              <w:tc>
-                <w:tcPr>
-                  <w:tcW w:type="dxa" w:w="3342"/>
+                  <w:tcW w:type="dxa" w:w="2506"/>
+                  <w:tcBorders>
+                    <w:top w:val="single" w:color="B7C2D1" w:sz="4"/>
+                    <w:left w:val="single" w:color="B7C2D1" w:sz="4"/>
+                    <w:bottom w:val="single" w:color="B7C2D1" w:sz="4"/>
+                    <w:right w:val="single" w:color="B7C2D1" w:sz="4"/>
+                  </w:tcBorders>
+                  <w:shd w:fill="FFFFFF" w:color="auto" w:val="clear"/>
+                  <w:tcMar>
+                    <w:top w:type="dxa" w:w="80"/>
+                    <w:left w:type="dxa" w:w="120"/>
+                    <w:bottom w:type="dxa" w:w="80"/>
+                    <w:right w:type="dxa" w:w="120"/>
+                  </w:tcMar>
+                  <w:vAlign w:val="center"/>
+                </w:tcPr>
+                <w:p>
+                  <w:pPr>
+                    <w:spacing w:after="0" w:before="0"/>
+                  </w:pPr>
+                  <w:r>
+                    <w:rPr>
+                      <w:rFonts w:ascii="Arial" w:cs="Arial" w:eastAsia="Arial" w:hAnsi="Arial"/>
+                      <w:sz w:val="21"/>
+                      <w:szCs w:val="21"/>
+                    </w:rPr>
+                    <w:t xml:space="preserve">What will this program display?</w:t>
+                  </w:r>
+                </w:p>
+              </w:tc>
+              <w:tc>
+                <w:tcPr>
+                  <w:tcW w:type="dxa" w:w="2506"/>
+                  <w:tcBorders>
+                    <w:top w:val="single" w:color="B7C2D1" w:sz="4"/>
+                    <w:left w:val="single" w:color="B7C2D1" w:sz="4"/>
+                    <w:bottom w:val="single" w:color="B7C2D1" w:sz="4"/>
+                    <w:right w:val="single" w:color="B7C2D1" w:sz="4"/>
+                  </w:tcBorders>
+                  <w:shd w:fill="FFFFFF" w:color="auto" w:val="clear"/>
+                  <w:tcMar>
+                    <w:top w:type="dxa" w:w="80"/>
+                    <w:left w:type="dxa" w:w="120"/>
+                    <w:bottom w:type="dxa" w:w="80"/>
+                    <w:right w:type="dxa" w:w="120"/>
+                  </w:tcMar>
+                  <w:vAlign w:val="center"/>
+                </w:tcPr>
+                <w:p>
+                  <w:pPr>
+                    <w:spacing w:after="0" w:before="0"/>
+                  </w:pPr>
+                  <w:r>
+                    <w:rPr>
+                      <w:rFonts w:ascii="Arial" w:cs="Arial" w:eastAsia="Arial" w:hAnsi="Arial"/>
+                      <w:b w:val="false"/>
+                      <w:bCs w:val="false"/>
+                      <w:sz w:val="21"/>
+                      <w:szCs w:val="21"/>
+                    </w:rPr>
+                    <w:t xml:space="preserve">Predict</w:t>
+                  </w:r>
+                </w:p>
+              </w:tc>
+              <w:tc>
+                <w:tcPr>
+                  <w:tcW w:type="dxa" w:w="2506"/>
+                  <w:tcBorders>
+                    <w:top w:val="single" w:color="B7C2D1" w:sz="4"/>
+                    <w:left w:val="single" w:color="B7C2D1" w:sz="4"/>
+                    <w:bottom w:val="single" w:color="B7C2D1" w:sz="4"/>
+                    <w:right w:val="single" w:color="B7C2D1" w:sz="4"/>
+                  </w:tcBorders>
+                  <w:shd w:fill="FFFFFF" w:color="auto" w:val="clear"/>
+                  <w:tcMar>
+                    <w:top w:type="dxa" w:w="80"/>
+                    <w:left w:type="dxa" w:w="120"/>
+                    <w:bottom w:type="dxa" w:w="80"/>
+                    <w:right w:type="dxa" w:w="120"/>
+                  </w:tcMar>
+                  <w:vAlign w:val="center"/>
+                </w:tcPr>
+                <w:p>
+                  <w:pPr>
+                    <w:spacing w:after="0" w:before="0"/>
+                  </w:pPr>
+                  <w:r>
+                    <w:rPr>
+                      <w:rFonts w:ascii="Arial" w:cs="Arial" w:eastAsia="Arial" w:hAnsi="Arial"/>
+                      <w:b w:val="false"/>
+                      <w:bCs w:val="false"/>
+                      <w:sz w:val="21"/>
+                      <w:szCs w:val="21"/>
+                    </w:rPr>
+                    <w:t xml:space="preserve">1</w:t>
+                  </w:r>
+                </w:p>
+              </w:tc>
+              <w:tc>
+                <w:tcPr>
+                  <w:tcW w:type="dxa" w:w="2506"/>
+                  <w:tcBorders>
+                    <w:top w:val="single" w:color="B7C2D1" w:sz="4"/>
+                    <w:left w:val="single" w:color="B7C2D1" w:sz="4"/>
+                    <w:bottom w:val="single" w:color="B7C2D1" w:sz="4"/>
+                    <w:right w:val="single" w:color="B7C2D1" w:sz="4"/>
+                  </w:tcBorders>
+                  <w:shd w:fill="FFFFFF" w:color="auto" w:val="clear"/>
+                  <w:tcMar>
+                    <w:top w:type="dxa" w:w="80"/>
+                    <w:left w:type="dxa" w:w="120"/>
+                    <w:bottom w:type="dxa" w:w="80"/>
+                    <w:right w:type="dxa" w:w="120"/>
+                  </w:tcMar>
+                  <w:vAlign w:val="center"/>
+                </w:tcPr>
+                <w:p>
+                  <w:pPr>
+                    <w:spacing w:after="0" w:before="0"/>
+                  </w:pPr>
+                  <w:r>
+                    <w:rPr>
+                      <w:rFonts w:ascii="Arial" w:cs="Arial" w:eastAsia="Arial" w:hAnsi="Arial"/>
+                      <w:b w:val="false"/>
+                      <w:bCs w:val="false"/>
+                      <w:sz w:val="21"/>
+                      <w:szCs w:val="21"/>
+                    </w:rPr>
+                    <w:t xml:space="preserve"/>
+                  </w:r>
+                </w:p>
+              </w:tc>
+            </w:tr>
+            <w:tr>
+              <w:trPr>
+                <w:cantSplit/>
+                <w:trHeight w:val="360" w:hRule="atLeast"/>
+              </w:trPr>
+              <w:tc>
+                <w:tcPr>
+                  <w:tcW w:type="dxa" w:w="2506"/>
+                  <w:tcBorders>
+                    <w:top w:val="single" w:color="B7C2D1" w:sz="4"/>
+                    <w:left w:val="single" w:color="B7C2D1" w:sz="4"/>
+                    <w:bottom w:val="single" w:color="B7C2D1" w:sz="4"/>
+                    <w:right w:val="single" w:color="B7C2D1" w:sz="4"/>
+                  </w:tcBorders>
+                  <w:shd w:fill="FFFFFF" w:color="auto" w:val="clear"/>
+                  <w:tcMar>
+                    <w:top w:type="dxa" w:w="80"/>
+                    <w:left w:type="dxa" w:w="120"/>
+                    <w:bottom w:type="dxa" w:w="80"/>
+                    <w:right w:type="dxa" w:w="120"/>
+                  </w:tcMar>
+                  <w:vAlign w:val="center"/>
+                </w:tcPr>
+                <w:p>
+                  <w:pPr>
+                    <w:spacing w:after="0" w:before="0"/>
+                  </w:pPr>
+                  <w:r>
+                    <w:rPr>
+                      <w:rFonts w:ascii="Arial" w:cs="Arial" w:eastAsia="Arial" w:hAnsi="Arial"/>
+                      <w:sz w:val="21"/>
+                      <w:szCs w:val="21"/>
+                    </w:rPr>
+                    <w:t xml:space="preserve">Change the program so the two words land on separate lines of the file.</w:t>
+                  </w:r>
+                </w:p>
+              </w:tc>
+              <w:tc>
+                <w:tcPr>
+                  <w:tcW w:type="dxa" w:w="2506"/>
+                  <w:tcBorders>
+                    <w:top w:val="single" w:color="B7C2D1" w:sz="4"/>
+                    <w:left w:val="single" w:color="B7C2D1" w:sz="4"/>
+                    <w:bottom w:val="single" w:color="B7C2D1" w:sz="4"/>
+                    <w:right w:val="single" w:color="B7C2D1" w:sz="4"/>
+                  </w:tcBorders>
+                  <w:shd w:fill="FFFFFF" w:color="auto" w:val="clear"/>
+                  <w:tcMar>
+                    <w:top w:type="dxa" w:w="80"/>
+                    <w:left w:type="dxa" w:w="120"/>
+                    <w:bottom w:type="dxa" w:w="80"/>
+                    <w:right w:type="dxa" w:w="120"/>
+                  </w:tcMar>
+                  <w:vAlign w:val="center"/>
+                </w:tcPr>
+                <w:p>
+                  <w:pPr>
+                    <w:spacing w:after="0" w:before="0"/>
+                  </w:pPr>
+                  <w:r>
+                    <w:rPr>
+                      <w:rFonts w:ascii="Arial" w:cs="Arial" w:eastAsia="Arial" w:hAnsi="Arial"/>
+                      <w:b w:val="false"/>
+                      <w:bCs w:val="false"/>
+                      <w:sz w:val="21"/>
+                      <w:szCs w:val="21"/>
+                    </w:rPr>
+                    <w:t xml:space="preserve">Change it</w:t>
+                  </w:r>
+                </w:p>
+              </w:tc>
+              <w:tc>
+                <w:tcPr>
+                  <w:tcW w:type="dxa" w:w="2506"/>
+                  <w:tcBorders>
+                    <w:top w:val="single" w:color="B7C2D1" w:sz="4"/>
+                    <w:left w:val="single" w:color="B7C2D1" w:sz="4"/>
+                    <w:bottom w:val="single" w:color="B7C2D1" w:sz="4"/>
+                    <w:right w:val="single" w:color="B7C2D1" w:sz="4"/>
+                  </w:tcBorders>
+                  <w:shd w:fill="FFFFFF" w:color="auto" w:val="clear"/>
+                  <w:tcMar>
+                    <w:top w:type="dxa" w:w="80"/>
+                    <w:left w:type="dxa" w:w="120"/>
+                    <w:bottom w:type="dxa" w:w="80"/>
+                    <w:right w:type="dxa" w:w="120"/>
+                  </w:tcMar>
+                  <w:vAlign w:val="center"/>
+                </w:tcPr>
+                <w:p>
+                  <w:pPr>
+                    <w:spacing w:after="0" w:before="0"/>
+                  </w:pPr>
+                  <w:r>
+                    <w:rPr>
+                      <w:rFonts w:ascii="Arial" w:cs="Arial" w:eastAsia="Arial" w:hAnsi="Arial"/>
+                      <w:b w:val="false"/>
+                      <w:bCs w:val="false"/>
+                      <w:sz w:val="21"/>
+                      <w:szCs w:val="21"/>
+                    </w:rPr>
+                    <w:t xml:space="preserve">1</w:t>
+                  </w:r>
+                </w:p>
+              </w:tc>
+              <w:tc>
+                <w:tcPr>
+                  <w:tcW w:type="dxa" w:w="2506"/>
+                  <w:tcBorders>
+                    <w:top w:val="single" w:color="B7C2D1" w:sz="4"/>
+                    <w:left w:val="single" w:color="B7C2D1" w:sz="4"/>
+                    <w:bottom w:val="single" w:color="B7C2D1" w:sz="4"/>
+                    <w:right w:val="single" w:color="B7C2D1" w:sz="4"/>
+                  </w:tcBorders>
+                  <w:shd w:fill="FFFFFF" w:color="auto" w:val="clear"/>
+                  <w:tcMar>
+                    <w:top w:type="dxa" w:w="80"/>
+                    <w:left w:type="dxa" w:w="120"/>
+                    <w:bottom w:type="dxa" w:w="80"/>
+                    <w:right w:type="dxa" w:w="120"/>
+                  </w:tcMar>
+                  <w:vAlign w:val="center"/>
+                </w:tcPr>
+                <w:p>
+                  <w:pPr>
+                    <w:spacing w:after="0" w:before="0"/>
+                  </w:pPr>
+                  <w:r>
+                    <w:rPr>
+                      <w:rFonts w:ascii="Arial" w:cs="Arial" w:eastAsia="Arial" w:hAnsi="Arial"/>
+                      <w:b w:val="false"/>
+                      <w:bCs w:val="false"/>
+                      <w:sz w:val="21"/>
+                      <w:szCs w:val="21"/>
+                    </w:rPr>
+                    <w:t xml:space="preserve"/>
+                  </w:r>
+                </w:p>
+              </w:tc>
+            </w:tr>
+            <w:tr>
+              <w:trPr>
+                <w:cantSplit/>
+                <w:trHeight w:val="360" w:hRule="atLeast"/>
+              </w:trPr>
+              <w:tc>
+                <w:tcPr>
+                  <w:tcW w:type="dxa" w:w="2506"/>
+                  <w:tcBorders>
+                    <w:top w:val="single" w:color="B7C2D1" w:sz="4"/>
+                    <w:left w:val="single" w:color="B7C2D1" w:sz="4"/>
+                    <w:bottom w:val="single" w:color="B7C2D1" w:sz="4"/>
+                    <w:right w:val="single" w:color="B7C2D1" w:sz="4"/>
+                  </w:tcBorders>
+                  <w:shd w:fill="FFFFFF" w:color="auto" w:val="clear"/>
+                  <w:tcMar>
+                    <w:top w:type="dxa" w:w="80"/>
+                    <w:left w:type="dxa" w:w="120"/>
+                    <w:bottom w:type="dxa" w:w="80"/>
+                    <w:right w:type="dxa" w:w="120"/>
+                  </w:tcMar>
+                  <w:vAlign w:val="center"/>
+                </w:tcPr>
+                <w:p>
+                  <w:pPr>
+                    <w:spacing w:after="0" w:before="0"/>
+                  </w:pPr>
+                  <w:r>
+                    <w:rPr>
+                      <w:rFonts w:ascii="Arial" w:cs="Arial" w:eastAsia="Arial" w:hAnsi="Arial"/>
+                      <w:sz w:val="21"/>
+                      <w:szCs w:val="21"/>
+                    </w:rPr>
+                    <w:t xml:space="preserve">Finish the program so the word is really in the file before it is read back.</w:t>
+                  </w:r>
+                </w:p>
+              </w:tc>
+              <w:tc>
+                <w:tcPr>
+                  <w:tcW w:type="dxa" w:w="2506"/>
+                  <w:tcBorders>
+                    <w:top w:val="single" w:color="B7C2D1" w:sz="4"/>
+                    <w:left w:val="single" w:color="B7C2D1" w:sz="4"/>
+                    <w:bottom w:val="single" w:color="B7C2D1" w:sz="4"/>
+                    <w:right w:val="single" w:color="B7C2D1" w:sz="4"/>
+                  </w:tcBorders>
+                  <w:shd w:fill="FFFFFF" w:color="auto" w:val="clear"/>
+                  <w:tcMar>
+                    <w:top w:type="dxa" w:w="80"/>
+                    <w:left w:type="dxa" w:w="120"/>
+                    <w:bottom w:type="dxa" w:w="80"/>
+                    <w:right w:type="dxa" w:w="120"/>
+                  </w:tcMar>
+                  <w:vAlign w:val="center"/>
+                </w:tcPr>
+                <w:p>
+                  <w:pPr>
+                    <w:spacing w:after="0" w:before="0"/>
+                  </w:pPr>
+                  <w:r>
+                    <w:rPr>
+                      <w:rFonts w:ascii="Arial" w:cs="Arial" w:eastAsia="Arial" w:hAnsi="Arial"/>
+                      <w:b w:val="false"/>
+                      <w:bCs w:val="false"/>
+                      <w:sz w:val="21"/>
+                      <w:szCs w:val="21"/>
+                    </w:rPr>
+                    <w:t xml:space="preserve">Complete it</w:t>
+                  </w:r>
+                </w:p>
+              </w:tc>
+              <w:tc>
+                <w:tcPr>
+                  <w:tcW w:type="dxa" w:w="2506"/>
+                  <w:tcBorders>
+                    <w:top w:val="single" w:color="B7C2D1" w:sz="4"/>
+                    <w:left w:val="single" w:color="B7C2D1" w:sz="4"/>
+                    <w:bottom w:val="single" w:color="B7C2D1" w:sz="4"/>
+                    <w:right w:val="single" w:color="B7C2D1" w:sz="4"/>
+                  </w:tcBorders>
+                  <w:shd w:fill="FFFFFF" w:color="auto" w:val="clear"/>
+                  <w:tcMar>
+                    <w:top w:type="dxa" w:w="80"/>
+                    <w:left w:type="dxa" w:w="120"/>
+                    <w:bottom w:type="dxa" w:w="80"/>
+                    <w:right w:type="dxa" w:w="120"/>
+                  </w:tcMar>
+                  <w:vAlign w:val="center"/>
+                </w:tcPr>
+                <w:p>
+                  <w:pPr>
+                    <w:spacing w:after="0" w:before="0"/>
+                  </w:pPr>
+                  <w:r>
+                    <w:rPr>
+                      <w:rFonts w:ascii="Arial" w:cs="Arial" w:eastAsia="Arial" w:hAnsi="Arial"/>
+                      <w:b w:val="false"/>
+                      <w:bCs w:val="false"/>
+                      <w:sz w:val="21"/>
+                      <w:szCs w:val="21"/>
+                    </w:rPr>
+                    <w:t xml:space="preserve">2</w:t>
+                  </w:r>
+                </w:p>
+              </w:tc>
+              <w:tc>
+                <w:tcPr>
+                  <w:tcW w:type="dxa" w:w="2506"/>
+                  <w:tcBorders>
+                    <w:top w:val="single" w:color="B7C2D1" w:sz="4"/>
+                    <w:left w:val="single" w:color="B7C2D1" w:sz="4"/>
+                    <w:bottom w:val="single" w:color="B7C2D1" w:sz="4"/>
+                    <w:right w:val="single" w:color="B7C2D1" w:sz="4"/>
+                  </w:tcBorders>
+                  <w:shd w:fill="FFFFFF" w:color="auto" w:val="clear"/>
+                  <w:tcMar>
+                    <w:top w:type="dxa" w:w="80"/>
+                    <w:left w:type="dxa" w:w="120"/>
+                    <w:bottom w:type="dxa" w:w="80"/>
+                    <w:right w:type="dxa" w:w="120"/>
+                  </w:tcMar>
+                  <w:vAlign w:val="center"/>
+                </w:tcPr>
+                <w:p>
+                  <w:pPr>
+                    <w:spacing w:after="0" w:before="0"/>
+                  </w:pPr>
+                  <w:r>
+                    <w:rPr>
+                      <w:rFonts w:ascii="Arial" w:cs="Arial" w:eastAsia="Arial" w:hAnsi="Arial"/>
+                      <w:b w:val="false"/>
+                      <w:bCs w:val="false"/>
+                      <w:sz w:val="21"/>
+                      <w:szCs w:val="21"/>
+                    </w:rPr>
+                    <w:t xml:space="preserve"/>
+                  </w:r>
+                </w:p>
+              </w:tc>
+            </w:tr>
+            <w:tr>
+              <w:trPr>
+                <w:cantSplit/>
+                <w:trHeight w:val="360" w:hRule="atLeast"/>
+              </w:trPr>
+              <w:tc>
+                <w:tcPr>
+                  <w:tcW w:type="dxa" w:w="2506"/>
+                  <w:tcBorders>
+                    <w:top w:val="single" w:color="B7C2D1" w:sz="4"/>
+                    <w:left w:val="single" w:color="B7C2D1" w:sz="4"/>
+                    <w:bottom w:val="single" w:color="B7C2D1" w:sz="4"/>
+                    <w:right w:val="single" w:color="B7C2D1" w:sz="4"/>
+                  </w:tcBorders>
+                  <w:shd w:fill="FFFFFF" w:color="auto" w:val="clear"/>
+                  <w:tcMar>
+                    <w:top w:type="dxa" w:w="80"/>
+                    <w:left w:type="dxa" w:w="120"/>
+                    <w:bottom w:type="dxa" w:w="80"/>
+                    <w:right w:type="dxa" w:w="120"/>
+                  </w:tcMar>
+                  <w:vAlign w:val="center"/>
+                </w:tcPr>
+                <w:p>
+                  <w:pPr>
+                    <w:spacing w:after="0" w:before="0"/>
+                  </w:pPr>
+                  <w:r>
+                    <w:rPr>
+                      <w:rFonts w:ascii="Arial" w:cs="Arial" w:eastAsia="Arial" w:hAnsi="Arial"/>
+                      <w:sz w:val="21"/>
+                      <w:szCs w:val="21"/>
+                    </w:rPr>
+                    <w:t xml:space="preserve">Ask the user for a word. Make a file called out.txt. Write that word into out.txt on a line of its own. Write ready on the next line. Close the file. Then read the whole of out.txt back and display it.</w:t>
+                  </w:r>
+                </w:p>
+              </w:tc>
+              <w:tc>
+                <w:tcPr>
+                  <w:tcW w:type="dxa" w:w="2506"/>
+                  <w:tcBorders>
+                    <w:top w:val="single" w:color="B7C2D1" w:sz="4"/>
+                    <w:left w:val="single" w:color="B7C2D1" w:sz="4"/>
+                    <w:bottom w:val="single" w:color="B7C2D1" w:sz="4"/>
+                    <w:right w:val="single" w:color="B7C2D1" w:sz="4"/>
+                  </w:tcBorders>
+                  <w:shd w:fill="FFFFFF" w:color="auto" w:val="clear"/>
+                  <w:tcMar>
+                    <w:top w:type="dxa" w:w="80"/>
+                    <w:left w:type="dxa" w:w="120"/>
+                    <w:bottom w:type="dxa" w:w="80"/>
+                    <w:right w:type="dxa" w:w="120"/>
+                  </w:tcMar>
+                  <w:vAlign w:val="center"/>
+                </w:tcPr>
+                <w:p>
+                  <w:pPr>
+                    <w:spacing w:after="0" w:before="0"/>
+                  </w:pPr>
+                  <w:r>
+                    <w:rPr>
+                      <w:rFonts w:ascii="Arial" w:cs="Arial" w:eastAsia="Arial" w:hAnsi="Arial"/>
+                      <w:b w:val="false"/>
+                      <w:bCs w:val="false"/>
+                      <w:sz w:val="21"/>
+                      <w:szCs w:val="21"/>
+                    </w:rPr>
+                    <w:t xml:space="preserve">Write it</w:t>
+                  </w:r>
+                </w:p>
+              </w:tc>
+              <w:tc>
+                <w:tcPr>
+                  <w:tcW w:type="dxa" w:w="2506"/>
+                  <w:tcBorders>
+                    <w:top w:val="single" w:color="B7C2D1" w:sz="4"/>
+                    <w:left w:val="single" w:color="B7C2D1" w:sz="4"/>
+                    <w:bottom w:val="single" w:color="B7C2D1" w:sz="4"/>
+                    <w:right w:val="single" w:color="B7C2D1" w:sz="4"/>
+                  </w:tcBorders>
+                  <w:shd w:fill="FFFFFF" w:color="auto" w:val="clear"/>
+                  <w:tcMar>
+                    <w:top w:type="dxa" w:w="80"/>
+                    <w:left w:type="dxa" w:w="120"/>
+                    <w:bottom w:type="dxa" w:w="80"/>
+                    <w:right w:type="dxa" w:w="120"/>
+                  </w:tcMar>
+                  <w:vAlign w:val="center"/>
+                </w:tcPr>
+                <w:p>
+                  <w:pPr>
+                    <w:spacing w:after="0" w:before="0"/>
+                  </w:pPr>
+                  <w:r>
+                    <w:rPr>
+                      <w:rFonts w:ascii="Arial" w:cs="Arial" w:eastAsia="Arial" w:hAnsi="Arial"/>
+                      <w:b w:val="false"/>
+                      <w:bCs w:val="false"/>
+                      <w:sz w:val="21"/>
+                      <w:szCs w:val="21"/>
+                    </w:rPr>
+                    <w:t xml:space="preserve">3</w:t>
+                  </w:r>
+                </w:p>
+              </w:tc>
+              <w:tc>
+                <w:tcPr>
+                  <w:tcW w:type="dxa" w:w="2506"/>
+                  <w:tcBorders>
+                    <w:top w:val="single" w:color="B7C2D1" w:sz="4"/>
+                    <w:left w:val="single" w:color="B7C2D1" w:sz="4"/>
+                    <w:bottom w:val="single" w:color="B7C2D1" w:sz="4"/>
+                    <w:right w:val="single" w:color="B7C2D1" w:sz="4"/>
+                  </w:tcBorders>
+                  <w:shd w:fill="FFFFFF" w:color="auto" w:val="clear"/>
+                  <w:tcMar>
+                    <w:top w:type="dxa" w:w="80"/>
+                    <w:left w:type="dxa" w:w="120"/>
+                    <w:bottom w:type="dxa" w:w="80"/>
+                    <w:right w:type="dxa" w:w="120"/>
+                  </w:tcMar>
+                  <w:vAlign w:val="center"/>
+                </w:tcPr>
+                <w:p>
+                  <w:pPr>
+                    <w:spacing w:after="0" w:before="0"/>
+                  </w:pPr>
+                  <w:r>
+                    <w:rPr>
+                      <w:rFonts w:ascii="Arial" w:cs="Arial" w:eastAsia="Arial" w:hAnsi="Arial"/>
+                      <w:b w:val="false"/>
+                      <w:bCs w:val="false"/>
+                      <w:sz w:val="21"/>
+                      <w:szCs w:val="21"/>
+                    </w:rPr>
+                    <w:t xml:space="preserve"/>
+                  </w:r>
+                </w:p>
+              </w:tc>
+            </w:tr>
+            <w:tr>
+              <w:trPr>
+                <w:cantSplit/>
+                <w:trHeight w:val="360" w:hRule="atLeast"/>
+              </w:trPr>
+              <w:tc>
+                <w:tcPr>
+                  <w:tcW w:type="dxa" w:w="2506"/>
+                  <w:tcBorders>
+                    <w:top w:val="single" w:color="B7C2D1" w:sz="4"/>
+                    <w:left w:val="single" w:color="B7C2D1" w:sz="4"/>
+                    <w:bottom w:val="single" w:color="B7C2D1" w:sz="4"/>
+                    <w:right w:val="single" w:color="B7C2D1" w:sz="4"/>
+                  </w:tcBorders>
+                  <w:shd w:fill="FFFFFF" w:color="auto" w:val="clear"/>
+                  <w:tcMar>
+                    <w:top w:type="dxa" w:w="80"/>
+                    <w:left w:type="dxa" w:w="120"/>
+                    <w:bottom w:type="dxa" w:w="80"/>
+                    <w:right w:type="dxa" w:w="120"/>
+                  </w:tcMar>
+                  <w:vAlign w:val="center"/>
+                </w:tcPr>
+                <w:p>
+                  <w:pPr>
+                    <w:spacing w:after="0" w:before="0"/>
+                  </w:pPr>
+                  <w:r>
+                    <w:rPr>
+                      <w:rFonts w:ascii="Arial" w:cs="Arial" w:eastAsia="Arial" w:hAnsi="Arial"/>
+                      <w:sz w:val="21"/>
+                      <w:szCs w:val="21"/>
+                    </w:rPr>
+                    <w:t xml:space="preserve">This program should write the word into data.txt and read it back. Find the mistake and put it right.</w:t>
+                  </w:r>
+                </w:p>
+              </w:tc>
+              <w:tc>
+                <w:tcPr>
+                  <w:tcW w:type="dxa" w:w="2506"/>
+                  <w:tcBorders>
+                    <w:top w:val="single" w:color="B7C2D1" w:sz="4"/>
+                    <w:left w:val="single" w:color="B7C2D1" w:sz="4"/>
+                    <w:bottom w:val="single" w:color="B7C2D1" w:sz="4"/>
+                    <w:right w:val="single" w:color="B7C2D1" w:sz="4"/>
+                  </w:tcBorders>
+                  <w:shd w:fill="FFFFFF" w:color="auto" w:val="clear"/>
+                  <w:tcMar>
+                    <w:top w:type="dxa" w:w="80"/>
+                    <w:left w:type="dxa" w:w="120"/>
+                    <w:bottom w:type="dxa" w:w="80"/>
+                    <w:right w:type="dxa" w:w="120"/>
+                  </w:tcMar>
+                  <w:vAlign w:val="center"/>
+                </w:tcPr>
+                <w:p>
+                  <w:pPr>
+                    <w:spacing w:after="0" w:before="0"/>
+                  </w:pPr>
+                  <w:r>
+                    <w:rPr>
+                      <w:rFonts w:ascii="Arial" w:cs="Arial" w:eastAsia="Arial" w:hAnsi="Arial"/>
+                      <w:b w:val="false"/>
+                      <w:bCs w:val="false"/>
+                      <w:sz w:val="21"/>
+                      <w:szCs w:val="21"/>
+                    </w:rPr>
+                    <w:t xml:space="preserve">Fix it</w:t>
+                  </w:r>
+                </w:p>
+              </w:tc>
+              <w:tc>
+                <w:tcPr>
+                  <w:tcW w:type="dxa" w:w="2506"/>
+                  <w:tcBorders>
+                    <w:top w:val="single" w:color="B7C2D1" w:sz="4"/>
+                    <w:left w:val="single" w:color="B7C2D1" w:sz="4"/>
+                    <w:bottom w:val="single" w:color="B7C2D1" w:sz="4"/>
+                    <w:right w:val="single" w:color="B7C2D1" w:sz="4"/>
+                  </w:tcBorders>
+                  <w:shd w:fill="FFFFFF" w:color="auto" w:val="clear"/>
+                  <w:tcMar>
+                    <w:top w:type="dxa" w:w="80"/>
+                    <w:left w:type="dxa" w:w="120"/>
+                    <w:bottom w:type="dxa" w:w="80"/>
+                    <w:right w:type="dxa" w:w="120"/>
+                  </w:tcMar>
+                  <w:vAlign w:val="center"/>
+                </w:tcPr>
+                <w:p>
+                  <w:pPr>
+                    <w:spacing w:after="0" w:before="0"/>
+                  </w:pPr>
+                  <w:r>
+                    <w:rPr>
+                      <w:rFonts w:ascii="Arial" w:cs="Arial" w:eastAsia="Arial" w:hAnsi="Arial"/>
+                      <w:b w:val="false"/>
+                      <w:bCs w:val="false"/>
+                      <w:sz w:val="21"/>
+                      <w:szCs w:val="21"/>
+                    </w:rPr>
+                    <w:t xml:space="preserve">2</w:t>
+                  </w:r>
+                </w:p>
+              </w:tc>
+              <w:tc>
+                <w:tcPr>
+                  <w:tcW w:type="dxa" w:w="2506"/>
+                  <w:tcBorders>
+                    <w:top w:val="single" w:color="B7C2D1" w:sz="4"/>
+                    <w:left w:val="single" w:color="B7C2D1" w:sz="4"/>
+                    <w:bottom w:val="single" w:color="B7C2D1" w:sz="4"/>
+                    <w:right w:val="single" w:color="B7C2D1" w:sz="4"/>
+                  </w:tcBorders>
+                  <w:shd w:fill="FFFFFF" w:color="auto" w:val="clear"/>
+                  <w:tcMar>
+                    <w:top w:type="dxa" w:w="80"/>
+                    <w:left w:type="dxa" w:w="120"/>
+                    <w:bottom w:type="dxa" w:w="80"/>
+                    <w:right w:type="dxa" w:w="120"/>
+                  </w:tcMar>
+                  <w:vAlign w:val="center"/>
+                </w:tcPr>
+                <w:p>
+                  <w:pPr>
+                    <w:spacing w:after="0" w:before="0"/>
+                  </w:pPr>
+                  <w:r>
+                    <w:rPr>
+                      <w:rFonts w:ascii="Arial" w:cs="Arial" w:eastAsia="Arial" w:hAnsi="Arial"/>
+                      <w:b w:val="false"/>
+                      <w:bCs w:val="false"/>
+                      <w:sz w:val="21"/>
+                      <w:szCs w:val="21"/>
+                    </w:rPr>
+                    <w:t xml:space="preserve"/>
+                  </w:r>
+                </w:p>
+              </w:tc>
+            </w:tr>
+            <w:tr>
+              <w:trPr>
+                <w:cantSplit/>
+                <w:trHeight w:val="360" w:hRule="atLeast"/>
+              </w:trPr>
+              <w:tc>
+                <w:tcPr>
+                  <w:tcW w:type="dxa" w:w="2506"/>
+                  <w:tcBorders>
+                    <w:top w:val="single" w:color="B7C2D1" w:sz="4"/>
+                    <w:left w:val="single" w:color="B7C2D1" w:sz="4"/>
+                    <w:bottom w:val="single" w:color="B7C2D1" w:sz="4"/>
+                    <w:right w:val="single" w:color="B7C2D1" w:sz="4"/>
+                  </w:tcBorders>
+                  <w:shd w:fill="FFFFFF" w:color="auto" w:val="clear"/>
+                  <w:tcMar>
+                    <w:top w:type="dxa" w:w="80"/>
+                    <w:left w:type="dxa" w:w="120"/>
+                    <w:bottom w:type="dxa" w:w="80"/>
+                    <w:right w:type="dxa" w:w="120"/>
+                  </w:tcMar>
+                  <w:vAlign w:val="center"/>
+                </w:tcPr>
+                <w:p>
+                  <w:pPr>
+                    <w:spacing w:after="0" w:before="0"/>
+                  </w:pPr>
+                  <w:r>
+                    <w:rPr>
+                      <w:rFonts w:ascii="Arial" w:cs="Arial" w:eastAsia="Arial" w:hAnsi="Arial"/>
+                      <w:sz w:val="21"/>
+                      <w:szCs w:val="21"/>
+                    </w:rPr>
+                    <w:t xml:space="preserve">Ask the user for a word. Open the file data.txt for writing, which empties whatever it held. Write that word into data.txt on a line of its own. Close the file. Then read data.txt back. Display every line in it, one on each line. Then display the line lines [how many] on the last line.</w:t>
+                  </w:r>
+                </w:p>
+              </w:tc>
+              <w:tc>
+                <w:tcPr>
+                  <w:tcW w:type="dxa" w:w="2506"/>
+                  <w:tcBorders>
+                    <w:top w:val="single" w:color="B7C2D1" w:sz="4"/>
+                    <w:left w:val="single" w:color="B7C2D1" w:sz="4"/>
+                    <w:bottom w:val="single" w:color="B7C2D1" w:sz="4"/>
+                    <w:right w:val="single" w:color="B7C2D1" w:sz="4"/>
+                  </w:tcBorders>
+                  <w:shd w:fill="FFFFFF" w:color="auto" w:val="clear"/>
+                  <w:tcMar>
+                    <w:top w:type="dxa" w:w="80"/>
+                    <w:left w:type="dxa" w:w="120"/>
+                    <w:bottom w:type="dxa" w:w="80"/>
+                    <w:right w:type="dxa" w:w="120"/>
+                  </w:tcMar>
+                  <w:vAlign w:val="center"/>
+                </w:tcPr>
+                <w:p>
+                  <w:pPr>
+                    <w:spacing w:after="0" w:before="0"/>
+                  </w:pPr>
+                  <w:r>
+                    <w:rPr>
+                      <w:rFonts w:ascii="Arial" w:cs="Arial" w:eastAsia="Arial" w:hAnsi="Arial"/>
+                      <w:b w:val="false"/>
+                      <w:bCs w:val="false"/>
+                      <w:sz w:val="21"/>
+                      <w:szCs w:val="21"/>
+                    </w:rPr>
+                    <w:t xml:space="preserve">Challenge (optional)</w:t>
+                  </w:r>
+                </w:p>
+              </w:tc>
+              <w:tc>
+                <w:tcPr>
+                  <w:tcW w:type="dxa" w:w="2506"/>
+                  <w:tcBorders>
+                    <w:top w:val="single" w:color="B7C2D1" w:sz="4"/>
+                    <w:left w:val="single" w:color="B7C2D1" w:sz="4"/>
+                    <w:bottom w:val="single" w:color="B7C2D1" w:sz="4"/>
+                    <w:right w:val="single" w:color="B7C2D1" w:sz="4"/>
+                  </w:tcBorders>
+                  <w:shd w:fill="FFFFFF" w:color="auto" w:val="clear"/>
+                  <w:tcMar>
+                    <w:top w:type="dxa" w:w="80"/>
+                    <w:left w:type="dxa" w:w="120"/>
+                    <w:bottom w:type="dxa" w:w="80"/>
+                    <w:right w:type="dxa" w:w="120"/>
+                  </w:tcMar>
+                  <w:vAlign w:val="center"/>
+                </w:tcPr>
+                <w:p>
+                  <w:pPr>
+                    <w:spacing w:after="0" w:before="0"/>
+                  </w:pPr>
+                  <w:r>
+                    <w:rPr>
+                      <w:rFonts w:ascii="Arial" w:cs="Arial" w:eastAsia="Arial" w:hAnsi="Arial"/>
+                      <w:b w:val="false"/>
+                      <w:bCs w:val="false"/>
+                      <w:sz w:val="21"/>
+                      <w:szCs w:val="21"/>
+                    </w:rPr>
+                    <w:t xml:space="preserve">3</w:t>
+                  </w:r>
+                </w:p>
+              </w:tc>
+              <w:tc>
+                <w:tcPr>
+                  <w:tcW w:type="dxa" w:w="2506"/>
                   <w:tcBorders>
                     <w:top w:val="single" w:color="B7C2D1" w:sz="4"/>
                     <w:left w:val="single" w:color="B7C2D1" w:sz="4"/>
@@ -3523,7 +5872,7 @@
                 <w:sz w:val="21"/>
                 <w:szCs w:val="21"/>
               </w:rPr>
-              <w:t xml:space="preserve">Plan the one you found hardest: inputs, what happens to them, what is printed.</w:t>
+              <w:t xml:space="preserve">Plan the one you found hardest: what is typed in, what happens to it, what is displayed.</w:t>
             </w:r>
           </w:p>
           <w:tbl>
@@ -3949,12 +6298,12 @@
                 <w:sz w:val="21"/>
                 <w:szCs w:val="21"/>
               </w:rPr>
-              <w:t xml:space="preserve">Tick each one off as its tests pass in the editor</w:t>
+              <w:t xml:space="preserve">Tick each one off as you finish it in the editor</w:t>
             </w:r>
           </w:p>
           <w:tbl>
             <w:tblPr>
-              <w:tblW w:type="dxa" w:w="10026"/>
+              <w:tblW w:type="dxa" w:w="10024"/>
               <w:tblBorders>
                 <w:top w:val="single" w:color="auto" w:sz="4"/>
                 <w:left w:val="single" w:color="auto" w:sz="4"/>
@@ -3965,9 +6314,10 @@
               </w:tblBorders>
             </w:tblPr>
             <w:tblGrid>
-              <w:gridCol w:w="3342"/>
-              <w:gridCol w:w="3342"/>
-              <w:gridCol w:w="3342"/>
+              <w:gridCol w:w="2506"/>
+              <w:gridCol w:w="2506"/>
+              <w:gridCol w:w="2506"/>
+              <w:gridCol w:w="2506"/>
             </w:tblGrid>
             <w:tr>
               <w:trPr>
@@ -3976,7 +6326,7 @@
               </w:trPr>
               <w:tc>
                 <w:tcPr>
-                  <w:tcW w:type="dxa" w:w="3342"/>
+                  <w:tcW w:type="dxa" w:w="2506"/>
                   <w:tcBorders>
                     <w:top w:val="single" w:color="B7C2D1" w:sz="4"/>
                     <w:left w:val="single" w:color="B7C2D1" w:sz="4"/>
@@ -4004,13 +6354,13 @@
                       <w:sz w:val="20"/>
                       <w:szCs w:val="20"/>
                     </w:rPr>
-                    <w:t xml:space="preserve">Program</w:t>
-                  </w:r>
-                </w:p>
-              </w:tc>
-              <w:tc>
-                <w:tcPr>
-                  <w:tcW w:type="dxa" w:w="3342"/>
+                    <w:t xml:space="preserve">Activity</w:t>
+                  </w:r>
+                </w:p>
+              </w:tc>
+              <w:tc>
+                <w:tcPr>
+                  <w:tcW w:type="dxa" w:w="2506"/>
                   <w:tcBorders>
                     <w:top w:val="single" w:color="B7C2D1" w:sz="4"/>
                     <w:left w:val="single" w:color="B7C2D1" w:sz="4"/>
@@ -4038,13 +6388,47 @@
                       <w:sz w:val="20"/>
                       <w:szCs w:val="20"/>
                     </w:rPr>
+                    <w:t xml:space="preserve">What to do</w:t>
+                  </w:r>
+                </w:p>
+              </w:tc>
+              <w:tc>
+                <w:tcPr>
+                  <w:tcW w:type="dxa" w:w="2506"/>
+                  <w:tcBorders>
+                    <w:top w:val="single" w:color="B7C2D1" w:sz="4"/>
+                    <w:left w:val="single" w:color="B7C2D1" w:sz="4"/>
+                    <w:bottom w:val="single" w:color="B7C2D1" w:sz="4"/>
+                    <w:right w:val="single" w:color="B7C2D1" w:sz="4"/>
+                  </w:tcBorders>
+                  <w:shd w:fill="E6ECF5" w:color="auto" w:val="clear"/>
+                  <w:tcMar>
+                    <w:top w:type="dxa" w:w="80"/>
+                    <w:left w:type="dxa" w:w="120"/>
+                    <w:bottom w:type="dxa" w:w="80"/>
+                    <w:right w:type="dxa" w:w="120"/>
+                  </w:tcMar>
+                  <w:vAlign w:val="center"/>
+                </w:tcPr>
+                <w:p>
+                  <w:pPr>
+                    <w:spacing w:after="0" w:before="0"/>
+                  </w:pPr>
+                  <w:r>
+                    <w:rPr>
+                      <w:rFonts w:ascii="Arial" w:cs="Arial" w:eastAsia="Arial" w:hAnsi="Arial"/>
+                      <w:b/>
+                      <w:bCs/>
+                      <w:sz w:val="20"/>
+                      <w:szCs w:val="20"/>
+                    </w:rPr>
                     <w:t xml:space="preserve">Marks</w:t>
                   </w:r>
                 </w:p>
               </w:tc>
               <w:tc>
                 <w:tcPr>
-                  <w:tcW w:type="dxa" w:w="3342"/>
+                  <w:tcW w:type="dxa" w:w="2506"/>
                   <w:tcBorders>
                     <w:top w:val="single" w:color="B7C2D1" w:sz="4"/>
                     <w:left w:val="single" w:color="B7C2D1" w:sz="4"/>
@@ -4084,73 +6468,107 @@
               </w:trPr>
               <w:tc>
                 <w:tcPr>
-                  <w:tcW w:type="dxa" w:w="3342"/>
-                  <w:tcBorders>
-                    <w:top w:val="single" w:color="B7C2D1" w:sz="4"/>
-                    <w:left w:val="single" w:color="B7C2D1" w:sz="4"/>
-                    <w:bottom w:val="single" w:color="B7C2D1" w:sz="4"/>
-                    <w:right w:val="single" w:color="B7C2D1" w:sz="4"/>
-                  </w:tcBorders>
-                  <w:shd w:fill="FFFFFF" w:color="auto" w:val="clear"/>
-                  <w:tcMar>
-                    <w:top w:type="dxa" w:w="80"/>
-                    <w:left w:type="dxa" w:w="120"/>
-                    <w:bottom w:type="dxa" w:w="80"/>
-                    <w:right w:type="dxa" w:w="120"/>
-                  </w:tcMar>
-                  <w:vAlign w:val="center"/>
-                </w:tcPr>
-                <w:p>
-                  <w:pPr>
-                    <w:spacing w:after="0" w:before="0"/>
-                  </w:pPr>
-                  <w:r>
-                    <w:rPr>
-                      <w:rFonts w:ascii="Arial" w:cs="Arial" w:eastAsia="Arial" w:hAnsi="Arial"/>
-                      <w:sz w:val="21"/>
-                      <w:szCs w:val="21"/>
-                    </w:rPr>
-                    <w:t xml:space="preserve">Ask the user for a word. Add that word to the end of the file log.txt, on a line of its own. Keep the lines log.txt already holds. Then read the whole of log.txt back. Display [every line in it], one on each line, and nothing else.</w:t>
-                  </w:r>
-                </w:p>
-              </w:tc>
-              <w:tc>
-                <w:tcPr>
-                  <w:tcW w:type="dxa" w:w="3342"/>
-                  <w:tcBorders>
-                    <w:top w:val="single" w:color="B7C2D1" w:sz="4"/>
-                    <w:left w:val="single" w:color="B7C2D1" w:sz="4"/>
-                    <w:bottom w:val="single" w:color="B7C2D1" w:sz="4"/>
-                    <w:right w:val="single" w:color="B7C2D1" w:sz="4"/>
-                  </w:tcBorders>
-                  <w:shd w:fill="FFFFFF" w:color="auto" w:val="clear"/>
-                  <w:tcMar>
-                    <w:top w:type="dxa" w:w="80"/>
-                    <w:left w:type="dxa" w:w="120"/>
-                    <w:bottom w:type="dxa" w:w="80"/>
-                    <w:right w:type="dxa" w:w="120"/>
-                  </w:tcMar>
-                  <w:vAlign w:val="center"/>
-                </w:tcPr>
-                <w:p>
-                  <w:pPr>
-                    <w:spacing w:after="0" w:before="0"/>
-                  </w:pPr>
-                  <w:r>
-                    <w:rPr>
-                      <w:rFonts w:ascii="Arial" w:cs="Arial" w:eastAsia="Arial" w:hAnsi="Arial"/>
-                      <w:b w:val="false"/>
-                      <w:bCs w:val="false"/>
-                      <w:sz w:val="21"/>
-                      <w:szCs w:val="21"/>
-                    </w:rPr>
-                    <w:t xml:space="preserve">3</w:t>
-                  </w:r>
-                </w:p>
-              </w:tc>
-              <w:tc>
-                <w:tcPr>
-                  <w:tcW w:type="dxa" w:w="3342"/>
+                  <w:tcW w:type="dxa" w:w="2506"/>
+                  <w:tcBorders>
+                    <w:top w:val="single" w:color="B7C2D1" w:sz="4"/>
+                    <w:left w:val="single" w:color="B7C2D1" w:sz="4"/>
+                    <w:bottom w:val="single" w:color="B7C2D1" w:sz="4"/>
+                    <w:right w:val="single" w:color="B7C2D1" w:sz="4"/>
+                  </w:tcBorders>
+                  <w:shd w:fill="FFFFFF" w:color="auto" w:val="clear"/>
+                  <w:tcMar>
+                    <w:top w:type="dxa" w:w="80"/>
+                    <w:left w:type="dxa" w:w="120"/>
+                    <w:bottom w:type="dxa" w:w="80"/>
+                    <w:right w:type="dxa" w:w="120"/>
+                  </w:tcMar>
+                  <w:vAlign w:val="center"/>
+                </w:tcPr>
+                <w:p>
+                  <w:pPr>
+                    <w:spacing w:after="0" w:before="0"/>
+                  </w:pPr>
+                  <w:r>
+                    <w:rPr>
+                      <w:rFonts w:ascii="Arial" w:cs="Arial" w:eastAsia="Arial" w:hAnsi="Arial"/>
+                      <w:sz w:val="21"/>
+                      <w:szCs w:val="21"/>
+                    </w:rPr>
+                    <w:t xml:space="preserve">Press Run. The program adds a line to a file that already has one in it.</w:t>
+                  </w:r>
+                </w:p>
+              </w:tc>
+              <w:tc>
+                <w:tcPr>
+                  <w:tcW w:type="dxa" w:w="2506"/>
+                  <w:tcBorders>
+                    <w:top w:val="single" w:color="B7C2D1" w:sz="4"/>
+                    <w:left w:val="single" w:color="B7C2D1" w:sz="4"/>
+                    <w:bottom w:val="single" w:color="B7C2D1" w:sz="4"/>
+                    <w:right w:val="single" w:color="B7C2D1" w:sz="4"/>
+                  </w:tcBorders>
+                  <w:shd w:fill="FFFFFF" w:color="auto" w:val="clear"/>
+                  <w:tcMar>
+                    <w:top w:type="dxa" w:w="80"/>
+                    <w:left w:type="dxa" w:w="120"/>
+                    <w:bottom w:type="dxa" w:w="80"/>
+                    <w:right w:type="dxa" w:w="120"/>
+                  </w:tcMar>
+                  <w:vAlign w:val="center"/>
+                </w:tcPr>
+                <w:p>
+                  <w:pPr>
+                    <w:spacing w:after="0" w:before="0"/>
+                  </w:pPr>
+                  <w:r>
+                    <w:rPr>
+                      <w:rFonts w:ascii="Arial" w:cs="Arial" w:eastAsia="Arial" w:hAnsi="Arial"/>
+                      <w:b w:val="false"/>
+                      <w:bCs w:val="false"/>
+                      <w:sz w:val="21"/>
+                      <w:szCs w:val="21"/>
+                    </w:rPr>
+                    <w:t xml:space="preserve">Run it</w:t>
+                  </w:r>
+                </w:p>
+              </w:tc>
+              <w:tc>
+                <w:tcPr>
+                  <w:tcW w:type="dxa" w:w="2506"/>
+                  <w:tcBorders>
+                    <w:top w:val="single" w:color="B7C2D1" w:sz="4"/>
+                    <w:left w:val="single" w:color="B7C2D1" w:sz="4"/>
+                    <w:bottom w:val="single" w:color="B7C2D1" w:sz="4"/>
+                    <w:right w:val="single" w:color="B7C2D1" w:sz="4"/>
+                  </w:tcBorders>
+                  <w:shd w:fill="FFFFFF" w:color="auto" w:val="clear"/>
+                  <w:tcMar>
+                    <w:top w:type="dxa" w:w="80"/>
+                    <w:left w:type="dxa" w:w="120"/>
+                    <w:bottom w:type="dxa" w:w="80"/>
+                    <w:right w:type="dxa" w:w="120"/>
+                  </w:tcMar>
+                  <w:vAlign w:val="center"/>
+                </w:tcPr>
+                <w:p>
+                  <w:pPr>
+                    <w:spacing w:after="0" w:before="0"/>
+                  </w:pPr>
+                  <w:r>
+                    <w:rPr>
+                      <w:rFonts w:ascii="Arial" w:cs="Arial" w:eastAsia="Arial" w:hAnsi="Arial"/>
+                      <w:b w:val="false"/>
+                      <w:bCs w:val="false"/>
+                      <w:sz w:val="21"/>
+                      <w:szCs w:val="21"/>
+                    </w:rPr>
+                    <w:t xml:space="preserve">1</w:t>
+                  </w:r>
+                </w:p>
+              </w:tc>
+              <w:tc>
+                <w:tcPr>
+                  <w:tcW w:type="dxa" w:w="2506"/>
                   <w:tcBorders>
                     <w:top w:val="single" w:color="B7C2D1" w:sz="4"/>
                     <w:left w:val="single" w:color="B7C2D1" w:sz="4"/>
@@ -4190,73 +6608,807 @@
               </w:trPr>
               <w:tc>
                 <w:tcPr>
-                  <w:tcW w:type="dxa" w:w="3342"/>
-                  <w:tcBorders>
-                    <w:top w:val="single" w:color="B7C2D1" w:sz="4"/>
-                    <w:left w:val="single" w:color="B7C2D1" w:sz="4"/>
-                    <w:bottom w:val="single" w:color="B7C2D1" w:sz="4"/>
-                    <w:right w:val="single" w:color="B7C2D1" w:sz="4"/>
-                  </w:tcBorders>
-                  <w:shd w:fill="FFFFFF" w:color="auto" w:val="clear"/>
-                  <w:tcMar>
-                    <w:top w:type="dxa" w:w="80"/>
-                    <w:left w:type="dxa" w:w="120"/>
-                    <w:bottom w:type="dxa" w:w="80"/>
-                    <w:right w:type="dxa" w:w="120"/>
-                  </w:tcMar>
-                  <w:vAlign w:val="center"/>
-                </w:tcPr>
-                <w:p>
-                  <w:pPr>
-                    <w:spacing w:after="0" w:before="0"/>
-                  </w:pPr>
-                  <w:r>
-                    <w:rPr>
-                      <w:rFonts w:ascii="Arial" w:cs="Arial" w:eastAsia="Arial" w:hAnsi="Arial"/>
-                      <w:sz w:val="21"/>
-                      <w:szCs w:val="21"/>
-                    </w:rPr>
-                    <w:t xml:space="preserve">Ask the user for a word. Append that word to the file log.txt, on a line of its own. Keep the lines log.txt already holds. Then read the whole of log.txt back. Display latest [the last line]. Then display total [how many lines] on the next line.</w:t>
-                  </w:r>
-                </w:p>
-              </w:tc>
-              <w:tc>
-                <w:tcPr>
-                  <w:tcW w:type="dxa" w:w="3342"/>
-                  <w:tcBorders>
-                    <w:top w:val="single" w:color="B7C2D1" w:sz="4"/>
-                    <w:left w:val="single" w:color="B7C2D1" w:sz="4"/>
-                    <w:bottom w:val="single" w:color="B7C2D1" w:sz="4"/>
-                    <w:right w:val="single" w:color="B7C2D1" w:sz="4"/>
-                  </w:tcBorders>
-                  <w:shd w:fill="FFFFFF" w:color="auto" w:val="clear"/>
-                  <w:tcMar>
-                    <w:top w:type="dxa" w:w="80"/>
-                    <w:left w:type="dxa" w:w="120"/>
-                    <w:bottom w:type="dxa" w:w="80"/>
-                    <w:right w:type="dxa" w:w="120"/>
-                  </w:tcMar>
-                  <w:vAlign w:val="center"/>
-                </w:tcPr>
-                <w:p>
-                  <w:pPr>
-                    <w:spacing w:after="0" w:before="0"/>
-                  </w:pPr>
-                  <w:r>
-                    <w:rPr>
-                      <w:rFonts w:ascii="Arial" w:cs="Arial" w:eastAsia="Arial" w:hAnsi="Arial"/>
-                      <w:b w:val="false"/>
-                      <w:bCs w:val="false"/>
-                      <w:sz w:val="21"/>
-                      <w:szCs w:val="21"/>
-                    </w:rPr>
-                    <w:t xml:space="preserve">4</w:t>
-                  </w:r>
-                </w:p>
-              </w:tc>
-              <w:tc>
-                <w:tcPr>
-                  <w:tcW w:type="dxa" w:w="3342"/>
+                  <w:tcW w:type="dxa" w:w="2506"/>
+                  <w:tcBorders>
+                    <w:top w:val="single" w:color="B7C2D1" w:sz="4"/>
+                    <w:left w:val="single" w:color="B7C2D1" w:sz="4"/>
+                    <w:bottom w:val="single" w:color="B7C2D1" w:sz="4"/>
+                    <w:right w:val="single" w:color="B7C2D1" w:sz="4"/>
+                  </w:tcBorders>
+                  <w:shd w:fill="FFFFFF" w:color="auto" w:val="clear"/>
+                  <w:tcMar>
+                    <w:top w:type="dxa" w:w="80"/>
+                    <w:left w:type="dxa" w:w="120"/>
+                    <w:bottom w:type="dxa" w:w="80"/>
+                    <w:right w:type="dxa" w:w="120"/>
+                  </w:tcMar>
+                  <w:vAlign w:val="center"/>
+                </w:tcPr>
+                <w:p>
+                  <w:pPr>
+                    <w:spacing w:after="0" w:before="0"/>
+                  </w:pPr>
+                  <w:r>
+                    <w:rPr>
+                      <w:rFonts w:ascii="Arial" w:cs="Arial" w:eastAsia="Arial" w:hAnsi="Arial"/>
+                      <w:sz w:val="21"/>
+                      <w:szCs w:val="21"/>
+                    </w:rPr>
+                    <w:t xml:space="preserve">What will this program display?</w:t>
+                  </w:r>
+                </w:p>
+              </w:tc>
+              <w:tc>
+                <w:tcPr>
+                  <w:tcW w:type="dxa" w:w="2506"/>
+                  <w:tcBorders>
+                    <w:top w:val="single" w:color="B7C2D1" w:sz="4"/>
+                    <w:left w:val="single" w:color="B7C2D1" w:sz="4"/>
+                    <w:bottom w:val="single" w:color="B7C2D1" w:sz="4"/>
+                    <w:right w:val="single" w:color="B7C2D1" w:sz="4"/>
+                  </w:tcBorders>
+                  <w:shd w:fill="FFFFFF" w:color="auto" w:val="clear"/>
+                  <w:tcMar>
+                    <w:top w:type="dxa" w:w="80"/>
+                    <w:left w:type="dxa" w:w="120"/>
+                    <w:bottom w:type="dxa" w:w="80"/>
+                    <w:right w:type="dxa" w:w="120"/>
+                  </w:tcMar>
+                  <w:vAlign w:val="center"/>
+                </w:tcPr>
+                <w:p>
+                  <w:pPr>
+                    <w:spacing w:after="0" w:before="0"/>
+                  </w:pPr>
+                  <w:r>
+                    <w:rPr>
+                      <w:rFonts w:ascii="Arial" w:cs="Arial" w:eastAsia="Arial" w:hAnsi="Arial"/>
+                      <w:b w:val="false"/>
+                      <w:bCs w:val="false"/>
+                      <w:sz w:val="21"/>
+                      <w:szCs w:val="21"/>
+                    </w:rPr>
+                    <w:t xml:space="preserve">Predict</w:t>
+                  </w:r>
+                </w:p>
+              </w:tc>
+              <w:tc>
+                <w:tcPr>
+                  <w:tcW w:type="dxa" w:w="2506"/>
+                  <w:tcBorders>
+                    <w:top w:val="single" w:color="B7C2D1" w:sz="4"/>
+                    <w:left w:val="single" w:color="B7C2D1" w:sz="4"/>
+                    <w:bottom w:val="single" w:color="B7C2D1" w:sz="4"/>
+                    <w:right w:val="single" w:color="B7C2D1" w:sz="4"/>
+                  </w:tcBorders>
+                  <w:shd w:fill="FFFFFF" w:color="auto" w:val="clear"/>
+                  <w:tcMar>
+                    <w:top w:type="dxa" w:w="80"/>
+                    <w:left w:type="dxa" w:w="120"/>
+                    <w:bottom w:type="dxa" w:w="80"/>
+                    <w:right w:type="dxa" w:w="120"/>
+                  </w:tcMar>
+                  <w:vAlign w:val="center"/>
+                </w:tcPr>
+                <w:p>
+                  <w:pPr>
+                    <w:spacing w:after="0" w:before="0"/>
+                  </w:pPr>
+                  <w:r>
+                    <w:rPr>
+                      <w:rFonts w:ascii="Arial" w:cs="Arial" w:eastAsia="Arial" w:hAnsi="Arial"/>
+                      <w:b w:val="false"/>
+                      <w:bCs w:val="false"/>
+                      <w:sz w:val="21"/>
+                      <w:szCs w:val="21"/>
+                    </w:rPr>
+                    <w:t xml:space="preserve">1</w:t>
+                  </w:r>
+                </w:p>
+              </w:tc>
+              <w:tc>
+                <w:tcPr>
+                  <w:tcW w:type="dxa" w:w="2506"/>
+                  <w:tcBorders>
+                    <w:top w:val="single" w:color="B7C2D1" w:sz="4"/>
+                    <w:left w:val="single" w:color="B7C2D1" w:sz="4"/>
+                    <w:bottom w:val="single" w:color="B7C2D1" w:sz="4"/>
+                    <w:right w:val="single" w:color="B7C2D1" w:sz="4"/>
+                  </w:tcBorders>
+                  <w:shd w:fill="FFFFFF" w:color="auto" w:val="clear"/>
+                  <w:tcMar>
+                    <w:top w:type="dxa" w:w="80"/>
+                    <w:left w:type="dxa" w:w="120"/>
+                    <w:bottom w:type="dxa" w:w="80"/>
+                    <w:right w:type="dxa" w:w="120"/>
+                  </w:tcMar>
+                  <w:vAlign w:val="center"/>
+                </w:tcPr>
+                <w:p>
+                  <w:pPr>
+                    <w:spacing w:after="0" w:before="0"/>
+                  </w:pPr>
+                  <w:r>
+                    <w:rPr>
+                      <w:rFonts w:ascii="Arial" w:cs="Arial" w:eastAsia="Arial" w:hAnsi="Arial"/>
+                      <w:b w:val="false"/>
+                      <w:bCs w:val="false"/>
+                      <w:sz w:val="21"/>
+                      <w:szCs w:val="21"/>
+                    </w:rPr>
+                    <w:t xml:space="preserve"/>
+                  </w:r>
+                </w:p>
+              </w:tc>
+            </w:tr>
+            <w:tr>
+              <w:trPr>
+                <w:cantSplit/>
+                <w:trHeight w:val="360" w:hRule="atLeast"/>
+              </w:trPr>
+              <w:tc>
+                <w:tcPr>
+                  <w:tcW w:type="dxa" w:w="2506"/>
+                  <w:tcBorders>
+                    <w:top w:val="single" w:color="B7C2D1" w:sz="4"/>
+                    <w:left w:val="single" w:color="B7C2D1" w:sz="4"/>
+                    <w:bottom w:val="single" w:color="B7C2D1" w:sz="4"/>
+                    <w:right w:val="single" w:color="B7C2D1" w:sz="4"/>
+                  </w:tcBorders>
+                  <w:shd w:fill="FFFFFF" w:color="auto" w:val="clear"/>
+                  <w:tcMar>
+                    <w:top w:type="dxa" w:w="80"/>
+                    <w:left w:type="dxa" w:w="120"/>
+                    <w:bottom w:type="dxa" w:w="80"/>
+                    <w:right w:type="dxa" w:w="120"/>
+                  </w:tcMar>
+                  <w:vAlign w:val="center"/>
+                </w:tcPr>
+                <w:p>
+                  <w:pPr>
+                    <w:spacing w:after="0" w:before="0"/>
+                  </w:pPr>
+                  <w:r>
+                    <w:rPr>
+                      <w:rFonts w:ascii="Arial" w:cs="Arial" w:eastAsia="Arial" w:hAnsi="Arial"/>
+                      <w:sz w:val="21"/>
+                      <w:szCs w:val="21"/>
+                    </w:rPr>
+                    <w:t xml:space="preserve">Change the program so the lines log.txt already holds are kept.</w:t>
+                  </w:r>
+                </w:p>
+              </w:tc>
+              <w:tc>
+                <w:tcPr>
+                  <w:tcW w:type="dxa" w:w="2506"/>
+                  <w:tcBorders>
+                    <w:top w:val="single" w:color="B7C2D1" w:sz="4"/>
+                    <w:left w:val="single" w:color="B7C2D1" w:sz="4"/>
+                    <w:bottom w:val="single" w:color="B7C2D1" w:sz="4"/>
+                    <w:right w:val="single" w:color="B7C2D1" w:sz="4"/>
+                  </w:tcBorders>
+                  <w:shd w:fill="FFFFFF" w:color="auto" w:val="clear"/>
+                  <w:tcMar>
+                    <w:top w:type="dxa" w:w="80"/>
+                    <w:left w:type="dxa" w:w="120"/>
+                    <w:bottom w:type="dxa" w:w="80"/>
+                    <w:right w:type="dxa" w:w="120"/>
+                  </w:tcMar>
+                  <w:vAlign w:val="center"/>
+                </w:tcPr>
+                <w:p>
+                  <w:pPr>
+                    <w:spacing w:after="0" w:before="0"/>
+                  </w:pPr>
+                  <w:r>
+                    <w:rPr>
+                      <w:rFonts w:ascii="Arial" w:cs="Arial" w:eastAsia="Arial" w:hAnsi="Arial"/>
+                      <w:b w:val="false"/>
+                      <w:bCs w:val="false"/>
+                      <w:sz w:val="21"/>
+                      <w:szCs w:val="21"/>
+                    </w:rPr>
+                    <w:t xml:space="preserve">Change it</w:t>
+                  </w:r>
+                </w:p>
+              </w:tc>
+              <w:tc>
+                <w:tcPr>
+                  <w:tcW w:type="dxa" w:w="2506"/>
+                  <w:tcBorders>
+                    <w:top w:val="single" w:color="B7C2D1" w:sz="4"/>
+                    <w:left w:val="single" w:color="B7C2D1" w:sz="4"/>
+                    <w:bottom w:val="single" w:color="B7C2D1" w:sz="4"/>
+                    <w:right w:val="single" w:color="B7C2D1" w:sz="4"/>
+                  </w:tcBorders>
+                  <w:shd w:fill="FFFFFF" w:color="auto" w:val="clear"/>
+                  <w:tcMar>
+                    <w:top w:type="dxa" w:w="80"/>
+                    <w:left w:type="dxa" w:w="120"/>
+                    <w:bottom w:type="dxa" w:w="80"/>
+                    <w:right w:type="dxa" w:w="120"/>
+                  </w:tcMar>
+                  <w:vAlign w:val="center"/>
+                </w:tcPr>
+                <w:p>
+                  <w:pPr>
+                    <w:spacing w:after="0" w:before="0"/>
+                  </w:pPr>
+                  <w:r>
+                    <w:rPr>
+                      <w:rFonts w:ascii="Arial" w:cs="Arial" w:eastAsia="Arial" w:hAnsi="Arial"/>
+                      <w:b w:val="false"/>
+                      <w:bCs w:val="false"/>
+                      <w:sz w:val="21"/>
+                      <w:szCs w:val="21"/>
+                    </w:rPr>
+                    <w:t xml:space="preserve">1</w:t>
+                  </w:r>
+                </w:p>
+              </w:tc>
+              <w:tc>
+                <w:tcPr>
+                  <w:tcW w:type="dxa" w:w="2506"/>
+                  <w:tcBorders>
+                    <w:top w:val="single" w:color="B7C2D1" w:sz="4"/>
+                    <w:left w:val="single" w:color="B7C2D1" w:sz="4"/>
+                    <w:bottom w:val="single" w:color="B7C2D1" w:sz="4"/>
+                    <w:right w:val="single" w:color="B7C2D1" w:sz="4"/>
+                  </w:tcBorders>
+                  <w:shd w:fill="FFFFFF" w:color="auto" w:val="clear"/>
+                  <w:tcMar>
+                    <w:top w:type="dxa" w:w="80"/>
+                    <w:left w:type="dxa" w:w="120"/>
+                    <w:bottom w:type="dxa" w:w="80"/>
+                    <w:right w:type="dxa" w:w="120"/>
+                  </w:tcMar>
+                  <w:vAlign w:val="center"/>
+                </w:tcPr>
+                <w:p>
+                  <w:pPr>
+                    <w:spacing w:after="0" w:before="0"/>
+                  </w:pPr>
+                  <w:r>
+                    <w:rPr>
+                      <w:rFonts w:ascii="Arial" w:cs="Arial" w:eastAsia="Arial" w:hAnsi="Arial"/>
+                      <w:b w:val="false"/>
+                      <w:bCs w:val="false"/>
+                      <w:sz w:val="21"/>
+                      <w:szCs w:val="21"/>
+                    </w:rPr>
+                    <w:t xml:space="preserve"/>
+                  </w:r>
+                </w:p>
+              </w:tc>
+            </w:tr>
+            <w:tr>
+              <w:trPr>
+                <w:cantSplit/>
+                <w:trHeight w:val="360" w:hRule="atLeast"/>
+              </w:trPr>
+              <w:tc>
+                <w:tcPr>
+                  <w:tcW w:type="dxa" w:w="2506"/>
+                  <w:tcBorders>
+                    <w:top w:val="single" w:color="B7C2D1" w:sz="4"/>
+                    <w:left w:val="single" w:color="B7C2D1" w:sz="4"/>
+                    <w:bottom w:val="single" w:color="B7C2D1" w:sz="4"/>
+                    <w:right w:val="single" w:color="B7C2D1" w:sz="4"/>
+                  </w:tcBorders>
+                  <w:shd w:fill="FFFFFF" w:color="auto" w:val="clear"/>
+                  <w:tcMar>
+                    <w:top w:type="dxa" w:w="80"/>
+                    <w:left w:type="dxa" w:w="120"/>
+                    <w:bottom w:type="dxa" w:w="80"/>
+                    <w:right w:type="dxa" w:w="120"/>
+                  </w:tcMar>
+                  <w:vAlign w:val="center"/>
+                </w:tcPr>
+                <w:p>
+                  <w:pPr>
+                    <w:spacing w:after="0" w:before="0"/>
+                  </w:pPr>
+                  <w:r>
+                    <w:rPr>
+                      <w:rFonts w:ascii="Arial" w:cs="Arial" w:eastAsia="Arial" w:hAnsi="Arial"/>
+                      <w:sz w:val="21"/>
+                      <w:szCs w:val="21"/>
+                    </w:rPr>
+                    <w:t xml:space="preserve">Finish the program so the word is added on a line of its own.</w:t>
+                  </w:r>
+                </w:p>
+              </w:tc>
+              <w:tc>
+                <w:tcPr>
+                  <w:tcW w:type="dxa" w:w="2506"/>
+                  <w:tcBorders>
+                    <w:top w:val="single" w:color="B7C2D1" w:sz="4"/>
+                    <w:left w:val="single" w:color="B7C2D1" w:sz="4"/>
+                    <w:bottom w:val="single" w:color="B7C2D1" w:sz="4"/>
+                    <w:right w:val="single" w:color="B7C2D1" w:sz="4"/>
+                  </w:tcBorders>
+                  <w:shd w:fill="FFFFFF" w:color="auto" w:val="clear"/>
+                  <w:tcMar>
+                    <w:top w:type="dxa" w:w="80"/>
+                    <w:left w:type="dxa" w:w="120"/>
+                    <w:bottom w:type="dxa" w:w="80"/>
+                    <w:right w:type="dxa" w:w="120"/>
+                  </w:tcMar>
+                  <w:vAlign w:val="center"/>
+                </w:tcPr>
+                <w:p>
+                  <w:pPr>
+                    <w:spacing w:after="0" w:before="0"/>
+                  </w:pPr>
+                  <w:r>
+                    <w:rPr>
+                      <w:rFonts w:ascii="Arial" w:cs="Arial" w:eastAsia="Arial" w:hAnsi="Arial"/>
+                      <w:b w:val="false"/>
+                      <w:bCs w:val="false"/>
+                      <w:sz w:val="21"/>
+                      <w:szCs w:val="21"/>
+                    </w:rPr>
+                    <w:t xml:space="preserve">Complete it</w:t>
+                  </w:r>
+                </w:p>
+              </w:tc>
+              <w:tc>
+                <w:tcPr>
+                  <w:tcW w:type="dxa" w:w="2506"/>
+                  <w:tcBorders>
+                    <w:top w:val="single" w:color="B7C2D1" w:sz="4"/>
+                    <w:left w:val="single" w:color="B7C2D1" w:sz="4"/>
+                    <w:bottom w:val="single" w:color="B7C2D1" w:sz="4"/>
+                    <w:right w:val="single" w:color="B7C2D1" w:sz="4"/>
+                  </w:tcBorders>
+                  <w:shd w:fill="FFFFFF" w:color="auto" w:val="clear"/>
+                  <w:tcMar>
+                    <w:top w:type="dxa" w:w="80"/>
+                    <w:left w:type="dxa" w:w="120"/>
+                    <w:bottom w:type="dxa" w:w="80"/>
+                    <w:right w:type="dxa" w:w="120"/>
+                  </w:tcMar>
+                  <w:vAlign w:val="center"/>
+                </w:tcPr>
+                <w:p>
+                  <w:pPr>
+                    <w:spacing w:after="0" w:before="0"/>
+                  </w:pPr>
+                  <w:r>
+                    <w:rPr>
+                      <w:rFonts w:ascii="Arial" w:cs="Arial" w:eastAsia="Arial" w:hAnsi="Arial"/>
+                      <w:b w:val="false"/>
+                      <w:bCs w:val="false"/>
+                      <w:sz w:val="21"/>
+                      <w:szCs w:val="21"/>
+                    </w:rPr>
+                    <w:t xml:space="preserve">2</w:t>
+                  </w:r>
+                </w:p>
+              </w:tc>
+              <w:tc>
+                <w:tcPr>
+                  <w:tcW w:type="dxa" w:w="2506"/>
+                  <w:tcBorders>
+                    <w:top w:val="single" w:color="B7C2D1" w:sz="4"/>
+                    <w:left w:val="single" w:color="B7C2D1" w:sz="4"/>
+                    <w:bottom w:val="single" w:color="B7C2D1" w:sz="4"/>
+                    <w:right w:val="single" w:color="B7C2D1" w:sz="4"/>
+                  </w:tcBorders>
+                  <w:shd w:fill="FFFFFF" w:color="auto" w:val="clear"/>
+                  <w:tcMar>
+                    <w:top w:type="dxa" w:w="80"/>
+                    <w:left w:type="dxa" w:w="120"/>
+                    <w:bottom w:type="dxa" w:w="80"/>
+                    <w:right w:type="dxa" w:w="120"/>
+                  </w:tcMar>
+                  <w:vAlign w:val="center"/>
+                </w:tcPr>
+                <w:p>
+                  <w:pPr>
+                    <w:spacing w:after="0" w:before="0"/>
+                  </w:pPr>
+                  <w:r>
+                    <w:rPr>
+                      <w:rFonts w:ascii="Arial" w:cs="Arial" w:eastAsia="Arial" w:hAnsi="Arial"/>
+                      <w:b w:val="false"/>
+                      <w:bCs w:val="false"/>
+                      <w:sz w:val="21"/>
+                      <w:szCs w:val="21"/>
+                    </w:rPr>
+                    <w:t xml:space="preserve"/>
+                  </w:r>
+                </w:p>
+              </w:tc>
+            </w:tr>
+            <w:tr>
+              <w:trPr>
+                <w:cantSplit/>
+                <w:trHeight w:val="360" w:hRule="atLeast"/>
+              </w:trPr>
+              <w:tc>
+                <w:tcPr>
+                  <w:tcW w:type="dxa" w:w="2506"/>
+                  <w:tcBorders>
+                    <w:top w:val="single" w:color="B7C2D1" w:sz="4"/>
+                    <w:left w:val="single" w:color="B7C2D1" w:sz="4"/>
+                    <w:bottom w:val="single" w:color="B7C2D1" w:sz="4"/>
+                    <w:right w:val="single" w:color="B7C2D1" w:sz="4"/>
+                  </w:tcBorders>
+                  <w:shd w:fill="FFFFFF" w:color="auto" w:val="clear"/>
+                  <w:tcMar>
+                    <w:top w:type="dxa" w:w="80"/>
+                    <w:left w:type="dxa" w:w="120"/>
+                    <w:bottom w:type="dxa" w:w="80"/>
+                    <w:right w:type="dxa" w:w="120"/>
+                  </w:tcMar>
+                  <w:vAlign w:val="center"/>
+                </w:tcPr>
+                <w:p>
+                  <w:pPr>
+                    <w:spacing w:after="0" w:before="0"/>
+                  </w:pPr>
+                  <w:r>
+                    <w:rPr>
+                      <w:rFonts w:ascii="Arial" w:cs="Arial" w:eastAsia="Arial" w:hAnsi="Arial"/>
+                      <w:sz w:val="21"/>
+                      <w:szCs w:val="21"/>
+                    </w:rPr>
+                    <w:t xml:space="preserve">Ask the user for a word. Add that word to the end of the file log.txt, on a line of its own. Keep the lines log.txt already holds. Then read the whole of log.txt back. Display every line in it, one on each line.</w:t>
+                  </w:r>
+                </w:p>
+              </w:tc>
+              <w:tc>
+                <w:tcPr>
+                  <w:tcW w:type="dxa" w:w="2506"/>
+                  <w:tcBorders>
+                    <w:top w:val="single" w:color="B7C2D1" w:sz="4"/>
+                    <w:left w:val="single" w:color="B7C2D1" w:sz="4"/>
+                    <w:bottom w:val="single" w:color="B7C2D1" w:sz="4"/>
+                    <w:right w:val="single" w:color="B7C2D1" w:sz="4"/>
+                  </w:tcBorders>
+                  <w:shd w:fill="FFFFFF" w:color="auto" w:val="clear"/>
+                  <w:tcMar>
+                    <w:top w:type="dxa" w:w="80"/>
+                    <w:left w:type="dxa" w:w="120"/>
+                    <w:bottom w:type="dxa" w:w="80"/>
+                    <w:right w:type="dxa" w:w="120"/>
+                  </w:tcMar>
+                  <w:vAlign w:val="center"/>
+                </w:tcPr>
+                <w:p>
+                  <w:pPr>
+                    <w:spacing w:after="0" w:before="0"/>
+                  </w:pPr>
+                  <w:r>
+                    <w:rPr>
+                      <w:rFonts w:ascii="Arial" w:cs="Arial" w:eastAsia="Arial" w:hAnsi="Arial"/>
+                      <w:b w:val="false"/>
+                      <w:bCs w:val="false"/>
+                      <w:sz w:val="21"/>
+                      <w:szCs w:val="21"/>
+                    </w:rPr>
+                    <w:t xml:space="preserve">Write it</w:t>
+                  </w:r>
+                </w:p>
+              </w:tc>
+              <w:tc>
+                <w:tcPr>
+                  <w:tcW w:type="dxa" w:w="2506"/>
+                  <w:tcBorders>
+                    <w:top w:val="single" w:color="B7C2D1" w:sz="4"/>
+                    <w:left w:val="single" w:color="B7C2D1" w:sz="4"/>
+                    <w:bottom w:val="single" w:color="B7C2D1" w:sz="4"/>
+                    <w:right w:val="single" w:color="B7C2D1" w:sz="4"/>
+                  </w:tcBorders>
+                  <w:shd w:fill="FFFFFF" w:color="auto" w:val="clear"/>
+                  <w:tcMar>
+                    <w:top w:type="dxa" w:w="80"/>
+                    <w:left w:type="dxa" w:w="120"/>
+                    <w:bottom w:type="dxa" w:w="80"/>
+                    <w:right w:type="dxa" w:w="120"/>
+                  </w:tcMar>
+                  <w:vAlign w:val="center"/>
+                </w:tcPr>
+                <w:p>
+                  <w:pPr>
+                    <w:spacing w:after="0" w:before="0"/>
+                  </w:pPr>
+                  <w:r>
+                    <w:rPr>
+                      <w:rFonts w:ascii="Arial" w:cs="Arial" w:eastAsia="Arial" w:hAnsi="Arial"/>
+                      <w:b w:val="false"/>
+                      <w:bCs w:val="false"/>
+                      <w:sz w:val="21"/>
+                      <w:szCs w:val="21"/>
+                    </w:rPr>
+                    <w:t xml:space="preserve">3</w:t>
+                  </w:r>
+                </w:p>
+              </w:tc>
+              <w:tc>
+                <w:tcPr>
+                  <w:tcW w:type="dxa" w:w="2506"/>
+                  <w:tcBorders>
+                    <w:top w:val="single" w:color="B7C2D1" w:sz="4"/>
+                    <w:left w:val="single" w:color="B7C2D1" w:sz="4"/>
+                    <w:bottom w:val="single" w:color="B7C2D1" w:sz="4"/>
+                    <w:right w:val="single" w:color="B7C2D1" w:sz="4"/>
+                  </w:tcBorders>
+                  <w:shd w:fill="FFFFFF" w:color="auto" w:val="clear"/>
+                  <w:tcMar>
+                    <w:top w:type="dxa" w:w="80"/>
+                    <w:left w:type="dxa" w:w="120"/>
+                    <w:bottom w:type="dxa" w:w="80"/>
+                    <w:right w:type="dxa" w:w="120"/>
+                  </w:tcMar>
+                  <w:vAlign w:val="center"/>
+                </w:tcPr>
+                <w:p>
+                  <w:pPr>
+                    <w:spacing w:after="0" w:before="0"/>
+                  </w:pPr>
+                  <w:r>
+                    <w:rPr>
+                      <w:rFonts w:ascii="Arial" w:cs="Arial" w:eastAsia="Arial" w:hAnsi="Arial"/>
+                      <w:b w:val="false"/>
+                      <w:bCs w:val="false"/>
+                      <w:sz w:val="21"/>
+                      <w:szCs w:val="21"/>
+                    </w:rPr>
+                    <w:t xml:space="preserve"/>
+                  </w:r>
+                </w:p>
+              </w:tc>
+            </w:tr>
+            <w:tr>
+              <w:trPr>
+                <w:cantSplit/>
+                <w:trHeight w:val="360" w:hRule="atLeast"/>
+              </w:trPr>
+              <w:tc>
+                <w:tcPr>
+                  <w:tcW w:type="dxa" w:w="2506"/>
+                  <w:tcBorders>
+                    <w:top w:val="single" w:color="B7C2D1" w:sz="4"/>
+                    <w:left w:val="single" w:color="B7C2D1" w:sz="4"/>
+                    <w:bottom w:val="single" w:color="B7C2D1" w:sz="4"/>
+                    <w:right w:val="single" w:color="B7C2D1" w:sz="4"/>
+                  </w:tcBorders>
+                  <w:shd w:fill="FFFFFF" w:color="auto" w:val="clear"/>
+                  <w:tcMar>
+                    <w:top w:type="dxa" w:w="80"/>
+                    <w:left w:type="dxa" w:w="120"/>
+                    <w:bottom w:type="dxa" w:w="80"/>
+                    <w:right w:type="dxa" w:w="120"/>
+                  </w:tcMar>
+                  <w:vAlign w:val="center"/>
+                </w:tcPr>
+                <w:p>
+                  <w:pPr>
+                    <w:spacing w:after="0" w:before="0"/>
+                  </w:pPr>
+                  <w:r>
+                    <w:rPr>
+                      <w:rFonts w:ascii="Arial" w:cs="Arial" w:eastAsia="Arial" w:hAnsi="Arial"/>
+                      <w:sz w:val="21"/>
+                      <w:szCs w:val="21"/>
+                    </w:rPr>
+                    <w:t xml:space="preserve">This program should display every line of log.txt, with the new word last. Find the mistake and put it right.</w:t>
+                  </w:r>
+                </w:p>
+              </w:tc>
+              <w:tc>
+                <w:tcPr>
+                  <w:tcW w:type="dxa" w:w="2506"/>
+                  <w:tcBorders>
+                    <w:top w:val="single" w:color="B7C2D1" w:sz="4"/>
+                    <w:left w:val="single" w:color="B7C2D1" w:sz="4"/>
+                    <w:bottom w:val="single" w:color="B7C2D1" w:sz="4"/>
+                    <w:right w:val="single" w:color="B7C2D1" w:sz="4"/>
+                  </w:tcBorders>
+                  <w:shd w:fill="FFFFFF" w:color="auto" w:val="clear"/>
+                  <w:tcMar>
+                    <w:top w:type="dxa" w:w="80"/>
+                    <w:left w:type="dxa" w:w="120"/>
+                    <w:bottom w:type="dxa" w:w="80"/>
+                    <w:right w:type="dxa" w:w="120"/>
+                  </w:tcMar>
+                  <w:vAlign w:val="center"/>
+                </w:tcPr>
+                <w:p>
+                  <w:pPr>
+                    <w:spacing w:after="0" w:before="0"/>
+                  </w:pPr>
+                  <w:r>
+                    <w:rPr>
+                      <w:rFonts w:ascii="Arial" w:cs="Arial" w:eastAsia="Arial" w:hAnsi="Arial"/>
+                      <w:b w:val="false"/>
+                      <w:bCs w:val="false"/>
+                      <w:sz w:val="21"/>
+                      <w:szCs w:val="21"/>
+                    </w:rPr>
+                    <w:t xml:space="preserve">Fix it</w:t>
+                  </w:r>
+                </w:p>
+              </w:tc>
+              <w:tc>
+                <w:tcPr>
+                  <w:tcW w:type="dxa" w:w="2506"/>
+                  <w:tcBorders>
+                    <w:top w:val="single" w:color="B7C2D1" w:sz="4"/>
+                    <w:left w:val="single" w:color="B7C2D1" w:sz="4"/>
+                    <w:bottom w:val="single" w:color="B7C2D1" w:sz="4"/>
+                    <w:right w:val="single" w:color="B7C2D1" w:sz="4"/>
+                  </w:tcBorders>
+                  <w:shd w:fill="FFFFFF" w:color="auto" w:val="clear"/>
+                  <w:tcMar>
+                    <w:top w:type="dxa" w:w="80"/>
+                    <w:left w:type="dxa" w:w="120"/>
+                    <w:bottom w:type="dxa" w:w="80"/>
+                    <w:right w:type="dxa" w:w="120"/>
+                  </w:tcMar>
+                  <w:vAlign w:val="center"/>
+                </w:tcPr>
+                <w:p>
+                  <w:pPr>
+                    <w:spacing w:after="0" w:before="0"/>
+                  </w:pPr>
+                  <w:r>
+                    <w:rPr>
+                      <w:rFonts w:ascii="Arial" w:cs="Arial" w:eastAsia="Arial" w:hAnsi="Arial"/>
+                      <w:b w:val="false"/>
+                      <w:bCs w:val="false"/>
+                      <w:sz w:val="21"/>
+                      <w:szCs w:val="21"/>
+                    </w:rPr>
+                    <w:t xml:space="preserve">2</w:t>
+                  </w:r>
+                </w:p>
+              </w:tc>
+              <w:tc>
+                <w:tcPr>
+                  <w:tcW w:type="dxa" w:w="2506"/>
+                  <w:tcBorders>
+                    <w:top w:val="single" w:color="B7C2D1" w:sz="4"/>
+                    <w:left w:val="single" w:color="B7C2D1" w:sz="4"/>
+                    <w:bottom w:val="single" w:color="B7C2D1" w:sz="4"/>
+                    <w:right w:val="single" w:color="B7C2D1" w:sz="4"/>
+                  </w:tcBorders>
+                  <w:shd w:fill="FFFFFF" w:color="auto" w:val="clear"/>
+                  <w:tcMar>
+                    <w:top w:type="dxa" w:w="80"/>
+                    <w:left w:type="dxa" w:w="120"/>
+                    <w:bottom w:type="dxa" w:w="80"/>
+                    <w:right w:type="dxa" w:w="120"/>
+                  </w:tcMar>
+                  <w:vAlign w:val="center"/>
+                </w:tcPr>
+                <w:p>
+                  <w:pPr>
+                    <w:spacing w:after="0" w:before="0"/>
+                  </w:pPr>
+                  <w:r>
+                    <w:rPr>
+                      <w:rFonts w:ascii="Arial" w:cs="Arial" w:eastAsia="Arial" w:hAnsi="Arial"/>
+                      <w:b w:val="false"/>
+                      <w:bCs w:val="false"/>
+                      <w:sz w:val="21"/>
+                      <w:szCs w:val="21"/>
+                    </w:rPr>
+                    <w:t xml:space="preserve"/>
+                  </w:r>
+                </w:p>
+              </w:tc>
+            </w:tr>
+            <w:tr>
+              <w:trPr>
+                <w:cantSplit/>
+                <w:trHeight w:val="360" w:hRule="atLeast"/>
+              </w:trPr>
+              <w:tc>
+                <w:tcPr>
+                  <w:tcW w:type="dxa" w:w="2506"/>
+                  <w:tcBorders>
+                    <w:top w:val="single" w:color="B7C2D1" w:sz="4"/>
+                    <w:left w:val="single" w:color="B7C2D1" w:sz="4"/>
+                    <w:bottom w:val="single" w:color="B7C2D1" w:sz="4"/>
+                    <w:right w:val="single" w:color="B7C2D1" w:sz="4"/>
+                  </w:tcBorders>
+                  <w:shd w:fill="FFFFFF" w:color="auto" w:val="clear"/>
+                  <w:tcMar>
+                    <w:top w:type="dxa" w:w="80"/>
+                    <w:left w:type="dxa" w:w="120"/>
+                    <w:bottom w:type="dxa" w:w="80"/>
+                    <w:right w:type="dxa" w:w="120"/>
+                  </w:tcMar>
+                  <w:vAlign w:val="center"/>
+                </w:tcPr>
+                <w:p>
+                  <w:pPr>
+                    <w:spacing w:after="0" w:before="0"/>
+                  </w:pPr>
+                  <w:r>
+                    <w:rPr>
+                      <w:rFonts w:ascii="Arial" w:cs="Arial" w:eastAsia="Arial" w:hAnsi="Arial"/>
+                      <w:sz w:val="21"/>
+                      <w:szCs w:val="21"/>
+                    </w:rPr>
+                    <w:t xml:space="preserve">Ask the user for a word. Add that word to the end of the file log.txt, on a line of its own. Keep the lines log.txt already holds. Then read log.txt back. Display the line latest [the last line of the file]. Then display the line total [how many lines there are] on the next line.</w:t>
+                  </w:r>
+                </w:p>
+              </w:tc>
+              <w:tc>
+                <w:tcPr>
+                  <w:tcW w:type="dxa" w:w="2506"/>
+                  <w:tcBorders>
+                    <w:top w:val="single" w:color="B7C2D1" w:sz="4"/>
+                    <w:left w:val="single" w:color="B7C2D1" w:sz="4"/>
+                    <w:bottom w:val="single" w:color="B7C2D1" w:sz="4"/>
+                    <w:right w:val="single" w:color="B7C2D1" w:sz="4"/>
+                  </w:tcBorders>
+                  <w:shd w:fill="FFFFFF" w:color="auto" w:val="clear"/>
+                  <w:tcMar>
+                    <w:top w:type="dxa" w:w="80"/>
+                    <w:left w:type="dxa" w:w="120"/>
+                    <w:bottom w:type="dxa" w:w="80"/>
+                    <w:right w:type="dxa" w:w="120"/>
+                  </w:tcMar>
+                  <w:vAlign w:val="center"/>
+                </w:tcPr>
+                <w:p>
+                  <w:pPr>
+                    <w:spacing w:after="0" w:before="0"/>
+                  </w:pPr>
+                  <w:r>
+                    <w:rPr>
+                      <w:rFonts w:ascii="Arial" w:cs="Arial" w:eastAsia="Arial" w:hAnsi="Arial"/>
+                      <w:b w:val="false"/>
+                      <w:bCs w:val="false"/>
+                      <w:sz w:val="21"/>
+                      <w:szCs w:val="21"/>
+                    </w:rPr>
+                    <w:t xml:space="preserve">Challenge (optional)</w:t>
+                  </w:r>
+                </w:p>
+              </w:tc>
+              <w:tc>
+                <w:tcPr>
+                  <w:tcW w:type="dxa" w:w="2506"/>
+                  <w:tcBorders>
+                    <w:top w:val="single" w:color="B7C2D1" w:sz="4"/>
+                    <w:left w:val="single" w:color="B7C2D1" w:sz="4"/>
+                    <w:bottom w:val="single" w:color="B7C2D1" w:sz="4"/>
+                    <w:right w:val="single" w:color="B7C2D1" w:sz="4"/>
+                  </w:tcBorders>
+                  <w:shd w:fill="FFFFFF" w:color="auto" w:val="clear"/>
+                  <w:tcMar>
+                    <w:top w:type="dxa" w:w="80"/>
+                    <w:left w:type="dxa" w:w="120"/>
+                    <w:bottom w:type="dxa" w:w="80"/>
+                    <w:right w:type="dxa" w:w="120"/>
+                  </w:tcMar>
+                  <w:vAlign w:val="center"/>
+                </w:tcPr>
+                <w:p>
+                  <w:pPr>
+                    <w:spacing w:after="0" w:before="0"/>
+                  </w:pPr>
+                  <w:r>
+                    <w:rPr>
+                      <w:rFonts w:ascii="Arial" w:cs="Arial" w:eastAsia="Arial" w:hAnsi="Arial"/>
+                      <w:b w:val="false"/>
+                      <w:bCs w:val="false"/>
+                      <w:sz w:val="21"/>
+                      <w:szCs w:val="21"/>
+                    </w:rPr>
+                    <w:t xml:space="preserve">3</w:t>
+                  </w:r>
+                </w:p>
+              </w:tc>
+              <w:tc>
+                <w:tcPr>
+                  <w:tcW w:type="dxa" w:w="2506"/>
                   <w:tcBorders>
                     <w:top w:val="single" w:color="B7C2D1" w:sz="4"/>
                     <w:left w:val="single" w:color="B7C2D1" w:sz="4"/>
@@ -4303,7 +7455,7 @@
                 <w:sz w:val="21"/>
                 <w:szCs w:val="21"/>
               </w:rPr>
-              <w:t xml:space="preserve">Plan the one you found hardest: inputs, what happens to them, what is printed.</w:t>
+              <w:t xml:space="preserve">Plan the one you found hardest: what is typed in, what happens to it, what is displayed.</w:t>
             </w:r>
           </w:p>
           <w:tbl>
@@ -4729,12 +7881,12 @@
                 <w:sz w:val="21"/>
                 <w:szCs w:val="21"/>
               </w:rPr>
-              <w:t xml:space="preserve">Tick each one off as its tests pass in the editor</w:t>
+              <w:t xml:space="preserve">Tick each one off as you finish it in the editor</w:t>
             </w:r>
           </w:p>
           <w:tbl>
             <w:tblPr>
-              <w:tblW w:type="dxa" w:w="10026"/>
+              <w:tblW w:type="dxa" w:w="10024"/>
               <w:tblBorders>
                 <w:top w:val="single" w:color="auto" w:sz="4"/>
                 <w:left w:val="single" w:color="auto" w:sz="4"/>
@@ -4745,9 +7897,10 @@
               </w:tblBorders>
             </w:tblPr>
             <w:tblGrid>
-              <w:gridCol w:w="3342"/>
-              <w:gridCol w:w="3342"/>
-              <w:gridCol w:w="3342"/>
+              <w:gridCol w:w="2506"/>
+              <w:gridCol w:w="2506"/>
+              <w:gridCol w:w="2506"/>
+              <w:gridCol w:w="2506"/>
             </w:tblGrid>
             <w:tr>
               <w:trPr>
@@ -4756,7 +7909,7 @@
               </w:trPr>
               <w:tc>
                 <w:tcPr>
-                  <w:tcW w:type="dxa" w:w="3342"/>
+                  <w:tcW w:type="dxa" w:w="2506"/>
                   <w:tcBorders>
                     <w:top w:val="single" w:color="B7C2D1" w:sz="4"/>
                     <w:left w:val="single" w:color="B7C2D1" w:sz="4"/>
@@ -4784,13 +7937,13 @@
                       <w:sz w:val="20"/>
                       <w:szCs w:val="20"/>
                     </w:rPr>
-                    <w:t xml:space="preserve">Program</w:t>
-                  </w:r>
-                </w:p>
-              </w:tc>
-              <w:tc>
-                <w:tcPr>
-                  <w:tcW w:type="dxa" w:w="3342"/>
+                    <w:t xml:space="preserve">Activity</w:t>
+                  </w:r>
+                </w:p>
+              </w:tc>
+              <w:tc>
+                <w:tcPr>
+                  <w:tcW w:type="dxa" w:w="2506"/>
                   <w:tcBorders>
                     <w:top w:val="single" w:color="B7C2D1" w:sz="4"/>
                     <w:left w:val="single" w:color="B7C2D1" w:sz="4"/>
@@ -4818,13 +7971,47 @@
                       <w:sz w:val="20"/>
                       <w:szCs w:val="20"/>
                     </w:rPr>
+                    <w:t xml:space="preserve">What to do</w:t>
+                  </w:r>
+                </w:p>
+              </w:tc>
+              <w:tc>
+                <w:tcPr>
+                  <w:tcW w:type="dxa" w:w="2506"/>
+                  <w:tcBorders>
+                    <w:top w:val="single" w:color="B7C2D1" w:sz="4"/>
+                    <w:left w:val="single" w:color="B7C2D1" w:sz="4"/>
+                    <w:bottom w:val="single" w:color="B7C2D1" w:sz="4"/>
+                    <w:right w:val="single" w:color="B7C2D1" w:sz="4"/>
+                  </w:tcBorders>
+                  <w:shd w:fill="E6ECF5" w:color="auto" w:val="clear"/>
+                  <w:tcMar>
+                    <w:top w:type="dxa" w:w="80"/>
+                    <w:left w:type="dxa" w:w="120"/>
+                    <w:bottom w:type="dxa" w:w="80"/>
+                    <w:right w:type="dxa" w:w="120"/>
+                  </w:tcMar>
+                  <w:vAlign w:val="center"/>
+                </w:tcPr>
+                <w:p>
+                  <w:pPr>
+                    <w:spacing w:after="0" w:before="0"/>
+                  </w:pPr>
+                  <w:r>
+                    <w:rPr>
+                      <w:rFonts w:ascii="Arial" w:cs="Arial" w:eastAsia="Arial" w:hAnsi="Arial"/>
+                      <w:b/>
+                      <w:bCs/>
+                      <w:sz w:val="20"/>
+                      <w:szCs w:val="20"/>
+                    </w:rPr>
                     <w:t xml:space="preserve">Marks</w:t>
                   </w:r>
                 </w:p>
               </w:tc>
               <w:tc>
                 <w:tcPr>
-                  <w:tcW w:type="dxa" w:w="3342"/>
+                  <w:tcW w:type="dxa" w:w="2506"/>
                   <w:tcBorders>
                     <w:top w:val="single" w:color="B7C2D1" w:sz="4"/>
                     <w:left w:val="single" w:color="B7C2D1" w:sz="4"/>
@@ -4864,73 +8051,107 @@
               </w:trPr>
               <w:tc>
                 <w:tcPr>
-                  <w:tcW w:type="dxa" w:w="3342"/>
-                  <w:tcBorders>
-                    <w:top w:val="single" w:color="B7C2D1" w:sz="4"/>
-                    <w:left w:val="single" w:color="B7C2D1" w:sz="4"/>
-                    <w:bottom w:val="single" w:color="B7C2D1" w:sz="4"/>
-                    <w:right w:val="single" w:color="B7C2D1" w:sz="4"/>
-                  </w:tcBorders>
-                  <w:shd w:fill="FFFFFF" w:color="auto" w:val="clear"/>
-                  <w:tcMar>
-                    <w:top w:type="dxa" w:w="80"/>
-                    <w:left w:type="dxa" w:w="120"/>
-                    <w:bottom w:type="dxa" w:w="80"/>
-                    <w:right w:type="dxa" w:w="120"/>
-                  </w:tcMar>
-                  <w:vAlign w:val="center"/>
-                </w:tcPr>
-                <w:p>
-                  <w:pPr>
-                    <w:spacing w:after="0" w:before="0"/>
-                  </w:pPr>
-                  <w:r>
-                    <w:rPr>
-                      <w:rFonts w:ascii="Arial" w:cs="Arial" w:eastAsia="Arial" w:hAnsi="Arial"/>
-                      <w:sz w:val="21"/>
-                      <w:szCs w:val="21"/>
-                    </w:rPr>
-                    <w:t xml:space="preserve">A file called data.txt is already there, holding one word,number record per line, and it may be empty. Read data.txt. Display one line for each record, in the form [word] [number]. Display none instead, on a line of its own, when the file holds no records.</w:t>
-                  </w:r>
-                </w:p>
-              </w:tc>
-              <w:tc>
-                <w:tcPr>
-                  <w:tcW w:type="dxa" w:w="3342"/>
-                  <w:tcBorders>
-                    <w:top w:val="single" w:color="B7C2D1" w:sz="4"/>
-                    <w:left w:val="single" w:color="B7C2D1" w:sz="4"/>
-                    <w:bottom w:val="single" w:color="B7C2D1" w:sz="4"/>
-                    <w:right w:val="single" w:color="B7C2D1" w:sz="4"/>
-                  </w:tcBorders>
-                  <w:shd w:fill="FFFFFF" w:color="auto" w:val="clear"/>
-                  <w:tcMar>
-                    <w:top w:type="dxa" w:w="80"/>
-                    <w:left w:type="dxa" w:w="120"/>
-                    <w:bottom w:type="dxa" w:w="80"/>
-                    <w:right w:type="dxa" w:w="120"/>
-                  </w:tcMar>
-                  <w:vAlign w:val="center"/>
-                </w:tcPr>
-                <w:p>
-                  <w:pPr>
-                    <w:spacing w:after="0" w:before="0"/>
-                  </w:pPr>
-                  <w:r>
-                    <w:rPr>
-                      <w:rFonts w:ascii="Arial" w:cs="Arial" w:eastAsia="Arial" w:hAnsi="Arial"/>
-                      <w:b w:val="false"/>
-                      <w:bCs w:val="false"/>
-                      <w:sz w:val="21"/>
-                      <w:szCs w:val="21"/>
-                    </w:rPr>
-                    <w:t xml:space="preserve">3</w:t>
-                  </w:r>
-                </w:p>
-              </w:tc>
-              <w:tc>
-                <w:tcPr>
-                  <w:tcW w:type="dxa" w:w="3342"/>
+                  <w:tcW w:type="dxa" w:w="2506"/>
+                  <w:tcBorders>
+                    <w:top w:val="single" w:color="B7C2D1" w:sz="4"/>
+                    <w:left w:val="single" w:color="B7C2D1" w:sz="4"/>
+                    <w:bottom w:val="single" w:color="B7C2D1" w:sz="4"/>
+                    <w:right w:val="single" w:color="B7C2D1" w:sz="4"/>
+                  </w:tcBorders>
+                  <w:shd w:fill="FFFFFF" w:color="auto" w:val="clear"/>
+                  <w:tcMar>
+                    <w:top w:type="dxa" w:w="80"/>
+                    <w:left w:type="dxa" w:w="120"/>
+                    <w:bottom w:type="dxa" w:w="80"/>
+                    <w:right w:type="dxa" w:w="120"/>
+                  </w:tcMar>
+                  <w:vAlign w:val="center"/>
+                </w:tcPr>
+                <w:p>
+                  <w:pPr>
+                    <w:spacing w:after="0" w:before="0"/>
+                  </w:pPr>
+                  <w:r>
+                    <w:rPr>
+                      <w:rFonts w:ascii="Arial" w:cs="Arial" w:eastAsia="Arial" w:hAnsi="Arial"/>
+                      <w:sz w:val="21"/>
+                      <w:szCs w:val="21"/>
+                    </w:rPr>
+                    <w:t xml:space="preserve">Press Run. The program writes two records, then breaks each one into its parts.</w:t>
+                  </w:r>
+                </w:p>
+              </w:tc>
+              <w:tc>
+                <w:tcPr>
+                  <w:tcW w:type="dxa" w:w="2506"/>
+                  <w:tcBorders>
+                    <w:top w:val="single" w:color="B7C2D1" w:sz="4"/>
+                    <w:left w:val="single" w:color="B7C2D1" w:sz="4"/>
+                    <w:bottom w:val="single" w:color="B7C2D1" w:sz="4"/>
+                    <w:right w:val="single" w:color="B7C2D1" w:sz="4"/>
+                  </w:tcBorders>
+                  <w:shd w:fill="FFFFFF" w:color="auto" w:val="clear"/>
+                  <w:tcMar>
+                    <w:top w:type="dxa" w:w="80"/>
+                    <w:left w:type="dxa" w:w="120"/>
+                    <w:bottom w:type="dxa" w:w="80"/>
+                    <w:right w:type="dxa" w:w="120"/>
+                  </w:tcMar>
+                  <w:vAlign w:val="center"/>
+                </w:tcPr>
+                <w:p>
+                  <w:pPr>
+                    <w:spacing w:after="0" w:before="0"/>
+                  </w:pPr>
+                  <w:r>
+                    <w:rPr>
+                      <w:rFonts w:ascii="Arial" w:cs="Arial" w:eastAsia="Arial" w:hAnsi="Arial"/>
+                      <w:b w:val="false"/>
+                      <w:bCs w:val="false"/>
+                      <w:sz w:val="21"/>
+                      <w:szCs w:val="21"/>
+                    </w:rPr>
+                    <w:t xml:space="preserve">Run it</w:t>
+                  </w:r>
+                </w:p>
+              </w:tc>
+              <w:tc>
+                <w:tcPr>
+                  <w:tcW w:type="dxa" w:w="2506"/>
+                  <w:tcBorders>
+                    <w:top w:val="single" w:color="B7C2D1" w:sz="4"/>
+                    <w:left w:val="single" w:color="B7C2D1" w:sz="4"/>
+                    <w:bottom w:val="single" w:color="B7C2D1" w:sz="4"/>
+                    <w:right w:val="single" w:color="B7C2D1" w:sz="4"/>
+                  </w:tcBorders>
+                  <w:shd w:fill="FFFFFF" w:color="auto" w:val="clear"/>
+                  <w:tcMar>
+                    <w:top w:type="dxa" w:w="80"/>
+                    <w:left w:type="dxa" w:w="120"/>
+                    <w:bottom w:type="dxa" w:w="80"/>
+                    <w:right w:type="dxa" w:w="120"/>
+                  </w:tcMar>
+                  <w:vAlign w:val="center"/>
+                </w:tcPr>
+                <w:p>
+                  <w:pPr>
+                    <w:spacing w:after="0" w:before="0"/>
+                  </w:pPr>
+                  <w:r>
+                    <w:rPr>
+                      <w:rFonts w:ascii="Arial" w:cs="Arial" w:eastAsia="Arial" w:hAnsi="Arial"/>
+                      <w:b w:val="false"/>
+                      <w:bCs w:val="false"/>
+                      <w:sz w:val="21"/>
+                      <w:szCs w:val="21"/>
+                    </w:rPr>
+                    <w:t xml:space="preserve">1</w:t>
+                  </w:r>
+                </w:p>
+              </w:tc>
+              <w:tc>
+                <w:tcPr>
+                  <w:tcW w:type="dxa" w:w="2506"/>
                   <w:tcBorders>
                     <w:top w:val="single" w:color="B7C2D1" w:sz="4"/>
                     <w:left w:val="single" w:color="B7C2D1" w:sz="4"/>
@@ -4970,73 +8191,107 @@
               </w:trPr>
               <w:tc>
                 <w:tcPr>
-                  <w:tcW w:type="dxa" w:w="3342"/>
-                  <w:tcBorders>
-                    <w:top w:val="single" w:color="B7C2D1" w:sz="4"/>
-                    <w:left w:val="single" w:color="B7C2D1" w:sz="4"/>
-                    <w:bottom w:val="single" w:color="B7C2D1" w:sz="4"/>
-                    <w:right w:val="single" w:color="B7C2D1" w:sz="4"/>
-                  </w:tcBorders>
-                  <w:shd w:fill="FFFFFF" w:color="auto" w:val="clear"/>
-                  <w:tcMar>
-                    <w:top w:type="dxa" w:w="80"/>
-                    <w:left w:type="dxa" w:w="120"/>
-                    <w:bottom w:type="dxa" w:w="80"/>
-                    <w:right w:type="dxa" w:w="120"/>
-                  </w:tcMar>
-                  <w:vAlign w:val="center"/>
-                </w:tcPr>
-                <w:p>
-                  <w:pPr>
-                    <w:spacing w:after="0" w:before="0"/>
-                  </w:pPr>
-                  <w:r>
-                    <w:rPr>
-                      <w:rFonts w:ascii="Arial" w:cs="Arial" w:eastAsia="Arial" w:hAnsi="Arial"/>
-                      <w:sz w:val="21"/>
-                      <w:szCs w:val="21"/>
-                    </w:rPr>
-                    <w:t xml:space="preserve">Ask the user for a word to find. The file data.txt is already there, holding one word,number record per line. Look at every record in data.txt. Display [word] is [its number] when a record matches. Display no record instead when none matches. Then display checked [how many records you looked at] on the next line.</w:t>
-                  </w:r>
-                </w:p>
-              </w:tc>
-              <w:tc>
-                <w:tcPr>
-                  <w:tcW w:type="dxa" w:w="3342"/>
-                  <w:tcBorders>
-                    <w:top w:val="single" w:color="B7C2D1" w:sz="4"/>
-                    <w:left w:val="single" w:color="B7C2D1" w:sz="4"/>
-                    <w:bottom w:val="single" w:color="B7C2D1" w:sz="4"/>
-                    <w:right w:val="single" w:color="B7C2D1" w:sz="4"/>
-                  </w:tcBorders>
-                  <w:shd w:fill="FFFFFF" w:color="auto" w:val="clear"/>
-                  <w:tcMar>
-                    <w:top w:type="dxa" w:w="80"/>
-                    <w:left w:type="dxa" w:w="120"/>
-                    <w:bottom w:type="dxa" w:w="80"/>
-                    <w:right w:type="dxa" w:w="120"/>
-                  </w:tcMar>
-                  <w:vAlign w:val="center"/>
-                </w:tcPr>
-                <w:p>
-                  <w:pPr>
-                    <w:spacing w:after="0" w:before="0"/>
-                  </w:pPr>
-                  <w:r>
-                    <w:rPr>
-                      <w:rFonts w:ascii="Arial" w:cs="Arial" w:eastAsia="Arial" w:hAnsi="Arial"/>
-                      <w:b w:val="false"/>
-                      <w:bCs w:val="false"/>
-                      <w:sz w:val="21"/>
-                      <w:szCs w:val="21"/>
-                    </w:rPr>
-                    <w:t xml:space="preserve">4</w:t>
-                  </w:r>
-                </w:p>
-              </w:tc>
-              <w:tc>
-                <w:tcPr>
-                  <w:tcW w:type="dxa" w:w="3342"/>
+                  <w:tcW w:type="dxa" w:w="2506"/>
+                  <w:tcBorders>
+                    <w:top w:val="single" w:color="B7C2D1" w:sz="4"/>
+                    <w:left w:val="single" w:color="B7C2D1" w:sz="4"/>
+                    <w:bottom w:val="single" w:color="B7C2D1" w:sz="4"/>
+                    <w:right w:val="single" w:color="B7C2D1" w:sz="4"/>
+                  </w:tcBorders>
+                  <w:shd w:fill="FFFFFF" w:color="auto" w:val="clear"/>
+                  <w:tcMar>
+                    <w:top w:type="dxa" w:w="80"/>
+                    <w:left w:type="dxa" w:w="120"/>
+                    <w:bottom w:type="dxa" w:w="80"/>
+                    <w:right w:type="dxa" w:w="120"/>
+                  </w:tcMar>
+                  <w:vAlign w:val="center"/>
+                </w:tcPr>
+                <w:p>
+                  <w:pPr>
+                    <w:spacing w:after="0" w:before="0"/>
+                  </w:pPr>
+                  <w:r>
+                    <w:rPr>
+                      <w:rFonts w:ascii="Arial" w:cs="Arial" w:eastAsia="Arial" w:hAnsi="Arial"/>
+                      <w:sz w:val="21"/>
+                      <w:szCs w:val="21"/>
+                    </w:rPr>
+                    <w:t xml:space="preserve">What will this program display?</w:t>
+                  </w:r>
+                </w:p>
+              </w:tc>
+              <w:tc>
+                <w:tcPr>
+                  <w:tcW w:type="dxa" w:w="2506"/>
+                  <w:tcBorders>
+                    <w:top w:val="single" w:color="B7C2D1" w:sz="4"/>
+                    <w:left w:val="single" w:color="B7C2D1" w:sz="4"/>
+                    <w:bottom w:val="single" w:color="B7C2D1" w:sz="4"/>
+                    <w:right w:val="single" w:color="B7C2D1" w:sz="4"/>
+                  </w:tcBorders>
+                  <w:shd w:fill="FFFFFF" w:color="auto" w:val="clear"/>
+                  <w:tcMar>
+                    <w:top w:type="dxa" w:w="80"/>
+                    <w:left w:type="dxa" w:w="120"/>
+                    <w:bottom w:type="dxa" w:w="80"/>
+                    <w:right w:type="dxa" w:w="120"/>
+                  </w:tcMar>
+                  <w:vAlign w:val="center"/>
+                </w:tcPr>
+                <w:p>
+                  <w:pPr>
+                    <w:spacing w:after="0" w:before="0"/>
+                  </w:pPr>
+                  <w:r>
+                    <w:rPr>
+                      <w:rFonts w:ascii="Arial" w:cs="Arial" w:eastAsia="Arial" w:hAnsi="Arial"/>
+                      <w:b w:val="false"/>
+                      <w:bCs w:val="false"/>
+                      <w:sz w:val="21"/>
+                      <w:szCs w:val="21"/>
+                    </w:rPr>
+                    <w:t xml:space="preserve">Predict</w:t>
+                  </w:r>
+                </w:p>
+              </w:tc>
+              <w:tc>
+                <w:tcPr>
+                  <w:tcW w:type="dxa" w:w="2506"/>
+                  <w:tcBorders>
+                    <w:top w:val="single" w:color="B7C2D1" w:sz="4"/>
+                    <w:left w:val="single" w:color="B7C2D1" w:sz="4"/>
+                    <w:bottom w:val="single" w:color="B7C2D1" w:sz="4"/>
+                    <w:right w:val="single" w:color="B7C2D1" w:sz="4"/>
+                  </w:tcBorders>
+                  <w:shd w:fill="FFFFFF" w:color="auto" w:val="clear"/>
+                  <w:tcMar>
+                    <w:top w:type="dxa" w:w="80"/>
+                    <w:left w:type="dxa" w:w="120"/>
+                    <w:bottom w:type="dxa" w:w="80"/>
+                    <w:right w:type="dxa" w:w="120"/>
+                  </w:tcMar>
+                  <w:vAlign w:val="center"/>
+                </w:tcPr>
+                <w:p>
+                  <w:pPr>
+                    <w:spacing w:after="0" w:before="0"/>
+                  </w:pPr>
+                  <w:r>
+                    <w:rPr>
+                      <w:rFonts w:ascii="Arial" w:cs="Arial" w:eastAsia="Arial" w:hAnsi="Arial"/>
+                      <w:b w:val="false"/>
+                      <w:bCs w:val="false"/>
+                      <w:sz w:val="21"/>
+                      <w:szCs w:val="21"/>
+                    </w:rPr>
+                    <w:t xml:space="preserve">1</w:t>
+                  </w:r>
+                </w:p>
+              </w:tc>
+              <w:tc>
+                <w:tcPr>
+                  <w:tcW w:type="dxa" w:w="2506"/>
                   <w:tcBorders>
                     <w:top w:val="single" w:color="B7C2D1" w:sz="4"/>
                     <w:left w:val="single" w:color="B7C2D1" w:sz="4"/>
@@ -5076,73 +8331,667 @@
               </w:trPr>
               <w:tc>
                 <w:tcPr>
-                  <w:tcW w:type="dxa" w:w="3342"/>
-                  <w:tcBorders>
-                    <w:top w:val="single" w:color="B7C2D1" w:sz="4"/>
-                    <w:left w:val="single" w:color="B7C2D1" w:sz="4"/>
-                    <w:bottom w:val="single" w:color="B7C2D1" w:sz="4"/>
-                    <w:right w:val="single" w:color="B7C2D1" w:sz="4"/>
-                  </w:tcBorders>
-                  <w:shd w:fill="FFFFFF" w:color="auto" w:val="clear"/>
-                  <w:tcMar>
-                    <w:top w:type="dxa" w:w="80"/>
-                    <w:left w:type="dxa" w:w="120"/>
-                    <w:bottom w:type="dxa" w:w="80"/>
-                    <w:right w:type="dxa" w:w="120"/>
-                  </w:tcMar>
-                  <w:vAlign w:val="center"/>
-                </w:tcPr>
-                <w:p>
-                  <w:pPr>
-                    <w:spacing w:after="0" w:before="0"/>
-                  </w:pPr>
-                  <w:r>
-                    <w:rPr>
-                      <w:rFonts w:ascii="Arial" w:cs="Arial" w:eastAsia="Arial" w:hAnsi="Arial"/>
-                      <w:sz w:val="21"/>
-                      <w:szCs w:val="21"/>
-                    </w:rPr>
-                    <w:t xml:space="preserve">A file called data.txt is already there, holding one word,number record per line, and it may be empty. Read data.txt. Display no records when it holds none. Otherwise add up every number. Find the word on the record with the highest number. Display total [the numbers added up]. Then display best [that word] on the next line.</w:t>
-                  </w:r>
-                </w:p>
-              </w:tc>
-              <w:tc>
-                <w:tcPr>
-                  <w:tcW w:type="dxa" w:w="3342"/>
-                  <w:tcBorders>
-                    <w:top w:val="single" w:color="B7C2D1" w:sz="4"/>
-                    <w:left w:val="single" w:color="B7C2D1" w:sz="4"/>
-                    <w:bottom w:val="single" w:color="B7C2D1" w:sz="4"/>
-                    <w:right w:val="single" w:color="B7C2D1" w:sz="4"/>
-                  </w:tcBorders>
-                  <w:shd w:fill="FFFFFF" w:color="auto" w:val="clear"/>
-                  <w:tcMar>
-                    <w:top w:type="dxa" w:w="80"/>
-                    <w:left w:type="dxa" w:w="120"/>
-                    <w:bottom w:type="dxa" w:w="80"/>
-                    <w:right w:type="dxa" w:w="120"/>
-                  </w:tcMar>
-                  <w:vAlign w:val="center"/>
-                </w:tcPr>
-                <w:p>
-                  <w:pPr>
-                    <w:spacing w:after="0" w:before="0"/>
-                  </w:pPr>
-                  <w:r>
-                    <w:rPr>
-                      <w:rFonts w:ascii="Arial" w:cs="Arial" w:eastAsia="Arial" w:hAnsi="Arial"/>
-                      <w:b w:val="false"/>
-                      <w:bCs w:val="false"/>
-                      <w:sz w:val="21"/>
-                      <w:szCs w:val="21"/>
-                    </w:rPr>
-                    <w:t xml:space="preserve">5</w:t>
-                  </w:r>
-                </w:p>
-              </w:tc>
-              <w:tc>
-                <w:tcPr>
-                  <w:tcW w:type="dxa" w:w="3342"/>
+                  <w:tcW w:type="dxa" w:w="2506"/>
+                  <w:tcBorders>
+                    <w:top w:val="single" w:color="B7C2D1" w:sz="4"/>
+                    <w:left w:val="single" w:color="B7C2D1" w:sz="4"/>
+                    <w:bottom w:val="single" w:color="B7C2D1" w:sz="4"/>
+                    <w:right w:val="single" w:color="B7C2D1" w:sz="4"/>
+                  </w:tcBorders>
+                  <w:shd w:fill="FFFFFF" w:color="auto" w:val="clear"/>
+                  <w:tcMar>
+                    <w:top w:type="dxa" w:w="80"/>
+                    <w:left w:type="dxa" w:w="120"/>
+                    <w:bottom w:type="dxa" w:w="80"/>
+                    <w:right w:type="dxa" w:w="120"/>
+                  </w:tcMar>
+                  <w:vAlign w:val="center"/>
+                </w:tcPr>
+                <w:p>
+                  <w:pPr>
+                    <w:spacing w:after="0" w:before="0"/>
+                  </w:pPr>
+                  <w:r>
+                    <w:rPr>
+                      <w:rFonts w:ascii="Arial" w:cs="Arial" w:eastAsia="Arial" w:hAnsi="Arial"/>
+                      <w:sz w:val="21"/>
+                      <w:szCs w:val="21"/>
+                    </w:rPr>
+                    <w:t xml:space="preserve">Change the program so the newline does not end up inside the second field.</w:t>
+                  </w:r>
+                </w:p>
+              </w:tc>
+              <w:tc>
+                <w:tcPr>
+                  <w:tcW w:type="dxa" w:w="2506"/>
+                  <w:tcBorders>
+                    <w:top w:val="single" w:color="B7C2D1" w:sz="4"/>
+                    <w:left w:val="single" w:color="B7C2D1" w:sz="4"/>
+                    <w:bottom w:val="single" w:color="B7C2D1" w:sz="4"/>
+                    <w:right w:val="single" w:color="B7C2D1" w:sz="4"/>
+                  </w:tcBorders>
+                  <w:shd w:fill="FFFFFF" w:color="auto" w:val="clear"/>
+                  <w:tcMar>
+                    <w:top w:type="dxa" w:w="80"/>
+                    <w:left w:type="dxa" w:w="120"/>
+                    <w:bottom w:type="dxa" w:w="80"/>
+                    <w:right w:type="dxa" w:w="120"/>
+                  </w:tcMar>
+                  <w:vAlign w:val="center"/>
+                </w:tcPr>
+                <w:p>
+                  <w:pPr>
+                    <w:spacing w:after="0" w:before="0"/>
+                  </w:pPr>
+                  <w:r>
+                    <w:rPr>
+                      <w:rFonts w:ascii="Arial" w:cs="Arial" w:eastAsia="Arial" w:hAnsi="Arial"/>
+                      <w:b w:val="false"/>
+                      <w:bCs w:val="false"/>
+                      <w:sz w:val="21"/>
+                      <w:szCs w:val="21"/>
+                    </w:rPr>
+                    <w:t xml:space="preserve">Change it</w:t>
+                  </w:r>
+                </w:p>
+              </w:tc>
+              <w:tc>
+                <w:tcPr>
+                  <w:tcW w:type="dxa" w:w="2506"/>
+                  <w:tcBorders>
+                    <w:top w:val="single" w:color="B7C2D1" w:sz="4"/>
+                    <w:left w:val="single" w:color="B7C2D1" w:sz="4"/>
+                    <w:bottom w:val="single" w:color="B7C2D1" w:sz="4"/>
+                    <w:right w:val="single" w:color="B7C2D1" w:sz="4"/>
+                  </w:tcBorders>
+                  <w:shd w:fill="FFFFFF" w:color="auto" w:val="clear"/>
+                  <w:tcMar>
+                    <w:top w:type="dxa" w:w="80"/>
+                    <w:left w:type="dxa" w:w="120"/>
+                    <w:bottom w:type="dxa" w:w="80"/>
+                    <w:right w:type="dxa" w:w="120"/>
+                  </w:tcMar>
+                  <w:vAlign w:val="center"/>
+                </w:tcPr>
+                <w:p>
+                  <w:pPr>
+                    <w:spacing w:after="0" w:before="0"/>
+                  </w:pPr>
+                  <w:r>
+                    <w:rPr>
+                      <w:rFonts w:ascii="Arial" w:cs="Arial" w:eastAsia="Arial" w:hAnsi="Arial"/>
+                      <w:b w:val="false"/>
+                      <w:bCs w:val="false"/>
+                      <w:sz w:val="21"/>
+                      <w:szCs w:val="21"/>
+                    </w:rPr>
+                    <w:t xml:space="preserve">1</w:t>
+                  </w:r>
+                </w:p>
+              </w:tc>
+              <w:tc>
+                <w:tcPr>
+                  <w:tcW w:type="dxa" w:w="2506"/>
+                  <w:tcBorders>
+                    <w:top w:val="single" w:color="B7C2D1" w:sz="4"/>
+                    <w:left w:val="single" w:color="B7C2D1" w:sz="4"/>
+                    <w:bottom w:val="single" w:color="B7C2D1" w:sz="4"/>
+                    <w:right w:val="single" w:color="B7C2D1" w:sz="4"/>
+                  </w:tcBorders>
+                  <w:shd w:fill="FFFFFF" w:color="auto" w:val="clear"/>
+                  <w:tcMar>
+                    <w:top w:type="dxa" w:w="80"/>
+                    <w:left w:type="dxa" w:w="120"/>
+                    <w:bottom w:type="dxa" w:w="80"/>
+                    <w:right w:type="dxa" w:w="120"/>
+                  </w:tcMar>
+                  <w:vAlign w:val="center"/>
+                </w:tcPr>
+                <w:p>
+                  <w:pPr>
+                    <w:spacing w:after="0" w:before="0"/>
+                  </w:pPr>
+                  <w:r>
+                    <w:rPr>
+                      <w:rFonts w:ascii="Arial" w:cs="Arial" w:eastAsia="Arial" w:hAnsi="Arial"/>
+                      <w:b w:val="false"/>
+                      <w:bCs w:val="false"/>
+                      <w:sz w:val="21"/>
+                      <w:szCs w:val="21"/>
+                    </w:rPr>
+                    <w:t xml:space="preserve"/>
+                  </w:r>
+                </w:p>
+              </w:tc>
+            </w:tr>
+            <w:tr>
+              <w:trPr>
+                <w:cantSplit/>
+                <w:trHeight w:val="360" w:hRule="atLeast"/>
+              </w:trPr>
+              <w:tc>
+                <w:tcPr>
+                  <w:tcW w:type="dxa" w:w="2506"/>
+                  <w:tcBorders>
+                    <w:top w:val="single" w:color="B7C2D1" w:sz="4"/>
+                    <w:left w:val="single" w:color="B7C2D1" w:sz="4"/>
+                    <w:bottom w:val="single" w:color="B7C2D1" w:sz="4"/>
+                    <w:right w:val="single" w:color="B7C2D1" w:sz="4"/>
+                  </w:tcBorders>
+                  <w:shd w:fill="FFFFFF" w:color="auto" w:val="clear"/>
+                  <w:tcMar>
+                    <w:top w:type="dxa" w:w="80"/>
+                    <w:left w:type="dxa" w:w="120"/>
+                    <w:bottom w:type="dxa" w:w="80"/>
+                    <w:right w:type="dxa" w:w="120"/>
+                  </w:tcMar>
+                  <w:vAlign w:val="center"/>
+                </w:tcPr>
+                <w:p>
+                  <w:pPr>
+                    <w:spacing w:after="0" w:before="0"/>
+                  </w:pPr>
+                  <w:r>
+                    <w:rPr>
+                      <w:rFonts w:ascii="Arial" w:cs="Arial" w:eastAsia="Arial" w:hAnsi="Arial"/>
+                      <w:sz w:val="21"/>
+                      <w:szCs w:val="21"/>
+                    </w:rPr>
+                    <w:t xml:space="preserve">Finish the program so it displays the number from each record.</w:t>
+                  </w:r>
+                </w:p>
+              </w:tc>
+              <w:tc>
+                <w:tcPr>
+                  <w:tcW w:type="dxa" w:w="2506"/>
+                  <w:tcBorders>
+                    <w:top w:val="single" w:color="B7C2D1" w:sz="4"/>
+                    <w:left w:val="single" w:color="B7C2D1" w:sz="4"/>
+                    <w:bottom w:val="single" w:color="B7C2D1" w:sz="4"/>
+                    <w:right w:val="single" w:color="B7C2D1" w:sz="4"/>
+                  </w:tcBorders>
+                  <w:shd w:fill="FFFFFF" w:color="auto" w:val="clear"/>
+                  <w:tcMar>
+                    <w:top w:type="dxa" w:w="80"/>
+                    <w:left w:type="dxa" w:w="120"/>
+                    <w:bottom w:type="dxa" w:w="80"/>
+                    <w:right w:type="dxa" w:w="120"/>
+                  </w:tcMar>
+                  <w:vAlign w:val="center"/>
+                </w:tcPr>
+                <w:p>
+                  <w:pPr>
+                    <w:spacing w:after="0" w:before="0"/>
+                  </w:pPr>
+                  <w:r>
+                    <w:rPr>
+                      <w:rFonts w:ascii="Arial" w:cs="Arial" w:eastAsia="Arial" w:hAnsi="Arial"/>
+                      <w:b w:val="false"/>
+                      <w:bCs w:val="false"/>
+                      <w:sz w:val="21"/>
+                      <w:szCs w:val="21"/>
+                    </w:rPr>
+                    <w:t xml:space="preserve">Complete it</w:t>
+                  </w:r>
+                </w:p>
+              </w:tc>
+              <w:tc>
+                <w:tcPr>
+                  <w:tcW w:type="dxa" w:w="2506"/>
+                  <w:tcBorders>
+                    <w:top w:val="single" w:color="B7C2D1" w:sz="4"/>
+                    <w:left w:val="single" w:color="B7C2D1" w:sz="4"/>
+                    <w:bottom w:val="single" w:color="B7C2D1" w:sz="4"/>
+                    <w:right w:val="single" w:color="B7C2D1" w:sz="4"/>
+                  </w:tcBorders>
+                  <w:shd w:fill="FFFFFF" w:color="auto" w:val="clear"/>
+                  <w:tcMar>
+                    <w:top w:type="dxa" w:w="80"/>
+                    <w:left w:type="dxa" w:w="120"/>
+                    <w:bottom w:type="dxa" w:w="80"/>
+                    <w:right w:type="dxa" w:w="120"/>
+                  </w:tcMar>
+                  <w:vAlign w:val="center"/>
+                </w:tcPr>
+                <w:p>
+                  <w:pPr>
+                    <w:spacing w:after="0" w:before="0"/>
+                  </w:pPr>
+                  <w:r>
+                    <w:rPr>
+                      <w:rFonts w:ascii="Arial" w:cs="Arial" w:eastAsia="Arial" w:hAnsi="Arial"/>
+                      <w:b w:val="false"/>
+                      <w:bCs w:val="false"/>
+                      <w:sz w:val="21"/>
+                      <w:szCs w:val="21"/>
+                    </w:rPr>
+                    <w:t xml:space="preserve">2</w:t>
+                  </w:r>
+                </w:p>
+              </w:tc>
+              <w:tc>
+                <w:tcPr>
+                  <w:tcW w:type="dxa" w:w="2506"/>
+                  <w:tcBorders>
+                    <w:top w:val="single" w:color="B7C2D1" w:sz="4"/>
+                    <w:left w:val="single" w:color="B7C2D1" w:sz="4"/>
+                    <w:bottom w:val="single" w:color="B7C2D1" w:sz="4"/>
+                    <w:right w:val="single" w:color="B7C2D1" w:sz="4"/>
+                  </w:tcBorders>
+                  <w:shd w:fill="FFFFFF" w:color="auto" w:val="clear"/>
+                  <w:tcMar>
+                    <w:top w:type="dxa" w:w="80"/>
+                    <w:left w:type="dxa" w:w="120"/>
+                    <w:bottom w:type="dxa" w:w="80"/>
+                    <w:right w:type="dxa" w:w="120"/>
+                  </w:tcMar>
+                  <w:vAlign w:val="center"/>
+                </w:tcPr>
+                <w:p>
+                  <w:pPr>
+                    <w:spacing w:after="0" w:before="0"/>
+                  </w:pPr>
+                  <w:r>
+                    <w:rPr>
+                      <w:rFonts w:ascii="Arial" w:cs="Arial" w:eastAsia="Arial" w:hAnsi="Arial"/>
+                      <w:b w:val="false"/>
+                      <w:bCs w:val="false"/>
+                      <w:sz w:val="21"/>
+                      <w:szCs w:val="21"/>
+                    </w:rPr>
+                    <w:t xml:space="preserve"/>
+                  </w:r>
+                </w:p>
+              </w:tc>
+            </w:tr>
+            <w:tr>
+              <w:trPr>
+                <w:cantSplit/>
+                <w:trHeight w:val="360" w:hRule="atLeast"/>
+              </w:trPr>
+              <w:tc>
+                <w:tcPr>
+                  <w:tcW w:type="dxa" w:w="2506"/>
+                  <w:tcBorders>
+                    <w:top w:val="single" w:color="B7C2D1" w:sz="4"/>
+                    <w:left w:val="single" w:color="B7C2D1" w:sz="4"/>
+                    <w:bottom w:val="single" w:color="B7C2D1" w:sz="4"/>
+                    <w:right w:val="single" w:color="B7C2D1" w:sz="4"/>
+                  </w:tcBorders>
+                  <w:shd w:fill="FFFFFF" w:color="auto" w:val="clear"/>
+                  <w:tcMar>
+                    <w:top w:type="dxa" w:w="80"/>
+                    <w:left w:type="dxa" w:w="120"/>
+                    <w:bottom w:type="dxa" w:w="80"/>
+                    <w:right w:type="dxa" w:w="120"/>
+                  </w:tcMar>
+                  <w:vAlign w:val="center"/>
+                </w:tcPr>
+                <w:p>
+                  <w:pPr>
+                    <w:spacing w:after="0" w:before="0"/>
+                  </w:pPr>
+                  <w:r>
+                    <w:rPr>
+                      <w:rFonts w:ascii="Arial" w:cs="Arial" w:eastAsia="Arial" w:hAnsi="Arial"/>
+                      <w:sz w:val="21"/>
+                      <w:szCs w:val="21"/>
+                    </w:rPr>
+                    <w:t xml:space="preserve">A file called data.txt is already there, holding one word,number record per line, and it may be empty. Read data.txt. Display one line for each record, in the form [word] [number]. Display none instead, on a line of its own, when the file holds no records.</w:t>
+                  </w:r>
+                </w:p>
+              </w:tc>
+              <w:tc>
+                <w:tcPr>
+                  <w:tcW w:type="dxa" w:w="2506"/>
+                  <w:tcBorders>
+                    <w:top w:val="single" w:color="B7C2D1" w:sz="4"/>
+                    <w:left w:val="single" w:color="B7C2D1" w:sz="4"/>
+                    <w:bottom w:val="single" w:color="B7C2D1" w:sz="4"/>
+                    <w:right w:val="single" w:color="B7C2D1" w:sz="4"/>
+                  </w:tcBorders>
+                  <w:shd w:fill="FFFFFF" w:color="auto" w:val="clear"/>
+                  <w:tcMar>
+                    <w:top w:type="dxa" w:w="80"/>
+                    <w:left w:type="dxa" w:w="120"/>
+                    <w:bottom w:type="dxa" w:w="80"/>
+                    <w:right w:type="dxa" w:w="120"/>
+                  </w:tcMar>
+                  <w:vAlign w:val="center"/>
+                </w:tcPr>
+                <w:p>
+                  <w:pPr>
+                    <w:spacing w:after="0" w:before="0"/>
+                  </w:pPr>
+                  <w:r>
+                    <w:rPr>
+                      <w:rFonts w:ascii="Arial" w:cs="Arial" w:eastAsia="Arial" w:hAnsi="Arial"/>
+                      <w:b w:val="false"/>
+                      <w:bCs w:val="false"/>
+                      <w:sz w:val="21"/>
+                      <w:szCs w:val="21"/>
+                    </w:rPr>
+                    <w:t xml:space="preserve">Write it</w:t>
+                  </w:r>
+                </w:p>
+              </w:tc>
+              <w:tc>
+                <w:tcPr>
+                  <w:tcW w:type="dxa" w:w="2506"/>
+                  <w:tcBorders>
+                    <w:top w:val="single" w:color="B7C2D1" w:sz="4"/>
+                    <w:left w:val="single" w:color="B7C2D1" w:sz="4"/>
+                    <w:bottom w:val="single" w:color="B7C2D1" w:sz="4"/>
+                    <w:right w:val="single" w:color="B7C2D1" w:sz="4"/>
+                  </w:tcBorders>
+                  <w:shd w:fill="FFFFFF" w:color="auto" w:val="clear"/>
+                  <w:tcMar>
+                    <w:top w:type="dxa" w:w="80"/>
+                    <w:left w:type="dxa" w:w="120"/>
+                    <w:bottom w:type="dxa" w:w="80"/>
+                    <w:right w:type="dxa" w:w="120"/>
+                  </w:tcMar>
+                  <w:vAlign w:val="center"/>
+                </w:tcPr>
+                <w:p>
+                  <w:pPr>
+                    <w:spacing w:after="0" w:before="0"/>
+                  </w:pPr>
+                  <w:r>
+                    <w:rPr>
+                      <w:rFonts w:ascii="Arial" w:cs="Arial" w:eastAsia="Arial" w:hAnsi="Arial"/>
+                      <w:b w:val="false"/>
+                      <w:bCs w:val="false"/>
+                      <w:sz w:val="21"/>
+                      <w:szCs w:val="21"/>
+                    </w:rPr>
+                    <w:t xml:space="preserve">3</w:t>
+                  </w:r>
+                </w:p>
+              </w:tc>
+              <w:tc>
+                <w:tcPr>
+                  <w:tcW w:type="dxa" w:w="2506"/>
+                  <w:tcBorders>
+                    <w:top w:val="single" w:color="B7C2D1" w:sz="4"/>
+                    <w:left w:val="single" w:color="B7C2D1" w:sz="4"/>
+                    <w:bottom w:val="single" w:color="B7C2D1" w:sz="4"/>
+                    <w:right w:val="single" w:color="B7C2D1" w:sz="4"/>
+                  </w:tcBorders>
+                  <w:shd w:fill="FFFFFF" w:color="auto" w:val="clear"/>
+                  <w:tcMar>
+                    <w:top w:type="dxa" w:w="80"/>
+                    <w:left w:type="dxa" w:w="120"/>
+                    <w:bottom w:type="dxa" w:w="80"/>
+                    <w:right w:type="dxa" w:w="120"/>
+                  </w:tcMar>
+                  <w:vAlign w:val="center"/>
+                </w:tcPr>
+                <w:p>
+                  <w:pPr>
+                    <w:spacing w:after="0" w:before="0"/>
+                  </w:pPr>
+                  <w:r>
+                    <w:rPr>
+                      <w:rFonts w:ascii="Arial" w:cs="Arial" w:eastAsia="Arial" w:hAnsi="Arial"/>
+                      <w:b w:val="false"/>
+                      <w:bCs w:val="false"/>
+                      <w:sz w:val="21"/>
+                      <w:szCs w:val="21"/>
+                    </w:rPr>
+                    <w:t xml:space="preserve"/>
+                  </w:r>
+                </w:p>
+              </w:tc>
+            </w:tr>
+            <w:tr>
+              <w:trPr>
+                <w:cantSplit/>
+                <w:trHeight w:val="360" w:hRule="atLeast"/>
+              </w:trPr>
+              <w:tc>
+                <w:tcPr>
+                  <w:tcW w:type="dxa" w:w="2506"/>
+                  <w:tcBorders>
+                    <w:top w:val="single" w:color="B7C2D1" w:sz="4"/>
+                    <w:left w:val="single" w:color="B7C2D1" w:sz="4"/>
+                    <w:bottom w:val="single" w:color="B7C2D1" w:sz="4"/>
+                    <w:right w:val="single" w:color="B7C2D1" w:sz="4"/>
+                  </w:tcBorders>
+                  <w:shd w:fill="FFFFFF" w:color="auto" w:val="clear"/>
+                  <w:tcMar>
+                    <w:top w:type="dxa" w:w="80"/>
+                    <w:left w:type="dxa" w:w="120"/>
+                    <w:bottom w:type="dxa" w:w="80"/>
+                    <w:right w:type="dxa" w:w="120"/>
+                  </w:tcMar>
+                  <w:vAlign w:val="center"/>
+                </w:tcPr>
+                <w:p>
+                  <w:pPr>
+                    <w:spacing w:after="0" w:before="0"/>
+                  </w:pPr>
+                  <w:r>
+                    <w:rPr>
+                      <w:rFonts w:ascii="Arial" w:cs="Arial" w:eastAsia="Arial" w:hAnsi="Arial"/>
+                      <w:sz w:val="21"/>
+                      <w:szCs w:val="21"/>
+                    </w:rPr>
+                    <w:t xml:space="preserve">This program should display every record's number added together. Find the mistake and put it right.</w:t>
+                  </w:r>
+                </w:p>
+              </w:tc>
+              <w:tc>
+                <w:tcPr>
+                  <w:tcW w:type="dxa" w:w="2506"/>
+                  <w:tcBorders>
+                    <w:top w:val="single" w:color="B7C2D1" w:sz="4"/>
+                    <w:left w:val="single" w:color="B7C2D1" w:sz="4"/>
+                    <w:bottom w:val="single" w:color="B7C2D1" w:sz="4"/>
+                    <w:right w:val="single" w:color="B7C2D1" w:sz="4"/>
+                  </w:tcBorders>
+                  <w:shd w:fill="FFFFFF" w:color="auto" w:val="clear"/>
+                  <w:tcMar>
+                    <w:top w:type="dxa" w:w="80"/>
+                    <w:left w:type="dxa" w:w="120"/>
+                    <w:bottom w:type="dxa" w:w="80"/>
+                    <w:right w:type="dxa" w:w="120"/>
+                  </w:tcMar>
+                  <w:vAlign w:val="center"/>
+                </w:tcPr>
+                <w:p>
+                  <w:pPr>
+                    <w:spacing w:after="0" w:before="0"/>
+                  </w:pPr>
+                  <w:r>
+                    <w:rPr>
+                      <w:rFonts w:ascii="Arial" w:cs="Arial" w:eastAsia="Arial" w:hAnsi="Arial"/>
+                      <w:b w:val="false"/>
+                      <w:bCs w:val="false"/>
+                      <w:sz w:val="21"/>
+                      <w:szCs w:val="21"/>
+                    </w:rPr>
+                    <w:t xml:space="preserve">Fix it</w:t>
+                  </w:r>
+                </w:p>
+              </w:tc>
+              <w:tc>
+                <w:tcPr>
+                  <w:tcW w:type="dxa" w:w="2506"/>
+                  <w:tcBorders>
+                    <w:top w:val="single" w:color="B7C2D1" w:sz="4"/>
+                    <w:left w:val="single" w:color="B7C2D1" w:sz="4"/>
+                    <w:bottom w:val="single" w:color="B7C2D1" w:sz="4"/>
+                    <w:right w:val="single" w:color="B7C2D1" w:sz="4"/>
+                  </w:tcBorders>
+                  <w:shd w:fill="FFFFFF" w:color="auto" w:val="clear"/>
+                  <w:tcMar>
+                    <w:top w:type="dxa" w:w="80"/>
+                    <w:left w:type="dxa" w:w="120"/>
+                    <w:bottom w:type="dxa" w:w="80"/>
+                    <w:right w:type="dxa" w:w="120"/>
+                  </w:tcMar>
+                  <w:vAlign w:val="center"/>
+                </w:tcPr>
+                <w:p>
+                  <w:pPr>
+                    <w:spacing w:after="0" w:before="0"/>
+                  </w:pPr>
+                  <w:r>
+                    <w:rPr>
+                      <w:rFonts w:ascii="Arial" w:cs="Arial" w:eastAsia="Arial" w:hAnsi="Arial"/>
+                      <w:b w:val="false"/>
+                      <w:bCs w:val="false"/>
+                      <w:sz w:val="21"/>
+                      <w:szCs w:val="21"/>
+                    </w:rPr>
+                    <w:t xml:space="preserve">2</w:t>
+                  </w:r>
+                </w:p>
+              </w:tc>
+              <w:tc>
+                <w:tcPr>
+                  <w:tcW w:type="dxa" w:w="2506"/>
+                  <w:tcBorders>
+                    <w:top w:val="single" w:color="B7C2D1" w:sz="4"/>
+                    <w:left w:val="single" w:color="B7C2D1" w:sz="4"/>
+                    <w:bottom w:val="single" w:color="B7C2D1" w:sz="4"/>
+                    <w:right w:val="single" w:color="B7C2D1" w:sz="4"/>
+                  </w:tcBorders>
+                  <w:shd w:fill="FFFFFF" w:color="auto" w:val="clear"/>
+                  <w:tcMar>
+                    <w:top w:type="dxa" w:w="80"/>
+                    <w:left w:type="dxa" w:w="120"/>
+                    <w:bottom w:type="dxa" w:w="80"/>
+                    <w:right w:type="dxa" w:w="120"/>
+                  </w:tcMar>
+                  <w:vAlign w:val="center"/>
+                </w:tcPr>
+                <w:p>
+                  <w:pPr>
+                    <w:spacing w:after="0" w:before="0"/>
+                  </w:pPr>
+                  <w:r>
+                    <w:rPr>
+                      <w:rFonts w:ascii="Arial" w:cs="Arial" w:eastAsia="Arial" w:hAnsi="Arial"/>
+                      <w:b w:val="false"/>
+                      <w:bCs w:val="false"/>
+                      <w:sz w:val="21"/>
+                      <w:szCs w:val="21"/>
+                    </w:rPr>
+                    <w:t xml:space="preserve"/>
+                  </w:r>
+                </w:p>
+              </w:tc>
+            </w:tr>
+            <w:tr>
+              <w:trPr>
+                <w:cantSplit/>
+                <w:trHeight w:val="360" w:hRule="atLeast"/>
+              </w:trPr>
+              <w:tc>
+                <w:tcPr>
+                  <w:tcW w:type="dxa" w:w="2506"/>
+                  <w:tcBorders>
+                    <w:top w:val="single" w:color="B7C2D1" w:sz="4"/>
+                    <w:left w:val="single" w:color="B7C2D1" w:sz="4"/>
+                    <w:bottom w:val="single" w:color="B7C2D1" w:sz="4"/>
+                    <w:right w:val="single" w:color="B7C2D1" w:sz="4"/>
+                  </w:tcBorders>
+                  <w:shd w:fill="FFFFFF" w:color="auto" w:val="clear"/>
+                  <w:tcMar>
+                    <w:top w:type="dxa" w:w="80"/>
+                    <w:left w:type="dxa" w:w="120"/>
+                    <w:bottom w:type="dxa" w:w="80"/>
+                    <w:right w:type="dxa" w:w="120"/>
+                  </w:tcMar>
+                  <w:vAlign w:val="center"/>
+                </w:tcPr>
+                <w:p>
+                  <w:pPr>
+                    <w:spacing w:after="0" w:before="0"/>
+                  </w:pPr>
+                  <w:r>
+                    <w:rPr>
+                      <w:rFonts w:ascii="Arial" w:cs="Arial" w:eastAsia="Arial" w:hAnsi="Arial"/>
+                      <w:sz w:val="21"/>
+                      <w:szCs w:val="21"/>
+                    </w:rPr>
+                    <w:t xml:space="preserve">Ask the user for a word to find. The file data.txt is already there, holding one word,number record per line. Look at every record in data.txt. Display the line [word] is [its number] when a record matches. Display no record instead when none matches. Then display the line checked [how many records you looked at] on the next line.</w:t>
+                  </w:r>
+                </w:p>
+              </w:tc>
+              <w:tc>
+                <w:tcPr>
+                  <w:tcW w:type="dxa" w:w="2506"/>
+                  <w:tcBorders>
+                    <w:top w:val="single" w:color="B7C2D1" w:sz="4"/>
+                    <w:left w:val="single" w:color="B7C2D1" w:sz="4"/>
+                    <w:bottom w:val="single" w:color="B7C2D1" w:sz="4"/>
+                    <w:right w:val="single" w:color="B7C2D1" w:sz="4"/>
+                  </w:tcBorders>
+                  <w:shd w:fill="FFFFFF" w:color="auto" w:val="clear"/>
+                  <w:tcMar>
+                    <w:top w:type="dxa" w:w="80"/>
+                    <w:left w:type="dxa" w:w="120"/>
+                    <w:bottom w:type="dxa" w:w="80"/>
+                    <w:right w:type="dxa" w:w="120"/>
+                  </w:tcMar>
+                  <w:vAlign w:val="center"/>
+                </w:tcPr>
+                <w:p>
+                  <w:pPr>
+                    <w:spacing w:after="0" w:before="0"/>
+                  </w:pPr>
+                  <w:r>
+                    <w:rPr>
+                      <w:rFonts w:ascii="Arial" w:cs="Arial" w:eastAsia="Arial" w:hAnsi="Arial"/>
+                      <w:b w:val="false"/>
+                      <w:bCs w:val="false"/>
+                      <w:sz w:val="21"/>
+                      <w:szCs w:val="21"/>
+                    </w:rPr>
+                    <w:t xml:space="preserve">Challenge (optional)</w:t>
+                  </w:r>
+                </w:p>
+              </w:tc>
+              <w:tc>
+                <w:tcPr>
+                  <w:tcW w:type="dxa" w:w="2506"/>
+                  <w:tcBorders>
+                    <w:top w:val="single" w:color="B7C2D1" w:sz="4"/>
+                    <w:left w:val="single" w:color="B7C2D1" w:sz="4"/>
+                    <w:bottom w:val="single" w:color="B7C2D1" w:sz="4"/>
+                    <w:right w:val="single" w:color="B7C2D1" w:sz="4"/>
+                  </w:tcBorders>
+                  <w:shd w:fill="FFFFFF" w:color="auto" w:val="clear"/>
+                  <w:tcMar>
+                    <w:top w:type="dxa" w:w="80"/>
+                    <w:left w:type="dxa" w:w="120"/>
+                    <w:bottom w:type="dxa" w:w="80"/>
+                    <w:right w:type="dxa" w:w="120"/>
+                  </w:tcMar>
+                  <w:vAlign w:val="center"/>
+                </w:tcPr>
+                <w:p>
+                  <w:pPr>
+                    <w:spacing w:after="0" w:before="0"/>
+                  </w:pPr>
+                  <w:r>
+                    <w:rPr>
+                      <w:rFonts w:ascii="Arial" w:cs="Arial" w:eastAsia="Arial" w:hAnsi="Arial"/>
+                      <w:b w:val="false"/>
+                      <w:bCs w:val="false"/>
+                      <w:sz w:val="21"/>
+                      <w:szCs w:val="21"/>
+                    </w:rPr>
+                    <w:t xml:space="preserve">3</w:t>
+                  </w:r>
+                </w:p>
+              </w:tc>
+              <w:tc>
+                <w:tcPr>
+                  <w:tcW w:type="dxa" w:w="2506"/>
                   <w:tcBorders>
                     <w:top w:val="single" w:color="B7C2D1" w:sz="4"/>
                     <w:left w:val="single" w:color="B7C2D1" w:sz="4"/>
@@ -5189,7 +9038,7 @@
                 <w:sz w:val="21"/>
                 <w:szCs w:val="21"/>
               </w:rPr>
-              <w:t xml:space="preserve">Plan the one you found hardest: inputs, what happens to them, what is printed.</w:t>
+              <w:t xml:space="preserve">Plan the one you found hardest: what is typed in, what happens to it, what is displayed.</w:t>
             </w:r>
           </w:p>
           <w:tbl>
@@ -5615,12 +9464,12 @@
                 <w:sz w:val="21"/>
                 <w:szCs w:val="21"/>
               </w:rPr>
-              <w:t xml:space="preserve">Tick each one off as its tests pass in the editor</w:t>
+              <w:t xml:space="preserve">Tick each one off as you finish it in the editor</w:t>
             </w:r>
           </w:p>
           <w:tbl>
             <w:tblPr>
-              <w:tblW w:type="dxa" w:w="10026"/>
+              <w:tblW w:type="dxa" w:w="10024"/>
               <w:tblBorders>
                 <w:top w:val="single" w:color="auto" w:sz="4"/>
                 <w:left w:val="single" w:color="auto" w:sz="4"/>
@@ -5631,9 +9480,10 @@
               </w:tblBorders>
             </w:tblPr>
             <w:tblGrid>
-              <w:gridCol w:w="3342"/>
-              <w:gridCol w:w="3342"/>
-              <w:gridCol w:w="3342"/>
+              <w:gridCol w:w="2506"/>
+              <w:gridCol w:w="2506"/>
+              <w:gridCol w:w="2506"/>
+              <w:gridCol w:w="2506"/>
             </w:tblGrid>
             <w:tr>
               <w:trPr>
@@ -5642,7 +9492,7 @@
               </w:trPr>
               <w:tc>
                 <w:tcPr>
-                  <w:tcW w:type="dxa" w:w="3342"/>
+                  <w:tcW w:type="dxa" w:w="2506"/>
                   <w:tcBorders>
                     <w:top w:val="single" w:color="B7C2D1" w:sz="4"/>
                     <w:left w:val="single" w:color="B7C2D1" w:sz="4"/>
@@ -5670,13 +9520,13 @@
                       <w:sz w:val="20"/>
                       <w:szCs w:val="20"/>
                     </w:rPr>
-                    <w:t xml:space="preserve">Program</w:t>
-                  </w:r>
-                </w:p>
-              </w:tc>
-              <w:tc>
-                <w:tcPr>
-                  <w:tcW w:type="dxa" w:w="3342"/>
+                    <w:t xml:space="preserve">Activity</w:t>
+                  </w:r>
+                </w:p>
+              </w:tc>
+              <w:tc>
+                <w:tcPr>
+                  <w:tcW w:type="dxa" w:w="2506"/>
                   <w:tcBorders>
                     <w:top w:val="single" w:color="B7C2D1" w:sz="4"/>
                     <w:left w:val="single" w:color="B7C2D1" w:sz="4"/>
@@ -5704,13 +9554,47 @@
                       <w:sz w:val="20"/>
                       <w:szCs w:val="20"/>
                     </w:rPr>
+                    <w:t xml:space="preserve">What to do</w:t>
+                  </w:r>
+                </w:p>
+              </w:tc>
+              <w:tc>
+                <w:tcPr>
+                  <w:tcW w:type="dxa" w:w="2506"/>
+                  <w:tcBorders>
+                    <w:top w:val="single" w:color="B7C2D1" w:sz="4"/>
+                    <w:left w:val="single" w:color="B7C2D1" w:sz="4"/>
+                    <w:bottom w:val="single" w:color="B7C2D1" w:sz="4"/>
+                    <w:right w:val="single" w:color="B7C2D1" w:sz="4"/>
+                  </w:tcBorders>
+                  <w:shd w:fill="E6ECF5" w:color="auto" w:val="clear"/>
+                  <w:tcMar>
+                    <w:top w:type="dxa" w:w="80"/>
+                    <w:left w:type="dxa" w:w="120"/>
+                    <w:bottom w:type="dxa" w:w="80"/>
+                    <w:right w:type="dxa" w:w="120"/>
+                  </w:tcMar>
+                  <w:vAlign w:val="center"/>
+                </w:tcPr>
+                <w:p>
+                  <w:pPr>
+                    <w:spacing w:after="0" w:before="0"/>
+                  </w:pPr>
+                  <w:r>
+                    <w:rPr>
+                      <w:rFonts w:ascii="Arial" w:cs="Arial" w:eastAsia="Arial" w:hAnsi="Arial"/>
+                      <w:b/>
+                      <w:bCs/>
+                      <w:sz w:val="20"/>
+                      <w:szCs w:val="20"/>
+                    </w:rPr>
                     <w:t xml:space="preserve">Marks</w:t>
                   </w:r>
                 </w:p>
               </w:tc>
               <w:tc>
                 <w:tcPr>
-                  <w:tcW w:type="dxa" w:w="3342"/>
+                  <w:tcW w:type="dxa" w:w="2506"/>
                   <w:tcBorders>
                     <w:top w:val="single" w:color="B7C2D1" w:sz="4"/>
                     <w:left w:val="single" w:color="B7C2D1" w:sz="4"/>
@@ -5750,73 +9634,107 @@
               </w:trPr>
               <w:tc>
                 <w:tcPr>
-                  <w:tcW w:type="dxa" w:w="3342"/>
-                  <w:tcBorders>
-                    <w:top w:val="single" w:color="B7C2D1" w:sz="4"/>
-                    <w:left w:val="single" w:color="B7C2D1" w:sz="4"/>
-                    <w:bottom w:val="single" w:color="B7C2D1" w:sz="4"/>
-                    <w:right w:val="single" w:color="B7C2D1" w:sz="4"/>
-                  </w:tcBorders>
-                  <w:shd w:fill="FFFFFF" w:color="auto" w:val="clear"/>
-                  <w:tcMar>
-                    <w:top w:type="dxa" w:w="80"/>
-                    <w:left w:type="dxa" w:w="120"/>
-                    <w:bottom w:type="dxa" w:w="80"/>
-                    <w:right w:type="dxa" w:w="120"/>
-                  </w:tcMar>
-                  <w:vAlign w:val="center"/>
-                </w:tcPr>
-                <w:p>
-                  <w:pPr>
-                    <w:spacing w:after="0" w:before="0"/>
-                  </w:pPr>
-                  <w:r>
-                    <w:rPr>
-                      <w:rFonts w:ascii="Arial" w:cs="Arial" w:eastAsia="Arial" w:hAnsi="Arial"/>
-                      <w:sz w:val="21"/>
-                      <w:szCs w:val="21"/>
-                    </w:rPr>
-                    <w:t xml:space="preserve">A file called data.txt is already there, holding one word,first,second record per line, and it may be empty. Read data.txt. Make a file called out.txt. Write a line of [word] [the first number times the second] into out.txt for each record. Then write total [all those values added up] on the last line. Close out.txt. Then read out.txt back. Display the whole of it.</w:t>
-                  </w:r>
-                </w:p>
-              </w:tc>
-              <w:tc>
-                <w:tcPr>
-                  <w:tcW w:type="dxa" w:w="3342"/>
-                  <w:tcBorders>
-                    <w:top w:val="single" w:color="B7C2D1" w:sz="4"/>
-                    <w:left w:val="single" w:color="B7C2D1" w:sz="4"/>
-                    <w:bottom w:val="single" w:color="B7C2D1" w:sz="4"/>
-                    <w:right w:val="single" w:color="B7C2D1" w:sz="4"/>
-                  </w:tcBorders>
-                  <w:shd w:fill="FFFFFF" w:color="auto" w:val="clear"/>
-                  <w:tcMar>
-                    <w:top w:type="dxa" w:w="80"/>
-                    <w:left w:type="dxa" w:w="120"/>
-                    <w:bottom w:type="dxa" w:w="80"/>
-                    <w:right w:type="dxa" w:w="120"/>
-                  </w:tcMar>
-                  <w:vAlign w:val="center"/>
-                </w:tcPr>
-                <w:p>
-                  <w:pPr>
-                    <w:spacing w:after="0" w:before="0"/>
-                  </w:pPr>
-                  <w:r>
-                    <w:rPr>
-                      <w:rFonts w:ascii="Arial" w:cs="Arial" w:eastAsia="Arial" w:hAnsi="Arial"/>
-                      <w:b w:val="false"/>
-                      <w:bCs w:val="false"/>
-                      <w:sz w:val="21"/>
-                      <w:szCs w:val="21"/>
-                    </w:rPr>
-                    <w:t xml:space="preserve">5</w:t>
-                  </w:r>
-                </w:p>
-              </w:tc>
-              <w:tc>
-                <w:tcPr>
-                  <w:tcW w:type="dxa" w:w="3342"/>
+                  <w:tcW w:type="dxa" w:w="2506"/>
+                  <w:tcBorders>
+                    <w:top w:val="single" w:color="B7C2D1" w:sz="4"/>
+                    <w:left w:val="single" w:color="B7C2D1" w:sz="4"/>
+                    <w:bottom w:val="single" w:color="B7C2D1" w:sz="4"/>
+                    <w:right w:val="single" w:color="B7C2D1" w:sz="4"/>
+                  </w:tcBorders>
+                  <w:shd w:fill="FFFFFF" w:color="auto" w:val="clear"/>
+                  <w:tcMar>
+                    <w:top w:type="dxa" w:w="80"/>
+                    <w:left w:type="dxa" w:w="120"/>
+                    <w:bottom w:type="dxa" w:w="80"/>
+                    <w:right w:type="dxa" w:w="120"/>
+                  </w:tcMar>
+                  <w:vAlign w:val="center"/>
+                </w:tcPr>
+                <w:p>
+                  <w:pPr>
+                    <w:spacing w:after="0" w:before="0"/>
+                  </w:pPr>
+                  <w:r>
+                    <w:rPr>
+                      <w:rFonts w:ascii="Arial" w:cs="Arial" w:eastAsia="Arial" w:hAnsi="Arial"/>
+                      <w:sz w:val="21"/>
+                      <w:szCs w:val="21"/>
+                    </w:rPr>
+                    <w:t xml:space="preserve">Press Run. The program reads one file and writes a second one out of it.</w:t>
+                  </w:r>
+                </w:p>
+              </w:tc>
+              <w:tc>
+                <w:tcPr>
+                  <w:tcW w:type="dxa" w:w="2506"/>
+                  <w:tcBorders>
+                    <w:top w:val="single" w:color="B7C2D1" w:sz="4"/>
+                    <w:left w:val="single" w:color="B7C2D1" w:sz="4"/>
+                    <w:bottom w:val="single" w:color="B7C2D1" w:sz="4"/>
+                    <w:right w:val="single" w:color="B7C2D1" w:sz="4"/>
+                  </w:tcBorders>
+                  <w:shd w:fill="FFFFFF" w:color="auto" w:val="clear"/>
+                  <w:tcMar>
+                    <w:top w:type="dxa" w:w="80"/>
+                    <w:left w:type="dxa" w:w="120"/>
+                    <w:bottom w:type="dxa" w:w="80"/>
+                    <w:right w:type="dxa" w:w="120"/>
+                  </w:tcMar>
+                  <w:vAlign w:val="center"/>
+                </w:tcPr>
+                <w:p>
+                  <w:pPr>
+                    <w:spacing w:after="0" w:before="0"/>
+                  </w:pPr>
+                  <w:r>
+                    <w:rPr>
+                      <w:rFonts w:ascii="Arial" w:cs="Arial" w:eastAsia="Arial" w:hAnsi="Arial"/>
+                      <w:b w:val="false"/>
+                      <w:bCs w:val="false"/>
+                      <w:sz w:val="21"/>
+                      <w:szCs w:val="21"/>
+                    </w:rPr>
+                    <w:t xml:space="preserve">Run it</w:t>
+                  </w:r>
+                </w:p>
+              </w:tc>
+              <w:tc>
+                <w:tcPr>
+                  <w:tcW w:type="dxa" w:w="2506"/>
+                  <w:tcBorders>
+                    <w:top w:val="single" w:color="B7C2D1" w:sz="4"/>
+                    <w:left w:val="single" w:color="B7C2D1" w:sz="4"/>
+                    <w:bottom w:val="single" w:color="B7C2D1" w:sz="4"/>
+                    <w:right w:val="single" w:color="B7C2D1" w:sz="4"/>
+                  </w:tcBorders>
+                  <w:shd w:fill="FFFFFF" w:color="auto" w:val="clear"/>
+                  <w:tcMar>
+                    <w:top w:type="dxa" w:w="80"/>
+                    <w:left w:type="dxa" w:w="120"/>
+                    <w:bottom w:type="dxa" w:w="80"/>
+                    <w:right w:type="dxa" w:w="120"/>
+                  </w:tcMar>
+                  <w:vAlign w:val="center"/>
+                </w:tcPr>
+                <w:p>
+                  <w:pPr>
+                    <w:spacing w:after="0" w:before="0"/>
+                  </w:pPr>
+                  <w:r>
+                    <w:rPr>
+                      <w:rFonts w:ascii="Arial" w:cs="Arial" w:eastAsia="Arial" w:hAnsi="Arial"/>
+                      <w:b w:val="false"/>
+                      <w:bCs w:val="false"/>
+                      <w:sz w:val="21"/>
+                      <w:szCs w:val="21"/>
+                    </w:rPr>
+                    <w:t xml:space="preserve">1</w:t>
+                  </w:r>
+                </w:p>
+              </w:tc>
+              <w:tc>
+                <w:tcPr>
+                  <w:tcW w:type="dxa" w:w="2506"/>
                   <w:tcBorders>
                     <w:top w:val="single" w:color="B7C2D1" w:sz="4"/>
                     <w:left w:val="single" w:color="B7C2D1" w:sz="4"/>
@@ -5856,73 +9774,807 @@
               </w:trPr>
               <w:tc>
                 <w:tcPr>
-                  <w:tcW w:type="dxa" w:w="3342"/>
-                  <w:tcBorders>
-                    <w:top w:val="single" w:color="B7C2D1" w:sz="4"/>
-                    <w:left w:val="single" w:color="B7C2D1" w:sz="4"/>
-                    <w:bottom w:val="single" w:color="B7C2D1" w:sz="4"/>
-                    <w:right w:val="single" w:color="B7C2D1" w:sz="4"/>
-                  </w:tcBorders>
-                  <w:shd w:fill="FFFFFF" w:color="auto" w:val="clear"/>
-                  <w:tcMar>
-                    <w:top w:type="dxa" w:w="80"/>
-                    <w:left w:type="dxa" w:w="120"/>
-                    <w:bottom w:type="dxa" w:w="80"/>
-                    <w:right w:type="dxa" w:w="120"/>
-                  </w:tcMar>
-                  <w:vAlign w:val="center"/>
-                </w:tcPr>
-                <w:p>
-                  <w:pPr>
-                    <w:spacing w:after="0" w:before="0"/>
-                  </w:pPr>
-                  <w:r>
-                    <w:rPr>
-                      <w:rFonts w:ascii="Arial" w:cs="Arial" w:eastAsia="Arial" w:hAnsi="Arial"/>
-                      <w:sz w:val="21"/>
-                      <w:szCs w:val="21"/>
-                    </w:rPr>
-                    <w:t xml:space="preserve">Ask the user for a limit. The file data.txt is already there, holding one word,number record per line. Read data.txt. Make a file called picked.txt. Write a line of [word] [number] into picked.txt for each record whose number is above the limit. Then read picked.txt back. Display [every line in it], one on each line. Then display picked [how many] on the last line.</w:t>
-                  </w:r>
-                </w:p>
-              </w:tc>
-              <w:tc>
-                <w:tcPr>
-                  <w:tcW w:type="dxa" w:w="3342"/>
-                  <w:tcBorders>
-                    <w:top w:val="single" w:color="B7C2D1" w:sz="4"/>
-                    <w:left w:val="single" w:color="B7C2D1" w:sz="4"/>
-                    <w:bottom w:val="single" w:color="B7C2D1" w:sz="4"/>
-                    <w:right w:val="single" w:color="B7C2D1" w:sz="4"/>
-                  </w:tcBorders>
-                  <w:shd w:fill="FFFFFF" w:color="auto" w:val="clear"/>
-                  <w:tcMar>
-                    <w:top w:type="dxa" w:w="80"/>
-                    <w:left w:type="dxa" w:w="120"/>
-                    <w:bottom w:type="dxa" w:w="80"/>
-                    <w:right w:type="dxa" w:w="120"/>
-                  </w:tcMar>
-                  <w:vAlign w:val="center"/>
-                </w:tcPr>
-                <w:p>
-                  <w:pPr>
-                    <w:spacing w:after="0" w:before="0"/>
-                  </w:pPr>
-                  <w:r>
-                    <w:rPr>
-                      <w:rFonts w:ascii="Arial" w:cs="Arial" w:eastAsia="Arial" w:hAnsi="Arial"/>
-                      <w:b w:val="false"/>
-                      <w:bCs w:val="false"/>
-                      <w:sz w:val="21"/>
-                      <w:szCs w:val="21"/>
-                    </w:rPr>
-                    <w:t xml:space="preserve">6</w:t>
-                  </w:r>
-                </w:p>
-              </w:tc>
-              <w:tc>
-                <w:tcPr>
-                  <w:tcW w:type="dxa" w:w="3342"/>
+                  <w:tcW w:type="dxa" w:w="2506"/>
+                  <w:tcBorders>
+                    <w:top w:val="single" w:color="B7C2D1" w:sz="4"/>
+                    <w:left w:val="single" w:color="B7C2D1" w:sz="4"/>
+                    <w:bottom w:val="single" w:color="B7C2D1" w:sz="4"/>
+                    <w:right w:val="single" w:color="B7C2D1" w:sz="4"/>
+                  </w:tcBorders>
+                  <w:shd w:fill="FFFFFF" w:color="auto" w:val="clear"/>
+                  <w:tcMar>
+                    <w:top w:type="dxa" w:w="80"/>
+                    <w:left w:type="dxa" w:w="120"/>
+                    <w:bottom w:type="dxa" w:w="80"/>
+                    <w:right w:type="dxa" w:w="120"/>
+                  </w:tcMar>
+                  <w:vAlign w:val="center"/>
+                </w:tcPr>
+                <w:p>
+                  <w:pPr>
+                    <w:spacing w:after="0" w:before="0"/>
+                  </w:pPr>
+                  <w:r>
+                    <w:rPr>
+                      <w:rFonts w:ascii="Arial" w:cs="Arial" w:eastAsia="Arial" w:hAnsi="Arial"/>
+                      <w:sz w:val="21"/>
+                      <w:szCs w:val="21"/>
+                    </w:rPr>
+                    <w:t xml:space="preserve">What will this program display?</w:t>
+                  </w:r>
+                </w:p>
+              </w:tc>
+              <w:tc>
+                <w:tcPr>
+                  <w:tcW w:type="dxa" w:w="2506"/>
+                  <w:tcBorders>
+                    <w:top w:val="single" w:color="B7C2D1" w:sz="4"/>
+                    <w:left w:val="single" w:color="B7C2D1" w:sz="4"/>
+                    <w:bottom w:val="single" w:color="B7C2D1" w:sz="4"/>
+                    <w:right w:val="single" w:color="B7C2D1" w:sz="4"/>
+                  </w:tcBorders>
+                  <w:shd w:fill="FFFFFF" w:color="auto" w:val="clear"/>
+                  <w:tcMar>
+                    <w:top w:type="dxa" w:w="80"/>
+                    <w:left w:type="dxa" w:w="120"/>
+                    <w:bottom w:type="dxa" w:w="80"/>
+                    <w:right w:type="dxa" w:w="120"/>
+                  </w:tcMar>
+                  <w:vAlign w:val="center"/>
+                </w:tcPr>
+                <w:p>
+                  <w:pPr>
+                    <w:spacing w:after="0" w:before="0"/>
+                  </w:pPr>
+                  <w:r>
+                    <w:rPr>
+                      <w:rFonts w:ascii="Arial" w:cs="Arial" w:eastAsia="Arial" w:hAnsi="Arial"/>
+                      <w:b w:val="false"/>
+                      <w:bCs w:val="false"/>
+                      <w:sz w:val="21"/>
+                      <w:szCs w:val="21"/>
+                    </w:rPr>
+                    <w:t xml:space="preserve">Predict</w:t>
+                  </w:r>
+                </w:p>
+              </w:tc>
+              <w:tc>
+                <w:tcPr>
+                  <w:tcW w:type="dxa" w:w="2506"/>
+                  <w:tcBorders>
+                    <w:top w:val="single" w:color="B7C2D1" w:sz="4"/>
+                    <w:left w:val="single" w:color="B7C2D1" w:sz="4"/>
+                    <w:bottom w:val="single" w:color="B7C2D1" w:sz="4"/>
+                    <w:right w:val="single" w:color="B7C2D1" w:sz="4"/>
+                  </w:tcBorders>
+                  <w:shd w:fill="FFFFFF" w:color="auto" w:val="clear"/>
+                  <w:tcMar>
+                    <w:top w:type="dxa" w:w="80"/>
+                    <w:left w:type="dxa" w:w="120"/>
+                    <w:bottom w:type="dxa" w:w="80"/>
+                    <w:right w:type="dxa" w:w="120"/>
+                  </w:tcMar>
+                  <w:vAlign w:val="center"/>
+                </w:tcPr>
+                <w:p>
+                  <w:pPr>
+                    <w:spacing w:after="0" w:before="0"/>
+                  </w:pPr>
+                  <w:r>
+                    <w:rPr>
+                      <w:rFonts w:ascii="Arial" w:cs="Arial" w:eastAsia="Arial" w:hAnsi="Arial"/>
+                      <w:b w:val="false"/>
+                      <w:bCs w:val="false"/>
+                      <w:sz w:val="21"/>
+                      <w:szCs w:val="21"/>
+                    </w:rPr>
+                    <w:t xml:space="preserve">1</w:t>
+                  </w:r>
+                </w:p>
+              </w:tc>
+              <w:tc>
+                <w:tcPr>
+                  <w:tcW w:type="dxa" w:w="2506"/>
+                  <w:tcBorders>
+                    <w:top w:val="single" w:color="B7C2D1" w:sz="4"/>
+                    <w:left w:val="single" w:color="B7C2D1" w:sz="4"/>
+                    <w:bottom w:val="single" w:color="B7C2D1" w:sz="4"/>
+                    <w:right w:val="single" w:color="B7C2D1" w:sz="4"/>
+                  </w:tcBorders>
+                  <w:shd w:fill="FFFFFF" w:color="auto" w:val="clear"/>
+                  <w:tcMar>
+                    <w:top w:type="dxa" w:w="80"/>
+                    <w:left w:type="dxa" w:w="120"/>
+                    <w:bottom w:type="dxa" w:w="80"/>
+                    <w:right w:type="dxa" w:w="120"/>
+                  </w:tcMar>
+                  <w:vAlign w:val="center"/>
+                </w:tcPr>
+                <w:p>
+                  <w:pPr>
+                    <w:spacing w:after="0" w:before="0"/>
+                  </w:pPr>
+                  <w:r>
+                    <w:rPr>
+                      <w:rFonts w:ascii="Arial" w:cs="Arial" w:eastAsia="Arial" w:hAnsi="Arial"/>
+                      <w:b w:val="false"/>
+                      <w:bCs w:val="false"/>
+                      <w:sz w:val="21"/>
+                      <w:szCs w:val="21"/>
+                    </w:rPr>
+                    <w:t xml:space="preserve"/>
+                  </w:r>
+                </w:p>
+              </w:tc>
+            </w:tr>
+            <w:tr>
+              <w:trPr>
+                <w:cantSplit/>
+                <w:trHeight w:val="360" w:hRule="atLeast"/>
+              </w:trPr>
+              <w:tc>
+                <w:tcPr>
+                  <w:tcW w:type="dxa" w:w="2506"/>
+                  <w:tcBorders>
+                    <w:top w:val="single" w:color="B7C2D1" w:sz="4"/>
+                    <w:left w:val="single" w:color="B7C2D1" w:sz="4"/>
+                    <w:bottom w:val="single" w:color="B7C2D1" w:sz="4"/>
+                    <w:right w:val="single" w:color="B7C2D1" w:sz="4"/>
+                  </w:tcBorders>
+                  <w:shd w:fill="FFFFFF" w:color="auto" w:val="clear"/>
+                  <w:tcMar>
+                    <w:top w:type="dxa" w:w="80"/>
+                    <w:left w:type="dxa" w:w="120"/>
+                    <w:bottom w:type="dxa" w:w="80"/>
+                    <w:right w:type="dxa" w:w="120"/>
+                  </w:tcMar>
+                  <w:vAlign w:val="center"/>
+                </w:tcPr>
+                <w:p>
+                  <w:pPr>
+                    <w:spacing w:after="0" w:before="0"/>
+                  </w:pPr>
+                  <w:r>
+                    <w:rPr>
+                      <w:rFonts w:ascii="Arial" w:cs="Arial" w:eastAsia="Arial" w:hAnsi="Arial"/>
+                      <w:sz w:val="21"/>
+                      <w:szCs w:val="21"/>
+                    </w:rPr>
+                    <w:t xml:space="preserve">Finish the program so only the records with a number above 50 are written into picked.txt.</w:t>
+                  </w:r>
+                </w:p>
+              </w:tc>
+              <w:tc>
+                <w:tcPr>
+                  <w:tcW w:type="dxa" w:w="2506"/>
+                  <w:tcBorders>
+                    <w:top w:val="single" w:color="B7C2D1" w:sz="4"/>
+                    <w:left w:val="single" w:color="B7C2D1" w:sz="4"/>
+                    <w:bottom w:val="single" w:color="B7C2D1" w:sz="4"/>
+                    <w:right w:val="single" w:color="B7C2D1" w:sz="4"/>
+                  </w:tcBorders>
+                  <w:shd w:fill="FFFFFF" w:color="auto" w:val="clear"/>
+                  <w:tcMar>
+                    <w:top w:type="dxa" w:w="80"/>
+                    <w:left w:type="dxa" w:w="120"/>
+                    <w:bottom w:type="dxa" w:w="80"/>
+                    <w:right w:type="dxa" w:w="120"/>
+                  </w:tcMar>
+                  <w:vAlign w:val="center"/>
+                </w:tcPr>
+                <w:p>
+                  <w:pPr>
+                    <w:spacing w:after="0" w:before="0"/>
+                  </w:pPr>
+                  <w:r>
+                    <w:rPr>
+                      <w:rFonts w:ascii="Arial" w:cs="Arial" w:eastAsia="Arial" w:hAnsi="Arial"/>
+                      <w:b w:val="false"/>
+                      <w:bCs w:val="false"/>
+                      <w:sz w:val="21"/>
+                      <w:szCs w:val="21"/>
+                    </w:rPr>
+                    <w:t xml:space="preserve">Complete it</w:t>
+                  </w:r>
+                </w:p>
+              </w:tc>
+              <w:tc>
+                <w:tcPr>
+                  <w:tcW w:type="dxa" w:w="2506"/>
+                  <w:tcBorders>
+                    <w:top w:val="single" w:color="B7C2D1" w:sz="4"/>
+                    <w:left w:val="single" w:color="B7C2D1" w:sz="4"/>
+                    <w:bottom w:val="single" w:color="B7C2D1" w:sz="4"/>
+                    <w:right w:val="single" w:color="B7C2D1" w:sz="4"/>
+                  </w:tcBorders>
+                  <w:shd w:fill="FFFFFF" w:color="auto" w:val="clear"/>
+                  <w:tcMar>
+                    <w:top w:type="dxa" w:w="80"/>
+                    <w:left w:type="dxa" w:w="120"/>
+                    <w:bottom w:type="dxa" w:w="80"/>
+                    <w:right w:type="dxa" w:w="120"/>
+                  </w:tcMar>
+                  <w:vAlign w:val="center"/>
+                </w:tcPr>
+                <w:p>
+                  <w:pPr>
+                    <w:spacing w:after="0" w:before="0"/>
+                  </w:pPr>
+                  <w:r>
+                    <w:rPr>
+                      <w:rFonts w:ascii="Arial" w:cs="Arial" w:eastAsia="Arial" w:hAnsi="Arial"/>
+                      <w:b w:val="false"/>
+                      <w:bCs w:val="false"/>
+                      <w:sz w:val="21"/>
+                      <w:szCs w:val="21"/>
+                    </w:rPr>
+                    <w:t xml:space="preserve">2</w:t>
+                  </w:r>
+                </w:p>
+              </w:tc>
+              <w:tc>
+                <w:tcPr>
+                  <w:tcW w:type="dxa" w:w="2506"/>
+                  <w:tcBorders>
+                    <w:top w:val="single" w:color="B7C2D1" w:sz="4"/>
+                    <w:left w:val="single" w:color="B7C2D1" w:sz="4"/>
+                    <w:bottom w:val="single" w:color="B7C2D1" w:sz="4"/>
+                    <w:right w:val="single" w:color="B7C2D1" w:sz="4"/>
+                  </w:tcBorders>
+                  <w:shd w:fill="FFFFFF" w:color="auto" w:val="clear"/>
+                  <w:tcMar>
+                    <w:top w:type="dxa" w:w="80"/>
+                    <w:left w:type="dxa" w:w="120"/>
+                    <w:bottom w:type="dxa" w:w="80"/>
+                    <w:right w:type="dxa" w:w="120"/>
+                  </w:tcMar>
+                  <w:vAlign w:val="center"/>
+                </w:tcPr>
+                <w:p>
+                  <w:pPr>
+                    <w:spacing w:after="0" w:before="0"/>
+                  </w:pPr>
+                  <w:r>
+                    <w:rPr>
+                      <w:rFonts w:ascii="Arial" w:cs="Arial" w:eastAsia="Arial" w:hAnsi="Arial"/>
+                      <w:b w:val="false"/>
+                      <w:bCs w:val="false"/>
+                      <w:sz w:val="21"/>
+                      <w:szCs w:val="21"/>
+                    </w:rPr>
+                    <w:t xml:space="preserve"/>
+                  </w:r>
+                </w:p>
+              </w:tc>
+            </w:tr>
+            <w:tr>
+              <w:trPr>
+                <w:cantSplit/>
+                <w:trHeight w:val="360" w:hRule="atLeast"/>
+              </w:trPr>
+              <w:tc>
+                <w:tcPr>
+                  <w:tcW w:type="dxa" w:w="2506"/>
+                  <w:tcBorders>
+                    <w:top w:val="single" w:color="B7C2D1" w:sz="4"/>
+                    <w:left w:val="single" w:color="B7C2D1" w:sz="4"/>
+                    <w:bottom w:val="single" w:color="B7C2D1" w:sz="4"/>
+                    <w:right w:val="single" w:color="B7C2D1" w:sz="4"/>
+                  </w:tcBorders>
+                  <w:shd w:fill="FFFFFF" w:color="auto" w:val="clear"/>
+                  <w:tcMar>
+                    <w:top w:type="dxa" w:w="80"/>
+                    <w:left w:type="dxa" w:w="120"/>
+                    <w:bottom w:type="dxa" w:w="80"/>
+                    <w:right w:type="dxa" w:w="120"/>
+                  </w:tcMar>
+                  <w:vAlign w:val="center"/>
+                </w:tcPr>
+                <w:p>
+                  <w:pPr>
+                    <w:spacing w:after="0" w:before="0"/>
+                  </w:pPr>
+                  <w:r>
+                    <w:rPr>
+                      <w:rFonts w:ascii="Arial" w:cs="Arial" w:eastAsia="Arial" w:hAnsi="Arial"/>
+                      <w:sz w:val="21"/>
+                      <w:szCs w:val="21"/>
+                    </w:rPr>
+                    <w:t xml:space="preserve">A file called data.txt is already there, holding one word,first,second record per line, and it may be empty. Read data.txt. Make a file called out.txt. Write a line of [word] [the first number times the second] into out.txt for each record. Then write the line total [all those values added up] into out.txt last. Close out.txt. Then read out.txt back and display the whole of it.</w:t>
+                  </w:r>
+                </w:p>
+              </w:tc>
+              <w:tc>
+                <w:tcPr>
+                  <w:tcW w:type="dxa" w:w="2506"/>
+                  <w:tcBorders>
+                    <w:top w:val="single" w:color="B7C2D1" w:sz="4"/>
+                    <w:left w:val="single" w:color="B7C2D1" w:sz="4"/>
+                    <w:bottom w:val="single" w:color="B7C2D1" w:sz="4"/>
+                    <w:right w:val="single" w:color="B7C2D1" w:sz="4"/>
+                  </w:tcBorders>
+                  <w:shd w:fill="FFFFFF" w:color="auto" w:val="clear"/>
+                  <w:tcMar>
+                    <w:top w:type="dxa" w:w="80"/>
+                    <w:left w:type="dxa" w:w="120"/>
+                    <w:bottom w:type="dxa" w:w="80"/>
+                    <w:right w:type="dxa" w:w="120"/>
+                  </w:tcMar>
+                  <w:vAlign w:val="center"/>
+                </w:tcPr>
+                <w:p>
+                  <w:pPr>
+                    <w:spacing w:after="0" w:before="0"/>
+                  </w:pPr>
+                  <w:r>
+                    <w:rPr>
+                      <w:rFonts w:ascii="Arial" w:cs="Arial" w:eastAsia="Arial" w:hAnsi="Arial"/>
+                      <w:b w:val="false"/>
+                      <w:bCs w:val="false"/>
+                      <w:sz w:val="21"/>
+                      <w:szCs w:val="21"/>
+                    </w:rPr>
+                    <w:t xml:space="preserve">Write it</w:t>
+                  </w:r>
+                </w:p>
+              </w:tc>
+              <w:tc>
+                <w:tcPr>
+                  <w:tcW w:type="dxa" w:w="2506"/>
+                  <w:tcBorders>
+                    <w:top w:val="single" w:color="B7C2D1" w:sz="4"/>
+                    <w:left w:val="single" w:color="B7C2D1" w:sz="4"/>
+                    <w:bottom w:val="single" w:color="B7C2D1" w:sz="4"/>
+                    <w:right w:val="single" w:color="B7C2D1" w:sz="4"/>
+                  </w:tcBorders>
+                  <w:shd w:fill="FFFFFF" w:color="auto" w:val="clear"/>
+                  <w:tcMar>
+                    <w:top w:type="dxa" w:w="80"/>
+                    <w:left w:type="dxa" w:w="120"/>
+                    <w:bottom w:type="dxa" w:w="80"/>
+                    <w:right w:type="dxa" w:w="120"/>
+                  </w:tcMar>
+                  <w:vAlign w:val="center"/>
+                </w:tcPr>
+                <w:p>
+                  <w:pPr>
+                    <w:spacing w:after="0" w:before="0"/>
+                  </w:pPr>
+                  <w:r>
+                    <w:rPr>
+                      <w:rFonts w:ascii="Arial" w:cs="Arial" w:eastAsia="Arial" w:hAnsi="Arial"/>
+                      <w:b w:val="false"/>
+                      <w:bCs w:val="false"/>
+                      <w:sz w:val="21"/>
+                      <w:szCs w:val="21"/>
+                    </w:rPr>
+                    <w:t xml:space="preserve">3</w:t>
+                  </w:r>
+                </w:p>
+              </w:tc>
+              <w:tc>
+                <w:tcPr>
+                  <w:tcW w:type="dxa" w:w="2506"/>
+                  <w:tcBorders>
+                    <w:top w:val="single" w:color="B7C2D1" w:sz="4"/>
+                    <w:left w:val="single" w:color="B7C2D1" w:sz="4"/>
+                    <w:bottom w:val="single" w:color="B7C2D1" w:sz="4"/>
+                    <w:right w:val="single" w:color="B7C2D1" w:sz="4"/>
+                  </w:tcBorders>
+                  <w:shd w:fill="FFFFFF" w:color="auto" w:val="clear"/>
+                  <w:tcMar>
+                    <w:top w:type="dxa" w:w="80"/>
+                    <w:left w:type="dxa" w:w="120"/>
+                    <w:bottom w:type="dxa" w:w="80"/>
+                    <w:right w:type="dxa" w:w="120"/>
+                  </w:tcMar>
+                  <w:vAlign w:val="center"/>
+                </w:tcPr>
+                <w:p>
+                  <w:pPr>
+                    <w:spacing w:after="0" w:before="0"/>
+                  </w:pPr>
+                  <w:r>
+                    <w:rPr>
+                      <w:rFonts w:ascii="Arial" w:cs="Arial" w:eastAsia="Arial" w:hAnsi="Arial"/>
+                      <w:b w:val="false"/>
+                      <w:bCs w:val="false"/>
+                      <w:sz w:val="21"/>
+                      <w:szCs w:val="21"/>
+                    </w:rPr>
+                    <w:t xml:space="preserve"/>
+                  </w:r>
+                </w:p>
+              </w:tc>
+            </w:tr>
+            <w:tr>
+              <w:trPr>
+                <w:cantSplit/>
+                <w:trHeight w:val="360" w:hRule="atLeast"/>
+              </w:trPr>
+              <w:tc>
+                <w:tcPr>
+                  <w:tcW w:type="dxa" w:w="2506"/>
+                  <w:tcBorders>
+                    <w:top w:val="single" w:color="B7C2D1" w:sz="4"/>
+                    <w:left w:val="single" w:color="B7C2D1" w:sz="4"/>
+                    <w:bottom w:val="single" w:color="B7C2D1" w:sz="4"/>
+                    <w:right w:val="single" w:color="B7C2D1" w:sz="4"/>
+                  </w:tcBorders>
+                  <w:shd w:fill="FFFFFF" w:color="auto" w:val="clear"/>
+                  <w:tcMar>
+                    <w:top w:type="dxa" w:w="80"/>
+                    <w:left w:type="dxa" w:w="120"/>
+                    <w:bottom w:type="dxa" w:w="80"/>
+                    <w:right w:type="dxa" w:w="120"/>
+                  </w:tcMar>
+                  <w:vAlign w:val="center"/>
+                </w:tcPr>
+                <w:p>
+                  <w:pPr>
+                    <w:spacing w:after="0" w:before="0"/>
+                  </w:pPr>
+                  <w:r>
+                    <w:rPr>
+                      <w:rFonts w:ascii="Arial" w:cs="Arial" w:eastAsia="Arial" w:hAnsi="Arial"/>
+                      <w:sz w:val="21"/>
+                      <w:szCs w:val="21"/>
+                    </w:rPr>
+                    <w:t xml:space="preserve">Ask the user for a limit as a whole number. The file data.txt is already there, holding one word,number record per line. Read data.txt. Make a file called picked.txt. Write a line of [word] [number] into picked.txt for each record whose number is above the limit. Close picked.txt. Then read picked.txt back. Display every line in it, one on each line. Then display the line picked [how many] on the last line.</w:t>
+                  </w:r>
+                </w:p>
+              </w:tc>
+              <w:tc>
+                <w:tcPr>
+                  <w:tcW w:type="dxa" w:w="2506"/>
+                  <w:tcBorders>
+                    <w:top w:val="single" w:color="B7C2D1" w:sz="4"/>
+                    <w:left w:val="single" w:color="B7C2D1" w:sz="4"/>
+                    <w:bottom w:val="single" w:color="B7C2D1" w:sz="4"/>
+                    <w:right w:val="single" w:color="B7C2D1" w:sz="4"/>
+                  </w:tcBorders>
+                  <w:shd w:fill="FFFFFF" w:color="auto" w:val="clear"/>
+                  <w:tcMar>
+                    <w:top w:type="dxa" w:w="80"/>
+                    <w:left w:type="dxa" w:w="120"/>
+                    <w:bottom w:type="dxa" w:w="80"/>
+                    <w:right w:type="dxa" w:w="120"/>
+                  </w:tcMar>
+                  <w:vAlign w:val="center"/>
+                </w:tcPr>
+                <w:p>
+                  <w:pPr>
+                    <w:spacing w:after="0" w:before="0"/>
+                  </w:pPr>
+                  <w:r>
+                    <w:rPr>
+                      <w:rFonts w:ascii="Arial" w:cs="Arial" w:eastAsia="Arial" w:hAnsi="Arial"/>
+                      <w:b w:val="false"/>
+                      <w:bCs w:val="false"/>
+                      <w:sz w:val="21"/>
+                      <w:szCs w:val="21"/>
+                    </w:rPr>
+                    <w:t xml:space="preserve">Write it</w:t>
+                  </w:r>
+                </w:p>
+              </w:tc>
+              <w:tc>
+                <w:tcPr>
+                  <w:tcW w:type="dxa" w:w="2506"/>
+                  <w:tcBorders>
+                    <w:top w:val="single" w:color="B7C2D1" w:sz="4"/>
+                    <w:left w:val="single" w:color="B7C2D1" w:sz="4"/>
+                    <w:bottom w:val="single" w:color="B7C2D1" w:sz="4"/>
+                    <w:right w:val="single" w:color="B7C2D1" w:sz="4"/>
+                  </w:tcBorders>
+                  <w:shd w:fill="FFFFFF" w:color="auto" w:val="clear"/>
+                  <w:tcMar>
+                    <w:top w:type="dxa" w:w="80"/>
+                    <w:left w:type="dxa" w:w="120"/>
+                    <w:bottom w:type="dxa" w:w="80"/>
+                    <w:right w:type="dxa" w:w="120"/>
+                  </w:tcMar>
+                  <w:vAlign w:val="center"/>
+                </w:tcPr>
+                <w:p>
+                  <w:pPr>
+                    <w:spacing w:after="0" w:before="0"/>
+                  </w:pPr>
+                  <w:r>
+                    <w:rPr>
+                      <w:rFonts w:ascii="Arial" w:cs="Arial" w:eastAsia="Arial" w:hAnsi="Arial"/>
+                      <w:b w:val="false"/>
+                      <w:bCs w:val="false"/>
+                      <w:sz w:val="21"/>
+                      <w:szCs w:val="21"/>
+                    </w:rPr>
+                    <w:t xml:space="preserve">3</w:t>
+                  </w:r>
+                </w:p>
+              </w:tc>
+              <w:tc>
+                <w:tcPr>
+                  <w:tcW w:type="dxa" w:w="2506"/>
+                  <w:tcBorders>
+                    <w:top w:val="single" w:color="B7C2D1" w:sz="4"/>
+                    <w:left w:val="single" w:color="B7C2D1" w:sz="4"/>
+                    <w:bottom w:val="single" w:color="B7C2D1" w:sz="4"/>
+                    <w:right w:val="single" w:color="B7C2D1" w:sz="4"/>
+                  </w:tcBorders>
+                  <w:shd w:fill="FFFFFF" w:color="auto" w:val="clear"/>
+                  <w:tcMar>
+                    <w:top w:type="dxa" w:w="80"/>
+                    <w:left w:type="dxa" w:w="120"/>
+                    <w:bottom w:type="dxa" w:w="80"/>
+                    <w:right w:type="dxa" w:w="120"/>
+                  </w:tcMar>
+                  <w:vAlign w:val="center"/>
+                </w:tcPr>
+                <w:p>
+                  <w:pPr>
+                    <w:spacing w:after="0" w:before="0"/>
+                  </w:pPr>
+                  <w:r>
+                    <w:rPr>
+                      <w:rFonts w:ascii="Arial" w:cs="Arial" w:eastAsia="Arial" w:hAnsi="Arial"/>
+                      <w:b w:val="false"/>
+                      <w:bCs w:val="false"/>
+                      <w:sz w:val="21"/>
+                      <w:szCs w:val="21"/>
+                    </w:rPr>
+                    <w:t xml:space="preserve"/>
+                  </w:r>
+                </w:p>
+              </w:tc>
+            </w:tr>
+            <w:tr>
+              <w:trPr>
+                <w:cantSplit/>
+                <w:trHeight w:val="360" w:hRule="atLeast"/>
+              </w:trPr>
+              <w:tc>
+                <w:tcPr>
+                  <w:tcW w:type="dxa" w:w="2506"/>
+                  <w:tcBorders>
+                    <w:top w:val="single" w:color="B7C2D1" w:sz="4"/>
+                    <w:left w:val="single" w:color="B7C2D1" w:sz="4"/>
+                    <w:bottom w:val="single" w:color="B7C2D1" w:sz="4"/>
+                    <w:right w:val="single" w:color="B7C2D1" w:sz="4"/>
+                  </w:tcBorders>
+                  <w:shd w:fill="FFFFFF" w:color="auto" w:val="clear"/>
+                  <w:tcMar>
+                    <w:top w:type="dxa" w:w="80"/>
+                    <w:left w:type="dxa" w:w="120"/>
+                    <w:bottom w:type="dxa" w:w="80"/>
+                    <w:right w:type="dxa" w:w="120"/>
+                  </w:tcMar>
+                  <w:vAlign w:val="center"/>
+                </w:tcPr>
+                <w:p>
+                  <w:pPr>
+                    <w:spacing w:after="0" w:before="0"/>
+                  </w:pPr>
+                  <w:r>
+                    <w:rPr>
+                      <w:rFonts w:ascii="Arial" w:cs="Arial" w:eastAsia="Arial" w:hAnsi="Arial"/>
+                      <w:sz w:val="21"/>
+                      <w:szCs w:val="21"/>
+                    </w:rPr>
+                    <w:t xml:space="preserve">This program should display every line of out.txt. Find the mistake and put it right.</w:t>
+                  </w:r>
+                </w:p>
+              </w:tc>
+              <w:tc>
+                <w:tcPr>
+                  <w:tcW w:type="dxa" w:w="2506"/>
+                  <w:tcBorders>
+                    <w:top w:val="single" w:color="B7C2D1" w:sz="4"/>
+                    <w:left w:val="single" w:color="B7C2D1" w:sz="4"/>
+                    <w:bottom w:val="single" w:color="B7C2D1" w:sz="4"/>
+                    <w:right w:val="single" w:color="B7C2D1" w:sz="4"/>
+                  </w:tcBorders>
+                  <w:shd w:fill="FFFFFF" w:color="auto" w:val="clear"/>
+                  <w:tcMar>
+                    <w:top w:type="dxa" w:w="80"/>
+                    <w:left w:type="dxa" w:w="120"/>
+                    <w:bottom w:type="dxa" w:w="80"/>
+                    <w:right w:type="dxa" w:w="120"/>
+                  </w:tcMar>
+                  <w:vAlign w:val="center"/>
+                </w:tcPr>
+                <w:p>
+                  <w:pPr>
+                    <w:spacing w:after="0" w:before="0"/>
+                  </w:pPr>
+                  <w:r>
+                    <w:rPr>
+                      <w:rFonts w:ascii="Arial" w:cs="Arial" w:eastAsia="Arial" w:hAnsi="Arial"/>
+                      <w:b w:val="false"/>
+                      <w:bCs w:val="false"/>
+                      <w:sz w:val="21"/>
+                      <w:szCs w:val="21"/>
+                    </w:rPr>
+                    <w:t xml:space="preserve">Fix it</w:t>
+                  </w:r>
+                </w:p>
+              </w:tc>
+              <w:tc>
+                <w:tcPr>
+                  <w:tcW w:type="dxa" w:w="2506"/>
+                  <w:tcBorders>
+                    <w:top w:val="single" w:color="B7C2D1" w:sz="4"/>
+                    <w:left w:val="single" w:color="B7C2D1" w:sz="4"/>
+                    <w:bottom w:val="single" w:color="B7C2D1" w:sz="4"/>
+                    <w:right w:val="single" w:color="B7C2D1" w:sz="4"/>
+                  </w:tcBorders>
+                  <w:shd w:fill="FFFFFF" w:color="auto" w:val="clear"/>
+                  <w:tcMar>
+                    <w:top w:type="dxa" w:w="80"/>
+                    <w:left w:type="dxa" w:w="120"/>
+                    <w:bottom w:type="dxa" w:w="80"/>
+                    <w:right w:type="dxa" w:w="120"/>
+                  </w:tcMar>
+                  <w:vAlign w:val="center"/>
+                </w:tcPr>
+                <w:p>
+                  <w:pPr>
+                    <w:spacing w:after="0" w:before="0"/>
+                  </w:pPr>
+                  <w:r>
+                    <w:rPr>
+                      <w:rFonts w:ascii="Arial" w:cs="Arial" w:eastAsia="Arial" w:hAnsi="Arial"/>
+                      <w:b w:val="false"/>
+                      <w:bCs w:val="false"/>
+                      <w:sz w:val="21"/>
+                      <w:szCs w:val="21"/>
+                    </w:rPr>
+                    <w:t xml:space="preserve">2</w:t>
+                  </w:r>
+                </w:p>
+              </w:tc>
+              <w:tc>
+                <w:tcPr>
+                  <w:tcW w:type="dxa" w:w="2506"/>
+                  <w:tcBorders>
+                    <w:top w:val="single" w:color="B7C2D1" w:sz="4"/>
+                    <w:left w:val="single" w:color="B7C2D1" w:sz="4"/>
+                    <w:bottom w:val="single" w:color="B7C2D1" w:sz="4"/>
+                    <w:right w:val="single" w:color="B7C2D1" w:sz="4"/>
+                  </w:tcBorders>
+                  <w:shd w:fill="FFFFFF" w:color="auto" w:val="clear"/>
+                  <w:tcMar>
+                    <w:top w:type="dxa" w:w="80"/>
+                    <w:left w:type="dxa" w:w="120"/>
+                    <w:bottom w:type="dxa" w:w="80"/>
+                    <w:right w:type="dxa" w:w="120"/>
+                  </w:tcMar>
+                  <w:vAlign w:val="center"/>
+                </w:tcPr>
+                <w:p>
+                  <w:pPr>
+                    <w:spacing w:after="0" w:before="0"/>
+                  </w:pPr>
+                  <w:r>
+                    <w:rPr>
+                      <w:rFonts w:ascii="Arial" w:cs="Arial" w:eastAsia="Arial" w:hAnsi="Arial"/>
+                      <w:b w:val="false"/>
+                      <w:bCs w:val="false"/>
+                      <w:sz w:val="21"/>
+                      <w:szCs w:val="21"/>
+                    </w:rPr>
+                    <w:t xml:space="preserve"/>
+                  </w:r>
+                </w:p>
+              </w:tc>
+            </w:tr>
+            <w:tr>
+              <w:trPr>
+                <w:cantSplit/>
+                <w:trHeight w:val="360" w:hRule="atLeast"/>
+              </w:trPr>
+              <w:tc>
+                <w:tcPr>
+                  <w:tcW w:type="dxa" w:w="2506"/>
+                  <w:tcBorders>
+                    <w:top w:val="single" w:color="B7C2D1" w:sz="4"/>
+                    <w:left w:val="single" w:color="B7C2D1" w:sz="4"/>
+                    <w:bottom w:val="single" w:color="B7C2D1" w:sz="4"/>
+                    <w:right w:val="single" w:color="B7C2D1" w:sz="4"/>
+                  </w:tcBorders>
+                  <w:shd w:fill="FFFFFF" w:color="auto" w:val="clear"/>
+                  <w:tcMar>
+                    <w:top w:type="dxa" w:w="80"/>
+                    <w:left w:type="dxa" w:w="120"/>
+                    <w:bottom w:type="dxa" w:w="80"/>
+                    <w:right w:type="dxa" w:w="120"/>
+                  </w:tcMar>
+                  <w:vAlign w:val="center"/>
+                </w:tcPr>
+                <w:p>
+                  <w:pPr>
+                    <w:spacing w:after="0" w:before="0"/>
+                  </w:pPr>
+                  <w:r>
+                    <w:rPr>
+                      <w:rFonts w:ascii="Arial" w:cs="Arial" w:eastAsia="Arial" w:hAnsi="Arial"/>
+                      <w:sz w:val="21"/>
+                      <w:szCs w:val="21"/>
+                    </w:rPr>
+                    <w:t xml:space="preserve">Ask the user for a word. Then ask for a whole number. Add the record [word],[number] to the end of the file log.txt, on a line of its own. Keep the records log.txt already holds. Then read log.txt back. Display the line records [how many records there are]. Then display the line total [every number added up] on the next line.</w:t>
+                  </w:r>
+                </w:p>
+              </w:tc>
+              <w:tc>
+                <w:tcPr>
+                  <w:tcW w:type="dxa" w:w="2506"/>
+                  <w:tcBorders>
+                    <w:top w:val="single" w:color="B7C2D1" w:sz="4"/>
+                    <w:left w:val="single" w:color="B7C2D1" w:sz="4"/>
+                    <w:bottom w:val="single" w:color="B7C2D1" w:sz="4"/>
+                    <w:right w:val="single" w:color="B7C2D1" w:sz="4"/>
+                  </w:tcBorders>
+                  <w:shd w:fill="FFFFFF" w:color="auto" w:val="clear"/>
+                  <w:tcMar>
+                    <w:top w:type="dxa" w:w="80"/>
+                    <w:left w:type="dxa" w:w="120"/>
+                    <w:bottom w:type="dxa" w:w="80"/>
+                    <w:right w:type="dxa" w:w="120"/>
+                  </w:tcMar>
+                  <w:vAlign w:val="center"/>
+                </w:tcPr>
+                <w:p>
+                  <w:pPr>
+                    <w:spacing w:after="0" w:before="0"/>
+                  </w:pPr>
+                  <w:r>
+                    <w:rPr>
+                      <w:rFonts w:ascii="Arial" w:cs="Arial" w:eastAsia="Arial" w:hAnsi="Arial"/>
+                      <w:b w:val="false"/>
+                      <w:bCs w:val="false"/>
+                      <w:sz w:val="21"/>
+                      <w:szCs w:val="21"/>
+                    </w:rPr>
+                    <w:t xml:space="preserve">Challenge (optional)</w:t>
+                  </w:r>
+                </w:p>
+              </w:tc>
+              <w:tc>
+                <w:tcPr>
+                  <w:tcW w:type="dxa" w:w="2506"/>
+                  <w:tcBorders>
+                    <w:top w:val="single" w:color="B7C2D1" w:sz="4"/>
+                    <w:left w:val="single" w:color="B7C2D1" w:sz="4"/>
+                    <w:bottom w:val="single" w:color="B7C2D1" w:sz="4"/>
+                    <w:right w:val="single" w:color="B7C2D1" w:sz="4"/>
+                  </w:tcBorders>
+                  <w:shd w:fill="FFFFFF" w:color="auto" w:val="clear"/>
+                  <w:tcMar>
+                    <w:top w:type="dxa" w:w="80"/>
+                    <w:left w:type="dxa" w:w="120"/>
+                    <w:bottom w:type="dxa" w:w="80"/>
+                    <w:right w:type="dxa" w:w="120"/>
+                  </w:tcMar>
+                  <w:vAlign w:val="center"/>
+                </w:tcPr>
+                <w:p>
+                  <w:pPr>
+                    <w:spacing w:after="0" w:before="0"/>
+                  </w:pPr>
+                  <w:r>
+                    <w:rPr>
+                      <w:rFonts w:ascii="Arial" w:cs="Arial" w:eastAsia="Arial" w:hAnsi="Arial"/>
+                      <w:b w:val="false"/>
+                      <w:bCs w:val="false"/>
+                      <w:sz w:val="21"/>
+                      <w:szCs w:val="21"/>
+                    </w:rPr>
+                    <w:t xml:space="preserve">3</w:t>
+                  </w:r>
+                </w:p>
+              </w:tc>
+              <w:tc>
+                <w:tcPr>
+                  <w:tcW w:type="dxa" w:w="2506"/>
                   <w:tcBorders>
                     <w:top w:val="single" w:color="B7C2D1" w:sz="4"/>
                     <w:left w:val="single" w:color="B7C2D1" w:sz="4"/>
@@ -5969,7 +10621,7 @@
                 <w:sz w:val="21"/>
                 <w:szCs w:val="21"/>
               </w:rPr>
-              <w:t xml:space="preserve">Plan the one you found hardest: inputs, what happens to them, what is printed.</w:t>
+              <w:t xml:space="preserve">Plan the one you found hardest: what is typed in, what happens to it, what is displayed.</w:t>
             </w:r>
           </w:p>
           <w:tbl>
@@ -6961,7 +11613,7 @@
                 <w:sz w:val="32"/>
                 <w:szCs w:val="32"/>
               </w:rPr>
-              <w:t xml:space="preserve">______ / 61</w:t>
+              <w:t xml:space="preserve">______ / 87</w:t>
             </w:r>
           </w:p>
         </w:tc>

--- a/worksheets/PR_L10_FileHandling_Worksheet.docx
+++ b/worksheets/PR_L10_FileHandling_Worksheet.docx
@@ -455,7 +455,30 @@
                 <w:sz w:val="21"/>
                 <w:szCs w:val="21"/>
               </w:rPr>
-              <w:t xml:space="preserve">The activities marked Challenge are optional. Finish the rest of a station first, and come back to them if you have time.</w:t>
+              <w:t xml:space="preserve">Work through the activities in order and complete every one. The next activity opens when the one you are on is finished.</w:t>
+            </w:r>
+          </w:p>
+          <w:p>
+            <w:pPr>
+              <w:spacing w:after="60" w:before="60"/>
+            </w:pPr>
+            <w:r>
+              <w:rPr>
+                <w:rFonts w:ascii="Arial" w:cs="Arial" w:eastAsia="Arial" w:hAnsi="Arial"/>
+                <w:b/>
+                <w:bCs/>
+                <w:sz w:val="21"/>
+                <w:szCs w:val="21"/>
+              </w:rPr>
+              <w:t xml:space="preserve">8.  </w:t>
+            </w:r>
+            <w:r>
+              <w:rPr>
+                <w:rFonts w:ascii="Arial" w:cs="Arial" w:eastAsia="Arial" w:hAnsi="Arial"/>
+                <w:sz w:val="21"/>
+                <w:szCs w:val="21"/>
+              </w:rPr>
+              <w:t xml:space="preserve">If you get stuck, press I need help. Use a hint, or ask your teacher and show them the question and your code. Complete the question before moving on.</w:t>
             </w:r>
           </w:p>
         </w:tc>

--- a/worksheets/PR_L10_FileHandling_Worksheet.docx
+++ b/worksheets/PR_L10_FileHandling_Worksheet.docx
@@ -2048,7 +2048,25 @@
                       <w:sz w:val="21"/>
                       <w:szCs w:val="21"/>
                     </w:rPr>
-                    <w:t xml:space="preserve">Change the program so it displays what is in notes.txt instead of how long it is.</w:t>
+                    <w:t xml:space="preserve">Change the program so it displays what is in </w:t>
+                  </w:r>
+                  <w:r>
+                    <w:rPr>
+                      <w:rFonts w:ascii="Consolas" w:cs="Consolas" w:eastAsia="Consolas" w:hAnsi="Consolas"/>
+                      <w:color w:val="15803D"/>
+                      <w:sz w:val="21"/>
+                      <w:szCs w:val="21"/>
+                      <w:shd w:fill="F4F4F5"/>
+                    </w:rPr>
+                    <w:t xml:space="preserve">"notes.txt"</w:t>
+                  </w:r>
+                  <w:r>
+                    <w:rPr>
+                      <w:rFonts w:ascii="Arial" w:cs="Arial" w:eastAsia="Arial" w:hAnsi="Arial"/>
+                      <w:sz w:val="21"/>
+                      <w:szCs w:val="21"/>
+                    </w:rPr>
+                    <w:t xml:space="preserve"> instead of how long it is.</w:t>
                   </w:r>
                 </w:p>
               </w:tc>
@@ -2188,7 +2206,25 @@
                       <w:sz w:val="21"/>
                       <w:szCs w:val="21"/>
                     </w:rPr>
-                    <w:t xml:space="preserve">Finish the program so it reads the whole of notes.txt and displays it.</w:t>
+                    <w:t xml:space="preserve">Finish the program so it reads the whole of </w:t>
+                  </w:r>
+                  <w:r>
+                    <w:rPr>
+                      <w:rFonts w:ascii="Consolas" w:cs="Consolas" w:eastAsia="Consolas" w:hAnsi="Consolas"/>
+                      <w:color w:val="15803D"/>
+                      <w:sz w:val="21"/>
+                      <w:szCs w:val="21"/>
+                      <w:shd w:fill="F4F4F5"/>
+                    </w:rPr>
+                    <w:t xml:space="preserve">"notes.txt"</w:t>
+                  </w:r>
+                  <w:r>
+                    <w:rPr>
+                      <w:rFonts w:ascii="Arial" w:cs="Arial" w:eastAsia="Arial" w:hAnsi="Arial"/>
+                      <w:sz w:val="21"/>
+                      <w:szCs w:val="21"/>
+                    </w:rPr>
+                    <w:t xml:space="preserve"> and displays it.</w:t>
                   </w:r>
                 </w:p>
               </w:tc>
@@ -2328,7 +2364,43 @@
                       <w:sz w:val="21"/>
                       <w:szCs w:val="21"/>
                     </w:rPr>
-                    <w:t xml:space="preserve">A file called notes.txt is already there. Read the whole of notes.txt in one go. Close the file. Display exactly what was in it.</w:t>
+                    <w:t xml:space="preserve">A file called </w:t>
+                  </w:r>
+                  <w:r>
+                    <w:rPr>
+                      <w:rFonts w:ascii="Consolas" w:cs="Consolas" w:eastAsia="Consolas" w:hAnsi="Consolas"/>
+                      <w:color w:val="15803D"/>
+                      <w:sz w:val="21"/>
+                      <w:szCs w:val="21"/>
+                      <w:shd w:fill="F4F4F5"/>
+                    </w:rPr>
+                    <w:t xml:space="preserve">"notes.txt"</w:t>
+                  </w:r>
+                  <w:r>
+                    <w:rPr>
+                      <w:rFonts w:ascii="Arial" w:cs="Arial" w:eastAsia="Arial" w:hAnsi="Arial"/>
+                      <w:sz w:val="21"/>
+                      <w:szCs w:val="21"/>
+                    </w:rPr>
+                    <w:t xml:space="preserve"> is already there. Read the whole of </w:t>
+                  </w:r>
+                  <w:r>
+                    <w:rPr>
+                      <w:rFonts w:ascii="Consolas" w:cs="Consolas" w:eastAsia="Consolas" w:hAnsi="Consolas"/>
+                      <w:color w:val="15803D"/>
+                      <w:sz w:val="21"/>
+                      <w:szCs w:val="21"/>
+                      <w:shd w:fill="F4F4F5"/>
+                    </w:rPr>
+                    <w:t xml:space="preserve">"notes.txt"</w:t>
+                  </w:r>
+                  <w:r>
+                    <w:rPr>
+                      <w:rFonts w:ascii="Arial" w:cs="Arial" w:eastAsia="Arial" w:hAnsi="Arial"/>
+                      <w:sz w:val="21"/>
+                      <w:szCs w:val="21"/>
+                    </w:rPr>
+                    <w:t xml:space="preserve"> in one go. Close the file. Display exactly what was in it.</w:t>
                   </w:r>
                 </w:p>
               </w:tc>
@@ -2468,7 +2540,25 @@
                       <w:sz w:val="21"/>
                       <w:szCs w:val="21"/>
                     </w:rPr>
-                    <w:t xml:space="preserve">This program should display what is in notes.txt. Find the mistake and put it right.</w:t>
+                    <w:t xml:space="preserve">This program should display what is in </w:t>
+                  </w:r>
+                  <w:r>
+                    <w:rPr>
+                      <w:rFonts w:ascii="Consolas" w:cs="Consolas" w:eastAsia="Consolas" w:hAnsi="Consolas"/>
+                      <w:color w:val="15803D"/>
+                      <w:sz w:val="21"/>
+                      <w:szCs w:val="21"/>
+                      <w:shd w:fill="F4F4F5"/>
+                    </w:rPr>
+                    <w:t xml:space="preserve">"notes.txt"</w:t>
+                  </w:r>
+                  <w:r>
+                    <w:rPr>
+                      <w:rFonts w:ascii="Arial" w:cs="Arial" w:eastAsia="Arial" w:hAnsi="Arial"/>
+                      <w:sz w:val="21"/>
+                      <w:szCs w:val="21"/>
+                    </w:rPr>
+                    <w:t xml:space="preserve">. Find the mistake and put it right.</w:t>
                   </w:r>
                 </w:p>
               </w:tc>
@@ -2608,7 +2698,61 @@
                       <w:sz w:val="21"/>
                       <w:szCs w:val="21"/>
                     </w:rPr>
-                    <w:t xml:space="preserve">A file called data.txt is already there, and it may be empty. Read the whole of data.txt. Count every character in it, newlines included. Display the line characters [the count].</w:t>
+                    <w:t xml:space="preserve">A file called </w:t>
+                  </w:r>
+                  <w:r>
+                    <w:rPr>
+                      <w:rFonts w:ascii="Consolas" w:cs="Consolas" w:eastAsia="Consolas" w:hAnsi="Consolas"/>
+                      <w:color w:val="15803D"/>
+                      <w:sz w:val="21"/>
+                      <w:szCs w:val="21"/>
+                      <w:shd w:fill="F4F4F5"/>
+                    </w:rPr>
+                    <w:t xml:space="preserve">"data.txt"</w:t>
+                  </w:r>
+                  <w:r>
+                    <w:rPr>
+                      <w:rFonts w:ascii="Arial" w:cs="Arial" w:eastAsia="Arial" w:hAnsi="Arial"/>
+                      <w:sz w:val="21"/>
+                      <w:szCs w:val="21"/>
+                    </w:rPr>
+                    <w:t xml:space="preserve"> is already there, and it may be empty. Read the whole of </w:t>
+                  </w:r>
+                  <w:r>
+                    <w:rPr>
+                      <w:rFonts w:ascii="Consolas" w:cs="Consolas" w:eastAsia="Consolas" w:hAnsi="Consolas"/>
+                      <w:color w:val="15803D"/>
+                      <w:sz w:val="21"/>
+                      <w:szCs w:val="21"/>
+                      <w:shd w:fill="F4F4F5"/>
+                    </w:rPr>
+                    <w:t xml:space="preserve">"data.txt"</w:t>
+                  </w:r>
+                  <w:r>
+                    <w:rPr>
+                      <w:rFonts w:ascii="Arial" w:cs="Arial" w:eastAsia="Arial" w:hAnsi="Arial"/>
+                      <w:sz w:val="21"/>
+                      <w:szCs w:val="21"/>
+                    </w:rPr>
+                    <w:t xml:space="preserve">. Count every character in it, newlines included. Display the line </w:t>
+                  </w:r>
+                  <w:r>
+                    <w:rPr>
+                      <w:rFonts w:ascii="Consolas" w:cs="Consolas" w:eastAsia="Consolas" w:hAnsi="Consolas"/>
+                      <w:color w:val="15803D"/>
+                      <w:sz w:val="21"/>
+                      <w:szCs w:val="21"/>
+                      <w:shd w:fill="F4F4F5"/>
+                    </w:rPr>
+                    <w:t xml:space="preserve">"characters"</w:t>
+                  </w:r>
+                  <w:r>
+                    <w:rPr>
+                      <w:rFonts w:ascii="Arial" w:cs="Arial" w:eastAsia="Arial" w:hAnsi="Arial"/>
+                      <w:sz w:val="21"/>
+                      <w:szCs w:val="21"/>
+                    </w:rPr>
+                    <w:t xml:space="preserve"> [the count].</w:t>
                   </w:r>
                 </w:p>
               </w:tc>
@@ -3771,7 +3915,25 @@
                       <w:sz w:val="21"/>
                       <w:szCs w:val="21"/>
                     </w:rPr>
-                    <w:t xml:space="preserve">Finish the program so it displays how many lines words.txt holds.</w:t>
+                    <w:t xml:space="preserve">Finish the program so it displays how many lines </w:t>
+                  </w:r>
+                  <w:r>
+                    <w:rPr>
+                      <w:rFonts w:ascii="Consolas" w:cs="Consolas" w:eastAsia="Consolas" w:hAnsi="Consolas"/>
+                      <w:color w:val="15803D"/>
+                      <w:sz w:val="21"/>
+                      <w:szCs w:val="21"/>
+                      <w:shd w:fill="F4F4F5"/>
+                    </w:rPr>
+                    <w:t xml:space="preserve">"words.txt"</w:t>
+                  </w:r>
+                  <w:r>
+                    <w:rPr>
+                      <w:rFonts w:ascii="Arial" w:cs="Arial" w:eastAsia="Arial" w:hAnsi="Arial"/>
+                      <w:sz w:val="21"/>
+                      <w:szCs w:val="21"/>
+                    </w:rPr>
+                    <w:t xml:space="preserve"> holds.</w:t>
                   </w:r>
                 </w:p>
               </w:tc>
@@ -3911,7 +4073,79 @@
                       <w:sz w:val="21"/>
                       <w:szCs w:val="21"/>
                     </w:rPr>
-                    <w:t xml:space="preserve">A file called words.txt is already there, and it may be empty. Read the first line of words.txt only. Close the file. Take the newline off that line. Display the line first [that line]. Then display the line length [how many characters are left] on the next line.</w:t>
+                    <w:t xml:space="preserve">A file called </w:t>
+                  </w:r>
+                  <w:r>
+                    <w:rPr>
+                      <w:rFonts w:ascii="Consolas" w:cs="Consolas" w:eastAsia="Consolas" w:hAnsi="Consolas"/>
+                      <w:color w:val="15803D"/>
+                      <w:sz w:val="21"/>
+                      <w:szCs w:val="21"/>
+                      <w:shd w:fill="F4F4F5"/>
+                    </w:rPr>
+                    <w:t xml:space="preserve">"words.txt"</w:t>
+                  </w:r>
+                  <w:r>
+                    <w:rPr>
+                      <w:rFonts w:ascii="Arial" w:cs="Arial" w:eastAsia="Arial" w:hAnsi="Arial"/>
+                      <w:sz w:val="21"/>
+                      <w:szCs w:val="21"/>
+                    </w:rPr>
+                    <w:t xml:space="preserve"> is already there, and it may be empty. Read the first line of </w:t>
+                  </w:r>
+                  <w:r>
+                    <w:rPr>
+                      <w:rFonts w:ascii="Consolas" w:cs="Consolas" w:eastAsia="Consolas" w:hAnsi="Consolas"/>
+                      <w:color w:val="15803D"/>
+                      <w:sz w:val="21"/>
+                      <w:szCs w:val="21"/>
+                      <w:shd w:fill="F4F4F5"/>
+                    </w:rPr>
+                    <w:t xml:space="preserve">"words.txt"</w:t>
+                  </w:r>
+                  <w:r>
+                    <w:rPr>
+                      <w:rFonts w:ascii="Arial" w:cs="Arial" w:eastAsia="Arial" w:hAnsi="Arial"/>
+                      <w:sz w:val="21"/>
+                      <w:szCs w:val="21"/>
+                    </w:rPr>
+                    <w:t xml:space="preserve"> only. Close the file. Take the newline off that line. Display the line </w:t>
+                  </w:r>
+                  <w:r>
+                    <w:rPr>
+                      <w:rFonts w:ascii="Consolas" w:cs="Consolas" w:eastAsia="Consolas" w:hAnsi="Consolas"/>
+                      <w:color w:val="15803D"/>
+                      <w:sz w:val="21"/>
+                      <w:szCs w:val="21"/>
+                      <w:shd w:fill="F4F4F5"/>
+                    </w:rPr>
+                    <w:t xml:space="preserve">"first"</w:t>
+                  </w:r>
+                  <w:r>
+                    <w:rPr>
+                      <w:rFonts w:ascii="Arial" w:cs="Arial" w:eastAsia="Arial" w:hAnsi="Arial"/>
+                      <w:sz w:val="21"/>
+                      <w:szCs w:val="21"/>
+                    </w:rPr>
+                    <w:t xml:space="preserve"> [that line]. Then display the line </w:t>
+                  </w:r>
+                  <w:r>
+                    <w:rPr>
+                      <w:rFonts w:ascii="Consolas" w:cs="Consolas" w:eastAsia="Consolas" w:hAnsi="Consolas"/>
+                      <w:color w:val="15803D"/>
+                      <w:sz w:val="21"/>
+                      <w:szCs w:val="21"/>
+                      <w:shd w:fill="F4F4F5"/>
+                    </w:rPr>
+                    <w:t xml:space="preserve">"length"</w:t>
+                  </w:r>
+                  <w:r>
+                    <w:rPr>
+                      <w:rFonts w:ascii="Arial" w:cs="Arial" w:eastAsia="Arial" w:hAnsi="Arial"/>
+                      <w:sz w:val="21"/>
+                      <w:szCs w:val="21"/>
+                    </w:rPr>
+                    <w:t xml:space="preserve"> [how many characters are left] on the next line.</w:t>
                   </w:r>
                 </w:p>
               </w:tc>
@@ -4051,7 +4285,25 @@
                       <w:sz w:val="21"/>
                       <w:szCs w:val="21"/>
                     </w:rPr>
-                    <w:t xml:space="preserve">This program should display every word in words.txt, one on each line. Find the mistake and put it right.</w:t>
+                    <w:t xml:space="preserve">This program should display every word in </w:t>
+                  </w:r>
+                  <w:r>
+                    <w:rPr>
+                      <w:rFonts w:ascii="Consolas" w:cs="Consolas" w:eastAsia="Consolas" w:hAnsi="Consolas"/>
+                      <w:color w:val="15803D"/>
+                      <w:sz w:val="21"/>
+                      <w:szCs w:val="21"/>
+                      <w:shd w:fill="F4F4F5"/>
+                    </w:rPr>
+                    <w:t xml:space="preserve">"words.txt"</w:t>
+                  </w:r>
+                  <w:r>
+                    <w:rPr>
+                      <w:rFonts w:ascii="Arial" w:cs="Arial" w:eastAsia="Arial" w:hAnsi="Arial"/>
+                      <w:sz w:val="21"/>
+                      <w:szCs w:val="21"/>
+                    </w:rPr>
+                    <w:t xml:space="preserve">, one on each line. Find the mistake and put it right.</w:t>
                   </w:r>
                 </w:p>
               </w:tc>
@@ -4191,7 +4443,79 @@
                       <w:sz w:val="21"/>
                       <w:szCs w:val="21"/>
                     </w:rPr>
-                    <w:t xml:space="preserve">A file called words.txt is already there, with one word per line, and it may be empty. Read words.txt. Display one line for each word, in the form [position] [word], counting the positions from 1. Display none instead, on a line of its own, when the file holds no words.</w:t>
+                    <w:t xml:space="preserve">A file called </w:t>
+                  </w:r>
+                  <w:r>
+                    <w:rPr>
+                      <w:rFonts w:ascii="Consolas" w:cs="Consolas" w:eastAsia="Consolas" w:hAnsi="Consolas"/>
+                      <w:color w:val="15803D"/>
+                      <w:sz w:val="21"/>
+                      <w:szCs w:val="21"/>
+                      <w:shd w:fill="F4F4F5"/>
+                    </w:rPr>
+                    <w:t xml:space="preserve">"words.txt"</w:t>
+                  </w:r>
+                  <w:r>
+                    <w:rPr>
+                      <w:rFonts w:ascii="Arial" w:cs="Arial" w:eastAsia="Arial" w:hAnsi="Arial"/>
+                      <w:sz w:val="21"/>
+                      <w:szCs w:val="21"/>
+                    </w:rPr>
+                    <w:t xml:space="preserve"> is already there, with one word per line, and it may be empty. Read </w:t>
+                  </w:r>
+                  <w:r>
+                    <w:rPr>
+                      <w:rFonts w:ascii="Consolas" w:cs="Consolas" w:eastAsia="Consolas" w:hAnsi="Consolas"/>
+                      <w:color w:val="15803D"/>
+                      <w:sz w:val="21"/>
+                      <w:szCs w:val="21"/>
+                      <w:shd w:fill="F4F4F5"/>
+                    </w:rPr>
+                    <w:t xml:space="preserve">"words.txt"</w:t>
+                  </w:r>
+                  <w:r>
+                    <w:rPr>
+                      <w:rFonts w:ascii="Arial" w:cs="Arial" w:eastAsia="Arial" w:hAnsi="Arial"/>
+                      <w:sz w:val="21"/>
+                      <w:szCs w:val="21"/>
+                    </w:rPr>
+                    <w:t xml:space="preserve">. Display one line for each word, in the form [position] [word], counting the positions from </w:t>
+                  </w:r>
+                  <w:r>
+                    <w:rPr>
+                      <w:rFonts w:ascii="Consolas" w:cs="Consolas" w:eastAsia="Consolas" w:hAnsi="Consolas"/>
+                      <w:color w:val="9A3412"/>
+                      <w:sz w:val="21"/>
+                      <w:szCs w:val="21"/>
+                      <w:shd w:fill="F4F4F5"/>
+                    </w:rPr>
+                    <w:t xml:space="preserve">1</w:t>
+                  </w:r>
+                  <w:r>
+                    <w:rPr>
+                      <w:rFonts w:ascii="Arial" w:cs="Arial" w:eastAsia="Arial" w:hAnsi="Arial"/>
+                      <w:sz w:val="21"/>
+                      <w:szCs w:val="21"/>
+                    </w:rPr>
+                    <w:t xml:space="preserve">. Display </w:t>
+                  </w:r>
+                  <w:r>
+                    <w:rPr>
+                      <w:rFonts w:ascii="Consolas" w:cs="Consolas" w:eastAsia="Consolas" w:hAnsi="Consolas"/>
+                      <w:color w:val="15803D"/>
+                      <w:sz w:val="21"/>
+                      <w:szCs w:val="21"/>
+                      <w:shd w:fill="F4F4F5"/>
+                    </w:rPr>
+                    <w:t xml:space="preserve">"none"</w:t>
+                  </w:r>
+                  <w:r>
+                    <w:rPr>
+                      <w:rFonts w:ascii="Arial" w:cs="Arial" w:eastAsia="Arial" w:hAnsi="Arial"/>
+                      <w:sz w:val="21"/>
+                      <w:szCs w:val="21"/>
+                    </w:rPr>
+                    <w:t xml:space="preserve"> instead, on a line of its own, when the file holds no words.</w:t>
                   </w:r>
                 </w:p>
               </w:tc>
@@ -5494,7 +5818,61 @@
                       <w:sz w:val="21"/>
                       <w:szCs w:val="21"/>
                     </w:rPr>
-                    <w:t xml:space="preserve">Ask the user for a word. Make a file called out.txt. Write that word into out.txt on a line of its own. Write ready on the next line. Close the file. Then read the whole of out.txt back and display it.</w:t>
+                    <w:t xml:space="preserve">Ask the user for a word. Make a file called </w:t>
+                  </w:r>
+                  <w:r>
+                    <w:rPr>
+                      <w:rFonts w:ascii="Consolas" w:cs="Consolas" w:eastAsia="Consolas" w:hAnsi="Consolas"/>
+                      <w:color w:val="15803D"/>
+                      <w:sz w:val="21"/>
+                      <w:szCs w:val="21"/>
+                      <w:shd w:fill="F4F4F5"/>
+                    </w:rPr>
+                    <w:t xml:space="preserve">"out.txt"</w:t>
+                  </w:r>
+                  <w:r>
+                    <w:rPr>
+                      <w:rFonts w:ascii="Arial" w:cs="Arial" w:eastAsia="Arial" w:hAnsi="Arial"/>
+                      <w:sz w:val="21"/>
+                      <w:szCs w:val="21"/>
+                    </w:rPr>
+                    <w:t xml:space="preserve">. Write that word into </w:t>
+                  </w:r>
+                  <w:r>
+                    <w:rPr>
+                      <w:rFonts w:ascii="Consolas" w:cs="Consolas" w:eastAsia="Consolas" w:hAnsi="Consolas"/>
+                      <w:color w:val="15803D"/>
+                      <w:sz w:val="21"/>
+                      <w:szCs w:val="21"/>
+                      <w:shd w:fill="F4F4F5"/>
+                    </w:rPr>
+                    <w:t xml:space="preserve">"out.txt"</w:t>
+                  </w:r>
+                  <w:r>
+                    <w:rPr>
+                      <w:rFonts w:ascii="Arial" w:cs="Arial" w:eastAsia="Arial" w:hAnsi="Arial"/>
+                      <w:sz w:val="21"/>
+                      <w:szCs w:val="21"/>
+                    </w:rPr>
+                    <w:t xml:space="preserve"> on a line of its own. Write ready on the next line. Close the file. Then read the whole of </w:t>
+                  </w:r>
+                  <w:r>
+                    <w:rPr>
+                      <w:rFonts w:ascii="Consolas" w:cs="Consolas" w:eastAsia="Consolas" w:hAnsi="Consolas"/>
+                      <w:color w:val="15803D"/>
+                      <w:sz w:val="21"/>
+                      <w:szCs w:val="21"/>
+                      <w:shd w:fill="F4F4F5"/>
+                    </w:rPr>
+                    <w:t xml:space="preserve">"out.txt"</w:t>
+                  </w:r>
+                  <w:r>
+                    <w:rPr>
+                      <w:rFonts w:ascii="Arial" w:cs="Arial" w:eastAsia="Arial" w:hAnsi="Arial"/>
+                      <w:sz w:val="21"/>
+                      <w:szCs w:val="21"/>
+                    </w:rPr>
+                    <w:t xml:space="preserve"> back and display it.</w:t>
                   </w:r>
                 </w:p>
               </w:tc>
@@ -5634,7 +6012,25 @@
                       <w:sz w:val="21"/>
                       <w:szCs w:val="21"/>
                     </w:rPr>
-                    <w:t xml:space="preserve">This program should write the word into data.txt and read it back. Find the mistake and put it right.</w:t>
+                    <w:t xml:space="preserve">This program should write the word into </w:t>
+                  </w:r>
+                  <w:r>
+                    <w:rPr>
+                      <w:rFonts w:ascii="Consolas" w:cs="Consolas" w:eastAsia="Consolas" w:hAnsi="Consolas"/>
+                      <w:color w:val="15803D"/>
+                      <w:sz w:val="21"/>
+                      <w:szCs w:val="21"/>
+                      <w:shd w:fill="F4F4F5"/>
+                    </w:rPr>
+                    <w:t xml:space="preserve">"data.txt"</w:t>
+                  </w:r>
+                  <w:r>
+                    <w:rPr>
+                      <w:rFonts w:ascii="Arial" w:cs="Arial" w:eastAsia="Arial" w:hAnsi="Arial"/>
+                      <w:sz w:val="21"/>
+                      <w:szCs w:val="21"/>
+                    </w:rPr>
+                    <w:t xml:space="preserve"> and read it back. Find the mistake and put it right.</w:t>
                   </w:r>
                 </w:p>
               </w:tc>
@@ -5774,7 +6170,79 @@
                       <w:sz w:val="21"/>
                       <w:szCs w:val="21"/>
                     </w:rPr>
-                    <w:t xml:space="preserve">Ask the user for a word. Open the file data.txt for writing, which empties whatever it held. Write that word into data.txt on a line of its own. Close the file. Then read data.txt back. Display every line in it, one on each line. Then display the line lines [how many] on the last line.</w:t>
+                    <w:t xml:space="preserve">Ask the user for a word. Open the file </w:t>
+                  </w:r>
+                  <w:r>
+                    <w:rPr>
+                      <w:rFonts w:ascii="Consolas" w:cs="Consolas" w:eastAsia="Consolas" w:hAnsi="Consolas"/>
+                      <w:color w:val="15803D"/>
+                      <w:sz w:val="21"/>
+                      <w:szCs w:val="21"/>
+                      <w:shd w:fill="F4F4F5"/>
+                    </w:rPr>
+                    <w:t xml:space="preserve">"data.txt"</w:t>
+                  </w:r>
+                  <w:r>
+                    <w:rPr>
+                      <w:rFonts w:ascii="Arial" w:cs="Arial" w:eastAsia="Arial" w:hAnsi="Arial"/>
+                      <w:sz w:val="21"/>
+                      <w:szCs w:val="21"/>
+                    </w:rPr>
+                    <w:t xml:space="preserve"> for writing, which empties whatever it held. Write that word into </w:t>
+                  </w:r>
+                  <w:r>
+                    <w:rPr>
+                      <w:rFonts w:ascii="Consolas" w:cs="Consolas" w:eastAsia="Consolas" w:hAnsi="Consolas"/>
+                      <w:color w:val="15803D"/>
+                      <w:sz w:val="21"/>
+                      <w:szCs w:val="21"/>
+                      <w:shd w:fill="F4F4F5"/>
+                    </w:rPr>
+                    <w:t xml:space="preserve">"data.txt"</w:t>
+                  </w:r>
+                  <w:r>
+                    <w:rPr>
+                      <w:rFonts w:ascii="Arial" w:cs="Arial" w:eastAsia="Arial" w:hAnsi="Arial"/>
+                      <w:sz w:val="21"/>
+                      <w:szCs w:val="21"/>
+                    </w:rPr>
+                    <w:t xml:space="preserve"> on a line of its own. Close the file. Then read </w:t>
+                  </w:r>
+                  <w:r>
+                    <w:rPr>
+                      <w:rFonts w:ascii="Consolas" w:cs="Consolas" w:eastAsia="Consolas" w:hAnsi="Consolas"/>
+                      <w:color w:val="15803D"/>
+                      <w:sz w:val="21"/>
+                      <w:szCs w:val="21"/>
+                      <w:shd w:fill="F4F4F5"/>
+                    </w:rPr>
+                    <w:t xml:space="preserve">"data.txt"</w:t>
+                  </w:r>
+                  <w:r>
+                    <w:rPr>
+                      <w:rFonts w:ascii="Arial" w:cs="Arial" w:eastAsia="Arial" w:hAnsi="Arial"/>
+                      <w:sz w:val="21"/>
+                      <w:szCs w:val="21"/>
+                    </w:rPr>
+                    <w:t xml:space="preserve"> back. Display every line in it, one on each line. Then display the line </w:t>
+                  </w:r>
+                  <w:r>
+                    <w:rPr>
+                      <w:rFonts w:ascii="Consolas" w:cs="Consolas" w:eastAsia="Consolas" w:hAnsi="Consolas"/>
+                      <w:color w:val="15803D"/>
+                      <w:sz w:val="21"/>
+                      <w:szCs w:val="21"/>
+                      <w:shd w:fill="F4F4F5"/>
+                    </w:rPr>
+                    <w:t xml:space="preserve">"lines"</w:t>
+                  </w:r>
+                  <w:r>
+                    <w:rPr>
+                      <w:rFonts w:ascii="Arial" w:cs="Arial" w:eastAsia="Arial" w:hAnsi="Arial"/>
+                      <w:sz w:val="21"/>
+                      <w:szCs w:val="21"/>
+                    </w:rPr>
+                    <w:t xml:space="preserve"> [how many] on the last line.</w:t>
                   </w:r>
                 </w:p>
               </w:tc>
@@ -6797,7 +7265,25 @@
                       <w:sz w:val="21"/>
                       <w:szCs w:val="21"/>
                     </w:rPr>
-                    <w:t xml:space="preserve">Change the program so the lines log.txt already holds are kept.</w:t>
+                    <w:t xml:space="preserve">Change the program so the lines </w:t>
+                  </w:r>
+                  <w:r>
+                    <w:rPr>
+                      <w:rFonts w:ascii="Consolas" w:cs="Consolas" w:eastAsia="Consolas" w:hAnsi="Consolas"/>
+                      <w:color w:val="15803D"/>
+                      <w:sz w:val="21"/>
+                      <w:szCs w:val="21"/>
+                      <w:shd w:fill="F4F4F5"/>
+                    </w:rPr>
+                    <w:t xml:space="preserve">"log.txt"</w:t>
+                  </w:r>
+                  <w:r>
+                    <w:rPr>
+                      <w:rFonts w:ascii="Arial" w:cs="Arial" w:eastAsia="Arial" w:hAnsi="Arial"/>
+                      <w:sz w:val="21"/>
+                      <w:szCs w:val="21"/>
+                    </w:rPr>
+                    <w:t xml:space="preserve"> already holds are kept.</w:t>
                   </w:r>
                 </w:p>
               </w:tc>
@@ -7077,7 +7563,61 @@
                       <w:sz w:val="21"/>
                       <w:szCs w:val="21"/>
                     </w:rPr>
-                    <w:t xml:space="preserve">Ask the user for a word. Add that word to the end of the file log.txt, on a line of its own. Keep the lines log.txt already holds. Then read the whole of log.txt back. Display every line in it, one on each line.</w:t>
+                    <w:t xml:space="preserve">Ask the user for a word. Add that word to the end of the file </w:t>
+                  </w:r>
+                  <w:r>
+                    <w:rPr>
+                      <w:rFonts w:ascii="Consolas" w:cs="Consolas" w:eastAsia="Consolas" w:hAnsi="Consolas"/>
+                      <w:color w:val="15803D"/>
+                      <w:sz w:val="21"/>
+                      <w:szCs w:val="21"/>
+                      <w:shd w:fill="F4F4F5"/>
+                    </w:rPr>
+                    <w:t xml:space="preserve">"log.txt"</w:t>
+                  </w:r>
+                  <w:r>
+                    <w:rPr>
+                      <w:rFonts w:ascii="Arial" w:cs="Arial" w:eastAsia="Arial" w:hAnsi="Arial"/>
+                      <w:sz w:val="21"/>
+                      <w:szCs w:val="21"/>
+                    </w:rPr>
+                    <w:t xml:space="preserve">, on a line of its own. Keep the lines </w:t>
+                  </w:r>
+                  <w:r>
+                    <w:rPr>
+                      <w:rFonts w:ascii="Consolas" w:cs="Consolas" w:eastAsia="Consolas" w:hAnsi="Consolas"/>
+                      <w:color w:val="15803D"/>
+                      <w:sz w:val="21"/>
+                      <w:szCs w:val="21"/>
+                      <w:shd w:fill="F4F4F5"/>
+                    </w:rPr>
+                    <w:t xml:space="preserve">"log.txt"</w:t>
+                  </w:r>
+                  <w:r>
+                    <w:rPr>
+                      <w:rFonts w:ascii="Arial" w:cs="Arial" w:eastAsia="Arial" w:hAnsi="Arial"/>
+                      <w:sz w:val="21"/>
+                      <w:szCs w:val="21"/>
+                    </w:rPr>
+                    <w:t xml:space="preserve"> already holds. Then read the whole of </w:t>
+                  </w:r>
+                  <w:r>
+                    <w:rPr>
+                      <w:rFonts w:ascii="Consolas" w:cs="Consolas" w:eastAsia="Consolas" w:hAnsi="Consolas"/>
+                      <w:color w:val="15803D"/>
+                      <w:sz w:val="21"/>
+                      <w:szCs w:val="21"/>
+                      <w:shd w:fill="F4F4F5"/>
+                    </w:rPr>
+                    <w:t xml:space="preserve">"log.txt"</w:t>
+                  </w:r>
+                  <w:r>
+                    <w:rPr>
+                      <w:rFonts w:ascii="Arial" w:cs="Arial" w:eastAsia="Arial" w:hAnsi="Arial"/>
+                      <w:sz w:val="21"/>
+                      <w:szCs w:val="21"/>
+                    </w:rPr>
+                    <w:t xml:space="preserve"> back. Display every line in it, one on each line.</w:t>
                   </w:r>
                 </w:p>
               </w:tc>
@@ -7217,7 +7757,25 @@
                       <w:sz w:val="21"/>
                       <w:szCs w:val="21"/>
                     </w:rPr>
-                    <w:t xml:space="preserve">This program should display every line of log.txt, with the new word last. Find the mistake and put it right.</w:t>
+                    <w:t xml:space="preserve">This program should display every line of </w:t>
+                  </w:r>
+                  <w:r>
+                    <w:rPr>
+                      <w:rFonts w:ascii="Consolas" w:cs="Consolas" w:eastAsia="Consolas" w:hAnsi="Consolas"/>
+                      <w:color w:val="15803D"/>
+                      <w:sz w:val="21"/>
+                      <w:szCs w:val="21"/>
+                      <w:shd w:fill="F4F4F5"/>
+                    </w:rPr>
+                    <w:t xml:space="preserve">"log.txt"</w:t>
+                  </w:r>
+                  <w:r>
+                    <w:rPr>
+                      <w:rFonts w:ascii="Arial" w:cs="Arial" w:eastAsia="Arial" w:hAnsi="Arial"/>
+                      <w:sz w:val="21"/>
+                      <w:szCs w:val="21"/>
+                    </w:rPr>
+                    <w:t xml:space="preserve">, with the new word last. Find the mistake and put it right.</w:t>
                   </w:r>
                 </w:p>
               </w:tc>
@@ -7357,7 +7915,97 @@
                       <w:sz w:val="21"/>
                       <w:szCs w:val="21"/>
                     </w:rPr>
-                    <w:t xml:space="preserve">Ask the user for a word. Add that word to the end of the file log.txt, on a line of its own. Keep the lines log.txt already holds. Then read log.txt back. Display the line latest [the last line of the file]. Then display the line total [how many lines there are] on the next line.</w:t>
+                    <w:t xml:space="preserve">Ask the user for a word. Add that word to the end of the file </w:t>
+                  </w:r>
+                  <w:r>
+                    <w:rPr>
+                      <w:rFonts w:ascii="Consolas" w:cs="Consolas" w:eastAsia="Consolas" w:hAnsi="Consolas"/>
+                      <w:color w:val="15803D"/>
+                      <w:sz w:val="21"/>
+                      <w:szCs w:val="21"/>
+                      <w:shd w:fill="F4F4F5"/>
+                    </w:rPr>
+                    <w:t xml:space="preserve">"log.txt"</w:t>
+                  </w:r>
+                  <w:r>
+                    <w:rPr>
+                      <w:rFonts w:ascii="Arial" w:cs="Arial" w:eastAsia="Arial" w:hAnsi="Arial"/>
+                      <w:sz w:val="21"/>
+                      <w:szCs w:val="21"/>
+                    </w:rPr>
+                    <w:t xml:space="preserve">, on a line of its own. Keep the lines </w:t>
+                  </w:r>
+                  <w:r>
+                    <w:rPr>
+                      <w:rFonts w:ascii="Consolas" w:cs="Consolas" w:eastAsia="Consolas" w:hAnsi="Consolas"/>
+                      <w:color w:val="15803D"/>
+                      <w:sz w:val="21"/>
+                      <w:szCs w:val="21"/>
+                      <w:shd w:fill="F4F4F5"/>
+                    </w:rPr>
+                    <w:t xml:space="preserve">"log.txt"</w:t>
+                  </w:r>
+                  <w:r>
+                    <w:rPr>
+                      <w:rFonts w:ascii="Arial" w:cs="Arial" w:eastAsia="Arial" w:hAnsi="Arial"/>
+                      <w:sz w:val="21"/>
+                      <w:szCs w:val="21"/>
+                    </w:rPr>
+                    <w:t xml:space="preserve"> already holds. Then read </w:t>
+                  </w:r>
+                  <w:r>
+                    <w:rPr>
+                      <w:rFonts w:ascii="Consolas" w:cs="Consolas" w:eastAsia="Consolas" w:hAnsi="Consolas"/>
+                      <w:color w:val="15803D"/>
+                      <w:sz w:val="21"/>
+                      <w:szCs w:val="21"/>
+                      <w:shd w:fill="F4F4F5"/>
+                    </w:rPr>
+                    <w:t xml:space="preserve">"log.txt"</w:t>
+                  </w:r>
+                  <w:r>
+                    <w:rPr>
+                      <w:rFonts w:ascii="Arial" w:cs="Arial" w:eastAsia="Arial" w:hAnsi="Arial"/>
+                      <w:sz w:val="21"/>
+                      <w:szCs w:val="21"/>
+                    </w:rPr>
+                    <w:t xml:space="preserve"> back. Display the line </w:t>
+                  </w:r>
+                  <w:r>
+                    <w:rPr>
+                      <w:rFonts w:ascii="Consolas" w:cs="Consolas" w:eastAsia="Consolas" w:hAnsi="Consolas"/>
+                      <w:color w:val="15803D"/>
+                      <w:sz w:val="21"/>
+                      <w:szCs w:val="21"/>
+                      <w:shd w:fill="F4F4F5"/>
+                    </w:rPr>
+                    <w:t xml:space="preserve">"latest"</w:t>
+                  </w:r>
+                  <w:r>
+                    <w:rPr>
+                      <w:rFonts w:ascii="Arial" w:cs="Arial" w:eastAsia="Arial" w:hAnsi="Arial"/>
+                      <w:sz w:val="21"/>
+                      <w:szCs w:val="21"/>
+                    </w:rPr>
+                    <w:t xml:space="preserve"> [the last line of the file]. Then display the line </w:t>
+                  </w:r>
+                  <w:r>
+                    <w:rPr>
+                      <w:rFonts w:ascii="Consolas" w:cs="Consolas" w:eastAsia="Consolas" w:hAnsi="Consolas"/>
+                      <w:color w:val="15803D"/>
+                      <w:sz w:val="21"/>
+                      <w:szCs w:val="21"/>
+                      <w:shd w:fill="F4F4F5"/>
+                    </w:rPr>
+                    <w:t xml:space="preserve">"total"</w:t>
+                  </w:r>
+                  <w:r>
+                    <w:rPr>
+                      <w:rFonts w:ascii="Arial" w:cs="Arial" w:eastAsia="Arial" w:hAnsi="Arial"/>
+                      <w:sz w:val="21"/>
+                      <w:szCs w:val="21"/>
+                    </w:rPr>
+                    <w:t xml:space="preserve"> [how many lines there are] on the next line.</w:t>
                   </w:r>
                 </w:p>
               </w:tc>
@@ -8660,7 +9308,61 @@
                       <w:sz w:val="21"/>
                       <w:szCs w:val="21"/>
                     </w:rPr>
-                    <w:t xml:space="preserve">A file called data.txt is already there, holding one word,number record per line, and it may be empty. Read data.txt. Display one line for each record, in the form [word] [number]. Display none instead, on a line of its own, when the file holds no records.</w:t>
+                    <w:t xml:space="preserve">A file called </w:t>
+                  </w:r>
+                  <w:r>
+                    <w:rPr>
+                      <w:rFonts w:ascii="Consolas" w:cs="Consolas" w:eastAsia="Consolas" w:hAnsi="Consolas"/>
+                      <w:color w:val="15803D"/>
+                      <w:sz w:val="21"/>
+                      <w:szCs w:val="21"/>
+                      <w:shd w:fill="F4F4F5"/>
+                    </w:rPr>
+                    <w:t xml:space="preserve">"data.txt"</w:t>
+                  </w:r>
+                  <w:r>
+                    <w:rPr>
+                      <w:rFonts w:ascii="Arial" w:cs="Arial" w:eastAsia="Arial" w:hAnsi="Arial"/>
+                      <w:sz w:val="21"/>
+                      <w:szCs w:val="21"/>
+                    </w:rPr>
+                    <w:t xml:space="preserve"> is already there, holding one word,number record per line, and it may be empty. Read </w:t>
+                  </w:r>
+                  <w:r>
+                    <w:rPr>
+                      <w:rFonts w:ascii="Consolas" w:cs="Consolas" w:eastAsia="Consolas" w:hAnsi="Consolas"/>
+                      <w:color w:val="15803D"/>
+                      <w:sz w:val="21"/>
+                      <w:szCs w:val="21"/>
+                      <w:shd w:fill="F4F4F5"/>
+                    </w:rPr>
+                    <w:t xml:space="preserve">"data.txt"</w:t>
+                  </w:r>
+                  <w:r>
+                    <w:rPr>
+                      <w:rFonts w:ascii="Arial" w:cs="Arial" w:eastAsia="Arial" w:hAnsi="Arial"/>
+                      <w:sz w:val="21"/>
+                      <w:szCs w:val="21"/>
+                    </w:rPr>
+                    <w:t xml:space="preserve">. Display one line for each record, in the form [word] [number]. Display </w:t>
+                  </w:r>
+                  <w:r>
+                    <w:rPr>
+                      <w:rFonts w:ascii="Consolas" w:cs="Consolas" w:eastAsia="Consolas" w:hAnsi="Consolas"/>
+                      <w:color w:val="15803D"/>
+                      <w:sz w:val="21"/>
+                      <w:szCs w:val="21"/>
+                      <w:shd w:fill="F4F4F5"/>
+                    </w:rPr>
+                    <w:t xml:space="preserve">"none"</w:t>
+                  </w:r>
+                  <w:r>
+                    <w:rPr>
+                      <w:rFonts w:ascii="Arial" w:cs="Arial" w:eastAsia="Arial" w:hAnsi="Arial"/>
+                      <w:sz w:val="21"/>
+                      <w:szCs w:val="21"/>
+                    </w:rPr>
+                    <w:t xml:space="preserve"> instead, on a line of its own, when the file holds no records.</w:t>
                   </w:r>
                 </w:p>
               </w:tc>
@@ -8940,7 +9642,79 @@
                       <w:sz w:val="21"/>
                       <w:szCs w:val="21"/>
                     </w:rPr>
-                    <w:t xml:space="preserve">Ask the user for a word to find. The file data.txt is already there, holding one word,number record per line. Look at every record in data.txt. Display the line [word] is [its number] when a record matches. Display no record instead when none matches. Then display the line checked [how many records you looked at] on the next line.</w:t>
+                    <w:t xml:space="preserve">Ask the user for a word to find. The file </w:t>
+                  </w:r>
+                  <w:r>
+                    <w:rPr>
+                      <w:rFonts w:ascii="Consolas" w:cs="Consolas" w:eastAsia="Consolas" w:hAnsi="Consolas"/>
+                      <w:color w:val="15803D"/>
+                      <w:sz w:val="21"/>
+                      <w:szCs w:val="21"/>
+                      <w:shd w:fill="F4F4F5"/>
+                    </w:rPr>
+                    <w:t xml:space="preserve">"data.txt"</w:t>
+                  </w:r>
+                  <w:r>
+                    <w:rPr>
+                      <w:rFonts w:ascii="Arial" w:cs="Arial" w:eastAsia="Arial" w:hAnsi="Arial"/>
+                      <w:sz w:val="21"/>
+                      <w:szCs w:val="21"/>
+                    </w:rPr>
+                    <w:t xml:space="preserve"> is already there, holding one word,number record per line. Look at every record in </w:t>
+                  </w:r>
+                  <w:r>
+                    <w:rPr>
+                      <w:rFonts w:ascii="Consolas" w:cs="Consolas" w:eastAsia="Consolas" w:hAnsi="Consolas"/>
+                      <w:color w:val="15803D"/>
+                      <w:sz w:val="21"/>
+                      <w:szCs w:val="21"/>
+                      <w:shd w:fill="F4F4F5"/>
+                    </w:rPr>
+                    <w:t xml:space="preserve">"data.txt"</w:t>
+                  </w:r>
+                  <w:r>
+                    <w:rPr>
+                      <w:rFonts w:ascii="Arial" w:cs="Arial" w:eastAsia="Arial" w:hAnsi="Arial"/>
+                      <w:sz w:val="21"/>
+                      <w:szCs w:val="21"/>
+                    </w:rPr>
+                    <w:t xml:space="preserve">. Display the line [word] is [its number] when a record matches. Display </w:t>
+                  </w:r>
+                  <w:r>
+                    <w:rPr>
+                      <w:rFonts w:ascii="Consolas" w:cs="Consolas" w:eastAsia="Consolas" w:hAnsi="Consolas"/>
+                      <w:color w:val="15803D"/>
+                      <w:sz w:val="21"/>
+                      <w:szCs w:val="21"/>
+                      <w:shd w:fill="F4F4F5"/>
+                    </w:rPr>
+                    <w:t xml:space="preserve">"no record"</w:t>
+                  </w:r>
+                  <w:r>
+                    <w:rPr>
+                      <w:rFonts w:ascii="Arial" w:cs="Arial" w:eastAsia="Arial" w:hAnsi="Arial"/>
+                      <w:sz w:val="21"/>
+                      <w:szCs w:val="21"/>
+                    </w:rPr>
+                    <w:t xml:space="preserve"> instead when none matches. Then display the line </w:t>
+                  </w:r>
+                  <w:r>
+                    <w:rPr>
+                      <w:rFonts w:ascii="Consolas" w:cs="Consolas" w:eastAsia="Consolas" w:hAnsi="Consolas"/>
+                      <w:color w:val="15803D"/>
+                      <w:sz w:val="21"/>
+                      <w:szCs w:val="21"/>
+                      <w:shd w:fill="F4F4F5"/>
+                    </w:rPr>
+                    <w:t xml:space="preserve">"checked"</w:t>
+                  </w:r>
+                  <w:r>
+                    <w:rPr>
+                      <w:rFonts w:ascii="Arial" w:cs="Arial" w:eastAsia="Arial" w:hAnsi="Arial"/>
+                      <w:sz w:val="21"/>
+                      <w:szCs w:val="21"/>
+                    </w:rPr>
+                    <w:t xml:space="preserve"> [how many records you looked at] on the next line.</w:t>
                   </w:r>
                 </w:p>
               </w:tc>
@@ -9963,7 +10737,43 @@
                       <w:sz w:val="21"/>
                       <w:szCs w:val="21"/>
                     </w:rPr>
-                    <w:t xml:space="preserve">Finish the program so only the records with a number above 50 are written into picked.txt.</w:t>
+                    <w:t xml:space="preserve">Finish the program so only the records with a number above </w:t>
+                  </w:r>
+                  <w:r>
+                    <w:rPr>
+                      <w:rFonts w:ascii="Consolas" w:cs="Consolas" w:eastAsia="Consolas" w:hAnsi="Consolas"/>
+                      <w:color w:val="9A3412"/>
+                      <w:sz w:val="21"/>
+                      <w:szCs w:val="21"/>
+                      <w:shd w:fill="F4F4F5"/>
+                    </w:rPr>
+                    <w:t xml:space="preserve">50</w:t>
+                  </w:r>
+                  <w:r>
+                    <w:rPr>
+                      <w:rFonts w:ascii="Arial" w:cs="Arial" w:eastAsia="Arial" w:hAnsi="Arial"/>
+                      <w:sz w:val="21"/>
+                      <w:szCs w:val="21"/>
+                    </w:rPr>
+                    <w:t xml:space="preserve"> are written into </w:t>
+                  </w:r>
+                  <w:r>
+                    <w:rPr>
+                      <w:rFonts w:ascii="Consolas" w:cs="Consolas" w:eastAsia="Consolas" w:hAnsi="Consolas"/>
+                      <w:color w:val="15803D"/>
+                      <w:sz w:val="21"/>
+                      <w:szCs w:val="21"/>
+                      <w:shd w:fill="F4F4F5"/>
+                    </w:rPr>
+                    <w:t xml:space="preserve">"picked.txt"</w:t>
+                  </w:r>
+                  <w:r>
+                    <w:rPr>
+                      <w:rFonts w:ascii="Arial" w:cs="Arial" w:eastAsia="Arial" w:hAnsi="Arial"/>
+                      <w:sz w:val="21"/>
+                      <w:szCs w:val="21"/>
+                    </w:rPr>
+                    <w:t xml:space="preserve">.</w:t>
                   </w:r>
                 </w:p>
               </w:tc>
@@ -10103,7 +10913,151 @@
                       <w:sz w:val="21"/>
                       <w:szCs w:val="21"/>
                     </w:rPr>
-                    <w:t xml:space="preserve">A file called data.txt is already there, holding one word,first,second record per line, and it may be empty. Read data.txt. Make a file called out.txt. Write a line of [word] [the first number times the second] into out.txt for each record. Then write the line total [all those values added up] into out.txt last. Close out.txt. Then read out.txt back and display the whole of it.</w:t>
+                    <w:t xml:space="preserve">A file called </w:t>
+                  </w:r>
+                  <w:r>
+                    <w:rPr>
+                      <w:rFonts w:ascii="Consolas" w:cs="Consolas" w:eastAsia="Consolas" w:hAnsi="Consolas"/>
+                      <w:color w:val="15803D"/>
+                      <w:sz w:val="21"/>
+                      <w:szCs w:val="21"/>
+                      <w:shd w:fill="F4F4F5"/>
+                    </w:rPr>
+                    <w:t xml:space="preserve">"data.txt"</w:t>
+                  </w:r>
+                  <w:r>
+                    <w:rPr>
+                      <w:rFonts w:ascii="Arial" w:cs="Arial" w:eastAsia="Arial" w:hAnsi="Arial"/>
+                      <w:sz w:val="21"/>
+                      <w:szCs w:val="21"/>
+                    </w:rPr>
+                    <w:t xml:space="preserve"> is already there, holding one word,first,second record per line, and it may be empty. Read </w:t>
+                  </w:r>
+                  <w:r>
+                    <w:rPr>
+                      <w:rFonts w:ascii="Consolas" w:cs="Consolas" w:eastAsia="Consolas" w:hAnsi="Consolas"/>
+                      <w:color w:val="15803D"/>
+                      <w:sz w:val="21"/>
+                      <w:szCs w:val="21"/>
+                      <w:shd w:fill="F4F4F5"/>
+                    </w:rPr>
+                    <w:t xml:space="preserve">"data.txt"</w:t>
+                  </w:r>
+                  <w:r>
+                    <w:rPr>
+                      <w:rFonts w:ascii="Arial" w:cs="Arial" w:eastAsia="Arial" w:hAnsi="Arial"/>
+                      <w:sz w:val="21"/>
+                      <w:szCs w:val="21"/>
+                    </w:rPr>
+                    <w:t xml:space="preserve">. Make a file called </w:t>
+                  </w:r>
+                  <w:r>
+                    <w:rPr>
+                      <w:rFonts w:ascii="Consolas" w:cs="Consolas" w:eastAsia="Consolas" w:hAnsi="Consolas"/>
+                      <w:color w:val="15803D"/>
+                      <w:sz w:val="21"/>
+                      <w:szCs w:val="21"/>
+                      <w:shd w:fill="F4F4F5"/>
+                    </w:rPr>
+                    <w:t xml:space="preserve">"out.txt"</w:t>
+                  </w:r>
+                  <w:r>
+                    <w:rPr>
+                      <w:rFonts w:ascii="Arial" w:cs="Arial" w:eastAsia="Arial" w:hAnsi="Arial"/>
+                      <w:sz w:val="21"/>
+                      <w:szCs w:val="21"/>
+                    </w:rPr>
+                    <w:t xml:space="preserve">. Write a line of [word] [the first number times the second] into </w:t>
+                  </w:r>
+                  <w:r>
+                    <w:rPr>
+                      <w:rFonts w:ascii="Consolas" w:cs="Consolas" w:eastAsia="Consolas" w:hAnsi="Consolas"/>
+                      <w:color w:val="15803D"/>
+                      <w:sz w:val="21"/>
+                      <w:szCs w:val="21"/>
+                      <w:shd w:fill="F4F4F5"/>
+                    </w:rPr>
+                    <w:t xml:space="preserve">"out.txt"</w:t>
+                  </w:r>
+                  <w:r>
+                    <w:rPr>
+                      <w:rFonts w:ascii="Arial" w:cs="Arial" w:eastAsia="Arial" w:hAnsi="Arial"/>
+                      <w:sz w:val="21"/>
+                      <w:szCs w:val="21"/>
+                    </w:rPr>
+                    <w:t xml:space="preserve"> for each record. Then write the line </w:t>
+                  </w:r>
+                  <w:r>
+                    <w:rPr>
+                      <w:rFonts w:ascii="Consolas" w:cs="Consolas" w:eastAsia="Consolas" w:hAnsi="Consolas"/>
+                      <w:color w:val="15803D"/>
+                      <w:sz w:val="21"/>
+                      <w:szCs w:val="21"/>
+                      <w:shd w:fill="F4F4F5"/>
+                    </w:rPr>
+                    <w:t xml:space="preserve">"total "</w:t>
+                  </w:r>
+                  <w:r>
+                    <w:rPr>
+                      <w:rFonts w:ascii="Arial" w:cs="Arial" w:eastAsia="Arial" w:hAnsi="Arial"/>
+                      <w:sz w:val="21"/>
+                      <w:szCs w:val="21"/>
+                    </w:rPr>
+                    <w:t xml:space="preserve">[all those values added up] into </w:t>
+                  </w:r>
+                  <w:r>
+                    <w:rPr>
+                      <w:rFonts w:ascii="Consolas" w:cs="Consolas" w:eastAsia="Consolas" w:hAnsi="Consolas"/>
+                      <w:color w:val="15803D"/>
+                      <w:sz w:val="21"/>
+                      <w:szCs w:val="21"/>
+                      <w:shd w:fill="F4F4F5"/>
+                    </w:rPr>
+                    <w:t xml:space="preserve">"out.txt"</w:t>
+                  </w:r>
+                  <w:r>
+                    <w:rPr>
+                      <w:rFonts w:ascii="Arial" w:cs="Arial" w:eastAsia="Arial" w:hAnsi="Arial"/>
+                      <w:sz w:val="21"/>
+                      <w:szCs w:val="21"/>
+                    </w:rPr>
+                    <w:t xml:space="preserve"> last. Close </w:t>
+                  </w:r>
+                  <w:r>
+                    <w:rPr>
+                      <w:rFonts w:ascii="Consolas" w:cs="Consolas" w:eastAsia="Consolas" w:hAnsi="Consolas"/>
+                      <w:color w:val="15803D"/>
+                      <w:sz w:val="21"/>
+                      <w:szCs w:val="21"/>
+                      <w:shd w:fill="F4F4F5"/>
+                    </w:rPr>
+                    <w:t xml:space="preserve">"out.txt"</w:t>
+                  </w:r>
+                  <w:r>
+                    <w:rPr>
+                      <w:rFonts w:ascii="Arial" w:cs="Arial" w:eastAsia="Arial" w:hAnsi="Arial"/>
+                      <w:sz w:val="21"/>
+                      <w:szCs w:val="21"/>
+                    </w:rPr>
+                    <w:t xml:space="preserve">. Then read </w:t>
+                  </w:r>
+                  <w:r>
+                    <w:rPr>
+                      <w:rFonts w:ascii="Consolas" w:cs="Consolas" w:eastAsia="Consolas" w:hAnsi="Consolas"/>
+                      <w:color w:val="15803D"/>
+                      <w:sz w:val="21"/>
+                      <w:szCs w:val="21"/>
+                      <w:shd w:fill="F4F4F5"/>
+                    </w:rPr>
+                    <w:t xml:space="preserve">"out.txt"</w:t>
+                  </w:r>
+                  <w:r>
+                    <w:rPr>
+                      <w:rFonts w:ascii="Arial" w:cs="Arial" w:eastAsia="Arial" w:hAnsi="Arial"/>
+                      <w:sz w:val="21"/>
+                      <w:szCs w:val="21"/>
+                    </w:rPr>
+                    <w:t xml:space="preserve"> back and display the whole of it.</w:t>
                   </w:r>
                 </w:p>
               </w:tc>
@@ -10243,7 +11197,133 @@
                       <w:sz w:val="21"/>
                       <w:szCs w:val="21"/>
                     </w:rPr>
-                    <w:t xml:space="preserve">Ask the user for a limit as a whole number. The file data.txt is already there, holding one word,number record per line. Read data.txt. Make a file called picked.txt. Write a line of [word] [number] into picked.txt for each record whose number is above the limit. Close picked.txt. Then read picked.txt back. Display every line in it, one on each line. Then display the line picked [how many] on the last line.</w:t>
+                    <w:t xml:space="preserve">Ask the user for a limit as a whole number. The file </w:t>
+                  </w:r>
+                  <w:r>
+                    <w:rPr>
+                      <w:rFonts w:ascii="Consolas" w:cs="Consolas" w:eastAsia="Consolas" w:hAnsi="Consolas"/>
+                      <w:color w:val="15803D"/>
+                      <w:sz w:val="21"/>
+                      <w:szCs w:val="21"/>
+                      <w:shd w:fill="F4F4F5"/>
+                    </w:rPr>
+                    <w:t xml:space="preserve">"data.txt"</w:t>
+                  </w:r>
+                  <w:r>
+                    <w:rPr>
+                      <w:rFonts w:ascii="Arial" w:cs="Arial" w:eastAsia="Arial" w:hAnsi="Arial"/>
+                      <w:sz w:val="21"/>
+                      <w:szCs w:val="21"/>
+                    </w:rPr>
+                    <w:t xml:space="preserve"> is already there, holding one word,number record per line. Read </w:t>
+                  </w:r>
+                  <w:r>
+                    <w:rPr>
+                      <w:rFonts w:ascii="Consolas" w:cs="Consolas" w:eastAsia="Consolas" w:hAnsi="Consolas"/>
+                      <w:color w:val="15803D"/>
+                      <w:sz w:val="21"/>
+                      <w:szCs w:val="21"/>
+                      <w:shd w:fill="F4F4F5"/>
+                    </w:rPr>
+                    <w:t xml:space="preserve">"data.txt"</w:t>
+                  </w:r>
+                  <w:r>
+                    <w:rPr>
+                      <w:rFonts w:ascii="Arial" w:cs="Arial" w:eastAsia="Arial" w:hAnsi="Arial"/>
+                      <w:sz w:val="21"/>
+                      <w:szCs w:val="21"/>
+                    </w:rPr>
+                    <w:t xml:space="preserve">. Make a file called </w:t>
+                  </w:r>
+                  <w:r>
+                    <w:rPr>
+                      <w:rFonts w:ascii="Consolas" w:cs="Consolas" w:eastAsia="Consolas" w:hAnsi="Consolas"/>
+                      <w:color w:val="15803D"/>
+                      <w:sz w:val="21"/>
+                      <w:szCs w:val="21"/>
+                      <w:shd w:fill="F4F4F5"/>
+                    </w:rPr>
+                    <w:t xml:space="preserve">"picked.txt"</w:t>
+                  </w:r>
+                  <w:r>
+                    <w:rPr>
+                      <w:rFonts w:ascii="Arial" w:cs="Arial" w:eastAsia="Arial" w:hAnsi="Arial"/>
+                      <w:sz w:val="21"/>
+                      <w:szCs w:val="21"/>
+                    </w:rPr>
+                    <w:t xml:space="preserve">. Write a line of [word] [number] into </w:t>
+                  </w:r>
+                  <w:r>
+                    <w:rPr>
+                      <w:rFonts w:ascii="Consolas" w:cs="Consolas" w:eastAsia="Consolas" w:hAnsi="Consolas"/>
+                      <w:color w:val="15803D"/>
+                      <w:sz w:val="21"/>
+                      <w:szCs w:val="21"/>
+                      <w:shd w:fill="F4F4F5"/>
+                    </w:rPr>
+                    <w:t xml:space="preserve">"picked.txt"</w:t>
+                  </w:r>
+                  <w:r>
+                    <w:rPr>
+                      <w:rFonts w:ascii="Arial" w:cs="Arial" w:eastAsia="Arial" w:hAnsi="Arial"/>
+                      <w:sz w:val="21"/>
+                      <w:szCs w:val="21"/>
+                    </w:rPr>
+                    <w:t xml:space="preserve"> for each record whose number is above the limit. Close </w:t>
+                  </w:r>
+                  <w:r>
+                    <w:rPr>
+                      <w:rFonts w:ascii="Consolas" w:cs="Consolas" w:eastAsia="Consolas" w:hAnsi="Consolas"/>
+                      <w:color w:val="15803D"/>
+                      <w:sz w:val="21"/>
+                      <w:szCs w:val="21"/>
+                      <w:shd w:fill="F4F4F5"/>
+                    </w:rPr>
+                    <w:t xml:space="preserve">"picked.txt"</w:t>
+                  </w:r>
+                  <w:r>
+                    <w:rPr>
+                      <w:rFonts w:ascii="Arial" w:cs="Arial" w:eastAsia="Arial" w:hAnsi="Arial"/>
+                      <w:sz w:val="21"/>
+                      <w:szCs w:val="21"/>
+                    </w:rPr>
+                    <w:t xml:space="preserve">. Then read </w:t>
+                  </w:r>
+                  <w:r>
+                    <w:rPr>
+                      <w:rFonts w:ascii="Consolas" w:cs="Consolas" w:eastAsia="Consolas" w:hAnsi="Consolas"/>
+                      <w:color w:val="15803D"/>
+                      <w:sz w:val="21"/>
+                      <w:szCs w:val="21"/>
+                      <w:shd w:fill="F4F4F5"/>
+                    </w:rPr>
+                    <w:t xml:space="preserve">"picked.txt"</w:t>
+                  </w:r>
+                  <w:r>
+                    <w:rPr>
+                      <w:rFonts w:ascii="Arial" w:cs="Arial" w:eastAsia="Arial" w:hAnsi="Arial"/>
+                      <w:sz w:val="21"/>
+                      <w:szCs w:val="21"/>
+                    </w:rPr>
+                    <w:t xml:space="preserve"> back. Display every line in it, one on each line. Then display the line </w:t>
+                  </w:r>
+                  <w:r>
+                    <w:rPr>
+                      <w:rFonts w:ascii="Consolas" w:cs="Consolas" w:eastAsia="Consolas" w:hAnsi="Consolas"/>
+                      <w:color w:val="15803D"/>
+                      <w:sz w:val="21"/>
+                      <w:szCs w:val="21"/>
+                      <w:shd w:fill="F4F4F5"/>
+                    </w:rPr>
+                    <w:t xml:space="preserve">"picked"</w:t>
+                  </w:r>
+                  <w:r>
+                    <w:rPr>
+                      <w:rFonts w:ascii="Arial" w:cs="Arial" w:eastAsia="Arial" w:hAnsi="Arial"/>
+                      <w:sz w:val="21"/>
+                      <w:szCs w:val="21"/>
+                    </w:rPr>
+                    <w:t xml:space="preserve"> [how many] on the last line.</w:t>
                   </w:r>
                 </w:p>
               </w:tc>
@@ -10383,7 +11463,25 @@
                       <w:sz w:val="21"/>
                       <w:szCs w:val="21"/>
                     </w:rPr>
-                    <w:t xml:space="preserve">This program should display every line of out.txt. Find the mistake and put it right.</w:t>
+                    <w:t xml:space="preserve">This program should display every line of </w:t>
+                  </w:r>
+                  <w:r>
+                    <w:rPr>
+                      <w:rFonts w:ascii="Consolas" w:cs="Consolas" w:eastAsia="Consolas" w:hAnsi="Consolas"/>
+                      <w:color w:val="15803D"/>
+                      <w:sz w:val="21"/>
+                      <w:szCs w:val="21"/>
+                      <w:shd w:fill="F4F4F5"/>
+                    </w:rPr>
+                    <w:t xml:space="preserve">"out.txt"</w:t>
+                  </w:r>
+                  <w:r>
+                    <w:rPr>
+                      <w:rFonts w:ascii="Arial" w:cs="Arial" w:eastAsia="Arial" w:hAnsi="Arial"/>
+                      <w:sz w:val="21"/>
+                      <w:szCs w:val="21"/>
+                    </w:rPr>
+                    <w:t xml:space="preserve">. Find the mistake and put it right.</w:t>
                   </w:r>
                 </w:p>
               </w:tc>
@@ -10523,7 +11621,97 @@
                       <w:sz w:val="21"/>
                       <w:szCs w:val="21"/>
                     </w:rPr>
-                    <w:t xml:space="preserve">Ask the user for a word. Then ask for a whole number. Add the record [word],[number] to the end of the file log.txt, on a line of its own. Keep the records log.txt already holds. Then read log.txt back. Display the line records [how many records there are]. Then display the line total [every number added up] on the next line.</w:t>
+                    <w:t xml:space="preserve">Ask the user for a word. Then ask for a whole number. Add the record [word],[number] to the end of the file </w:t>
+                  </w:r>
+                  <w:r>
+                    <w:rPr>
+                      <w:rFonts w:ascii="Consolas" w:cs="Consolas" w:eastAsia="Consolas" w:hAnsi="Consolas"/>
+                      <w:color w:val="15803D"/>
+                      <w:sz w:val="21"/>
+                      <w:szCs w:val="21"/>
+                      <w:shd w:fill="F4F4F5"/>
+                    </w:rPr>
+                    <w:t xml:space="preserve">"log.txt"</w:t>
+                  </w:r>
+                  <w:r>
+                    <w:rPr>
+                      <w:rFonts w:ascii="Arial" w:cs="Arial" w:eastAsia="Arial" w:hAnsi="Arial"/>
+                      <w:sz w:val="21"/>
+                      <w:szCs w:val="21"/>
+                    </w:rPr>
+                    <w:t xml:space="preserve">, on a line of its own. Keep the records </w:t>
+                  </w:r>
+                  <w:r>
+                    <w:rPr>
+                      <w:rFonts w:ascii="Consolas" w:cs="Consolas" w:eastAsia="Consolas" w:hAnsi="Consolas"/>
+                      <w:color w:val="15803D"/>
+                      <w:sz w:val="21"/>
+                      <w:szCs w:val="21"/>
+                      <w:shd w:fill="F4F4F5"/>
+                    </w:rPr>
+                    <w:t xml:space="preserve">"log.txt"</w:t>
+                  </w:r>
+                  <w:r>
+                    <w:rPr>
+                      <w:rFonts w:ascii="Arial" w:cs="Arial" w:eastAsia="Arial" w:hAnsi="Arial"/>
+                      <w:sz w:val="21"/>
+                      <w:szCs w:val="21"/>
+                    </w:rPr>
+                    <w:t xml:space="preserve"> already holds. Then read </w:t>
+                  </w:r>
+                  <w:r>
+                    <w:rPr>
+                      <w:rFonts w:ascii="Consolas" w:cs="Consolas" w:eastAsia="Consolas" w:hAnsi="Consolas"/>
+                      <w:color w:val="15803D"/>
+                      <w:sz w:val="21"/>
+                      <w:szCs w:val="21"/>
+                      <w:shd w:fill="F4F4F5"/>
+                    </w:rPr>
+                    <w:t xml:space="preserve">"log.txt"</w:t>
+                  </w:r>
+                  <w:r>
+                    <w:rPr>
+                      <w:rFonts w:ascii="Arial" w:cs="Arial" w:eastAsia="Arial" w:hAnsi="Arial"/>
+                      <w:sz w:val="21"/>
+                      <w:szCs w:val="21"/>
+                    </w:rPr>
+                    <w:t xml:space="preserve"> back. Display the line </w:t>
+                  </w:r>
+                  <w:r>
+                    <w:rPr>
+                      <w:rFonts w:ascii="Consolas" w:cs="Consolas" w:eastAsia="Consolas" w:hAnsi="Consolas"/>
+                      <w:color w:val="15803D"/>
+                      <w:sz w:val="21"/>
+                      <w:szCs w:val="21"/>
+                      <w:shd w:fill="F4F4F5"/>
+                    </w:rPr>
+                    <w:t xml:space="preserve">"records"</w:t>
+                  </w:r>
+                  <w:r>
+                    <w:rPr>
+                      <w:rFonts w:ascii="Arial" w:cs="Arial" w:eastAsia="Arial" w:hAnsi="Arial"/>
+                      <w:sz w:val="21"/>
+                      <w:szCs w:val="21"/>
+                    </w:rPr>
+                    <w:t xml:space="preserve"> [how many records there are]. Then display the line </w:t>
+                  </w:r>
+                  <w:r>
+                    <w:rPr>
+                      <w:rFonts w:ascii="Consolas" w:cs="Consolas" w:eastAsia="Consolas" w:hAnsi="Consolas"/>
+                      <w:color w:val="15803D"/>
+                      <w:sz w:val="21"/>
+                      <w:szCs w:val="21"/>
+                      <w:shd w:fill="F4F4F5"/>
+                    </w:rPr>
+                    <w:t xml:space="preserve">"total"</w:t>
+                  </w:r>
+                  <w:r>
+                    <w:rPr>
+                      <w:rFonts w:ascii="Arial" w:cs="Arial" w:eastAsia="Arial" w:hAnsi="Arial"/>
+                      <w:sz w:val="21"/>
+                      <w:szCs w:val="21"/>
+                    </w:rPr>
+                    <w:t xml:space="preserve"> [every number added up] on the next line.</w:t>
                   </w:r>
                 </w:p>
               </w:tc>

--- a/worksheets/PR_L10_FileHandling_Worksheet.docx
+++ b/worksheets/PR_L10_FileHandling_Worksheet.docx
@@ -13137,7 +13137,63 @@
                 <w:sz w:val="21"/>
                 <w:szCs w:val="21"/>
               </w:rPr>
-              <w:t xml:space="preserve">a)  Every line read from a file is measured with len(), and each answer comes out one character bigger than expected. Name the character being counted, and write the line that removes it.  </w:t>
+              <w:t xml:space="preserve">a)  </w:t>
+            </w:r>
+            <w:r>
+              <w:rPr>
+                <w:rFonts w:ascii="Arial" w:cs="Arial" w:eastAsia="Arial" w:hAnsi="Arial"/>
+                <w:b/>
+                <w:bCs/>
+                <w:sz w:val="21"/>
+                <w:szCs w:val="21"/>
+              </w:rPr>
+              <w:t xml:space="preserve">Every line read from a file is measured with </w:t>
+            </w:r>
+            <w:r>
+              <w:rPr>
+                <w:rFonts w:ascii="Consolas" w:cs="Consolas" w:eastAsia="Consolas" w:hAnsi="Consolas"/>
+                <w:b/>
+                <w:bCs/>
+                <w:color w:val="1D4ED8"/>
+                <w:sz w:val="21"/>
+                <w:szCs w:val="21"/>
+                <w:shd w:fill="F4F4F5"/>
+              </w:rPr>
+              <w:t xml:space="preserve">len</w:t>
+            </w:r>
+            <w:r>
+              <w:rPr>
+                <w:rFonts w:ascii="Consolas" w:cs="Consolas" w:eastAsia="Consolas" w:hAnsi="Consolas"/>
+                <w:b/>
+                <w:bCs/>
+                <w:color w:val="3F3F46"/>
+                <w:sz w:val="21"/>
+                <w:szCs w:val="21"/>
+                <w:shd w:fill="F4F4F5"/>
+              </w:rPr>
+              <w:t xml:space="preserve">(</w:t>
+            </w:r>
+            <w:r>
+              <w:rPr>
+                <w:rFonts w:ascii="Consolas" w:cs="Consolas" w:eastAsia="Consolas" w:hAnsi="Consolas"/>
+                <w:b/>
+                <w:bCs/>
+                <w:color w:val="3F3F46"/>
+                <w:sz w:val="21"/>
+                <w:szCs w:val="21"/>
+                <w:shd w:fill="F4F4F5"/>
+              </w:rPr>
+              <w:t xml:space="preserve">)</w:t>
+            </w:r>
+            <w:r>
+              <w:rPr>
+                <w:rFonts w:ascii="Arial" w:cs="Arial" w:eastAsia="Arial" w:hAnsi="Arial"/>
+                <w:b/>
+                <w:bCs/>
+                <w:sz w:val="21"/>
+                <w:szCs w:val="21"/>
+              </w:rPr>
+              <w:t xml:space="preserve">, and each answer comes out one character bigger than expected. Name the character being counted, and write the line that removes it.  </w:t>
             </w:r>
             <w:r>
               <w:rPr>
@@ -13326,7 +13382,39 @@
                 <w:sz w:val="21"/>
                 <w:szCs w:val="21"/>
               </w:rPr>
-              <w:t xml:space="preserve">b)  Write a program that reads a word and adds it onto the end of log.txt on a line of its own, without losing the lines already in the file, then prints every line of the file.  </w:t>
+              <w:t xml:space="preserve">b)  </w:t>
+            </w:r>
+            <w:r>
+              <w:rPr>
+                <w:rFonts w:ascii="Arial" w:cs="Arial" w:eastAsia="Arial" w:hAnsi="Arial"/>
+                <w:b/>
+                <w:bCs/>
+                <w:sz w:val="21"/>
+                <w:szCs w:val="21"/>
+              </w:rPr>
+              <w:t xml:space="preserve">Write a program that reads a word and adds it onto the end of </w:t>
+            </w:r>
+            <w:r>
+              <w:rPr>
+                <w:rFonts w:ascii="Consolas" w:cs="Consolas" w:eastAsia="Consolas" w:hAnsi="Consolas"/>
+                <w:b/>
+                <w:bCs/>
+                <w:color w:val="15803D"/>
+                <w:sz w:val="21"/>
+                <w:szCs w:val="21"/>
+                <w:shd w:fill="F4F4F5"/>
+              </w:rPr>
+              <w:t xml:space="preserve">"log.txt"</w:t>
+            </w:r>
+            <w:r>
+              <w:rPr>
+                <w:rFonts w:ascii="Arial" w:cs="Arial" w:eastAsia="Arial" w:hAnsi="Arial"/>
+                <w:b/>
+                <w:bCs/>
+                <w:sz w:val="21"/>
+                <w:szCs w:val="21"/>
+              </w:rPr>
+              <w:t xml:space="preserve"> on a line of its own, without losing the lines already in the file, then prints every line of the file.  </w:t>
             </w:r>
             <w:r>
               <w:rPr>
@@ -13737,7 +13825,39 @@
                 <w:sz w:val="21"/>
                 <w:szCs w:val="21"/>
               </w:rPr>
-              <w:t xml:space="preserve">c)  Each line of data.txt holds a word and a whole number, separated by a comma. Write a program that prints the word from every line whose number is 16 or more.  </w:t>
+              <w:t xml:space="preserve">c)  </w:t>
+            </w:r>
+            <w:r>
+              <w:rPr>
+                <w:rFonts w:ascii="Arial" w:cs="Arial" w:eastAsia="Arial" w:hAnsi="Arial"/>
+                <w:b/>
+                <w:bCs/>
+                <w:sz w:val="21"/>
+                <w:szCs w:val="21"/>
+              </w:rPr>
+              <w:t xml:space="preserve">Each line of </w:t>
+            </w:r>
+            <w:r>
+              <w:rPr>
+                <w:rFonts w:ascii="Consolas" w:cs="Consolas" w:eastAsia="Consolas" w:hAnsi="Consolas"/>
+                <w:b/>
+                <w:bCs/>
+                <w:color w:val="15803D"/>
+                <w:sz w:val="21"/>
+                <w:szCs w:val="21"/>
+                <w:shd w:fill="F4F4F5"/>
+              </w:rPr>
+              <w:t xml:space="preserve">"data.txt"</w:t>
+            </w:r>
+            <w:r>
+              <w:rPr>
+                <w:rFonts w:ascii="Arial" w:cs="Arial" w:eastAsia="Arial" w:hAnsi="Arial"/>
+                <w:b/>
+                <w:bCs/>
+                <w:sz w:val="21"/>
+                <w:szCs w:val="21"/>
+              </w:rPr>
+              <w:t xml:space="preserve"> holds a word and a whole number, separated by a comma. Write a program that prints the word from every line whose number is 16 or more.  </w:t>
             </w:r>
             <w:r>
               <w:rPr>
